--- a/Functional Requirements.docx
+++ b/Functional Requirements.docx
@@ -358,7 +358,7 @@
           <w:sz w:val="26"/>
           <w:szCs w:val="26"/>
         </w:rPr>
-        <w:t>-Quản trị viên hoặc quản lý cấp cao có thể thêm (create) phòng ban mới, chỉnh sửa (update) thông tin phòng ban hoặc xóa (delete) phòng ban khi không còn sử dụng.</w:t>
+        <w:t>-Quản trị viên có thể thêm (create) phòng ban mới, chỉnh sửa (update) thông tin phòng ban hoặc xóa (delete) phòng ban khi không còn sử dụng.</w:t>
       </w:r>
       <w:r>
         <w:rPr>
@@ -1416,6 +1416,7 @@
   <w:style w:type="character" w:default="1" w:styleId="DefaultParagraphFont">
     <w:name w:val="Default Paragraph Font"/>
     <w:uiPriority w:val="1"/>
+    <w:semiHidden/>
     <w:unhideWhenUsed/>
   </w:style>
   <w:style w:type="table" w:default="1" w:styleId="TableNormal">

--- a/Functional Requirements.docx
+++ b/Functional Requirements.docx
@@ -106,7 +106,23 @@
           <w:sz w:val="26"/>
           <w:szCs w:val="26"/>
         </w:rPr>
-        <w:t>nhân viên, mã ID mặc định 5 chữ và khi nhập thông tin sai phải ngăn chặn ngay lập tức không cho tiếp nhận thông tin sai lệch. Đặc biệt chỉ có quản lý mới có quyền được phép sử dụng quản lý nhân viên. Và mỗi manager chỉ được phép quản lý phòng ban của chính mình. Và mỗi 1 phòng ban chỉ được phép có 1 manager.</w:t>
+        <w:t>nhân viên, mã ID mặc định 5 chữ và khi nhập thông tin sai phải ngăn chặn ngay lập tức không cho tiếp nhận thông tin sai lệch. Đặc biệt chỉ có quản lý</w:t>
+      </w:r>
+      <w:r>
+        <w:rPr>
+          <w:rFonts w:ascii="Times New Roman" w:hAnsi="Times New Roman" w:cs="Times New Roman"/>
+          <w:sz w:val="26"/>
+          <w:szCs w:val="26"/>
+        </w:rPr>
+        <w:t xml:space="preserve"> và admin</w:t>
+      </w:r>
+      <w:r>
+        <w:rPr>
+          <w:rFonts w:ascii="Times New Roman" w:hAnsi="Times New Roman" w:cs="Times New Roman"/>
+          <w:sz w:val="26"/>
+          <w:szCs w:val="26"/>
+        </w:rPr>
+        <w:t xml:space="preserve"> mới có quyền được phép sử dụng quản lý nhân viên. Và mỗi manager chỉ được phép quản lý phòng ban của chính mình. Và mỗi 1 phòng ban chỉ được phép có 1 manager.</w:t>
       </w:r>
     </w:p>
     <w:p>
@@ -177,15 +193,39 @@
           <w:sz w:val="26"/>
           <w:szCs w:val="26"/>
         </w:rPr>
-        <w:t>Xóa thông tin nhân viên khi nghỉ việc</w:t>
-      </w:r>
-      <w:r>
-        <w:rPr>
-          <w:rFonts w:ascii="Times New Roman" w:hAnsi="Times New Roman" w:cs="Times New Roman"/>
-          <w:sz w:val="26"/>
-          <w:szCs w:val="26"/>
-        </w:rPr>
-        <w:t xml:space="preserve"> và phải luôn có chữ xác nhận </w:t>
+        <w:t>Xóa thông tin nhân viên bằng cách set status trạng thái của nhân viên sang inactive, và khi bấm xóa phải có bước xác nhận</w:t>
+      </w:r>
+      <w:r>
+        <w:rPr>
+          <w:rFonts w:ascii="Times New Roman" w:hAnsi="Times New Roman" w:cs="Times New Roman"/>
+          <w:sz w:val="26"/>
+          <w:szCs w:val="26"/>
+        </w:rPr>
+        <w:t xml:space="preserve"> và sau đó hệ thống phải set status account sang disabled, contract thành terminate</w:t>
+      </w:r>
+      <w:r>
+        <w:rPr>
+          <w:rFonts w:ascii="Times New Roman" w:hAnsi="Times New Roman" w:cs="Times New Roman"/>
+          <w:sz w:val="26"/>
+          <w:szCs w:val="26"/>
+        </w:rPr>
+        <w:t>.</w:t>
+      </w:r>
+      <w:r>
+        <w:rPr>
+          <w:rFonts w:ascii="Times New Roman" w:hAnsi="Times New Roman" w:cs="Times New Roman"/>
+          <w:sz w:val="26"/>
+          <w:szCs w:val="26"/>
+        </w:rPr>
+        <w:t xml:space="preserve"> </w:t>
+      </w:r>
+      <w:r>
+        <w:rPr>
+          <w:rFonts w:ascii="Times New Roman" w:hAnsi="Times New Roman" w:cs="Times New Roman"/>
+          <w:sz w:val="26"/>
+          <w:szCs w:val="26"/>
+        </w:rPr>
+        <w:t xml:space="preserve"> </w:t>
       </w:r>
     </w:p>
     <w:p>
@@ -290,11 +330,41 @@
           <w:sz w:val="26"/>
           <w:szCs w:val="26"/>
         </w:rPr>
-        <w:t>-Hệ thống phải hiển thị đầy đủ thông tin nhân viên: mã id, họ tên, ngày tháng năm sinh, số điện thoại, số ngày nghỉ, số ngày trễ và ghi chú xin nghỉ chờ phê duyệt nếu có.</w:t>
+        <w:t>-Hệ thống phải hiển thị đầy đủ thông tin nhân viên: mã id, họ tên, ngày tháng năm sinh, số điện thoại, số ngày nghỉ, số ngày trễ và ghi chú xin nghỉ chờ phê duyệt nếu có</w:t>
+      </w:r>
+      <w:r>
+        <w:rPr>
+          <w:rFonts w:ascii="Times New Roman" w:hAnsi="Times New Roman" w:cs="Times New Roman"/>
+          <w:sz w:val="26"/>
+          <w:szCs w:val="26"/>
+        </w:rPr>
+        <w:t>, trạng thái còn đi làm hay nghỉ việc.</w:t>
       </w:r>
     </w:p>
     <w:p>
       <w:pPr>
+        <w:jc w:val="both"/>
+        <w:rPr>
+          <w:rFonts w:ascii="Times New Roman" w:hAnsi="Times New Roman" w:cs="Times New Roman"/>
+          <w:b/>
+          <w:bCs/>
+          <w:sz w:val="26"/>
+          <w:szCs w:val="26"/>
+        </w:rPr>
+      </w:pPr>
+      <w:r>
+        <w:rPr>
+          <w:rFonts w:ascii="Times New Roman" w:hAnsi="Times New Roman" w:cs="Times New Roman"/>
+          <w:b/>
+          <w:bCs/>
+          <w:sz w:val="26"/>
+          <w:szCs w:val="26"/>
+        </w:rPr>
+        <w:t>2. Quản lý phòng ban</w:t>
+      </w:r>
+    </w:p>
+    <w:p>
+      <w:pPr>
         <w:ind w:firstLine="851"/>
         <w:jc w:val="both"/>
         <w:rPr>
@@ -309,19 +379,54 @@
           <w:sz w:val="26"/>
           <w:szCs w:val="26"/>
         </w:rPr>
-        <w:t>-</w:t>
-      </w:r>
-      <w:r>
-        <w:rPr>
-          <w:rFonts w:ascii="Times New Roman" w:hAnsi="Times New Roman" w:cs="Times New Roman"/>
-          <w:sz w:val="26"/>
-          <w:szCs w:val="26"/>
-        </w:rPr>
-        <w:t>Manager và admin đều có quyền sử dụng chức năng này, khác ở chỗ admin có toàn quyền còn manager chỉ được phép xem thông tin và quản lý nhân viên thuộc phòng ban của họ và manager không thể thay đổi chức vụ nhân viên lên manager.</w:t>
+        <w:t>-Quản trị viên có thể thêm (create) phòng ban mới, chỉnh sửa (update) thông tin phòng ban hoặc xóa (delete) phòng ban khi không còn sử dụng.</w:t>
+      </w:r>
+      <w:r>
+        <w:rPr>
+          <w:rFonts w:ascii="Times New Roman" w:hAnsi="Times New Roman" w:cs="Times New Roman"/>
+          <w:sz w:val="26"/>
+          <w:szCs w:val="26"/>
+        </w:rPr>
+        <w:t xml:space="preserve"> Phòng ban có thể bỏ trống nếu chưa có manager nào thích hợp để quản lý. Và không được phép thêm nhân viên nào vào phòng ban chưa có manager, nếu user lỡ chọn thêm nhân viên vào phòng ban chưa có manager phải từ chối</w:t>
+      </w:r>
+      <w:r>
+        <w:rPr>
+          <w:rFonts w:ascii="Times New Roman" w:hAnsi="Times New Roman" w:cs="Times New Roman"/>
+          <w:sz w:val="26"/>
+          <w:szCs w:val="26"/>
+        </w:rPr>
+        <w:t xml:space="preserve"> </w:t>
+      </w:r>
+      <w:r>
+        <w:rPr>
+          <w:rFonts w:ascii="Times New Roman" w:hAnsi="Times New Roman" w:cs="Times New Roman"/>
+          <w:sz w:val="26"/>
+          <w:szCs w:val="26"/>
+        </w:rPr>
+        <w:t>và hệ thống cần đảm bảo rằng một phòng ban chỉ có một manager duy nhất để tránh xung đột quyền quản lý.</w:t>
       </w:r>
     </w:p>
     <w:p>
       <w:pPr>
+        <w:ind w:firstLine="851"/>
+        <w:jc w:val="both"/>
+        <w:rPr>
+          <w:rFonts w:ascii="Times New Roman" w:hAnsi="Times New Roman" w:cs="Times New Roman"/>
+          <w:sz w:val="26"/>
+          <w:szCs w:val="26"/>
+        </w:rPr>
+      </w:pPr>
+      <w:r>
+        <w:rPr>
+          <w:rFonts w:ascii="Times New Roman" w:hAnsi="Times New Roman" w:cs="Times New Roman"/>
+          <w:sz w:val="26"/>
+          <w:szCs w:val="26"/>
+        </w:rPr>
+        <w:t>- Ngoài ra, hệ thống phải cho phép phân công nhân viên vào các phòng ban tương ứng và hiển thị danh sách nhân viên thuộc từng phòng ban.</w:t>
+      </w:r>
+    </w:p>
+    <w:p>
+      <w:pPr>
         <w:jc w:val="both"/>
         <w:rPr>
           <w:rFonts w:ascii="Times New Roman" w:hAnsi="Times New Roman" w:cs="Times New Roman"/>
@@ -339,7 +444,7 @@
           <w:sz w:val="26"/>
           <w:szCs w:val="26"/>
         </w:rPr>
-        <w:t>2. Quản lý phòng ban</w:t>
+        <w:t>3. Quản lý chấm công</w:t>
       </w:r>
     </w:p>
     <w:p>
@@ -358,15 +463,15 @@
           <w:sz w:val="26"/>
           <w:szCs w:val="26"/>
         </w:rPr>
-        <w:t>-Quản trị viên có thể thêm (create) phòng ban mới, chỉnh sửa (update) thông tin phòng ban hoặc xóa (delete) phòng ban khi không còn sử dụng.</w:t>
-      </w:r>
-      <w:r>
-        <w:rPr>
-          <w:rFonts w:ascii="Times New Roman" w:hAnsi="Times New Roman" w:cs="Times New Roman"/>
-          <w:sz w:val="26"/>
-          <w:szCs w:val="26"/>
-        </w:rPr>
-        <w:t xml:space="preserve"> Phòng ban có thể bỏ trống nếu chưa có manager nào thích hợp để quản lý. Và không được phép thêm nhân viên nào vào phòng ban chưa có manager, nếu user lỡ chọn thêm nhân viên vào phòng ban chưa có manager phải từ chối</w:t>
+        <w:t>-</w:t>
+      </w:r>
+      <w:r>
+        <w:rPr>
+          <w:rFonts w:ascii="Times New Roman" w:hAnsi="Times New Roman" w:cs="Times New Roman"/>
+          <w:sz w:val="26"/>
+          <w:szCs w:val="26"/>
+        </w:rPr>
+        <w:t xml:space="preserve"> Tại màn hình chờ của nhân viên khi đăng nhập,</w:t>
       </w:r>
       <w:r>
         <w:rPr>
@@ -382,11 +487,90 @@
           <w:sz w:val="26"/>
           <w:szCs w:val="26"/>
         </w:rPr>
-        <w:t>và hệ thống cần đảm bảo rằng một phòng ban chỉ có một manager duy nhất để tránh xung đột quyền quản lý.</w:t>
+        <w:t>h</w:t>
+      </w:r>
+      <w:r>
+        <w:rPr>
+          <w:rFonts w:ascii="Times New Roman" w:hAnsi="Times New Roman" w:cs="Times New Roman"/>
+          <w:sz w:val="26"/>
+          <w:szCs w:val="26"/>
+        </w:rPr>
+        <w:t>ệ thống phải hỗ trợ ghi nhận thời gian làm việc của nhân viên thông qua chức năng check-in và check-out (theo real-time).</w:t>
+      </w:r>
+      <w:r>
+        <w:rPr>
+          <w:rFonts w:ascii="Times New Roman" w:hAnsi="Times New Roman" w:cs="Times New Roman"/>
+          <w:sz w:val="26"/>
+          <w:szCs w:val="26"/>
+        </w:rPr>
+        <w:t xml:space="preserve"> </w:t>
+      </w:r>
+      <w:r>
+        <w:rPr>
+          <w:rFonts w:ascii="Times New Roman" w:hAnsi="Times New Roman" w:cs="Times New Roman"/>
+          <w:sz w:val="26"/>
+          <w:szCs w:val="26"/>
+        </w:rPr>
+        <w:t>Mỗi lần nhân viên thực hiện check-in hoặc check-out, hệ thống phải ghi lại thời gian, ngày làm việc và mã nhân viên để tạo dữ liệu chấm công.</w:t>
+      </w:r>
+      <w:r>
+        <w:rPr>
+          <w:rFonts w:ascii="Times New Roman" w:hAnsi="Times New Roman" w:cs="Times New Roman"/>
+          <w:sz w:val="26"/>
+          <w:szCs w:val="26"/>
+        </w:rPr>
+        <w:t xml:space="preserve"> </w:t>
+      </w:r>
+      <w:r>
+        <w:rPr>
+          <w:rFonts w:ascii="Times New Roman" w:hAnsi="Times New Roman" w:cs="Times New Roman"/>
+          <w:sz w:val="26"/>
+          <w:szCs w:val="26"/>
+        </w:rPr>
+        <w:t>Nhân viên có thể xem lịch sử chấm công của bản thân, trong khi manager có thể xem dữ liệu chấm công của nhân viên thuộc phòng ban mình quản lý.</w:t>
+      </w:r>
+      <w:r>
+        <w:rPr>
+          <w:rFonts w:ascii="Times New Roman" w:hAnsi="Times New Roman" w:cs="Times New Roman"/>
+          <w:sz w:val="26"/>
+          <w:szCs w:val="26"/>
+        </w:rPr>
+        <w:t xml:space="preserve"> Lưu ý rằng chỉ cho phép check in rồi mới </w:t>
+      </w:r>
+      <w:r>
+        <w:rPr>
+          <w:rFonts w:ascii="Times New Roman" w:hAnsi="Times New Roman" w:cs="Times New Roman"/>
+          <w:sz w:val="26"/>
+          <w:szCs w:val="26"/>
+        </w:rPr>
+        <w:lastRenderedPageBreak/>
+        <w:t>được checkout, nếu ngày hôm đó nhân viên chưa check in mà đã checkout phải báo lỗi và yêu cầu checkin. Một khi đã checkin thì chỉ có thể dùng checkout, nếu nhấn checkin thì báo lỗi.</w:t>
       </w:r>
     </w:p>
     <w:p>
       <w:pPr>
+        <w:jc w:val="both"/>
+        <w:rPr>
+          <w:rFonts w:ascii="Times New Roman" w:hAnsi="Times New Roman" w:cs="Times New Roman"/>
+          <w:b/>
+          <w:bCs/>
+          <w:sz w:val="26"/>
+          <w:szCs w:val="26"/>
+        </w:rPr>
+      </w:pPr>
+      <w:r>
+        <w:rPr>
+          <w:rFonts w:ascii="Times New Roman" w:hAnsi="Times New Roman" w:cs="Times New Roman"/>
+          <w:b/>
+          <w:bCs/>
+          <w:sz w:val="26"/>
+          <w:szCs w:val="26"/>
+        </w:rPr>
+        <w:t>4. Quản lý nghỉ phép</w:t>
+      </w:r>
+    </w:p>
+    <w:p>
+      <w:pPr>
         <w:ind w:firstLine="851"/>
         <w:jc w:val="both"/>
         <w:rPr>
@@ -401,7 +585,23 @@
           <w:sz w:val="26"/>
           <w:szCs w:val="26"/>
         </w:rPr>
-        <w:t>- Ngoài ra, hệ thống phải cho phép phân công nhân viên vào các phòng ban tương ứng và hiển thị danh sách nhân viên thuộc từng phòng ban.</w:t>
+        <w:t>- Nhân viên cần nhập ngày bắt đầu nghỉ, ngày kết thúc nghỉ và lý do nghỉ khi gửi đơn. Hệ thống phải kiểm tra số ngày nghỉ còn lại của nhân viên để đảm bảo yêu cầu hợp lệ. Sau khi gửi đơn, manager của phòng ban sẽ có quyền xem, phê duyệt hoặc từ chối yêu cầu nghỉ phép.</w:t>
+      </w:r>
+      <w:r>
+        <w:rPr>
+          <w:rFonts w:ascii="Times New Roman" w:hAnsi="Times New Roman" w:cs="Times New Roman"/>
+          <w:sz w:val="26"/>
+          <w:szCs w:val="26"/>
+        </w:rPr>
+        <w:t xml:space="preserve"> </w:t>
+      </w:r>
+      <w:r>
+        <w:rPr>
+          <w:rFonts w:ascii="Times New Roman" w:hAnsi="Times New Roman" w:cs="Times New Roman"/>
+          <w:sz w:val="26"/>
+          <w:szCs w:val="26"/>
+        </w:rPr>
+        <w:t>Hệ thống phải lưu lại lịch sử nghỉ phép của nhân viên và cập nhật trạng thái đơn nghỉ phép như: đang chờ duyệt, đã duyệt hoặc bị từ chối.</w:t>
       </w:r>
     </w:p>
     <w:p>
@@ -423,7 +623,7 @@
           <w:sz w:val="26"/>
           <w:szCs w:val="26"/>
         </w:rPr>
-        <w:t>3. Quản lý chấm công</w:t>
+        <w:t>5. Quản lý lương</w:t>
       </w:r>
     </w:p>
     <w:p>
@@ -442,92 +642,63 @@
           <w:sz w:val="26"/>
           <w:szCs w:val="26"/>
         </w:rPr>
-        <w:t>-</w:t>
-      </w:r>
-      <w:r>
-        <w:rPr>
-          <w:rFonts w:ascii="Times New Roman" w:hAnsi="Times New Roman" w:cs="Times New Roman"/>
-          <w:sz w:val="26"/>
-          <w:szCs w:val="26"/>
-        </w:rPr>
-        <w:t xml:space="preserve"> Tại màn hình chờ của nhân viên khi đăng nhập,</w:t>
-      </w:r>
-      <w:r>
-        <w:rPr>
-          <w:rFonts w:ascii="Times New Roman" w:hAnsi="Times New Roman" w:cs="Times New Roman"/>
-          <w:sz w:val="26"/>
-          <w:szCs w:val="26"/>
-        </w:rPr>
-        <w:t xml:space="preserve"> </w:t>
-      </w:r>
-      <w:r>
-        <w:rPr>
-          <w:rFonts w:ascii="Times New Roman" w:hAnsi="Times New Roman" w:cs="Times New Roman"/>
-          <w:sz w:val="26"/>
-          <w:szCs w:val="26"/>
-        </w:rPr>
-        <w:t>h</w:t>
-      </w:r>
-      <w:r>
-        <w:rPr>
-          <w:rFonts w:ascii="Times New Roman" w:hAnsi="Times New Roman" w:cs="Times New Roman"/>
-          <w:sz w:val="26"/>
-          <w:szCs w:val="26"/>
-        </w:rPr>
-        <w:t>ệ thống phải hỗ trợ ghi nhận thời gian làm việc của nhân viên thông qua chức năng check-in và check-out (theo real-time).</w:t>
-      </w:r>
-      <w:r>
-        <w:rPr>
-          <w:rFonts w:ascii="Times New Roman" w:hAnsi="Times New Roman" w:cs="Times New Roman"/>
-          <w:sz w:val="26"/>
-          <w:szCs w:val="26"/>
-        </w:rPr>
-        <w:t xml:space="preserve"> </w:t>
-      </w:r>
-      <w:r>
-        <w:rPr>
-          <w:rFonts w:ascii="Times New Roman" w:hAnsi="Times New Roman" w:cs="Times New Roman"/>
-          <w:sz w:val="26"/>
-          <w:szCs w:val="26"/>
-        </w:rPr>
-        <w:t>Mỗi lần nhân viên thực hiện check-in hoặc check-out, hệ thống phải ghi lại thời gian, ngày làm việc và mã nhân viên để tạo dữ liệu chấm công.</w:t>
-      </w:r>
-      <w:r>
-        <w:rPr>
-          <w:rFonts w:ascii="Times New Roman" w:hAnsi="Times New Roman" w:cs="Times New Roman"/>
-          <w:sz w:val="26"/>
-          <w:szCs w:val="26"/>
-        </w:rPr>
-        <w:t xml:space="preserve"> </w:t>
-      </w:r>
-      <w:r>
-        <w:rPr>
-          <w:rFonts w:ascii="Times New Roman" w:hAnsi="Times New Roman" w:cs="Times New Roman"/>
-          <w:sz w:val="26"/>
-          <w:szCs w:val="26"/>
-        </w:rPr>
-        <w:t xml:space="preserve">Nhân viên có thể xem lịch sử chấm công của bản thân, trong khi manager có thể xem dữ liệu chấm công của </w:t>
-      </w:r>
-      <w:r>
-        <w:rPr>
-          <w:rFonts w:ascii="Times New Roman" w:hAnsi="Times New Roman" w:cs="Times New Roman"/>
-          <w:sz w:val="26"/>
-          <w:szCs w:val="26"/>
-        </w:rPr>
-        <w:lastRenderedPageBreak/>
-        <w:t>nhân viên thuộc phòng ban mình quản lý.</w:t>
-      </w:r>
-      <w:r>
-        <w:rPr>
-          <w:rFonts w:ascii="Times New Roman" w:hAnsi="Times New Roman" w:cs="Times New Roman"/>
-          <w:sz w:val="26"/>
-          <w:szCs w:val="26"/>
-        </w:rPr>
-        <w:t xml:space="preserve"> Lưu ý rằng chỉ cho phép check in rồi mới được checkout, nếu ngày hôm đó nhân viên chưa check in mà đã checkout phải báo lỗi và yêu cầu checkin. Một khi đã checkin thì chỉ có thể dùng checkout, nếu nhấn checkin thì báo lỗi.</w:t>
+        <w:t>- Thông tin lương có thể được tính dựa trên lương cơ bản, số ngày làm việc, giờ làm thêm và các khoản thưởng hoặc khấu trừ.</w:t>
       </w:r>
     </w:p>
     <w:p>
       <w:pPr>
+        <w:ind w:firstLine="851"/>
+        <w:jc w:val="both"/>
+        <w:rPr>
+          <w:rFonts w:ascii="Times New Roman" w:hAnsi="Times New Roman" w:cs="Times New Roman"/>
+          <w:sz w:val="26"/>
+          <w:szCs w:val="26"/>
+        </w:rPr>
+      </w:pPr>
+      <w:r>
+        <w:rPr>
+          <w:rFonts w:ascii="Times New Roman" w:hAnsi="Times New Roman" w:cs="Times New Roman"/>
+          <w:sz w:val="26"/>
+          <w:szCs w:val="26"/>
+        </w:rPr>
+        <w:t xml:space="preserve">- </w:t>
+      </w:r>
+      <w:r>
+        <w:rPr>
+          <w:rFonts w:ascii="Times New Roman" w:hAnsi="Times New Roman" w:cs="Times New Roman"/>
+          <w:sz w:val="26"/>
+          <w:szCs w:val="26"/>
+        </w:rPr>
+        <w:t>Chỉ có bộ phận nhân sự và admin mới có quyền</w:t>
+      </w:r>
+      <w:r>
+        <w:rPr>
+          <w:rFonts w:ascii="Times New Roman" w:hAnsi="Times New Roman" w:cs="Times New Roman"/>
+          <w:sz w:val="26"/>
+          <w:szCs w:val="26"/>
+        </w:rPr>
+        <w:t xml:space="preserve"> xem bảng lương, chỉnh sửa thông tin liên quan và xuất báo cáo lương theo tháng.</w:t>
+      </w:r>
+      <w:r>
+        <w:rPr>
+          <w:rFonts w:ascii="Times New Roman" w:hAnsi="Times New Roman" w:cs="Times New Roman"/>
+          <w:sz w:val="26"/>
+          <w:szCs w:val="26"/>
+        </w:rPr>
+        <w:t xml:space="preserve"> </w:t>
+      </w:r>
+      <w:r>
+        <w:rPr>
+          <w:rFonts w:ascii="Times New Roman" w:hAnsi="Times New Roman" w:cs="Times New Roman"/>
+          <w:sz w:val="26"/>
+          <w:szCs w:val="26"/>
+        </w:rPr>
+        <w:t>Nhân viên chỉ được phép xem bảng lương của chính mình để đảm bảo tính bảo mật.</w:t>
+      </w:r>
+    </w:p>
+    <w:p>
+      <w:pPr>
+        <w:ind w:firstLine="851"/>
         <w:jc w:val="both"/>
         <w:rPr>
           <w:rFonts w:ascii="Times New Roman" w:hAnsi="Times New Roman" w:cs="Times New Roman"/>
@@ -545,7 +716,17 @@
           <w:sz w:val="26"/>
           <w:szCs w:val="26"/>
         </w:rPr>
-        <w:t>4. Quản lý nghỉ phép</w:t>
+        <w:t>6</w:t>
+      </w:r>
+      <w:r>
+        <w:rPr>
+          <w:rFonts w:ascii="Times New Roman" w:hAnsi="Times New Roman" w:cs="Times New Roman"/>
+          <w:b/>
+          <w:bCs/>
+          <w:sz w:val="26"/>
+          <w:szCs w:val="26"/>
+        </w:rPr>
+        <w:t>. Quản lý tài khoản &amp; phân quyền</w:t>
       </w:r>
     </w:p>
     <w:p>
@@ -564,27 +745,132 @@
           <w:sz w:val="26"/>
           <w:szCs w:val="26"/>
         </w:rPr>
-        <w:t>- Nhân viên cần nhập ngày bắt đầu nghỉ, ngày kết thúc nghỉ và lý do nghỉ khi gửi đơn. Hệ thống phải kiểm tra số ngày nghỉ còn lại của nhân viên để đảm bảo yêu cầu hợp lệ. Sau khi gửi đơn, manager của phòng ban sẽ có quyền xem, phê duyệt hoặc từ chối yêu cầu nghỉ phép.</w:t>
-      </w:r>
-      <w:r>
-        <w:rPr>
-          <w:rFonts w:ascii="Times New Roman" w:hAnsi="Times New Roman" w:cs="Times New Roman"/>
-          <w:sz w:val="26"/>
-          <w:szCs w:val="26"/>
-        </w:rPr>
-        <w:t xml:space="preserve"> </w:t>
-      </w:r>
-      <w:r>
-        <w:rPr>
-          <w:rFonts w:ascii="Times New Roman" w:hAnsi="Times New Roman" w:cs="Times New Roman"/>
-          <w:sz w:val="26"/>
-          <w:szCs w:val="26"/>
-        </w:rPr>
-        <w:t>Hệ thống phải lưu lại lịch sử nghỉ phép của nhân viên và cập nhật trạng thái đơn nghỉ phép như: đang chờ duyệt, đã duyệt hoặc bị từ chối.</w:t>
+        <w:t>Hệ thống tự động tạo tài khoản khi thêm nhân viên:Username = ID nhân viên</w:t>
+      </w:r>
+      <w:r>
+        <w:rPr>
+          <w:rFonts w:ascii="Times New Roman" w:hAnsi="Times New Roman" w:cs="Times New Roman"/>
+          <w:sz w:val="26"/>
+          <w:szCs w:val="26"/>
+        </w:rPr>
+        <w:t xml:space="preserve"> và </w:t>
+      </w:r>
+      <w:r>
+        <w:rPr>
+          <w:rFonts w:ascii="Times New Roman" w:hAnsi="Times New Roman" w:cs="Times New Roman"/>
+          <w:sz w:val="26"/>
+          <w:szCs w:val="26"/>
+        </w:rPr>
+        <w:t>Password do Admin cấp</w:t>
       </w:r>
     </w:p>
     <w:p>
       <w:pPr>
+        <w:ind w:firstLine="851"/>
+        <w:jc w:val="both"/>
+        <w:rPr>
+          <w:rFonts w:ascii="Times New Roman" w:hAnsi="Times New Roman" w:cs="Times New Roman"/>
+          <w:sz w:val="26"/>
+          <w:szCs w:val="26"/>
+        </w:rPr>
+      </w:pPr>
+      <w:r>
+        <w:rPr>
+          <w:rFonts w:ascii="Times New Roman" w:hAnsi="Times New Roman" w:cs="Times New Roman"/>
+          <w:sz w:val="26"/>
+          <w:szCs w:val="26"/>
+        </w:rPr>
+        <w:t>Mỗi tài khoản:</w:t>
+      </w:r>
+      <w:r>
+        <w:rPr>
+          <w:rFonts w:ascii="Times New Roman" w:hAnsi="Times New Roman" w:cs="Times New Roman"/>
+          <w:sz w:val="26"/>
+          <w:szCs w:val="26"/>
+        </w:rPr>
+        <w:t xml:space="preserve"> </w:t>
+      </w:r>
+      <w:r>
+        <w:rPr>
+          <w:rFonts w:ascii="Times New Roman" w:hAnsi="Times New Roman" w:cs="Times New Roman"/>
+          <w:sz w:val="26"/>
+          <w:szCs w:val="26"/>
+        </w:rPr>
+        <w:t>Gắn với một vai trò:</w:t>
+      </w:r>
+      <w:r>
+        <w:rPr>
+          <w:rFonts w:ascii="Times New Roman" w:hAnsi="Times New Roman" w:cs="Times New Roman"/>
+          <w:sz w:val="26"/>
+          <w:szCs w:val="26"/>
+        </w:rPr>
+        <w:t xml:space="preserve"> </w:t>
+      </w:r>
+      <w:r>
+        <w:rPr>
+          <w:rFonts w:ascii="Times New Roman" w:hAnsi="Times New Roman" w:cs="Times New Roman"/>
+          <w:sz w:val="26"/>
+          <w:szCs w:val="26"/>
+        </w:rPr>
+        <w:t>Admin / HR / Manager / Employee</w:t>
+      </w:r>
+    </w:p>
+    <w:p>
+      <w:pPr>
+        <w:ind w:firstLine="851"/>
+        <w:jc w:val="both"/>
+        <w:rPr>
+          <w:rFonts w:ascii="Times New Roman" w:hAnsi="Times New Roman" w:cs="Times New Roman"/>
+          <w:sz w:val="26"/>
+          <w:szCs w:val="26"/>
+        </w:rPr>
+      </w:pPr>
+      <w:r>
+        <w:rPr>
+          <w:rFonts w:ascii="Times New Roman" w:hAnsi="Times New Roman" w:cs="Times New Roman"/>
+          <w:sz w:val="26"/>
+          <w:szCs w:val="26"/>
+        </w:rPr>
+        <w:t>Hệ thống có chức năng tìm kiếm tài khoản để admin có thể cập nhật mật khẩu hoặc xóa đi tài khoản.</w:t>
+      </w:r>
+    </w:p>
+    <w:p>
+      <w:pPr>
+        <w:ind w:firstLine="851"/>
+        <w:jc w:val="both"/>
+        <w:rPr>
+          <w:rFonts w:ascii="Times New Roman" w:hAnsi="Times New Roman" w:cs="Times New Roman"/>
+          <w:sz w:val="26"/>
+          <w:szCs w:val="26"/>
+        </w:rPr>
+      </w:pPr>
+      <w:r>
+        <w:rPr>
+          <w:rFonts w:ascii="Times New Roman" w:hAnsi="Times New Roman" w:cs="Times New Roman"/>
+          <w:sz w:val="26"/>
+          <w:szCs w:val="26"/>
+        </w:rPr>
+        <w:t>Hệ thống chỉ hỗ trợ</w:t>
+      </w:r>
+      <w:r>
+        <w:rPr>
+          <w:rFonts w:ascii="Times New Roman" w:hAnsi="Times New Roman" w:cs="Times New Roman"/>
+          <w:sz w:val="26"/>
+          <w:szCs w:val="26"/>
+        </w:rPr>
+        <w:t xml:space="preserve"> đ</w:t>
+      </w:r>
+      <w:r>
+        <w:rPr>
+          <w:rFonts w:ascii="Times New Roman" w:hAnsi="Times New Roman" w:cs="Times New Roman"/>
+          <w:sz w:val="26"/>
+          <w:szCs w:val="26"/>
+        </w:rPr>
+        <w:t>ăng nhập</w:t>
+      </w:r>
+    </w:p>
+    <w:p>
+      <w:pPr>
         <w:jc w:val="both"/>
         <w:rPr>
           <w:rFonts w:ascii="Times New Roman" w:hAnsi="Times New Roman" w:cs="Times New Roman"/>
@@ -602,7 +888,17 @@
           <w:sz w:val="26"/>
           <w:szCs w:val="26"/>
         </w:rPr>
-        <w:t>5. Quản lý lương</w:t>
+        <w:t>7</w:t>
+      </w:r>
+      <w:r>
+        <w:rPr>
+          <w:rFonts w:ascii="Times New Roman" w:hAnsi="Times New Roman" w:cs="Times New Roman"/>
+          <w:b/>
+          <w:bCs/>
+          <w:sz w:val="26"/>
+          <w:szCs w:val="26"/>
+        </w:rPr>
+        <w:t>. Quản lý chức vụ</w:t>
       </w:r>
     </w:p>
     <w:p>
@@ -621,7 +917,23 @@
           <w:sz w:val="26"/>
           <w:szCs w:val="26"/>
         </w:rPr>
-        <w:t>- Thông tin lương có thể được tính dựa trên lương cơ bản, số ngày làm việc, giờ làm thêm và các khoản thưởng hoặc khấu trừ.</w:t>
+        <w:t>HR và Admin:Thêm / sửa / xóa chức vụ</w:t>
+      </w:r>
+      <w:r>
+        <w:rPr>
+          <w:rFonts w:ascii="Times New Roman" w:hAnsi="Times New Roman" w:cs="Times New Roman"/>
+          <w:sz w:val="26"/>
+          <w:szCs w:val="26"/>
+        </w:rPr>
+        <w:t>.</w:t>
+      </w:r>
+      <w:r>
+        <w:rPr>
+          <w:rFonts w:ascii="Times New Roman" w:hAnsi="Times New Roman" w:cs="Times New Roman"/>
+          <w:sz w:val="26"/>
+          <w:szCs w:val="26"/>
+        </w:rPr>
+        <w:t xml:space="preserve"> </w:t>
       </w:r>
     </w:p>
     <w:p>
@@ -640,23 +952,7 @@
           <w:sz w:val="26"/>
           <w:szCs w:val="26"/>
         </w:rPr>
-        <w:t xml:space="preserve">- </w:t>
-      </w:r>
-      <w:r>
-        <w:rPr>
-          <w:rFonts w:ascii="Times New Roman" w:hAnsi="Times New Roman" w:cs="Times New Roman"/>
-          <w:sz w:val="26"/>
-          <w:szCs w:val="26"/>
-        </w:rPr>
-        <w:t>Chỉ có bộ phận nhân sự và admin mới có quyền</w:t>
-      </w:r>
-      <w:r>
-        <w:rPr>
-          <w:rFonts w:ascii="Times New Roman" w:hAnsi="Times New Roman" w:cs="Times New Roman"/>
-          <w:sz w:val="26"/>
-          <w:szCs w:val="26"/>
-        </w:rPr>
-        <w:t xml:space="preserve"> xem bảng lương, chỉnh sửa thông tin liên quan và xuất báo cáo lương theo tháng.</w:t>
+        <w:t>Chức vụ:</w:t>
       </w:r>
       <w:r>
         <w:rPr>
@@ -672,11 +968,68 @@
           <w:sz w:val="26"/>
           <w:szCs w:val="26"/>
         </w:rPr>
-        <w:t>Nhân viên chỉ được phép xem bảng lương của chính mình để đảm bảo tính bảo mật.</w:t>
+        <w:t>Được gán cho nhân viên</w:t>
+      </w:r>
+      <w:r>
+        <w:rPr>
+          <w:rFonts w:ascii="Times New Roman" w:hAnsi="Times New Roman" w:cs="Times New Roman"/>
+          <w:sz w:val="26"/>
+          <w:szCs w:val="26"/>
+        </w:rPr>
+        <w:t xml:space="preserve"> ả</w:t>
+      </w:r>
+      <w:r>
+        <w:rPr>
+          <w:rFonts w:ascii="Times New Roman" w:hAnsi="Times New Roman" w:cs="Times New Roman"/>
+          <w:sz w:val="26"/>
+          <w:szCs w:val="26"/>
+        </w:rPr>
+        <w:t>nh hưởng đến</w:t>
+      </w:r>
+      <w:r>
+        <w:rPr>
+          <w:rFonts w:ascii="Times New Roman" w:hAnsi="Times New Roman" w:cs="Times New Roman"/>
+          <w:sz w:val="26"/>
+          <w:szCs w:val="26"/>
+        </w:rPr>
+        <w:t xml:space="preserve"> q</w:t>
+      </w:r>
+      <w:r>
+        <w:rPr>
+          <w:rFonts w:ascii="Times New Roman" w:hAnsi="Times New Roman" w:cs="Times New Roman"/>
+          <w:sz w:val="26"/>
+          <w:szCs w:val="26"/>
+        </w:rPr>
+        <w:t>uyền</w:t>
+      </w:r>
+      <w:r>
+        <w:rPr>
+          <w:rFonts w:ascii="Times New Roman" w:hAnsi="Times New Roman" w:cs="Times New Roman"/>
+          <w:sz w:val="26"/>
+          <w:szCs w:val="26"/>
+        </w:rPr>
+        <w:t xml:space="preserve"> và </w:t>
+      </w:r>
+      <w:r>
+        <w:rPr>
+          <w:rFonts w:ascii="Times New Roman" w:hAnsi="Times New Roman" w:cs="Times New Roman"/>
+          <w:sz w:val="26"/>
+          <w:szCs w:val="26"/>
+        </w:rPr>
+        <w:t>Lương</w:t>
+      </w:r>
+      <w:r>
+        <w:rPr>
+          <w:rFonts w:ascii="Times New Roman" w:hAnsi="Times New Roman" w:cs="Times New Roman"/>
+          <w:sz w:val="26"/>
+          <w:szCs w:val="26"/>
+        </w:rPr>
+        <w:t>.</w:t>
       </w:r>
     </w:p>
     <w:p>
       <w:pPr>
+        <w:ind w:firstLine="851"/>
         <w:jc w:val="both"/>
         <w:rPr>
           <w:rFonts w:ascii="Times New Roman" w:hAnsi="Times New Roman" w:cs="Times New Roman"/>
@@ -694,7 +1047,17 @@
           <w:sz w:val="26"/>
           <w:szCs w:val="26"/>
         </w:rPr>
-        <w:t>6. Quản lý tài khoản và phân quyền</w:t>
+        <w:t>8</w:t>
+      </w:r>
+      <w:r>
+        <w:rPr>
+          <w:rFonts w:ascii="Times New Roman" w:hAnsi="Times New Roman" w:cs="Times New Roman"/>
+          <w:b/>
+          <w:bCs/>
+          <w:sz w:val="26"/>
+          <w:szCs w:val="26"/>
+        </w:rPr>
+        <w:t>. Quản lý hợp đồng lao động</w:t>
       </w:r>
     </w:p>
     <w:p>
@@ -713,7 +1076,121 @@
           <w:sz w:val="26"/>
           <w:szCs w:val="26"/>
         </w:rPr>
-        <w:t>- Mỗi người dùng sẽ có một tài khoản riêng và được phân quyền dựa trên vai trò như: admin, manager hoặc nhân viên.</w:t>
+        <w:t>HR và Admin</w:t>
+      </w:r>
+      <w:r>
+        <w:rPr>
+          <w:rFonts w:ascii="Times New Roman" w:hAnsi="Times New Roman" w:cs="Times New Roman"/>
+          <w:sz w:val="26"/>
+          <w:szCs w:val="26"/>
+        </w:rPr>
+        <w:t xml:space="preserve"> có khả năng t</w:t>
+      </w:r>
+      <w:r>
+        <w:rPr>
+          <w:rFonts w:ascii="Times New Roman" w:hAnsi="Times New Roman" w:cs="Times New Roman"/>
+          <w:sz w:val="26"/>
+          <w:szCs w:val="26"/>
+        </w:rPr>
+        <w:t>ạo hợp đồng</w:t>
+      </w:r>
+      <w:r>
+        <w:rPr>
+          <w:rFonts w:ascii="Times New Roman" w:hAnsi="Times New Roman" w:cs="Times New Roman"/>
+          <w:sz w:val="26"/>
+          <w:szCs w:val="26"/>
+        </w:rPr>
+        <w:t xml:space="preserve"> mới, có quyền c</w:t>
+      </w:r>
+      <w:r>
+        <w:rPr>
+          <w:rFonts w:ascii="Times New Roman" w:hAnsi="Times New Roman" w:cs="Times New Roman"/>
+          <w:sz w:val="26"/>
+          <w:szCs w:val="26"/>
+        </w:rPr>
+        <w:t>ập nhật</w:t>
+      </w:r>
+      <w:r>
+        <w:rPr>
+          <w:rFonts w:ascii="Times New Roman" w:hAnsi="Times New Roman" w:cs="Times New Roman"/>
+          <w:sz w:val="26"/>
+          <w:szCs w:val="26"/>
+        </w:rPr>
+        <w:t>, g</w:t>
+      </w:r>
+      <w:r>
+        <w:rPr>
+          <w:rFonts w:ascii="Times New Roman" w:hAnsi="Times New Roman" w:cs="Times New Roman"/>
+          <w:sz w:val="26"/>
+          <w:szCs w:val="26"/>
+        </w:rPr>
+        <w:t>ia hạn</w:t>
+      </w:r>
+      <w:r>
+        <w:rPr>
+          <w:rFonts w:ascii="Times New Roman" w:hAnsi="Times New Roman" w:cs="Times New Roman"/>
+          <w:b/>
+          <w:bCs/>
+          <w:sz w:val="26"/>
+          <w:szCs w:val="26"/>
+        </w:rPr>
+        <w:t xml:space="preserve"> </w:t>
+      </w:r>
+      <w:r>
+        <w:rPr>
+          <w:rFonts w:ascii="Times New Roman" w:hAnsi="Times New Roman" w:cs="Times New Roman"/>
+          <w:sz w:val="26"/>
+          <w:szCs w:val="26"/>
+        </w:rPr>
+        <w:t xml:space="preserve">và </w:t>
+      </w:r>
+      <w:r>
+        <w:rPr>
+          <w:rFonts w:ascii="Times New Roman" w:hAnsi="Times New Roman" w:cs="Times New Roman"/>
+          <w:sz w:val="26"/>
+          <w:szCs w:val="26"/>
+        </w:rPr>
+        <w:t>kết thúc hợp đồng</w:t>
+      </w:r>
+      <w:r>
+        <w:rPr>
+          <w:rFonts w:ascii="Times New Roman" w:hAnsi="Times New Roman" w:cs="Times New Roman"/>
+          <w:sz w:val="26"/>
+          <w:szCs w:val="26"/>
+        </w:rPr>
+        <w:t xml:space="preserve"> đang xem. Có chức</w:t>
+      </w:r>
+      <w:r>
+        <w:rPr>
+          <w:rFonts w:ascii="Times New Roman" w:hAnsi="Times New Roman" w:cs="Times New Roman"/>
+          <w:sz w:val="26"/>
+          <w:szCs w:val="26"/>
+        </w:rPr>
+        <w:t xml:space="preserve"> năng</w:t>
+      </w:r>
+      <w:r>
+        <w:rPr>
+          <w:rFonts w:ascii="Times New Roman" w:hAnsi="Times New Roman" w:cs="Times New Roman"/>
+          <w:sz w:val="26"/>
+          <w:szCs w:val="26"/>
+        </w:rPr>
+        <w:t xml:space="preserve"> </w:t>
+      </w:r>
+      <w:r>
+        <w:rPr>
+          <w:rFonts w:ascii="Times New Roman" w:hAnsi="Times New Roman" w:cs="Times New Roman"/>
+          <w:sz w:val="26"/>
+          <w:szCs w:val="26"/>
+        </w:rPr>
+        <w:t>tìm theo ID nhân viên</w:t>
+      </w:r>
+      <w:r>
+        <w:rPr>
+          <w:rFonts w:ascii="Times New Roman" w:hAnsi="Times New Roman" w:cs="Times New Roman"/>
+          <w:sz w:val="26"/>
+          <w:szCs w:val="26"/>
+        </w:rPr>
+        <w:t>.</w:t>
       </w:r>
     </w:p>
     <w:p>
@@ -722,17 +1199,19 @@
         <w:jc w:val="both"/>
         <w:rPr>
           <w:rFonts w:ascii="Times New Roman" w:hAnsi="Times New Roman" w:cs="Times New Roman"/>
-          <w:sz w:val="26"/>
-          <w:szCs w:val="26"/>
-        </w:rPr>
-      </w:pPr>
-      <w:r>
-        <w:rPr>
-          <w:rFonts w:ascii="Times New Roman" w:hAnsi="Times New Roman" w:cs="Times New Roman"/>
-          <w:sz w:val="26"/>
-          <w:szCs w:val="26"/>
-        </w:rPr>
-        <w:t>- Admin có toàn quyền quản lý hệ thống.</w:t>
+          <w:b/>
+          <w:bCs/>
+          <w:sz w:val="26"/>
+          <w:szCs w:val="26"/>
+        </w:rPr>
+      </w:pPr>
+      <w:r>
+        <w:rPr>
+          <w:rFonts w:ascii="Times New Roman" w:hAnsi="Times New Roman" w:cs="Times New Roman"/>
+          <w:sz w:val="26"/>
+          <w:szCs w:val="26"/>
+        </w:rPr>
+        <w:t>Hệ thống phải hiển thị toàn bộ hợp động và sắp xếp theo thứ tự phòng ban A-Z.</w:t>
       </w:r>
     </w:p>
     <w:p>
@@ -751,7 +1230,101 @@
           <w:sz w:val="26"/>
           <w:szCs w:val="26"/>
         </w:rPr>
-        <w:t>- Manager chỉ quản lý nhân viên thuộc phòng ban của mình.</w:t>
+        <w:t>Hệ thống lưu:</w:t>
+      </w:r>
+      <w:r>
+        <w:rPr>
+          <w:rFonts w:ascii="Times New Roman" w:hAnsi="Times New Roman" w:cs="Times New Roman"/>
+          <w:b/>
+          <w:bCs/>
+          <w:sz w:val="26"/>
+          <w:szCs w:val="26"/>
+        </w:rPr>
+        <w:t xml:space="preserve"> </w:t>
+      </w:r>
+      <w:r>
+        <w:rPr>
+          <w:rFonts w:ascii="Times New Roman" w:hAnsi="Times New Roman" w:cs="Times New Roman"/>
+          <w:sz w:val="26"/>
+          <w:szCs w:val="26"/>
+        </w:rPr>
+        <w:t>Loại hợp đồng</w:t>
+      </w:r>
+      <w:r>
+        <w:rPr>
+          <w:rFonts w:ascii="Times New Roman" w:hAnsi="Times New Roman" w:cs="Times New Roman"/>
+          <w:sz w:val="26"/>
+          <w:szCs w:val="26"/>
+        </w:rPr>
+        <w:t>,</w:t>
+      </w:r>
+      <w:r>
+        <w:rPr>
+          <w:rFonts w:ascii="Times New Roman" w:hAnsi="Times New Roman" w:cs="Times New Roman"/>
+          <w:b/>
+          <w:bCs/>
+          <w:sz w:val="26"/>
+          <w:szCs w:val="26"/>
+        </w:rPr>
+        <w:t xml:space="preserve"> </w:t>
+      </w:r>
+      <w:r>
+        <w:rPr>
+          <w:rFonts w:ascii="Times New Roman" w:hAnsi="Times New Roman" w:cs="Times New Roman"/>
+          <w:sz w:val="26"/>
+          <w:szCs w:val="26"/>
+        </w:rPr>
+        <w:t>n</w:t>
+      </w:r>
+      <w:r>
+        <w:rPr>
+          <w:rFonts w:ascii="Times New Roman" w:hAnsi="Times New Roman" w:cs="Times New Roman"/>
+          <w:sz w:val="26"/>
+          <w:szCs w:val="26"/>
+        </w:rPr>
+        <w:t>gày bắt đầu / kết thúc</w:t>
+      </w:r>
+      <w:r>
+        <w:rPr>
+          <w:rFonts w:ascii="Times New Roman" w:hAnsi="Times New Roman" w:cs="Times New Roman"/>
+          <w:sz w:val="26"/>
+          <w:szCs w:val="26"/>
+        </w:rPr>
+        <w:t>,</w:t>
+      </w:r>
+      <w:r>
+        <w:rPr>
+          <w:rFonts w:ascii="Times New Roman" w:hAnsi="Times New Roman" w:cs="Times New Roman"/>
+          <w:b/>
+          <w:bCs/>
+          <w:sz w:val="26"/>
+          <w:szCs w:val="26"/>
+        </w:rPr>
+        <w:t xml:space="preserve"> </w:t>
+      </w:r>
+      <w:r>
+        <w:rPr>
+          <w:rFonts w:ascii="Times New Roman" w:hAnsi="Times New Roman" w:cs="Times New Roman"/>
+          <w:sz w:val="26"/>
+          <w:szCs w:val="26"/>
+        </w:rPr>
+        <w:t>l</w:t>
+      </w:r>
+      <w:r>
+        <w:rPr>
+          <w:rFonts w:ascii="Times New Roman" w:hAnsi="Times New Roman" w:cs="Times New Roman"/>
+          <w:sz w:val="26"/>
+          <w:szCs w:val="26"/>
+        </w:rPr>
+        <w:t>ương cơ bản</w:t>
+      </w:r>
+      <w:r>
+        <w:rPr>
+          <w:rFonts w:ascii="Times New Roman" w:hAnsi="Times New Roman" w:cs="Times New Roman"/>
+          <w:sz w:val="26"/>
+          <w:szCs w:val="26"/>
+        </w:rPr>
+        <w:t>, ID hợp đồng cùng với ID nhân viên.</w:t>
       </w:r>
     </w:p>
     <w:p>
@@ -760,22 +1333,36 @@
         <w:jc w:val="both"/>
         <w:rPr>
           <w:rFonts w:ascii="Times New Roman" w:hAnsi="Times New Roman" w:cs="Times New Roman"/>
-          <w:sz w:val="26"/>
-          <w:szCs w:val="26"/>
-        </w:rPr>
-      </w:pPr>
-      <w:r>
-        <w:rPr>
-          <w:rFonts w:ascii="Times New Roman" w:hAnsi="Times New Roman" w:cs="Times New Roman"/>
-          <w:sz w:val="26"/>
-          <w:szCs w:val="26"/>
-        </w:rPr>
-        <w:t>- Nhân viên chỉ xem được thông tin cá nhân và dữ liệu liên quan.</w:t>
+          <w:b/>
+          <w:bCs/>
+          <w:sz w:val="26"/>
+          <w:szCs w:val="26"/>
+        </w:rPr>
+      </w:pPr>
+      <w:r>
+        <w:rPr>
+          <w:rFonts w:ascii="Times New Roman" w:hAnsi="Times New Roman" w:cs="Times New Roman"/>
+          <w:b/>
+          <w:bCs/>
+          <w:sz w:val="26"/>
+          <w:szCs w:val="26"/>
+        </w:rPr>
+        <w:t>9</w:t>
+      </w:r>
+      <w:r>
+        <w:rPr>
+          <w:rFonts w:ascii="Times New Roman" w:hAnsi="Times New Roman" w:cs="Times New Roman"/>
+          <w:b/>
+          <w:bCs/>
+          <w:sz w:val="26"/>
+          <w:szCs w:val="26"/>
+        </w:rPr>
+        <w:t>. Quản lý bảo hiểm</w:t>
       </w:r>
     </w:p>
     <w:p>
       <w:pPr>
-        <w:ind w:firstLine="851"/>
+        <w:ind w:left="720"/>
         <w:jc w:val="both"/>
         <w:rPr>
           <w:rFonts w:ascii="Times New Roman" w:hAnsi="Times New Roman" w:cs="Times New Roman"/>
@@ -789,12 +1376,28 @@
           <w:sz w:val="26"/>
           <w:szCs w:val="26"/>
         </w:rPr>
-        <w:t>Với tên đăng nhập là ID nhân viên và mật khẩu là do admin cung cấp, trong trường hợp quên mật khẩu thì chỉ có thể báo với quản lý cấp cao. Do đó chỉ có chức năng đăng nhập, không có đăng ký và quên mật khẩu</w:t>
+        <w:t>HR và Admin:</w:t>
+      </w:r>
+      <w:r>
+        <w:rPr>
+          <w:rFonts w:ascii="Times New Roman" w:hAnsi="Times New Roman" w:cs="Times New Roman"/>
+          <w:sz w:val="26"/>
+          <w:szCs w:val="26"/>
+        </w:rPr>
+        <w:t xml:space="preserve"> </w:t>
+      </w:r>
+      <w:r>
+        <w:rPr>
+          <w:rFonts w:ascii="Times New Roman" w:hAnsi="Times New Roman" w:cs="Times New Roman"/>
+          <w:sz w:val="26"/>
+          <w:szCs w:val="26"/>
+        </w:rPr>
+        <w:t>Thêm / cập nhật / xóa bảo hiểm</w:t>
       </w:r>
     </w:p>
     <w:p>
       <w:pPr>
-        <w:ind w:firstLine="851"/>
+        <w:ind w:left="720"/>
         <w:jc w:val="both"/>
         <w:rPr>
           <w:rFonts w:ascii="Times New Roman" w:hAnsi="Times New Roman" w:cs="Times New Roman"/>
@@ -802,6 +1405,98 @@
           <w:szCs w:val="26"/>
         </w:rPr>
       </w:pPr>
+      <w:r>
+        <w:rPr>
+          <w:rFonts w:ascii="Times New Roman" w:hAnsi="Times New Roman" w:cs="Times New Roman"/>
+          <w:sz w:val="26"/>
+          <w:szCs w:val="26"/>
+        </w:rPr>
+        <w:lastRenderedPageBreak/>
+        <w:t>Hệ thống lưu:</w:t>
+      </w:r>
+      <w:r>
+        <w:rPr>
+          <w:rFonts w:ascii="Times New Roman" w:hAnsi="Times New Roman" w:cs="Times New Roman"/>
+          <w:sz w:val="26"/>
+          <w:szCs w:val="26"/>
+        </w:rPr>
+        <w:t xml:space="preserve"> </w:t>
+      </w:r>
+      <w:r>
+        <w:rPr>
+          <w:rFonts w:ascii="Times New Roman" w:hAnsi="Times New Roman" w:cs="Times New Roman"/>
+          <w:sz w:val="26"/>
+          <w:szCs w:val="26"/>
+        </w:rPr>
+        <w:t>Loại bảo hiểm</w:t>
+      </w:r>
+      <w:r>
+        <w:rPr>
+          <w:rFonts w:ascii="Times New Roman" w:hAnsi="Times New Roman" w:cs="Times New Roman"/>
+          <w:sz w:val="26"/>
+          <w:szCs w:val="26"/>
+        </w:rPr>
+        <w:t>,m</w:t>
+      </w:r>
+      <w:r>
+        <w:rPr>
+          <w:rFonts w:ascii="Times New Roman" w:hAnsi="Times New Roman" w:cs="Times New Roman"/>
+          <w:sz w:val="26"/>
+          <w:szCs w:val="26"/>
+        </w:rPr>
+        <w:t>ức đóng</w:t>
+      </w:r>
+      <w:r>
+        <w:rPr>
+          <w:rFonts w:ascii="Times New Roman" w:hAnsi="Times New Roman" w:cs="Times New Roman"/>
+          <w:sz w:val="26"/>
+          <w:szCs w:val="26"/>
+        </w:rPr>
+        <w:t>,t</w:t>
+      </w:r>
+      <w:r>
+        <w:rPr>
+          <w:rFonts w:ascii="Times New Roman" w:hAnsi="Times New Roman" w:cs="Times New Roman"/>
+          <w:sz w:val="26"/>
+          <w:szCs w:val="26"/>
+        </w:rPr>
+        <w:t>rạng thái</w:t>
+      </w:r>
+      <w:r>
+        <w:rPr>
+          <w:rFonts w:ascii="Times New Roman" w:hAnsi="Times New Roman" w:cs="Times New Roman"/>
+          <w:sz w:val="26"/>
+          <w:szCs w:val="26"/>
+        </w:rPr>
+        <w:t xml:space="preserve"> và ID nhân viên, ID bảo hiểm.</w:t>
+      </w:r>
+    </w:p>
+    <w:p>
+      <w:pPr>
+        <w:ind w:left="720"/>
+        <w:jc w:val="both"/>
+        <w:rPr>
+          <w:rFonts w:ascii="Times New Roman" w:hAnsi="Times New Roman" w:cs="Times New Roman"/>
+          <w:sz w:val="26"/>
+          <w:szCs w:val="26"/>
+        </w:rPr>
+      </w:pPr>
+      <w:r>
+        <w:rPr>
+          <w:rFonts w:ascii="Times New Roman" w:hAnsi="Times New Roman" w:cs="Times New Roman"/>
+          <w:sz w:val="26"/>
+          <w:szCs w:val="26"/>
+        </w:rPr>
+        <w:t xml:space="preserve">Hệ thống có khả năng tìm theo ID nhân viên. </w:t>
+      </w:r>
+      <w:r>
+        <w:rPr>
+          <w:rFonts w:ascii="Times New Roman" w:hAnsi="Times New Roman" w:cs="Times New Roman"/>
+          <w:sz w:val="26"/>
+          <w:szCs w:val="26"/>
+        </w:rPr>
+        <w:t>Và hiển thị danh sách bảo hiểm.</w:t>
+      </w:r>
     </w:p>
     <w:sectPr>
       <w:pgSz w:w="11906" w:h="16838" w:code="9"/>
@@ -811,6 +1506,771 @@
     </w:sectPr>
   </w:body>
 </w:document>
+</file>
+
+<file path=word/numbering.xml><?xml version="1.0" encoding="utf-8"?>
+<w:numbering xmlns:wpc="http://schemas.microsoft.com/office/word/2010/wordprocessingCanvas" xmlns:cx="http://schemas.microsoft.com/office/drawing/2014/chartex" xmlns:cx1="http://schemas.microsoft.com/office/drawing/2015/9/8/chartex" xmlns:cx2="http://schemas.microsoft.com/office/drawing/2015/10/21/chartex" xmlns:cx3="http://schemas.microsoft.com/office/drawing/2016/5/9/chartex" xmlns:cx4="http://schemas.microsoft.com/office/drawing/2016/5/10/chartex" xmlns:cx5="http://schemas.microsoft.com/office/drawing/2016/5/11/chartex" xmlns:cx6="http://schemas.microsoft.com/office/drawing/2016/5/12/chartex" xmlns:cx7="http://schemas.microsoft.com/office/drawing/2016/5/13/chartex" xmlns:cx8="http://schemas.microsoft.com/office/drawing/2016/5/14/chartex" xmlns:mc="http://schemas.openxmlformats.org/markup-compatibility/2006" xmlns:aink="http://schemas.microsoft.com/office/drawing/2016/ink" xmlns:am3d="http://schemas.microsoft.com/office/drawing/2017/model3d" xmlns:o="urn:schemas-microsoft-com:office:office" xmlns:oel="http://schemas.microsoft.com/office/2019/extlst" xmlns:r="http://schemas.openxmlformats.org/officeDocument/2006/relationships" xmlns:m="http://schemas.openxmlformats.org/officeDocument/2006/math" xmlns:v="urn:schemas-microsoft-com:vml" xmlns:wp14="http://schemas.microsoft.com/office/word/2010/wordprocessingDrawing" xmlns:wp="http://schemas.openxmlformats.org/drawingml/2006/wordprocessingDrawing" xmlns:w10="urn:schemas-microsoft-com:office:word" xmlns:w="http://schemas.openxmlformats.org/wordprocessingml/2006/main" xmlns:w14="http://schemas.microsoft.com/office/word/2010/wordml" xmlns:w15="http://schemas.microsoft.com/office/word/2012/wordml" xmlns:w16cex="http://schemas.microsoft.com/office/word/2018/wordml/cex" xmlns:w16cid="http://schemas.microsoft.com/office/word/2016/wordml/cid" xmlns:w16="http://schemas.microsoft.com/office/word/2018/wordml" xmlns:w16du="http://schemas.microsoft.com/office/word/2023/wordml/word16du" xmlns:w16sdtdh="http://schemas.microsoft.com/office/word/2020/wordml/sdtdatahash" xmlns:w16sdtfl="http://schemas.microsoft.com/office/word/2024/wordml/sdtformatlock" xmlns:w16se="http://schemas.microsoft.com/office/word/2015/wordml/symex" xmlns:wpg="http://schemas.microsoft.com/office/word/2010/wordprocessingGroup" xmlns:wpi="http://schemas.microsoft.com/office/word/2010/wordprocessingInk" xmlns:wne="http://schemas.microsoft.com/office/word/2006/wordml" xmlns:wps="http://schemas.microsoft.com/office/word/2010/wordprocessingShape" mc:Ignorable="w14 w15 w16se w16cid w16 w16cex w16sdtdh w16sdtfl w16du wp14">
+  <w:abstractNum w:abstractNumId="0" w15:restartNumberingAfterBreak="0">
+    <w:nsid w:val="0EC56041"/>
+    <w:multiLevelType w:val="multilevel"/>
+    <w:tmpl w:val="B91009B0"/>
+    <w:lvl w:ilvl="0">
+      <w:start w:val="1"/>
+      <w:numFmt w:val="bullet"/>
+      <w:lvlText w:val=""/>
+      <w:lvlJc w:val="left"/>
+      <w:pPr>
+        <w:tabs>
+          <w:tab w:val="num" w:pos="720"/>
+        </w:tabs>
+        <w:ind w:left="720" w:hanging="360"/>
+      </w:pPr>
+      <w:rPr>
+        <w:rFonts w:ascii="Symbol" w:hAnsi="Symbol" w:hint="default"/>
+        <w:sz w:val="20"/>
+      </w:rPr>
+    </w:lvl>
+    <w:lvl w:ilvl="1">
+      <w:start w:val="1"/>
+      <w:numFmt w:val="bullet"/>
+      <w:lvlText w:val="o"/>
+      <w:lvlJc w:val="left"/>
+      <w:pPr>
+        <w:tabs>
+          <w:tab w:val="num" w:pos="1440"/>
+        </w:tabs>
+        <w:ind w:left="1440" w:hanging="360"/>
+      </w:pPr>
+      <w:rPr>
+        <w:rFonts w:ascii="Courier New" w:hAnsi="Courier New" w:hint="default"/>
+        <w:sz w:val="20"/>
+      </w:rPr>
+    </w:lvl>
+    <w:lvl w:ilvl="2">
+      <w:start w:val="1"/>
+      <w:numFmt w:val="bullet"/>
+      <w:lvlText w:val=""/>
+      <w:lvlJc w:val="left"/>
+      <w:pPr>
+        <w:tabs>
+          <w:tab w:val="num" w:pos="2160"/>
+        </w:tabs>
+        <w:ind w:left="2160" w:hanging="360"/>
+      </w:pPr>
+      <w:rPr>
+        <w:rFonts w:ascii="Wingdings" w:hAnsi="Wingdings" w:hint="default"/>
+        <w:sz w:val="20"/>
+      </w:rPr>
+    </w:lvl>
+    <w:lvl w:ilvl="3" w:tentative="1">
+      <w:start w:val="1"/>
+      <w:numFmt w:val="bullet"/>
+      <w:lvlText w:val=""/>
+      <w:lvlJc w:val="left"/>
+      <w:pPr>
+        <w:tabs>
+          <w:tab w:val="num" w:pos="2880"/>
+        </w:tabs>
+        <w:ind w:left="2880" w:hanging="360"/>
+      </w:pPr>
+      <w:rPr>
+        <w:rFonts w:ascii="Wingdings" w:hAnsi="Wingdings" w:hint="default"/>
+        <w:sz w:val="20"/>
+      </w:rPr>
+    </w:lvl>
+    <w:lvl w:ilvl="4" w:tentative="1">
+      <w:start w:val="1"/>
+      <w:numFmt w:val="bullet"/>
+      <w:lvlText w:val=""/>
+      <w:lvlJc w:val="left"/>
+      <w:pPr>
+        <w:tabs>
+          <w:tab w:val="num" w:pos="3600"/>
+        </w:tabs>
+        <w:ind w:left="3600" w:hanging="360"/>
+      </w:pPr>
+      <w:rPr>
+        <w:rFonts w:ascii="Wingdings" w:hAnsi="Wingdings" w:hint="default"/>
+        <w:sz w:val="20"/>
+      </w:rPr>
+    </w:lvl>
+    <w:lvl w:ilvl="5" w:tentative="1">
+      <w:start w:val="1"/>
+      <w:numFmt w:val="bullet"/>
+      <w:lvlText w:val=""/>
+      <w:lvlJc w:val="left"/>
+      <w:pPr>
+        <w:tabs>
+          <w:tab w:val="num" w:pos="4320"/>
+        </w:tabs>
+        <w:ind w:left="4320" w:hanging="360"/>
+      </w:pPr>
+      <w:rPr>
+        <w:rFonts w:ascii="Wingdings" w:hAnsi="Wingdings" w:hint="default"/>
+        <w:sz w:val="20"/>
+      </w:rPr>
+    </w:lvl>
+    <w:lvl w:ilvl="6" w:tentative="1">
+      <w:start w:val="1"/>
+      <w:numFmt w:val="bullet"/>
+      <w:lvlText w:val=""/>
+      <w:lvlJc w:val="left"/>
+      <w:pPr>
+        <w:tabs>
+          <w:tab w:val="num" w:pos="5040"/>
+        </w:tabs>
+        <w:ind w:left="5040" w:hanging="360"/>
+      </w:pPr>
+      <w:rPr>
+        <w:rFonts w:ascii="Wingdings" w:hAnsi="Wingdings" w:hint="default"/>
+        <w:sz w:val="20"/>
+      </w:rPr>
+    </w:lvl>
+    <w:lvl w:ilvl="7" w:tentative="1">
+      <w:start w:val="1"/>
+      <w:numFmt w:val="bullet"/>
+      <w:lvlText w:val=""/>
+      <w:lvlJc w:val="left"/>
+      <w:pPr>
+        <w:tabs>
+          <w:tab w:val="num" w:pos="5760"/>
+        </w:tabs>
+        <w:ind w:left="5760" w:hanging="360"/>
+      </w:pPr>
+      <w:rPr>
+        <w:rFonts w:ascii="Wingdings" w:hAnsi="Wingdings" w:hint="default"/>
+        <w:sz w:val="20"/>
+      </w:rPr>
+    </w:lvl>
+    <w:lvl w:ilvl="8" w:tentative="1">
+      <w:start w:val="1"/>
+      <w:numFmt w:val="bullet"/>
+      <w:lvlText w:val=""/>
+      <w:lvlJc w:val="left"/>
+      <w:pPr>
+        <w:tabs>
+          <w:tab w:val="num" w:pos="6480"/>
+        </w:tabs>
+        <w:ind w:left="6480" w:hanging="360"/>
+      </w:pPr>
+      <w:rPr>
+        <w:rFonts w:ascii="Wingdings" w:hAnsi="Wingdings" w:hint="default"/>
+        <w:sz w:val="20"/>
+      </w:rPr>
+    </w:lvl>
+  </w:abstractNum>
+  <w:abstractNum w:abstractNumId="1" w15:restartNumberingAfterBreak="0">
+    <w:nsid w:val="465458DE"/>
+    <w:multiLevelType w:val="multilevel"/>
+    <w:tmpl w:val="16DC4556"/>
+    <w:lvl w:ilvl="0">
+      <w:start w:val="1"/>
+      <w:numFmt w:val="bullet"/>
+      <w:lvlText w:val=""/>
+      <w:lvlJc w:val="left"/>
+      <w:pPr>
+        <w:tabs>
+          <w:tab w:val="num" w:pos="720"/>
+        </w:tabs>
+        <w:ind w:left="720" w:hanging="360"/>
+      </w:pPr>
+      <w:rPr>
+        <w:rFonts w:ascii="Symbol" w:hAnsi="Symbol" w:hint="default"/>
+        <w:sz w:val="20"/>
+      </w:rPr>
+    </w:lvl>
+    <w:lvl w:ilvl="1">
+      <w:start w:val="1"/>
+      <w:numFmt w:val="bullet"/>
+      <w:lvlText w:val="o"/>
+      <w:lvlJc w:val="left"/>
+      <w:pPr>
+        <w:tabs>
+          <w:tab w:val="num" w:pos="1440"/>
+        </w:tabs>
+        <w:ind w:left="1440" w:hanging="360"/>
+      </w:pPr>
+      <w:rPr>
+        <w:rFonts w:ascii="Courier New" w:hAnsi="Courier New" w:hint="default"/>
+        <w:sz w:val="20"/>
+      </w:rPr>
+    </w:lvl>
+    <w:lvl w:ilvl="2">
+      <w:start w:val="1"/>
+      <w:numFmt w:val="bullet"/>
+      <w:lvlText w:val=""/>
+      <w:lvlJc w:val="left"/>
+      <w:pPr>
+        <w:tabs>
+          <w:tab w:val="num" w:pos="2160"/>
+        </w:tabs>
+        <w:ind w:left="2160" w:hanging="360"/>
+      </w:pPr>
+      <w:rPr>
+        <w:rFonts w:ascii="Wingdings" w:hAnsi="Wingdings" w:hint="default"/>
+        <w:sz w:val="20"/>
+      </w:rPr>
+    </w:lvl>
+    <w:lvl w:ilvl="3" w:tentative="1">
+      <w:start w:val="1"/>
+      <w:numFmt w:val="bullet"/>
+      <w:lvlText w:val=""/>
+      <w:lvlJc w:val="left"/>
+      <w:pPr>
+        <w:tabs>
+          <w:tab w:val="num" w:pos="2880"/>
+        </w:tabs>
+        <w:ind w:left="2880" w:hanging="360"/>
+      </w:pPr>
+      <w:rPr>
+        <w:rFonts w:ascii="Wingdings" w:hAnsi="Wingdings" w:hint="default"/>
+        <w:sz w:val="20"/>
+      </w:rPr>
+    </w:lvl>
+    <w:lvl w:ilvl="4" w:tentative="1">
+      <w:start w:val="1"/>
+      <w:numFmt w:val="bullet"/>
+      <w:lvlText w:val=""/>
+      <w:lvlJc w:val="left"/>
+      <w:pPr>
+        <w:tabs>
+          <w:tab w:val="num" w:pos="3600"/>
+        </w:tabs>
+        <w:ind w:left="3600" w:hanging="360"/>
+      </w:pPr>
+      <w:rPr>
+        <w:rFonts w:ascii="Wingdings" w:hAnsi="Wingdings" w:hint="default"/>
+        <w:sz w:val="20"/>
+      </w:rPr>
+    </w:lvl>
+    <w:lvl w:ilvl="5" w:tentative="1">
+      <w:start w:val="1"/>
+      <w:numFmt w:val="bullet"/>
+      <w:lvlText w:val=""/>
+      <w:lvlJc w:val="left"/>
+      <w:pPr>
+        <w:tabs>
+          <w:tab w:val="num" w:pos="4320"/>
+        </w:tabs>
+        <w:ind w:left="4320" w:hanging="360"/>
+      </w:pPr>
+      <w:rPr>
+        <w:rFonts w:ascii="Wingdings" w:hAnsi="Wingdings" w:hint="default"/>
+        <w:sz w:val="20"/>
+      </w:rPr>
+    </w:lvl>
+    <w:lvl w:ilvl="6" w:tentative="1">
+      <w:start w:val="1"/>
+      <w:numFmt w:val="bullet"/>
+      <w:lvlText w:val=""/>
+      <w:lvlJc w:val="left"/>
+      <w:pPr>
+        <w:tabs>
+          <w:tab w:val="num" w:pos="5040"/>
+        </w:tabs>
+        <w:ind w:left="5040" w:hanging="360"/>
+      </w:pPr>
+      <w:rPr>
+        <w:rFonts w:ascii="Wingdings" w:hAnsi="Wingdings" w:hint="default"/>
+        <w:sz w:val="20"/>
+      </w:rPr>
+    </w:lvl>
+    <w:lvl w:ilvl="7" w:tentative="1">
+      <w:start w:val="1"/>
+      <w:numFmt w:val="bullet"/>
+      <w:lvlText w:val=""/>
+      <w:lvlJc w:val="left"/>
+      <w:pPr>
+        <w:tabs>
+          <w:tab w:val="num" w:pos="5760"/>
+        </w:tabs>
+        <w:ind w:left="5760" w:hanging="360"/>
+      </w:pPr>
+      <w:rPr>
+        <w:rFonts w:ascii="Wingdings" w:hAnsi="Wingdings" w:hint="default"/>
+        <w:sz w:val="20"/>
+      </w:rPr>
+    </w:lvl>
+    <w:lvl w:ilvl="8" w:tentative="1">
+      <w:start w:val="1"/>
+      <w:numFmt w:val="bullet"/>
+      <w:lvlText w:val=""/>
+      <w:lvlJc w:val="left"/>
+      <w:pPr>
+        <w:tabs>
+          <w:tab w:val="num" w:pos="6480"/>
+        </w:tabs>
+        <w:ind w:left="6480" w:hanging="360"/>
+      </w:pPr>
+      <w:rPr>
+        <w:rFonts w:ascii="Wingdings" w:hAnsi="Wingdings" w:hint="default"/>
+        <w:sz w:val="20"/>
+      </w:rPr>
+    </w:lvl>
+  </w:abstractNum>
+  <w:abstractNum w:abstractNumId="2" w15:restartNumberingAfterBreak="0">
+    <w:nsid w:val="54312C23"/>
+    <w:multiLevelType w:val="multilevel"/>
+    <w:tmpl w:val="FC5A9E1E"/>
+    <w:lvl w:ilvl="0">
+      <w:start w:val="1"/>
+      <w:numFmt w:val="bullet"/>
+      <w:lvlText w:val=""/>
+      <w:lvlJc w:val="left"/>
+      <w:pPr>
+        <w:tabs>
+          <w:tab w:val="num" w:pos="720"/>
+        </w:tabs>
+        <w:ind w:left="720" w:hanging="360"/>
+      </w:pPr>
+      <w:rPr>
+        <w:rFonts w:ascii="Symbol" w:hAnsi="Symbol" w:hint="default"/>
+        <w:sz w:val="20"/>
+      </w:rPr>
+    </w:lvl>
+    <w:lvl w:ilvl="1">
+      <w:start w:val="1"/>
+      <w:numFmt w:val="bullet"/>
+      <w:lvlText w:val="o"/>
+      <w:lvlJc w:val="left"/>
+      <w:pPr>
+        <w:tabs>
+          <w:tab w:val="num" w:pos="1440"/>
+        </w:tabs>
+        <w:ind w:left="1440" w:hanging="360"/>
+      </w:pPr>
+      <w:rPr>
+        <w:rFonts w:ascii="Courier New" w:hAnsi="Courier New" w:hint="default"/>
+        <w:sz w:val="20"/>
+      </w:rPr>
+    </w:lvl>
+    <w:lvl w:ilvl="2" w:tentative="1">
+      <w:start w:val="1"/>
+      <w:numFmt w:val="bullet"/>
+      <w:lvlText w:val=""/>
+      <w:lvlJc w:val="left"/>
+      <w:pPr>
+        <w:tabs>
+          <w:tab w:val="num" w:pos="2160"/>
+        </w:tabs>
+        <w:ind w:left="2160" w:hanging="360"/>
+      </w:pPr>
+      <w:rPr>
+        <w:rFonts w:ascii="Wingdings" w:hAnsi="Wingdings" w:hint="default"/>
+        <w:sz w:val="20"/>
+      </w:rPr>
+    </w:lvl>
+    <w:lvl w:ilvl="3" w:tentative="1">
+      <w:start w:val="1"/>
+      <w:numFmt w:val="bullet"/>
+      <w:lvlText w:val=""/>
+      <w:lvlJc w:val="left"/>
+      <w:pPr>
+        <w:tabs>
+          <w:tab w:val="num" w:pos="2880"/>
+        </w:tabs>
+        <w:ind w:left="2880" w:hanging="360"/>
+      </w:pPr>
+      <w:rPr>
+        <w:rFonts w:ascii="Wingdings" w:hAnsi="Wingdings" w:hint="default"/>
+        <w:sz w:val="20"/>
+      </w:rPr>
+    </w:lvl>
+    <w:lvl w:ilvl="4" w:tentative="1">
+      <w:start w:val="1"/>
+      <w:numFmt w:val="bullet"/>
+      <w:lvlText w:val=""/>
+      <w:lvlJc w:val="left"/>
+      <w:pPr>
+        <w:tabs>
+          <w:tab w:val="num" w:pos="3600"/>
+        </w:tabs>
+        <w:ind w:left="3600" w:hanging="360"/>
+      </w:pPr>
+      <w:rPr>
+        <w:rFonts w:ascii="Wingdings" w:hAnsi="Wingdings" w:hint="default"/>
+        <w:sz w:val="20"/>
+      </w:rPr>
+    </w:lvl>
+    <w:lvl w:ilvl="5" w:tentative="1">
+      <w:start w:val="1"/>
+      <w:numFmt w:val="bullet"/>
+      <w:lvlText w:val=""/>
+      <w:lvlJc w:val="left"/>
+      <w:pPr>
+        <w:tabs>
+          <w:tab w:val="num" w:pos="4320"/>
+        </w:tabs>
+        <w:ind w:left="4320" w:hanging="360"/>
+      </w:pPr>
+      <w:rPr>
+        <w:rFonts w:ascii="Wingdings" w:hAnsi="Wingdings" w:hint="default"/>
+        <w:sz w:val="20"/>
+      </w:rPr>
+    </w:lvl>
+    <w:lvl w:ilvl="6" w:tentative="1">
+      <w:start w:val="1"/>
+      <w:numFmt w:val="bullet"/>
+      <w:lvlText w:val=""/>
+      <w:lvlJc w:val="left"/>
+      <w:pPr>
+        <w:tabs>
+          <w:tab w:val="num" w:pos="5040"/>
+        </w:tabs>
+        <w:ind w:left="5040" w:hanging="360"/>
+      </w:pPr>
+      <w:rPr>
+        <w:rFonts w:ascii="Wingdings" w:hAnsi="Wingdings" w:hint="default"/>
+        <w:sz w:val="20"/>
+      </w:rPr>
+    </w:lvl>
+    <w:lvl w:ilvl="7" w:tentative="1">
+      <w:start w:val="1"/>
+      <w:numFmt w:val="bullet"/>
+      <w:lvlText w:val=""/>
+      <w:lvlJc w:val="left"/>
+      <w:pPr>
+        <w:tabs>
+          <w:tab w:val="num" w:pos="5760"/>
+        </w:tabs>
+        <w:ind w:left="5760" w:hanging="360"/>
+      </w:pPr>
+      <w:rPr>
+        <w:rFonts w:ascii="Wingdings" w:hAnsi="Wingdings" w:hint="default"/>
+        <w:sz w:val="20"/>
+      </w:rPr>
+    </w:lvl>
+    <w:lvl w:ilvl="8" w:tentative="1">
+      <w:start w:val="1"/>
+      <w:numFmt w:val="bullet"/>
+      <w:lvlText w:val=""/>
+      <w:lvlJc w:val="left"/>
+      <w:pPr>
+        <w:tabs>
+          <w:tab w:val="num" w:pos="6480"/>
+        </w:tabs>
+        <w:ind w:left="6480" w:hanging="360"/>
+      </w:pPr>
+      <w:rPr>
+        <w:rFonts w:ascii="Wingdings" w:hAnsi="Wingdings" w:hint="default"/>
+        <w:sz w:val="20"/>
+      </w:rPr>
+    </w:lvl>
+  </w:abstractNum>
+  <w:abstractNum w:abstractNumId="3" w15:restartNumberingAfterBreak="0">
+    <w:nsid w:val="5E104E90"/>
+    <w:multiLevelType w:val="multilevel"/>
+    <w:tmpl w:val="558A2B06"/>
+    <w:lvl w:ilvl="0">
+      <w:start w:val="1"/>
+      <w:numFmt w:val="bullet"/>
+      <w:lvlText w:val=""/>
+      <w:lvlJc w:val="left"/>
+      <w:pPr>
+        <w:tabs>
+          <w:tab w:val="num" w:pos="720"/>
+        </w:tabs>
+        <w:ind w:left="720" w:hanging="360"/>
+      </w:pPr>
+      <w:rPr>
+        <w:rFonts w:ascii="Symbol" w:hAnsi="Symbol" w:hint="default"/>
+        <w:sz w:val="20"/>
+      </w:rPr>
+    </w:lvl>
+    <w:lvl w:ilvl="1">
+      <w:start w:val="1"/>
+      <w:numFmt w:val="bullet"/>
+      <w:lvlText w:val="o"/>
+      <w:lvlJc w:val="left"/>
+      <w:pPr>
+        <w:tabs>
+          <w:tab w:val="num" w:pos="1440"/>
+        </w:tabs>
+        <w:ind w:left="1440" w:hanging="360"/>
+      </w:pPr>
+      <w:rPr>
+        <w:rFonts w:ascii="Courier New" w:hAnsi="Courier New" w:hint="default"/>
+        <w:sz w:val="20"/>
+      </w:rPr>
+    </w:lvl>
+    <w:lvl w:ilvl="2" w:tentative="1">
+      <w:start w:val="1"/>
+      <w:numFmt w:val="bullet"/>
+      <w:lvlText w:val=""/>
+      <w:lvlJc w:val="left"/>
+      <w:pPr>
+        <w:tabs>
+          <w:tab w:val="num" w:pos="2160"/>
+        </w:tabs>
+        <w:ind w:left="2160" w:hanging="360"/>
+      </w:pPr>
+      <w:rPr>
+        <w:rFonts w:ascii="Wingdings" w:hAnsi="Wingdings" w:hint="default"/>
+        <w:sz w:val="20"/>
+      </w:rPr>
+    </w:lvl>
+    <w:lvl w:ilvl="3" w:tentative="1">
+      <w:start w:val="1"/>
+      <w:numFmt w:val="bullet"/>
+      <w:lvlText w:val=""/>
+      <w:lvlJc w:val="left"/>
+      <w:pPr>
+        <w:tabs>
+          <w:tab w:val="num" w:pos="2880"/>
+        </w:tabs>
+        <w:ind w:left="2880" w:hanging="360"/>
+      </w:pPr>
+      <w:rPr>
+        <w:rFonts w:ascii="Wingdings" w:hAnsi="Wingdings" w:hint="default"/>
+        <w:sz w:val="20"/>
+      </w:rPr>
+    </w:lvl>
+    <w:lvl w:ilvl="4" w:tentative="1">
+      <w:start w:val="1"/>
+      <w:numFmt w:val="bullet"/>
+      <w:lvlText w:val=""/>
+      <w:lvlJc w:val="left"/>
+      <w:pPr>
+        <w:tabs>
+          <w:tab w:val="num" w:pos="3600"/>
+        </w:tabs>
+        <w:ind w:left="3600" w:hanging="360"/>
+      </w:pPr>
+      <w:rPr>
+        <w:rFonts w:ascii="Wingdings" w:hAnsi="Wingdings" w:hint="default"/>
+        <w:sz w:val="20"/>
+      </w:rPr>
+    </w:lvl>
+    <w:lvl w:ilvl="5" w:tentative="1">
+      <w:start w:val="1"/>
+      <w:numFmt w:val="bullet"/>
+      <w:lvlText w:val=""/>
+      <w:lvlJc w:val="left"/>
+      <w:pPr>
+        <w:tabs>
+          <w:tab w:val="num" w:pos="4320"/>
+        </w:tabs>
+        <w:ind w:left="4320" w:hanging="360"/>
+      </w:pPr>
+      <w:rPr>
+        <w:rFonts w:ascii="Wingdings" w:hAnsi="Wingdings" w:hint="default"/>
+        <w:sz w:val="20"/>
+      </w:rPr>
+    </w:lvl>
+    <w:lvl w:ilvl="6" w:tentative="1">
+      <w:start w:val="1"/>
+      <w:numFmt w:val="bullet"/>
+      <w:lvlText w:val=""/>
+      <w:lvlJc w:val="left"/>
+      <w:pPr>
+        <w:tabs>
+          <w:tab w:val="num" w:pos="5040"/>
+        </w:tabs>
+        <w:ind w:left="5040" w:hanging="360"/>
+      </w:pPr>
+      <w:rPr>
+        <w:rFonts w:ascii="Wingdings" w:hAnsi="Wingdings" w:hint="default"/>
+        <w:sz w:val="20"/>
+      </w:rPr>
+    </w:lvl>
+    <w:lvl w:ilvl="7" w:tentative="1">
+      <w:start w:val="1"/>
+      <w:numFmt w:val="bullet"/>
+      <w:lvlText w:val=""/>
+      <w:lvlJc w:val="left"/>
+      <w:pPr>
+        <w:tabs>
+          <w:tab w:val="num" w:pos="5760"/>
+        </w:tabs>
+        <w:ind w:left="5760" w:hanging="360"/>
+      </w:pPr>
+      <w:rPr>
+        <w:rFonts w:ascii="Wingdings" w:hAnsi="Wingdings" w:hint="default"/>
+        <w:sz w:val="20"/>
+      </w:rPr>
+    </w:lvl>
+    <w:lvl w:ilvl="8" w:tentative="1">
+      <w:start w:val="1"/>
+      <w:numFmt w:val="bullet"/>
+      <w:lvlText w:val=""/>
+      <w:lvlJc w:val="left"/>
+      <w:pPr>
+        <w:tabs>
+          <w:tab w:val="num" w:pos="6480"/>
+        </w:tabs>
+        <w:ind w:left="6480" w:hanging="360"/>
+      </w:pPr>
+      <w:rPr>
+        <w:rFonts w:ascii="Wingdings" w:hAnsi="Wingdings" w:hint="default"/>
+        <w:sz w:val="20"/>
+      </w:rPr>
+    </w:lvl>
+  </w:abstractNum>
+  <w:abstractNum w:abstractNumId="4" w15:restartNumberingAfterBreak="0">
+    <w:nsid w:val="78983332"/>
+    <w:multiLevelType w:val="multilevel"/>
+    <w:tmpl w:val="80163220"/>
+    <w:lvl w:ilvl="0">
+      <w:start w:val="1"/>
+      <w:numFmt w:val="bullet"/>
+      <w:lvlText w:val=""/>
+      <w:lvlJc w:val="left"/>
+      <w:pPr>
+        <w:tabs>
+          <w:tab w:val="num" w:pos="720"/>
+        </w:tabs>
+        <w:ind w:left="720" w:hanging="360"/>
+      </w:pPr>
+      <w:rPr>
+        <w:rFonts w:ascii="Symbol" w:hAnsi="Symbol" w:hint="default"/>
+        <w:sz w:val="20"/>
+      </w:rPr>
+    </w:lvl>
+    <w:lvl w:ilvl="1">
+      <w:start w:val="1"/>
+      <w:numFmt w:val="bullet"/>
+      <w:lvlText w:val="o"/>
+      <w:lvlJc w:val="left"/>
+      <w:pPr>
+        <w:tabs>
+          <w:tab w:val="num" w:pos="1440"/>
+        </w:tabs>
+        <w:ind w:left="1440" w:hanging="360"/>
+      </w:pPr>
+      <w:rPr>
+        <w:rFonts w:ascii="Courier New" w:hAnsi="Courier New" w:hint="default"/>
+        <w:sz w:val="20"/>
+      </w:rPr>
+    </w:lvl>
+    <w:lvl w:ilvl="2">
+      <w:start w:val="1"/>
+      <w:numFmt w:val="bullet"/>
+      <w:lvlText w:val=""/>
+      <w:lvlJc w:val="left"/>
+      <w:pPr>
+        <w:tabs>
+          <w:tab w:val="num" w:pos="2160"/>
+        </w:tabs>
+        <w:ind w:left="2160" w:hanging="360"/>
+      </w:pPr>
+      <w:rPr>
+        <w:rFonts w:ascii="Wingdings" w:hAnsi="Wingdings" w:hint="default"/>
+        <w:sz w:val="20"/>
+      </w:rPr>
+    </w:lvl>
+    <w:lvl w:ilvl="3" w:tentative="1">
+      <w:start w:val="1"/>
+      <w:numFmt w:val="bullet"/>
+      <w:lvlText w:val=""/>
+      <w:lvlJc w:val="left"/>
+      <w:pPr>
+        <w:tabs>
+          <w:tab w:val="num" w:pos="2880"/>
+        </w:tabs>
+        <w:ind w:left="2880" w:hanging="360"/>
+      </w:pPr>
+      <w:rPr>
+        <w:rFonts w:ascii="Wingdings" w:hAnsi="Wingdings" w:hint="default"/>
+        <w:sz w:val="20"/>
+      </w:rPr>
+    </w:lvl>
+    <w:lvl w:ilvl="4" w:tentative="1">
+      <w:start w:val="1"/>
+      <w:numFmt w:val="bullet"/>
+      <w:lvlText w:val=""/>
+      <w:lvlJc w:val="left"/>
+      <w:pPr>
+        <w:tabs>
+          <w:tab w:val="num" w:pos="3600"/>
+        </w:tabs>
+        <w:ind w:left="3600" w:hanging="360"/>
+      </w:pPr>
+      <w:rPr>
+        <w:rFonts w:ascii="Wingdings" w:hAnsi="Wingdings" w:hint="default"/>
+        <w:sz w:val="20"/>
+      </w:rPr>
+    </w:lvl>
+    <w:lvl w:ilvl="5" w:tentative="1">
+      <w:start w:val="1"/>
+      <w:numFmt w:val="bullet"/>
+      <w:lvlText w:val=""/>
+      <w:lvlJc w:val="left"/>
+      <w:pPr>
+        <w:tabs>
+          <w:tab w:val="num" w:pos="4320"/>
+        </w:tabs>
+        <w:ind w:left="4320" w:hanging="360"/>
+      </w:pPr>
+      <w:rPr>
+        <w:rFonts w:ascii="Wingdings" w:hAnsi="Wingdings" w:hint="default"/>
+        <w:sz w:val="20"/>
+      </w:rPr>
+    </w:lvl>
+    <w:lvl w:ilvl="6" w:tentative="1">
+      <w:start w:val="1"/>
+      <w:numFmt w:val="bullet"/>
+      <w:lvlText w:val=""/>
+      <w:lvlJc w:val="left"/>
+      <w:pPr>
+        <w:tabs>
+          <w:tab w:val="num" w:pos="5040"/>
+        </w:tabs>
+        <w:ind w:left="5040" w:hanging="360"/>
+      </w:pPr>
+      <w:rPr>
+        <w:rFonts w:ascii="Wingdings" w:hAnsi="Wingdings" w:hint="default"/>
+        <w:sz w:val="20"/>
+      </w:rPr>
+    </w:lvl>
+    <w:lvl w:ilvl="7" w:tentative="1">
+      <w:start w:val="1"/>
+      <w:numFmt w:val="bullet"/>
+      <w:lvlText w:val=""/>
+      <w:lvlJc w:val="left"/>
+      <w:pPr>
+        <w:tabs>
+          <w:tab w:val="num" w:pos="5760"/>
+        </w:tabs>
+        <w:ind w:left="5760" w:hanging="360"/>
+      </w:pPr>
+      <w:rPr>
+        <w:rFonts w:ascii="Wingdings" w:hAnsi="Wingdings" w:hint="default"/>
+        <w:sz w:val="20"/>
+      </w:rPr>
+    </w:lvl>
+    <w:lvl w:ilvl="8" w:tentative="1">
+      <w:start w:val="1"/>
+      <w:numFmt w:val="bullet"/>
+      <w:lvlText w:val=""/>
+      <w:lvlJc w:val="left"/>
+      <w:pPr>
+        <w:tabs>
+          <w:tab w:val="num" w:pos="6480"/>
+        </w:tabs>
+        <w:ind w:left="6480" w:hanging="360"/>
+      </w:pPr>
+      <w:rPr>
+        <w:rFonts w:ascii="Wingdings" w:hAnsi="Wingdings" w:hint="default"/>
+        <w:sz w:val="20"/>
+      </w:rPr>
+    </w:lvl>
+  </w:abstractNum>
+  <w:num w:numId="1" w16cid:durableId="9575334">
+    <w:abstractNumId w:val="0"/>
+  </w:num>
+  <w:num w:numId="2" w16cid:durableId="1774935691">
+    <w:abstractNumId w:val="3"/>
+  </w:num>
+  <w:num w:numId="3" w16cid:durableId="1141576541">
+    <w:abstractNumId w:val="2"/>
+  </w:num>
+  <w:num w:numId="4" w16cid:durableId="767391345">
+    <w:abstractNumId w:val="4"/>
+  </w:num>
+  <w:num w:numId="5" w16cid:durableId="556281229">
+    <w:abstractNumId w:val="1"/>
+  </w:num>
+</w:numbering>
 </file>
 
 <file path=word/styles.xml><?xml version="1.0" encoding="utf-8"?>

--- a/Functional Requirements.docx
+++ b/Functional Requirements.docx
@@ -4,13 +4,13 @@
   <w:body>
     <w:p>
       <w:pPr>
-        <w:jc w:val="both"/>
+        <w:jc w:val="center"/>
         <w:rPr>
           <w:rFonts w:ascii="Times New Roman" w:hAnsi="Times New Roman" w:cs="Times New Roman"/>
           <w:b/>
           <w:bCs/>
-          <w:sz w:val="26"/>
-          <w:szCs w:val="26"/>
+          <w:sz w:val="28"/>
+          <w:szCs w:val="28"/>
         </w:rPr>
       </w:pPr>
       <w:r>
@@ -18,14 +18,19 @@
           <w:rFonts w:ascii="Times New Roman" w:hAnsi="Times New Roman" w:cs="Times New Roman"/>
           <w:b/>
           <w:bCs/>
-          <w:sz w:val="26"/>
-          <w:szCs w:val="26"/>
-        </w:rPr>
-        <w:t>Functional Requirements (Yêu cầu chức năng)</w:t>
+          <w:sz w:val="28"/>
+          <w:szCs w:val="28"/>
+        </w:rPr>
+        <w:t>CHƯƠNG I: KHẢO SÁT HIỆN TRẠNG VÀ YÊU CẦU HỆ THỐNG</w:t>
       </w:r>
     </w:p>
     <w:p>
       <w:pPr>
+        <w:pStyle w:val="ListParagraph"/>
+        <w:numPr>
+          <w:ilvl w:val="1"/>
+          <w:numId w:val="7"/>
+        </w:numPr>
         <w:jc w:val="both"/>
         <w:rPr>
           <w:rFonts w:ascii="Times New Roman" w:hAnsi="Times New Roman" w:cs="Times New Roman"/>
@@ -43,9 +48,13 @@
           <w:sz w:val="26"/>
           <w:szCs w:val="26"/>
         </w:rPr>
-        <w:t>1</w:t>
-      </w:r>
-      <w:r>
+        <w:t>Yêu cầu hệ thống</w:t>
+      </w:r>
+    </w:p>
+    <w:p>
+      <w:pPr>
+        <w:ind w:firstLine="851"/>
+        <w:jc w:val="both"/>
         <w:rPr>
           <w:rFonts w:ascii="Times New Roman" w:hAnsi="Times New Roman" w:cs="Times New Roman"/>
           <w:b/>
@@ -53,8 +62,7 @@
           <w:sz w:val="26"/>
           <w:szCs w:val="26"/>
         </w:rPr>
-        <w:t>.</w:t>
-      </w:r>
+      </w:pPr>
       <w:r>
         <w:rPr>
           <w:rFonts w:ascii="Times New Roman" w:hAnsi="Times New Roman" w:cs="Times New Roman"/>
@@ -63,7 +71,7 @@
           <w:sz w:val="26"/>
           <w:szCs w:val="26"/>
         </w:rPr>
-        <w:t xml:space="preserve"> Quản lý nhân viên</w:t>
+        <w:t>1.1.1 Yêu cầu về chức năng</w:t>
       </w:r>
     </w:p>
     <w:p>
@@ -72,57 +80,41 @@
         <w:jc w:val="both"/>
         <w:rPr>
           <w:rFonts w:ascii="Times New Roman" w:hAnsi="Times New Roman" w:cs="Times New Roman"/>
-          <w:sz w:val="26"/>
-          <w:szCs w:val="26"/>
-        </w:rPr>
-      </w:pPr>
-      <w:r>
-        <w:rPr>
-          <w:rFonts w:ascii="Times New Roman" w:hAnsi="Times New Roman" w:cs="Times New Roman"/>
-          <w:sz w:val="26"/>
-          <w:szCs w:val="26"/>
-        </w:rPr>
-        <w:t>-</w:t>
-      </w:r>
-      <w:r>
-        <w:rPr>
-          <w:rFonts w:ascii="Times New Roman" w:hAnsi="Times New Roman" w:cs="Times New Roman"/>
-          <w:sz w:val="26"/>
-          <w:szCs w:val="26"/>
-        </w:rPr>
-        <w:t>Hệ thống có khả năng t</w:t>
-      </w:r>
-      <w:r>
-        <w:rPr>
-          <w:rFonts w:ascii="Times New Roman" w:hAnsi="Times New Roman" w:cs="Times New Roman"/>
-          <w:sz w:val="26"/>
-          <w:szCs w:val="26"/>
-        </w:rPr>
-        <w:t xml:space="preserve">hêm mới </w:t>
-      </w:r>
-      <w:r>
-        <w:rPr>
-          <w:rFonts w:ascii="Times New Roman" w:hAnsi="Times New Roman" w:cs="Times New Roman"/>
-          <w:sz w:val="26"/>
-          <w:szCs w:val="26"/>
-        </w:rPr>
-        <w:t>nhân viên, mã ID mặc định 5 chữ và khi nhập thông tin sai phải ngăn chặn ngay lập tức không cho tiếp nhận thông tin sai lệch. Đặc biệt chỉ có quản lý</w:t>
-      </w:r>
-      <w:r>
-        <w:rPr>
-          <w:rFonts w:ascii="Times New Roman" w:hAnsi="Times New Roman" w:cs="Times New Roman"/>
-          <w:sz w:val="26"/>
-          <w:szCs w:val="26"/>
-        </w:rPr>
-        <w:t xml:space="preserve"> và admin</w:t>
-      </w:r>
-      <w:r>
-        <w:rPr>
-          <w:rFonts w:ascii="Times New Roman" w:hAnsi="Times New Roman" w:cs="Times New Roman"/>
-          <w:sz w:val="26"/>
-          <w:szCs w:val="26"/>
-        </w:rPr>
-        <w:t xml:space="preserve"> mới có quyền được phép sử dụng quản lý nhân viên. Và mỗi manager chỉ được phép quản lý phòng ban của chính mình. Và mỗi 1 phòng ban chỉ được phép có 1 manager.</w:t>
+          <w:b/>
+          <w:bCs/>
+          <w:sz w:val="26"/>
+          <w:szCs w:val="26"/>
+        </w:rPr>
+      </w:pPr>
+      <w:r>
+        <w:rPr>
+          <w:rFonts w:ascii="Times New Roman" w:hAnsi="Times New Roman" w:cs="Times New Roman"/>
+          <w:b/>
+          <w:bCs/>
+          <w:sz w:val="26"/>
+          <w:szCs w:val="26"/>
+        </w:rPr>
+        <w:t>1</w:t>
+      </w:r>
+      <w:r>
+        <w:rPr>
+          <w:rFonts w:ascii="Times New Roman" w:hAnsi="Times New Roman" w:cs="Times New Roman"/>
+          <w:b/>
+          <w:bCs/>
+          <w:sz w:val="26"/>
+          <w:szCs w:val="26"/>
+        </w:rPr>
+        <w:t>.</w:t>
+      </w:r>
+      <w:r>
+        <w:rPr>
+          <w:rFonts w:ascii="Times New Roman" w:hAnsi="Times New Roman" w:cs="Times New Roman"/>
+          <w:b/>
+          <w:bCs/>
+          <w:sz w:val="26"/>
+          <w:szCs w:val="26"/>
+        </w:rPr>
+        <w:t xml:space="preserve"> Quản lý nhân viên</w:t>
       </w:r>
     </w:p>
     <w:p>
@@ -140,15 +132,6 @@
           <w:rFonts w:ascii="Times New Roman" w:hAnsi="Times New Roman" w:cs="Times New Roman"/>
           <w:sz w:val="26"/>
           <w:szCs w:val="26"/>
-          <w:lang w:val="vi-VN"/>
-        </w:rPr>
-        <w:t xml:space="preserve"> </w:t>
-      </w:r>
-      <w:r>
-        <w:rPr>
-          <w:rFonts w:ascii="Times New Roman" w:hAnsi="Times New Roman" w:cs="Times New Roman"/>
-          <w:sz w:val="26"/>
-          <w:szCs w:val="26"/>
         </w:rPr>
         <w:t>-</w:t>
       </w:r>
@@ -158,15 +141,39 @@
           <w:sz w:val="26"/>
           <w:szCs w:val="26"/>
         </w:rPr>
-        <w:t>Cập nhật thông tin nhân viên (tên, ngày sinh, địa chỉ, phòng ban, chức vụ, số điện thoại).</w:t>
-      </w:r>
-      <w:r>
-        <w:rPr>
-          <w:rFonts w:ascii="Times New Roman" w:hAnsi="Times New Roman" w:cs="Times New Roman"/>
-          <w:sz w:val="26"/>
-          <w:szCs w:val="26"/>
-        </w:rPr>
-        <w:t xml:space="preserve"> Lưu ý khi cập nhật chức vụ lên manager phải kiểm tra xem còn manager nào khác không, nếu có thì ngăn chặn vì một phòng ban chỉ được phép có 1 manager.</w:t>
+        <w:t>Hệ thống có khả năng t</w:t>
+      </w:r>
+      <w:r>
+        <w:rPr>
+          <w:rFonts w:ascii="Times New Roman" w:hAnsi="Times New Roman" w:cs="Times New Roman"/>
+          <w:sz w:val="26"/>
+          <w:szCs w:val="26"/>
+        </w:rPr>
+        <w:t xml:space="preserve">hêm mới </w:t>
+      </w:r>
+      <w:r>
+        <w:rPr>
+          <w:rFonts w:ascii="Times New Roman" w:hAnsi="Times New Roman" w:cs="Times New Roman"/>
+          <w:sz w:val="26"/>
+          <w:szCs w:val="26"/>
+        </w:rPr>
+        <w:t>nhân viên, mã ID mặc định 5 chữ và khi nhập thông tin sai phải ngăn chặn ngay lập tức không cho tiếp nhận thông tin sai lệch. Đặc biệt chỉ có quản lý</w:t>
+      </w:r>
+      <w:r>
+        <w:rPr>
+          <w:rFonts w:ascii="Times New Roman" w:hAnsi="Times New Roman" w:cs="Times New Roman"/>
+          <w:sz w:val="26"/>
+          <w:szCs w:val="26"/>
+        </w:rPr>
+        <w:t xml:space="preserve"> và admin</w:t>
+      </w:r>
+      <w:r>
+        <w:rPr>
+          <w:rFonts w:ascii="Times New Roman" w:hAnsi="Times New Roman" w:cs="Times New Roman"/>
+          <w:sz w:val="26"/>
+          <w:szCs w:val="26"/>
+        </w:rPr>
+        <w:t xml:space="preserve"> mới có quyền được phép sử dụng quản lý nhân viên. Và mỗi manager chỉ được phép quản lý phòng ban của chính mình. Và mỗi 1 phòng ban chỉ được phép có 1 manager.</w:t>
       </w:r>
     </w:p>
     <w:p>
@@ -184,6 +191,15 @@
           <w:rFonts w:ascii="Times New Roman" w:hAnsi="Times New Roman" w:cs="Times New Roman"/>
           <w:sz w:val="26"/>
           <w:szCs w:val="26"/>
+          <w:lang w:val="vi-VN"/>
+        </w:rPr>
+        <w:t xml:space="preserve"> </w:t>
+      </w:r>
+      <w:r>
+        <w:rPr>
+          <w:rFonts w:ascii="Times New Roman" w:hAnsi="Times New Roman" w:cs="Times New Roman"/>
+          <w:sz w:val="26"/>
+          <w:szCs w:val="26"/>
         </w:rPr>
         <w:t>-</w:t>
       </w:r>
@@ -193,39 +209,31 @@
           <w:sz w:val="26"/>
           <w:szCs w:val="26"/>
         </w:rPr>
-        <w:t>Xóa thông tin nhân viên bằng cách set status trạng thái của nhân viên sang inactive, và khi bấm xóa phải có bước xác nhận</w:t>
-      </w:r>
-      <w:r>
-        <w:rPr>
-          <w:rFonts w:ascii="Times New Roman" w:hAnsi="Times New Roman" w:cs="Times New Roman"/>
-          <w:sz w:val="26"/>
-          <w:szCs w:val="26"/>
-        </w:rPr>
-        <w:t xml:space="preserve"> và sau đó hệ thống phải set status account sang disabled, contract thành terminate</w:t>
-      </w:r>
-      <w:r>
-        <w:rPr>
-          <w:rFonts w:ascii="Times New Roman" w:hAnsi="Times New Roman" w:cs="Times New Roman"/>
-          <w:sz w:val="26"/>
-          <w:szCs w:val="26"/>
-        </w:rPr>
-        <w:t>.</w:t>
-      </w:r>
-      <w:r>
-        <w:rPr>
-          <w:rFonts w:ascii="Times New Roman" w:hAnsi="Times New Roman" w:cs="Times New Roman"/>
-          <w:sz w:val="26"/>
-          <w:szCs w:val="26"/>
-        </w:rPr>
-        <w:t xml:space="preserve"> </w:t>
-      </w:r>
-      <w:r>
-        <w:rPr>
-          <w:rFonts w:ascii="Times New Roman" w:hAnsi="Times New Roman" w:cs="Times New Roman"/>
-          <w:sz w:val="26"/>
-          <w:szCs w:val="26"/>
-        </w:rPr>
-        <w:t xml:space="preserve"> </w:t>
+        <w:t>Cập nhật thông tin nhân viên (tên, ngày sinh, địa chỉ, phòng ban, chức vụ, số điện thoại</w:t>
+      </w:r>
+      <w:r>
+        <w:rPr>
+          <w:rFonts w:ascii="Times New Roman" w:hAnsi="Times New Roman" w:cs="Times New Roman"/>
+          <w:sz w:val="26"/>
+          <w:szCs w:val="26"/>
+        </w:rPr>
+        <w:t>,giới tính,hoạt động, lương cơ bản,hệ số lương,tạm ứng,mã hồ sơ, phụ cấp,</w:t>
+      </w:r>
+      <w:r>
+        <w:rPr>
+          <w:rFonts w:ascii="Times New Roman" w:hAnsi="Times New Roman" w:cs="Times New Roman"/>
+          <w:sz w:val="26"/>
+          <w:szCs w:val="26"/>
+        </w:rPr>
+        <w:t>).</w:t>
+      </w:r>
+      <w:r>
+        <w:rPr>
+          <w:rFonts w:ascii="Times New Roman" w:hAnsi="Times New Roman" w:cs="Times New Roman"/>
+          <w:sz w:val="26"/>
+          <w:szCs w:val="26"/>
+        </w:rPr>
+        <w:t xml:space="preserve"> Lưu ý khi cập nhật chức vụ lên manager phải kiểm tra xem còn manager nào khác không, nếu có thì ngăn chặn vì một phòng ban chỉ được phép có 1 manager.</w:t>
       </w:r>
     </w:p>
     <w:p>
@@ -252,15 +260,39 @@
           <w:sz w:val="26"/>
           <w:szCs w:val="26"/>
         </w:rPr>
-        <w:t>Tìm kiếm nhân viên theo mã nhân viên, tên, phòng ban.</w:t>
-      </w:r>
-      <w:r>
-        <w:rPr>
-          <w:rFonts w:ascii="Times New Roman" w:hAnsi="Times New Roman" w:cs="Times New Roman"/>
-          <w:sz w:val="26"/>
-          <w:szCs w:val="26"/>
-        </w:rPr>
-        <w:t xml:space="preserve"> Nếu nhập sai thì phải đảm bảo hệ thống tiếp tục chạy thay vì sập.</w:t>
+        <w:t>Xóa thông tin nhân viên bằng cách set status trạng thái của nhân viên sang inactive, và khi bấm xóa phải có bước xác nhận</w:t>
+      </w:r>
+      <w:r>
+        <w:rPr>
+          <w:rFonts w:ascii="Times New Roman" w:hAnsi="Times New Roman" w:cs="Times New Roman"/>
+          <w:sz w:val="26"/>
+          <w:szCs w:val="26"/>
+        </w:rPr>
+        <w:t xml:space="preserve"> và sau đó hệ thống phải set status account sang disabled, contract thành terminate</w:t>
+      </w:r>
+      <w:r>
+        <w:rPr>
+          <w:rFonts w:ascii="Times New Roman" w:hAnsi="Times New Roman" w:cs="Times New Roman"/>
+          <w:sz w:val="26"/>
+          <w:szCs w:val="26"/>
+        </w:rPr>
+        <w:t>.</w:t>
+      </w:r>
+      <w:r>
+        <w:rPr>
+          <w:rFonts w:ascii="Times New Roman" w:hAnsi="Times New Roman" w:cs="Times New Roman"/>
+          <w:sz w:val="26"/>
+          <w:szCs w:val="26"/>
+        </w:rPr>
+        <w:t xml:space="preserve"> </w:t>
+      </w:r>
+      <w:r>
+        <w:rPr>
+          <w:rFonts w:ascii="Times New Roman" w:hAnsi="Times New Roman" w:cs="Times New Roman"/>
+          <w:sz w:val="26"/>
+          <w:szCs w:val="26"/>
+        </w:rPr>
+        <w:t xml:space="preserve"> </w:t>
       </w:r>
     </w:p>
     <w:p>
@@ -287,31 +319,15 @@
           <w:sz w:val="26"/>
           <w:szCs w:val="26"/>
         </w:rPr>
-        <w:t xml:space="preserve">Xem danh sách toàn bộ nhân viên trong </w:t>
-      </w:r>
-      <w:r>
-        <w:rPr>
-          <w:rFonts w:ascii="Times New Roman" w:hAnsi="Times New Roman" w:cs="Times New Roman"/>
-          <w:sz w:val="26"/>
-          <w:szCs w:val="26"/>
-        </w:rPr>
-        <w:t>một phòng ban được xếp theo thứ tự A-Z sẵn</w:t>
-      </w:r>
-      <w:r>
-        <w:rPr>
-          <w:rFonts w:ascii="Times New Roman" w:hAnsi="Times New Roman" w:cs="Times New Roman"/>
-          <w:sz w:val="26"/>
-          <w:szCs w:val="26"/>
-        </w:rPr>
-        <w:t xml:space="preserve"> theo tên</w:t>
-      </w:r>
-      <w:r>
-        <w:rPr>
-          <w:rFonts w:ascii="Times New Roman" w:hAnsi="Times New Roman" w:cs="Times New Roman"/>
-          <w:sz w:val="26"/>
-          <w:szCs w:val="26"/>
-        </w:rPr>
-        <w:t>.</w:t>
+        <w:t>Tìm kiếm nhân viên theo mã nhân viên, tên, phòng ban.</w:t>
+      </w:r>
+      <w:r>
+        <w:rPr>
+          <w:rFonts w:ascii="Times New Roman" w:hAnsi="Times New Roman" w:cs="Times New Roman"/>
+          <w:sz w:val="26"/>
+          <w:szCs w:val="26"/>
+        </w:rPr>
+        <w:t xml:space="preserve"> Nếu nhập sai thì phải đảm bảo hệ thống tiếp tục chạy thay vì sập.</w:t>
       </w:r>
     </w:p>
     <w:p>
@@ -330,19 +346,71 @@
           <w:sz w:val="26"/>
           <w:szCs w:val="26"/>
         </w:rPr>
-        <w:t>-Hệ thống phải hiển thị đầy đủ thông tin nhân viên: mã id, họ tên, ngày tháng năm sinh, số điện thoại, số ngày nghỉ, số ngày trễ và ghi chú xin nghỉ chờ phê duyệt nếu có</w:t>
-      </w:r>
-      <w:r>
-        <w:rPr>
-          <w:rFonts w:ascii="Times New Roman" w:hAnsi="Times New Roman" w:cs="Times New Roman"/>
-          <w:sz w:val="26"/>
-          <w:szCs w:val="26"/>
-        </w:rPr>
-        <w:t>, trạng thái còn đi làm hay nghỉ việc.</w:t>
+        <w:t>-</w:t>
+      </w:r>
+      <w:r>
+        <w:rPr>
+          <w:rFonts w:ascii="Times New Roman" w:hAnsi="Times New Roman" w:cs="Times New Roman"/>
+          <w:sz w:val="26"/>
+          <w:szCs w:val="26"/>
+        </w:rPr>
+        <w:t xml:space="preserve">Xem danh sách toàn bộ nhân viên trong </w:t>
+      </w:r>
+      <w:r>
+        <w:rPr>
+          <w:rFonts w:ascii="Times New Roman" w:hAnsi="Times New Roman" w:cs="Times New Roman"/>
+          <w:sz w:val="26"/>
+          <w:szCs w:val="26"/>
+        </w:rPr>
+        <w:t>một phòng ban được xếp theo thứ tự A-Z sẵn</w:t>
+      </w:r>
+      <w:r>
+        <w:rPr>
+          <w:rFonts w:ascii="Times New Roman" w:hAnsi="Times New Roman" w:cs="Times New Roman"/>
+          <w:sz w:val="26"/>
+          <w:szCs w:val="26"/>
+        </w:rPr>
+        <w:t xml:space="preserve"> theo tên</w:t>
+      </w:r>
+      <w:r>
+        <w:rPr>
+          <w:rFonts w:ascii="Times New Roman" w:hAnsi="Times New Roman" w:cs="Times New Roman"/>
+          <w:sz w:val="26"/>
+          <w:szCs w:val="26"/>
+        </w:rPr>
+        <w:t>.</w:t>
       </w:r>
     </w:p>
     <w:p>
       <w:pPr>
+        <w:ind w:firstLine="851"/>
+        <w:jc w:val="both"/>
+        <w:rPr>
+          <w:rFonts w:ascii="Times New Roman" w:hAnsi="Times New Roman" w:cs="Times New Roman"/>
+          <w:sz w:val="26"/>
+          <w:szCs w:val="26"/>
+        </w:rPr>
+      </w:pPr>
+      <w:r>
+        <w:rPr>
+          <w:rFonts w:ascii="Times New Roman" w:hAnsi="Times New Roman" w:cs="Times New Roman"/>
+          <w:sz w:val="26"/>
+          <w:szCs w:val="26"/>
+        </w:rPr>
+        <w:t>-Hệ thống phải hiển thị đầy đủ thông tin nhân viên: mã id, họ tên, ngày tháng năm sinh, số điện thoại, số ngày nghỉ, số ngày trễ và ghi chú xin nghỉ chờ phê duyệt nếu có</w:t>
+      </w:r>
+      <w:r>
+        <w:rPr>
+          <w:rFonts w:ascii="Times New Roman" w:hAnsi="Times New Roman" w:cs="Times New Roman"/>
+          <w:sz w:val="26"/>
+          <w:szCs w:val="26"/>
+        </w:rPr>
+        <w:t>, trạng thái còn đi làm hay nghỉ việc.</w:t>
+      </w:r>
+    </w:p>
+    <w:p>
+      <w:pPr>
+        <w:ind w:firstLine="851"/>
         <w:jc w:val="both"/>
         <w:rPr>
           <w:rFonts w:ascii="Times New Roman" w:hAnsi="Times New Roman" w:cs="Times New Roman"/>
@@ -387,7 +455,23 @@
           <w:sz w:val="26"/>
           <w:szCs w:val="26"/>
         </w:rPr>
-        <w:t xml:space="preserve"> Phòng ban có thể bỏ trống nếu chưa có manager nào thích hợp để quản lý. Và không được phép thêm nhân viên nào vào phòng ban chưa có manager, nếu user lỡ chọn thêm nhân viên vào phòng ban chưa có manager phải từ chối</w:t>
+        <w:t xml:space="preserve"> Phòng ban có thể bỏ trống nếu chưa có manager nào thích hợp để quản lý. Và không được phép thêm nhân viên nào vào phòng ban chưa có manager, nếu </w:t>
+      </w:r>
+      <w:r>
+        <w:rPr>
+          <w:rFonts w:ascii="Times New Roman" w:hAnsi="Times New Roman" w:cs="Times New Roman"/>
+          <w:sz w:val="26"/>
+          <w:szCs w:val="26"/>
+        </w:rPr>
+        <w:t>quản trị viên</w:t>
+      </w:r>
+      <w:r>
+        <w:rPr>
+          <w:rFonts w:ascii="Times New Roman" w:hAnsi="Times New Roman" w:cs="Times New Roman"/>
+          <w:sz w:val="26"/>
+          <w:szCs w:val="26"/>
+        </w:rPr>
+        <w:t xml:space="preserve"> lỡ chọn thêm nhân viên vào phòng ban chưa có manager phải từ chối</w:t>
       </w:r>
       <w:r>
         <w:rPr>
@@ -427,6 +511,7 @@
     </w:p>
     <w:p>
       <w:pPr>
+        <w:ind w:firstLine="851"/>
         <w:jc w:val="both"/>
         <w:rPr>
           <w:rFonts w:ascii="Times New Roman" w:hAnsi="Times New Roman" w:cs="Times New Roman"/>
@@ -495,7 +580,16 @@
           <w:sz w:val="26"/>
           <w:szCs w:val="26"/>
         </w:rPr>
-        <w:t>ệ thống phải hỗ trợ ghi nhận thời gian làm việc của nhân viên thông qua chức năng check-in và check-out (theo real-time).</w:t>
+        <w:t>ệ thống phải hỗ trợ ghi nhận thời gian làm việc của nhân viên thông qua chức năng check-in và check-out (theo real-</w:t>
+      </w:r>
+      <w:r>
+        <w:rPr>
+          <w:rFonts w:ascii="Times New Roman" w:hAnsi="Times New Roman" w:cs="Times New Roman"/>
+          <w:sz w:val="26"/>
+          <w:szCs w:val="26"/>
+        </w:rPr>
+        <w:lastRenderedPageBreak/>
+        <w:t>time).</w:t>
       </w:r>
       <w:r>
         <w:rPr>
@@ -535,20 +629,12 @@
           <w:sz w:val="26"/>
           <w:szCs w:val="26"/>
         </w:rPr>
-        <w:t xml:space="preserve"> Lưu ý rằng chỉ cho phép check in rồi mới </w:t>
-      </w:r>
-      <w:r>
-        <w:rPr>
-          <w:rFonts w:ascii="Times New Roman" w:hAnsi="Times New Roman" w:cs="Times New Roman"/>
-          <w:sz w:val="26"/>
-          <w:szCs w:val="26"/>
-        </w:rPr>
-        <w:lastRenderedPageBreak/>
-        <w:t>được checkout, nếu ngày hôm đó nhân viên chưa check in mà đã checkout phải báo lỗi và yêu cầu checkin. Một khi đã checkin thì chỉ có thể dùng checkout, nếu nhấn checkin thì báo lỗi.</w:t>
+        <w:t xml:space="preserve"> Lưu ý rằng chỉ cho phép check in rồi mới được checkout, nếu ngày hôm đó nhân viên chưa check in mà đã checkout phải báo lỗi và yêu cầu checkin. Một khi đã checkin thì chỉ có thể dùng checkout, nếu nhấn checkin thì báo lỗi.</w:t>
       </w:r>
     </w:p>
     <w:p>
       <w:pPr>
+        <w:ind w:firstLine="851"/>
         <w:jc w:val="both"/>
         <w:rPr>
           <w:rFonts w:ascii="Times New Roman" w:hAnsi="Times New Roman" w:cs="Times New Roman"/>
@@ -606,6 +692,7 @@
     </w:p>
     <w:p>
       <w:pPr>
+        <w:ind w:firstLine="851"/>
         <w:jc w:val="both"/>
         <w:rPr>
           <w:rFonts w:ascii="Times New Roman" w:hAnsi="Times New Roman" w:cs="Times New Roman"/>
@@ -745,23 +832,7 @@
           <w:sz w:val="26"/>
           <w:szCs w:val="26"/>
         </w:rPr>
-        <w:t>Hệ thống tự động tạo tài khoản khi thêm nhân viên:Username = ID nhân viên</w:t>
-      </w:r>
-      <w:r>
-        <w:rPr>
-          <w:rFonts w:ascii="Times New Roman" w:hAnsi="Times New Roman" w:cs="Times New Roman"/>
-          <w:sz w:val="26"/>
-          <w:szCs w:val="26"/>
-        </w:rPr>
-        <w:t xml:space="preserve"> và </w:t>
-      </w:r>
-      <w:r>
-        <w:rPr>
-          <w:rFonts w:ascii="Times New Roman" w:hAnsi="Times New Roman" w:cs="Times New Roman"/>
-          <w:sz w:val="26"/>
-          <w:szCs w:val="26"/>
-        </w:rPr>
-        <w:t>Password do Admin cấp</w:t>
+        <w:t>Trước khi hệ thống tạo 1 tài khoản cho nhân viên, phải kiểm tra nhân viên đó đã được thêm vào database bên quản lý nhân viên chưa. Nếu chưa thì phải ngăn chặn và yêu cầu thêm mới nhân viên.</w:t>
       </w:r>
     </w:p>
     <w:p>
@@ -780,39 +851,7 @@
           <w:sz w:val="26"/>
           <w:szCs w:val="26"/>
         </w:rPr>
-        <w:t>Mỗi tài khoản:</w:t>
-      </w:r>
-      <w:r>
-        <w:rPr>
-          <w:rFonts w:ascii="Times New Roman" w:hAnsi="Times New Roman" w:cs="Times New Roman"/>
-          <w:sz w:val="26"/>
-          <w:szCs w:val="26"/>
-        </w:rPr>
-        <w:t xml:space="preserve"> </w:t>
-      </w:r>
-      <w:r>
-        <w:rPr>
-          <w:rFonts w:ascii="Times New Roman" w:hAnsi="Times New Roman" w:cs="Times New Roman"/>
-          <w:sz w:val="26"/>
-          <w:szCs w:val="26"/>
-        </w:rPr>
-        <w:t>Gắn với một vai trò:</w:t>
-      </w:r>
-      <w:r>
-        <w:rPr>
-          <w:rFonts w:ascii="Times New Roman" w:hAnsi="Times New Roman" w:cs="Times New Roman"/>
-          <w:sz w:val="26"/>
-          <w:szCs w:val="26"/>
-        </w:rPr>
-        <w:t xml:space="preserve"> </w:t>
-      </w:r>
-      <w:r>
-        <w:rPr>
-          <w:rFonts w:ascii="Times New Roman" w:hAnsi="Times New Roman" w:cs="Times New Roman"/>
-          <w:sz w:val="26"/>
-          <w:szCs w:val="26"/>
-        </w:rPr>
-        <w:t>Admin / HR / Manager / Employee</w:t>
+        <w:t>Username của tài khoản sẽ là ID nhân viên còn password là do admin cung cấp, đồng thời mật mã phải được mã hóa bằng các hàm băm trước khi thêm vào database để bảo đảm tính bảo mật.</w:t>
       </w:r>
     </w:p>
     <w:p>
@@ -831,7 +870,39 @@
           <w:sz w:val="26"/>
           <w:szCs w:val="26"/>
         </w:rPr>
-        <w:t>Hệ thống có chức năng tìm kiếm tài khoản để admin có thể cập nhật mật khẩu hoặc xóa đi tài khoản.</w:t>
+        <w:t>Mỗi tài khoản:</w:t>
+      </w:r>
+      <w:r>
+        <w:rPr>
+          <w:rFonts w:ascii="Times New Roman" w:hAnsi="Times New Roman" w:cs="Times New Roman"/>
+          <w:sz w:val="26"/>
+          <w:szCs w:val="26"/>
+        </w:rPr>
+        <w:t xml:space="preserve"> </w:t>
+      </w:r>
+      <w:r>
+        <w:rPr>
+          <w:rFonts w:ascii="Times New Roman" w:hAnsi="Times New Roman" w:cs="Times New Roman"/>
+          <w:sz w:val="26"/>
+          <w:szCs w:val="26"/>
+        </w:rPr>
+        <w:t>Gắn với một vai trò:</w:t>
+      </w:r>
+      <w:r>
+        <w:rPr>
+          <w:rFonts w:ascii="Times New Roman" w:hAnsi="Times New Roman" w:cs="Times New Roman"/>
+          <w:sz w:val="26"/>
+          <w:szCs w:val="26"/>
+        </w:rPr>
+        <w:t xml:space="preserve"> </w:t>
+      </w:r>
+      <w:r>
+        <w:rPr>
+          <w:rFonts w:ascii="Times New Roman" w:hAnsi="Times New Roman" w:cs="Times New Roman"/>
+          <w:sz w:val="26"/>
+          <w:szCs w:val="26"/>
+        </w:rPr>
+        <w:t>Admin / HR / Manager / Employee</w:t>
       </w:r>
     </w:p>
     <w:p>
@@ -850,27 +921,55 @@
           <w:sz w:val="26"/>
           <w:szCs w:val="26"/>
         </w:rPr>
-        <w:t>Hệ thống chỉ hỗ trợ</w:t>
-      </w:r>
-      <w:r>
-        <w:rPr>
-          <w:rFonts w:ascii="Times New Roman" w:hAnsi="Times New Roman" w:cs="Times New Roman"/>
-          <w:sz w:val="26"/>
-          <w:szCs w:val="26"/>
-        </w:rPr>
-        <w:t xml:space="preserve"> đ</w:t>
-      </w:r>
-      <w:r>
-        <w:rPr>
-          <w:rFonts w:ascii="Times New Roman" w:hAnsi="Times New Roman" w:cs="Times New Roman"/>
-          <w:sz w:val="26"/>
-          <w:szCs w:val="26"/>
-        </w:rPr>
-        <w:t>ăng nhập</w:t>
+        <w:t>Hệ thống có chức năng tìm kiếm tài khoản để admin có thể cập nhật mật khẩu hoặc xóa đi tài khoản.</w:t>
       </w:r>
     </w:p>
     <w:p>
       <w:pPr>
+        <w:ind w:firstLine="851"/>
+        <w:jc w:val="both"/>
+        <w:rPr>
+          <w:rFonts w:ascii="Times New Roman" w:hAnsi="Times New Roman" w:cs="Times New Roman"/>
+          <w:sz w:val="26"/>
+          <w:szCs w:val="26"/>
+        </w:rPr>
+      </w:pPr>
+      <w:r>
+        <w:rPr>
+          <w:rFonts w:ascii="Times New Roman" w:hAnsi="Times New Roman" w:cs="Times New Roman"/>
+          <w:sz w:val="26"/>
+          <w:szCs w:val="26"/>
+        </w:rPr>
+        <w:t>Hệ thống chỉ hỗ trợ</w:t>
+      </w:r>
+      <w:r>
+        <w:rPr>
+          <w:rFonts w:ascii="Times New Roman" w:hAnsi="Times New Roman" w:cs="Times New Roman"/>
+          <w:sz w:val="26"/>
+          <w:szCs w:val="26"/>
+        </w:rPr>
+        <w:t xml:space="preserve"> đ</w:t>
+      </w:r>
+      <w:r>
+        <w:rPr>
+          <w:rFonts w:ascii="Times New Roman" w:hAnsi="Times New Roman" w:cs="Times New Roman"/>
+          <w:sz w:val="26"/>
+          <w:szCs w:val="26"/>
+        </w:rPr>
+        <w:t>ăng nhập</w:t>
+      </w:r>
+      <w:r>
+        <w:rPr>
+          <w:rFonts w:ascii="Times New Roman" w:hAnsi="Times New Roman" w:cs="Times New Roman"/>
+          <w:sz w:val="26"/>
+          <w:szCs w:val="26"/>
+        </w:rPr>
+        <w:t xml:space="preserve"> và đăng xuất.</w:t>
+      </w:r>
+    </w:p>
+    <w:p>
+      <w:pPr>
+        <w:ind w:firstLine="851"/>
         <w:jc w:val="both"/>
         <w:rPr>
           <w:rFonts w:ascii="Times New Roman" w:hAnsi="Times New Roman" w:cs="Times New Roman"/>
@@ -1076,6 +1175,7 @@
           <w:sz w:val="26"/>
           <w:szCs w:val="26"/>
         </w:rPr>
+        <w:lastRenderedPageBreak/>
         <w:t>HR và Admin</w:t>
       </w:r>
       <w:r>
@@ -1411,7 +1511,6 @@
           <w:sz w:val="26"/>
           <w:szCs w:val="26"/>
         </w:rPr>
-        <w:lastRenderedPageBreak/>
         <w:t>Hệ thống lưu:</w:t>
       </w:r>
       <w:r>
@@ -1497,6 +1596,7208 @@
         </w:rPr>
         <w:t>Và hiển thị danh sách bảo hiểm.</w:t>
       </w:r>
+    </w:p>
+    <w:p>
+      <w:pPr>
+        <w:ind w:firstLine="851"/>
+        <w:jc w:val="both"/>
+        <w:rPr>
+          <w:rFonts w:ascii="Times New Roman" w:hAnsi="Times New Roman" w:cs="Times New Roman"/>
+          <w:b/>
+          <w:bCs/>
+          <w:sz w:val="26"/>
+          <w:szCs w:val="26"/>
+        </w:rPr>
+      </w:pPr>
+      <w:r>
+        <w:rPr>
+          <w:rFonts w:ascii="Times New Roman" w:hAnsi="Times New Roman" w:cs="Times New Roman"/>
+          <w:b/>
+          <w:bCs/>
+          <w:sz w:val="26"/>
+          <w:szCs w:val="26"/>
+        </w:rPr>
+        <w:t>10</w:t>
+      </w:r>
+      <w:r>
+        <w:rPr>
+          <w:rFonts w:ascii="Times New Roman" w:hAnsi="Times New Roman" w:cs="Times New Roman"/>
+          <w:b/>
+          <w:bCs/>
+          <w:sz w:val="26"/>
+          <w:szCs w:val="26"/>
+        </w:rPr>
+        <w:t xml:space="preserve">. Quản lý </w:t>
+      </w:r>
+      <w:r>
+        <w:rPr>
+          <w:rFonts w:ascii="Times New Roman" w:hAnsi="Times New Roman" w:cs="Times New Roman"/>
+          <w:b/>
+          <w:bCs/>
+          <w:sz w:val="26"/>
+          <w:szCs w:val="26"/>
+        </w:rPr>
+        <w:t>dự án</w:t>
+      </w:r>
+    </w:p>
+    <w:p>
+      <w:pPr>
+        <w:ind w:firstLine="851"/>
+        <w:jc w:val="both"/>
+        <w:rPr>
+          <w:rFonts w:ascii="Times New Roman" w:hAnsi="Times New Roman" w:cs="Times New Roman"/>
+          <w:sz w:val="26"/>
+          <w:szCs w:val="26"/>
+        </w:rPr>
+      </w:pPr>
+      <w:r>
+        <w:rPr>
+          <w:rFonts w:ascii="Times New Roman" w:hAnsi="Times New Roman" w:cs="Times New Roman"/>
+          <w:sz w:val="26"/>
+          <w:szCs w:val="26"/>
+        </w:rPr>
+        <w:t>Nhân viên phải xem được dự án mình thuộc, và các khối lượng công việc trong dự án đó.</w:t>
+      </w:r>
+    </w:p>
+    <w:p>
+      <w:pPr>
+        <w:ind w:firstLine="851"/>
+        <w:jc w:val="both"/>
+        <w:rPr>
+          <w:rFonts w:ascii="Times New Roman" w:hAnsi="Times New Roman" w:cs="Times New Roman"/>
+          <w:sz w:val="26"/>
+          <w:szCs w:val="26"/>
+        </w:rPr>
+      </w:pPr>
+      <w:r>
+        <w:rPr>
+          <w:rFonts w:ascii="Times New Roman" w:hAnsi="Times New Roman" w:cs="Times New Roman"/>
+          <w:sz w:val="26"/>
+          <w:szCs w:val="26"/>
+        </w:rPr>
+        <w:t>Quản lý có quyền tạo dự án và xóa dự án, đồng thời xem các danh sách dự án mình đang quản lý.</w:t>
+      </w:r>
+    </w:p>
+    <w:p>
+      <w:pPr>
+        <w:ind w:firstLine="851"/>
+        <w:jc w:val="both"/>
+        <w:rPr>
+          <w:rFonts w:ascii="Times New Roman" w:hAnsi="Times New Roman" w:cs="Times New Roman"/>
+          <w:sz w:val="26"/>
+          <w:szCs w:val="26"/>
+        </w:rPr>
+      </w:pPr>
+      <w:r>
+        <w:rPr>
+          <w:rFonts w:ascii="Times New Roman" w:hAnsi="Times New Roman" w:cs="Times New Roman"/>
+          <w:sz w:val="26"/>
+          <w:szCs w:val="26"/>
+        </w:rPr>
+        <w:t>Hệ thống phải có chức năng thêm nhân viên vào dự án và cập nhật dự án như giao công việc, xóa nhân viên khỏi dự án, công việc.</w:t>
+      </w:r>
+    </w:p>
+    <w:p>
+      <w:pPr>
+        <w:ind w:left="720"/>
+        <w:jc w:val="both"/>
+        <w:rPr>
+          <w:rFonts w:ascii="Times New Roman" w:hAnsi="Times New Roman" w:cs="Times New Roman"/>
+          <w:sz w:val="26"/>
+          <w:szCs w:val="26"/>
+        </w:rPr>
+      </w:pPr>
+    </w:p>
+    <w:p>
+      <w:pPr>
+        <w:ind w:firstLine="851"/>
+        <w:jc w:val="both"/>
+        <w:rPr>
+          <w:rFonts w:ascii="Times New Roman" w:hAnsi="Times New Roman" w:cs="Times New Roman"/>
+          <w:b/>
+          <w:bCs/>
+          <w:sz w:val="26"/>
+          <w:szCs w:val="26"/>
+        </w:rPr>
+      </w:pPr>
+      <w:r>
+        <w:rPr>
+          <w:rFonts w:ascii="Times New Roman" w:hAnsi="Times New Roman" w:cs="Times New Roman"/>
+          <w:b/>
+          <w:bCs/>
+          <w:sz w:val="26"/>
+          <w:szCs w:val="26"/>
+        </w:rPr>
+        <w:t>1.1.2 Yêu cầu phi chức năng</w:t>
+      </w:r>
+    </w:p>
+    <w:p>
+      <w:pPr>
+        <w:ind w:firstLine="851"/>
+        <w:jc w:val="both"/>
+        <w:rPr>
+          <w:rFonts w:ascii="Times New Roman" w:hAnsi="Times New Roman" w:cs="Times New Roman"/>
+          <w:sz w:val="26"/>
+          <w:szCs w:val="26"/>
+        </w:rPr>
+      </w:pPr>
+      <w:r>
+        <w:rPr>
+          <w:rFonts w:ascii="Times New Roman" w:hAnsi="Times New Roman" w:cs="Times New Roman"/>
+          <w:sz w:val="26"/>
+          <w:szCs w:val="26"/>
+        </w:rPr>
+        <w:t>Mật khẩu phải được mã hóa khi lưu vào database.</w:t>
+      </w:r>
+    </w:p>
+    <w:p>
+      <w:pPr>
+        <w:ind w:firstLine="851"/>
+        <w:jc w:val="both"/>
+        <w:rPr>
+          <w:rFonts w:ascii="Times New Roman" w:hAnsi="Times New Roman" w:cs="Times New Roman"/>
+          <w:sz w:val="26"/>
+          <w:szCs w:val="26"/>
+        </w:rPr>
+      </w:pPr>
+      <w:r>
+        <w:rPr>
+          <w:rFonts w:ascii="Times New Roman" w:hAnsi="Times New Roman" w:cs="Times New Roman"/>
+          <w:sz w:val="26"/>
+          <w:szCs w:val="26"/>
+        </w:rPr>
+        <w:t>Hệ thống phải chú ý tới các câu lệnh query để tránh SQL injection.</w:t>
+      </w:r>
+    </w:p>
+    <w:p>
+      <w:pPr>
+        <w:ind w:firstLine="851"/>
+        <w:jc w:val="both"/>
+        <w:rPr>
+          <w:rFonts w:ascii="Times New Roman" w:hAnsi="Times New Roman" w:cs="Times New Roman"/>
+          <w:sz w:val="26"/>
+          <w:szCs w:val="26"/>
+        </w:rPr>
+      </w:pPr>
+      <w:r>
+        <w:rPr>
+          <w:rFonts w:ascii="Times New Roman" w:hAnsi="Times New Roman" w:cs="Times New Roman"/>
+          <w:sz w:val="26"/>
+          <w:szCs w:val="26"/>
+        </w:rPr>
+        <w:t>Giao diện phải đẹp và dễ sử dụng.</w:t>
+      </w:r>
+    </w:p>
+    <w:p>
+      <w:pPr>
+        <w:ind w:firstLine="851"/>
+        <w:jc w:val="both"/>
+        <w:rPr>
+          <w:rFonts w:ascii="Times New Roman" w:hAnsi="Times New Roman" w:cs="Times New Roman"/>
+          <w:sz w:val="26"/>
+          <w:szCs w:val="26"/>
+        </w:rPr>
+      </w:pPr>
+      <w:r>
+        <w:rPr>
+          <w:rFonts w:ascii="Times New Roman" w:hAnsi="Times New Roman" w:cs="Times New Roman"/>
+          <w:sz w:val="26"/>
+          <w:szCs w:val="26"/>
+        </w:rPr>
+        <w:t xml:space="preserve">Các chức năng </w:t>
+      </w:r>
+      <w:r>
+        <w:rPr>
+          <w:rFonts w:ascii="Times New Roman" w:hAnsi="Times New Roman" w:cs="Times New Roman"/>
+          <w:sz w:val="26"/>
+          <w:szCs w:val="26"/>
+        </w:rPr>
+        <w:t xml:space="preserve">thời gian thực thi phải </w:t>
+      </w:r>
+      <w:r>
+        <w:rPr>
+          <w:rFonts w:ascii="Times New Roman" w:hAnsi="Times New Roman" w:cs="Times New Roman"/>
+          <w:sz w:val="26"/>
+          <w:szCs w:val="26"/>
+        </w:rPr>
+        <w:t>trong 2-3 giây. Nếu hệ thống có sập thì cũng chỉ được phép sập không quá 4 giây. Đồng thời nếu có các lỗi hệ thống thì hệ thống phải bắt được các lỗi đó và tiếp tục chạy.</w:t>
+      </w:r>
+    </w:p>
+    <w:p>
+      <w:pPr>
+        <w:ind w:firstLine="851"/>
+        <w:jc w:val="both"/>
+        <w:rPr>
+          <w:rFonts w:ascii="Times New Roman" w:hAnsi="Times New Roman" w:cs="Times New Roman"/>
+          <w:sz w:val="26"/>
+          <w:szCs w:val="26"/>
+        </w:rPr>
+      </w:pPr>
+      <w:r>
+        <w:rPr>
+          <w:rFonts w:ascii="Times New Roman" w:hAnsi="Times New Roman" w:cs="Times New Roman"/>
+          <w:sz w:val="26"/>
+          <w:szCs w:val="26"/>
+        </w:rPr>
+        <w:t>Các thông tin cá nhân của nhân viên cũng phải được mã hóa.</w:t>
+      </w:r>
+    </w:p>
+    <w:p>
+      <w:pPr>
+        <w:jc w:val="both"/>
+        <w:rPr>
+          <w:rFonts w:ascii="Times New Roman" w:hAnsi="Times New Roman" w:cs="Times New Roman"/>
+          <w:sz w:val="26"/>
+          <w:szCs w:val="26"/>
+        </w:rPr>
+      </w:pPr>
+    </w:p>
+    <w:p>
+      <w:pPr>
+        <w:ind w:left="851"/>
+        <w:jc w:val="both"/>
+        <w:rPr>
+          <w:rFonts w:ascii="Times New Roman" w:hAnsi="Times New Roman" w:cs="Times New Roman"/>
+          <w:b/>
+          <w:bCs/>
+          <w:sz w:val="26"/>
+          <w:szCs w:val="26"/>
+        </w:rPr>
+      </w:pPr>
+      <w:r>
+        <w:rPr>
+          <w:rFonts w:ascii="Times New Roman" w:hAnsi="Times New Roman" w:cs="Times New Roman"/>
+          <w:b/>
+          <w:bCs/>
+          <w:sz w:val="26"/>
+          <w:szCs w:val="26"/>
+        </w:rPr>
+        <w:t xml:space="preserve">1.2 </w:t>
+      </w:r>
+      <w:r>
+        <w:rPr>
+          <w:rFonts w:ascii="Times New Roman" w:hAnsi="Times New Roman" w:cs="Times New Roman"/>
+          <w:b/>
+          <w:bCs/>
+          <w:sz w:val="26"/>
+          <w:szCs w:val="26"/>
+        </w:rPr>
+        <w:t>Các biểu mẫu phỏng vấn</w:t>
+      </w:r>
+    </w:p>
+    <w:p>
+      <w:pPr>
+        <w:ind w:firstLine="851"/>
+        <w:jc w:val="both"/>
+        <w:rPr>
+          <w:rFonts w:ascii="Times New Roman" w:hAnsi="Times New Roman" w:cs="Times New Roman"/>
+          <w:b/>
+          <w:bCs/>
+          <w:sz w:val="26"/>
+          <w:szCs w:val="26"/>
+        </w:rPr>
+      </w:pPr>
+      <w:r>
+        <w:rPr>
+          <w:rFonts w:ascii="Times New Roman" w:hAnsi="Times New Roman" w:cs="Times New Roman"/>
+          <w:b/>
+          <w:bCs/>
+          <w:sz w:val="26"/>
+          <w:szCs w:val="26"/>
+        </w:rPr>
+        <w:t>1.2.1 Phỏng vấn tổng quan</w:t>
+      </w:r>
+    </w:p>
+    <w:p>
+      <w:pPr>
+        <w:ind w:left="720"/>
+        <w:jc w:val="both"/>
+        <w:rPr>
+          <w:rFonts w:ascii="Times New Roman" w:hAnsi="Times New Roman" w:cs="Times New Roman"/>
+          <w:sz w:val="26"/>
+          <w:szCs w:val="26"/>
+        </w:rPr>
+      </w:pPr>
+    </w:p>
+    <w:tbl>
+      <w:tblPr>
+        <w:tblW w:w="8400" w:type="dxa"/>
+        <w:tblLook w:val="04A0" w:firstRow="1" w:lastRow="0" w:firstColumn="1" w:lastColumn="0" w:noHBand="0" w:noVBand="1"/>
+      </w:tblPr>
+      <w:tblGrid>
+        <w:gridCol w:w="1589"/>
+        <w:gridCol w:w="1618"/>
+        <w:gridCol w:w="1645"/>
+        <w:gridCol w:w="1663"/>
+        <w:gridCol w:w="1663"/>
+        <w:gridCol w:w="222"/>
+      </w:tblGrid>
+      <w:tr>
+        <w:trPr>
+          <w:gridAfter w:val="1"/>
+          <w:wAfter w:w="222" w:type="dxa"/>
+          <w:trHeight w:val="1140"/>
+        </w:trPr>
+        <w:tc>
+          <w:tcPr>
+            <w:tcW w:w="8178" w:type="dxa"/>
+            <w:gridSpan w:val="5"/>
+            <w:vMerge w:val="restart"/>
+            <w:tcBorders>
+              <w:top w:val="single" w:sz="4" w:space="0" w:color="auto"/>
+              <w:left w:val="single" w:sz="4" w:space="0" w:color="auto"/>
+              <w:bottom w:val="single" w:sz="4" w:space="0" w:color="auto"/>
+              <w:right w:val="single" w:sz="4" w:space="0" w:color="auto"/>
+            </w:tcBorders>
+            <w:shd w:val="clear" w:color="000000" w:fill="FFFF00"/>
+            <w:vAlign w:val="bottom"/>
+            <w:hideMark/>
+          </w:tcPr>
+          <w:p>
+            <w:pPr>
+              <w:spacing w:after="0" w:line="240" w:lineRule="auto"/>
+              <w:rPr>
+                <w:rFonts w:ascii="Times New Roman" w:eastAsia="Times New Roman" w:hAnsi="Times New Roman" w:cs="Times New Roman"/>
+                <w:color w:val="000000"/>
+                <w:kern w:val="0"/>
+                <w:sz w:val="28"/>
+                <w:szCs w:val="28"/>
+                <w14:ligatures w14:val="none"/>
+              </w:rPr>
+            </w:pPr>
+            <w:r>
+              <w:rPr>
+                <w:rFonts w:ascii="Times New Roman" w:eastAsia="Times New Roman" w:hAnsi="Times New Roman" w:cs="Times New Roman"/>
+                <w:color w:val="FF0000"/>
+                <w:kern w:val="0"/>
+                <w:sz w:val="28"/>
+                <w:szCs w:val="28"/>
+                <w14:ligatures w14:val="none"/>
+              </w:rPr>
+              <w:lastRenderedPageBreak/>
+              <w:t>Hệ thống quản lý doanh nghiệp và chấm công</w:t>
+            </w:r>
+            <w:r>
+              <w:rPr>
+                <w:rFonts w:ascii="Times New Roman" w:eastAsia="Times New Roman" w:hAnsi="Times New Roman" w:cs="Times New Roman"/>
+                <w:color w:val="000000"/>
+                <w:kern w:val="0"/>
+                <w:sz w:val="28"/>
+                <w:szCs w:val="28"/>
+                <w14:ligatures w14:val="none"/>
+              </w:rPr>
+              <w:br/>
+              <w:t xml:space="preserve">Người lập phỏng vấn: </w:t>
+            </w:r>
+            <w:r>
+              <w:rPr>
+                <w:rFonts w:ascii="Times New Roman" w:eastAsia="Times New Roman" w:hAnsi="Times New Roman" w:cs="Times New Roman"/>
+                <w:color w:val="FF0000"/>
+                <w:kern w:val="0"/>
+                <w:sz w:val="28"/>
+                <w:szCs w:val="28"/>
+                <w14:ligatures w14:val="none"/>
+              </w:rPr>
+              <w:t>Phạm Hải Đăng</w:t>
+            </w:r>
+            <w:r>
+              <w:rPr>
+                <w:rFonts w:ascii="Times New Roman" w:eastAsia="Times New Roman" w:hAnsi="Times New Roman" w:cs="Times New Roman"/>
+                <w:color w:val="000000"/>
+                <w:kern w:val="0"/>
+                <w:sz w:val="28"/>
+                <w:szCs w:val="28"/>
+                <w14:ligatures w14:val="none"/>
+              </w:rPr>
+              <w:br/>
+              <w:t>Ngày: 17/03/2025</w:t>
+            </w:r>
+          </w:p>
+        </w:tc>
+      </w:tr>
+      <w:tr>
+        <w:trPr>
+          <w:trHeight w:val="375"/>
+        </w:trPr>
+        <w:tc>
+          <w:tcPr>
+            <w:tcW w:w="8178" w:type="dxa"/>
+            <w:gridSpan w:val="5"/>
+            <w:vMerge/>
+            <w:tcBorders>
+              <w:top w:val="single" w:sz="4" w:space="0" w:color="auto"/>
+              <w:left w:val="single" w:sz="4" w:space="0" w:color="auto"/>
+              <w:bottom w:val="single" w:sz="4" w:space="0" w:color="auto"/>
+              <w:right w:val="single" w:sz="4" w:space="0" w:color="auto"/>
+            </w:tcBorders>
+            <w:vAlign w:val="center"/>
+            <w:hideMark/>
+          </w:tcPr>
+          <w:p>
+            <w:pPr>
+              <w:spacing w:after="0" w:line="240" w:lineRule="auto"/>
+              <w:rPr>
+                <w:rFonts w:ascii="Times New Roman" w:eastAsia="Times New Roman" w:hAnsi="Times New Roman" w:cs="Times New Roman"/>
+                <w:color w:val="000000"/>
+                <w:kern w:val="0"/>
+                <w:sz w:val="28"/>
+                <w:szCs w:val="28"/>
+                <w14:ligatures w14:val="none"/>
+              </w:rPr>
+            </w:pPr>
+          </w:p>
+        </w:tc>
+        <w:tc>
+          <w:tcPr>
+            <w:tcW w:w="222" w:type="dxa"/>
+            <w:tcBorders>
+              <w:top w:val="nil"/>
+              <w:left w:val="nil"/>
+              <w:bottom w:val="nil"/>
+              <w:right w:val="nil"/>
+            </w:tcBorders>
+            <w:noWrap/>
+            <w:vAlign w:val="bottom"/>
+            <w:hideMark/>
+          </w:tcPr>
+          <w:p>
+            <w:pPr>
+              <w:spacing w:after="0" w:line="240" w:lineRule="auto"/>
+              <w:rPr>
+                <w:rFonts w:ascii="Times New Roman" w:eastAsia="Times New Roman" w:hAnsi="Times New Roman" w:cs="Times New Roman"/>
+                <w:color w:val="000000"/>
+                <w:kern w:val="0"/>
+                <w:sz w:val="28"/>
+                <w:szCs w:val="28"/>
+                <w14:ligatures w14:val="none"/>
+              </w:rPr>
+            </w:pPr>
+          </w:p>
+        </w:tc>
+      </w:tr>
+      <w:tr>
+        <w:trPr>
+          <w:trHeight w:val="750"/>
+        </w:trPr>
+        <w:tc>
+          <w:tcPr>
+            <w:tcW w:w="1589" w:type="dxa"/>
+            <w:tcBorders>
+              <w:top w:val="nil"/>
+              <w:left w:val="single" w:sz="4" w:space="0" w:color="auto"/>
+              <w:bottom w:val="single" w:sz="4" w:space="0" w:color="auto"/>
+              <w:right w:val="single" w:sz="4" w:space="0" w:color="auto"/>
+            </w:tcBorders>
+            <w:vAlign w:val="center"/>
+            <w:hideMark/>
+          </w:tcPr>
+          <w:p>
+            <w:pPr>
+              <w:spacing w:after="0" w:line="240" w:lineRule="auto"/>
+              <w:jc w:val="center"/>
+              <w:rPr>
+                <w:rFonts w:ascii="Times New Roman" w:eastAsia="Times New Roman" w:hAnsi="Times New Roman" w:cs="Times New Roman"/>
+                <w:b/>
+                <w:bCs/>
+                <w:color w:val="000000"/>
+                <w:kern w:val="0"/>
+                <w:sz w:val="28"/>
+                <w:szCs w:val="28"/>
+                <w14:ligatures w14:val="none"/>
+              </w:rPr>
+            </w:pPr>
+            <w:r>
+              <w:rPr>
+                <w:rFonts w:ascii="Times New Roman" w:eastAsia="Times New Roman" w:hAnsi="Times New Roman" w:cs="Times New Roman"/>
+                <w:b/>
+                <w:bCs/>
+                <w:color w:val="000000"/>
+                <w:kern w:val="0"/>
+                <w:sz w:val="28"/>
+                <w:szCs w:val="28"/>
+                <w14:ligatures w14:val="none"/>
+              </w:rPr>
+              <w:t>Stt</w:t>
+            </w:r>
+          </w:p>
+        </w:tc>
+        <w:tc>
+          <w:tcPr>
+            <w:tcW w:w="1618" w:type="dxa"/>
+            <w:tcBorders>
+              <w:top w:val="nil"/>
+              <w:left w:val="nil"/>
+              <w:bottom w:val="single" w:sz="4" w:space="0" w:color="auto"/>
+              <w:right w:val="single" w:sz="4" w:space="0" w:color="auto"/>
+            </w:tcBorders>
+            <w:vAlign w:val="center"/>
+            <w:hideMark/>
+          </w:tcPr>
+          <w:p>
+            <w:pPr>
+              <w:spacing w:after="0" w:line="240" w:lineRule="auto"/>
+              <w:jc w:val="center"/>
+              <w:rPr>
+                <w:rFonts w:ascii="Times New Roman" w:eastAsia="Times New Roman" w:hAnsi="Times New Roman" w:cs="Times New Roman"/>
+                <w:b/>
+                <w:bCs/>
+                <w:color w:val="000000"/>
+                <w:kern w:val="0"/>
+                <w:sz w:val="28"/>
+                <w:szCs w:val="28"/>
+                <w14:ligatures w14:val="none"/>
+              </w:rPr>
+            </w:pPr>
+            <w:r>
+              <w:rPr>
+                <w:rFonts w:ascii="Times New Roman" w:eastAsia="Times New Roman" w:hAnsi="Times New Roman" w:cs="Times New Roman"/>
+                <w:b/>
+                <w:bCs/>
+                <w:color w:val="000000"/>
+                <w:kern w:val="0"/>
+                <w:sz w:val="28"/>
+                <w:szCs w:val="28"/>
+                <w14:ligatures w14:val="none"/>
+              </w:rPr>
+              <w:t>Chủ đề</w:t>
+            </w:r>
+          </w:p>
+        </w:tc>
+        <w:tc>
+          <w:tcPr>
+            <w:tcW w:w="1645" w:type="dxa"/>
+            <w:tcBorders>
+              <w:top w:val="nil"/>
+              <w:left w:val="nil"/>
+              <w:bottom w:val="single" w:sz="4" w:space="0" w:color="auto"/>
+              <w:right w:val="single" w:sz="4" w:space="0" w:color="auto"/>
+            </w:tcBorders>
+            <w:vAlign w:val="center"/>
+            <w:hideMark/>
+          </w:tcPr>
+          <w:p>
+            <w:pPr>
+              <w:spacing w:after="0" w:line="240" w:lineRule="auto"/>
+              <w:jc w:val="center"/>
+              <w:rPr>
+                <w:rFonts w:ascii="Times New Roman" w:eastAsia="Times New Roman" w:hAnsi="Times New Roman" w:cs="Times New Roman"/>
+                <w:b/>
+                <w:bCs/>
+                <w:color w:val="000000"/>
+                <w:kern w:val="0"/>
+                <w:sz w:val="28"/>
+                <w:szCs w:val="28"/>
+                <w14:ligatures w14:val="none"/>
+              </w:rPr>
+            </w:pPr>
+            <w:r>
+              <w:rPr>
+                <w:rFonts w:ascii="Times New Roman" w:eastAsia="Times New Roman" w:hAnsi="Times New Roman" w:cs="Times New Roman"/>
+                <w:b/>
+                <w:bCs/>
+                <w:color w:val="000000"/>
+                <w:kern w:val="0"/>
+                <w:sz w:val="28"/>
+                <w:szCs w:val="28"/>
+                <w14:ligatures w14:val="none"/>
+              </w:rPr>
+              <w:t>Yêu cầu</w:t>
+            </w:r>
+          </w:p>
+        </w:tc>
+        <w:tc>
+          <w:tcPr>
+            <w:tcW w:w="1663" w:type="dxa"/>
+            <w:tcBorders>
+              <w:top w:val="nil"/>
+              <w:left w:val="nil"/>
+              <w:bottom w:val="single" w:sz="4" w:space="0" w:color="auto"/>
+              <w:right w:val="single" w:sz="4" w:space="0" w:color="auto"/>
+            </w:tcBorders>
+            <w:vAlign w:val="center"/>
+            <w:hideMark/>
+          </w:tcPr>
+          <w:p>
+            <w:pPr>
+              <w:spacing w:after="0" w:line="240" w:lineRule="auto"/>
+              <w:jc w:val="center"/>
+              <w:rPr>
+                <w:rFonts w:ascii="Times New Roman" w:eastAsia="Times New Roman" w:hAnsi="Times New Roman" w:cs="Times New Roman"/>
+                <w:b/>
+                <w:bCs/>
+                <w:color w:val="000000"/>
+                <w:kern w:val="0"/>
+                <w:sz w:val="28"/>
+                <w:szCs w:val="28"/>
+                <w14:ligatures w14:val="none"/>
+              </w:rPr>
+            </w:pPr>
+            <w:r>
+              <w:rPr>
+                <w:rFonts w:ascii="Times New Roman" w:eastAsia="Times New Roman" w:hAnsi="Times New Roman" w:cs="Times New Roman"/>
+                <w:b/>
+                <w:bCs/>
+                <w:color w:val="000000"/>
+                <w:kern w:val="0"/>
+                <w:sz w:val="28"/>
+                <w:szCs w:val="28"/>
+                <w14:ligatures w14:val="none"/>
+              </w:rPr>
+              <w:t>Ngày bắt đầu</w:t>
+            </w:r>
+          </w:p>
+        </w:tc>
+        <w:tc>
+          <w:tcPr>
+            <w:tcW w:w="1663" w:type="dxa"/>
+            <w:tcBorders>
+              <w:top w:val="nil"/>
+              <w:left w:val="nil"/>
+              <w:bottom w:val="single" w:sz="4" w:space="0" w:color="auto"/>
+              <w:right w:val="single" w:sz="4" w:space="0" w:color="auto"/>
+            </w:tcBorders>
+            <w:vAlign w:val="center"/>
+            <w:hideMark/>
+          </w:tcPr>
+          <w:p>
+            <w:pPr>
+              <w:spacing w:after="0" w:line="240" w:lineRule="auto"/>
+              <w:jc w:val="center"/>
+              <w:rPr>
+                <w:rFonts w:ascii="Times New Roman" w:eastAsia="Times New Roman" w:hAnsi="Times New Roman" w:cs="Times New Roman"/>
+                <w:b/>
+                <w:bCs/>
+                <w:color w:val="000000"/>
+                <w:kern w:val="0"/>
+                <w:sz w:val="28"/>
+                <w:szCs w:val="28"/>
+                <w14:ligatures w14:val="none"/>
+              </w:rPr>
+            </w:pPr>
+            <w:r>
+              <w:rPr>
+                <w:rFonts w:ascii="Times New Roman" w:eastAsia="Times New Roman" w:hAnsi="Times New Roman" w:cs="Times New Roman"/>
+                <w:b/>
+                <w:bCs/>
+                <w:color w:val="000000"/>
+                <w:kern w:val="0"/>
+                <w:sz w:val="28"/>
+                <w:szCs w:val="28"/>
+                <w14:ligatures w14:val="none"/>
+              </w:rPr>
+              <w:t>Ngày kết thúc</w:t>
+            </w:r>
+          </w:p>
+        </w:tc>
+        <w:tc>
+          <w:tcPr>
+            <w:tcW w:w="222" w:type="dxa"/>
+            <w:vAlign w:val="center"/>
+            <w:hideMark/>
+          </w:tcPr>
+          <w:p>
+            <w:pPr>
+              <w:spacing w:after="0" w:line="240" w:lineRule="auto"/>
+              <w:rPr>
+                <w:rFonts w:ascii="Times New Roman" w:eastAsia="Times New Roman" w:hAnsi="Times New Roman" w:cs="Times New Roman"/>
+                <w:kern w:val="0"/>
+                <w:sz w:val="20"/>
+                <w:szCs w:val="20"/>
+                <w14:ligatures w14:val="none"/>
+              </w:rPr>
+            </w:pPr>
+          </w:p>
+        </w:tc>
+      </w:tr>
+      <w:tr>
+        <w:trPr>
+          <w:trHeight w:val="2625"/>
+        </w:trPr>
+        <w:tc>
+          <w:tcPr>
+            <w:tcW w:w="1589" w:type="dxa"/>
+            <w:tcBorders>
+              <w:top w:val="nil"/>
+              <w:left w:val="single" w:sz="4" w:space="0" w:color="auto"/>
+              <w:bottom w:val="single" w:sz="4" w:space="0" w:color="auto"/>
+              <w:right w:val="single" w:sz="4" w:space="0" w:color="auto"/>
+            </w:tcBorders>
+            <w:vAlign w:val="center"/>
+            <w:hideMark/>
+          </w:tcPr>
+          <w:p>
+            <w:pPr>
+              <w:spacing w:after="0" w:line="240" w:lineRule="auto"/>
+              <w:jc w:val="right"/>
+              <w:rPr>
+                <w:rFonts w:ascii="Times New Roman" w:eastAsia="Times New Roman" w:hAnsi="Times New Roman" w:cs="Times New Roman"/>
+                <w:color w:val="000000"/>
+                <w:kern w:val="0"/>
+                <w:sz w:val="28"/>
+                <w:szCs w:val="28"/>
+                <w14:ligatures w14:val="none"/>
+              </w:rPr>
+            </w:pPr>
+            <w:r>
+              <w:rPr>
+                <w:rFonts w:ascii="Times New Roman" w:eastAsia="Times New Roman" w:hAnsi="Times New Roman" w:cs="Times New Roman"/>
+                <w:color w:val="000000"/>
+                <w:kern w:val="0"/>
+                <w:sz w:val="28"/>
+                <w:szCs w:val="28"/>
+                <w14:ligatures w14:val="none"/>
+              </w:rPr>
+              <w:t>1</w:t>
+            </w:r>
+          </w:p>
+        </w:tc>
+        <w:tc>
+          <w:tcPr>
+            <w:tcW w:w="1618" w:type="dxa"/>
+            <w:tcBorders>
+              <w:top w:val="nil"/>
+              <w:left w:val="nil"/>
+              <w:bottom w:val="single" w:sz="4" w:space="0" w:color="auto"/>
+              <w:right w:val="single" w:sz="4" w:space="0" w:color="auto"/>
+            </w:tcBorders>
+            <w:vAlign w:val="center"/>
+            <w:hideMark/>
+          </w:tcPr>
+          <w:p>
+            <w:pPr>
+              <w:spacing w:after="0" w:line="240" w:lineRule="auto"/>
+              <w:rPr>
+                <w:rFonts w:ascii="Times New Roman" w:eastAsia="Times New Roman" w:hAnsi="Times New Roman" w:cs="Times New Roman"/>
+                <w:color w:val="000000"/>
+                <w:kern w:val="0"/>
+                <w:sz w:val="28"/>
+                <w:szCs w:val="28"/>
+                <w14:ligatures w14:val="none"/>
+              </w:rPr>
+            </w:pPr>
+            <w:r>
+              <w:rPr>
+                <w:rFonts w:ascii="Times New Roman" w:eastAsia="Times New Roman" w:hAnsi="Times New Roman" w:cs="Times New Roman"/>
+                <w:color w:val="000000"/>
+                <w:kern w:val="0"/>
+                <w:sz w:val="28"/>
+                <w:szCs w:val="28"/>
+                <w14:ligatures w14:val="none"/>
+              </w:rPr>
+              <w:t>Quản lý nhân viên</w:t>
+            </w:r>
+          </w:p>
+        </w:tc>
+        <w:tc>
+          <w:tcPr>
+            <w:tcW w:w="1645" w:type="dxa"/>
+            <w:tcBorders>
+              <w:top w:val="nil"/>
+              <w:left w:val="nil"/>
+              <w:bottom w:val="single" w:sz="4" w:space="0" w:color="auto"/>
+              <w:right w:val="single" w:sz="4" w:space="0" w:color="auto"/>
+            </w:tcBorders>
+            <w:vAlign w:val="center"/>
+            <w:hideMark/>
+          </w:tcPr>
+          <w:p>
+            <w:pPr>
+              <w:spacing w:after="0" w:line="240" w:lineRule="auto"/>
+              <w:rPr>
+                <w:rFonts w:ascii="Times New Roman" w:eastAsia="Times New Roman" w:hAnsi="Times New Roman" w:cs="Times New Roman"/>
+                <w:color w:val="000000"/>
+                <w:kern w:val="0"/>
+                <w:sz w:val="28"/>
+                <w:szCs w:val="28"/>
+                <w14:ligatures w14:val="none"/>
+              </w:rPr>
+            </w:pPr>
+            <w:r>
+              <w:rPr>
+                <w:rFonts w:ascii="Times New Roman" w:eastAsia="Times New Roman" w:hAnsi="Times New Roman" w:cs="Times New Roman"/>
+                <w:color w:val="000000"/>
+                <w:kern w:val="0"/>
+                <w:sz w:val="28"/>
+                <w:szCs w:val="28"/>
+                <w14:ligatures w14:val="none"/>
+              </w:rPr>
+              <w:t>Xác định quy trình thêm, sửa, xóa, tìm kiếm nhân viên, phân quyền manager</w:t>
+            </w:r>
+          </w:p>
+        </w:tc>
+        <w:tc>
+          <w:tcPr>
+            <w:tcW w:w="1663" w:type="dxa"/>
+            <w:tcBorders>
+              <w:top w:val="nil"/>
+              <w:left w:val="nil"/>
+              <w:bottom w:val="single" w:sz="4" w:space="0" w:color="auto"/>
+              <w:right w:val="single" w:sz="4" w:space="0" w:color="auto"/>
+            </w:tcBorders>
+            <w:vAlign w:val="center"/>
+            <w:hideMark/>
+          </w:tcPr>
+          <w:p>
+            <w:pPr>
+              <w:spacing w:after="0" w:line="240" w:lineRule="auto"/>
+              <w:rPr>
+                <w:rFonts w:ascii="Times New Roman" w:eastAsia="Times New Roman" w:hAnsi="Times New Roman" w:cs="Times New Roman"/>
+                <w:color w:val="000000"/>
+                <w:kern w:val="0"/>
+                <w:sz w:val="28"/>
+                <w:szCs w:val="28"/>
+                <w14:ligatures w14:val="none"/>
+              </w:rPr>
+            </w:pPr>
+            <w:r>
+              <w:rPr>
+                <w:rFonts w:ascii="Times New Roman" w:eastAsia="Times New Roman" w:hAnsi="Times New Roman" w:cs="Times New Roman"/>
+                <w:color w:val="000000"/>
+                <w:kern w:val="0"/>
+                <w:sz w:val="28"/>
+                <w:szCs w:val="28"/>
+                <w14:ligatures w14:val="none"/>
+              </w:rPr>
+              <w:t>17/03/2025</w:t>
+            </w:r>
+          </w:p>
+        </w:tc>
+        <w:tc>
+          <w:tcPr>
+            <w:tcW w:w="1663" w:type="dxa"/>
+            <w:tcBorders>
+              <w:top w:val="nil"/>
+              <w:left w:val="nil"/>
+              <w:bottom w:val="single" w:sz="4" w:space="0" w:color="auto"/>
+              <w:right w:val="single" w:sz="4" w:space="0" w:color="auto"/>
+            </w:tcBorders>
+            <w:vAlign w:val="center"/>
+            <w:hideMark/>
+          </w:tcPr>
+          <w:p>
+            <w:pPr>
+              <w:spacing w:after="0" w:line="240" w:lineRule="auto"/>
+              <w:rPr>
+                <w:rFonts w:ascii="Times New Roman" w:eastAsia="Times New Roman" w:hAnsi="Times New Roman" w:cs="Times New Roman"/>
+                <w:color w:val="000000"/>
+                <w:kern w:val="0"/>
+                <w:sz w:val="28"/>
+                <w:szCs w:val="28"/>
+                <w14:ligatures w14:val="none"/>
+              </w:rPr>
+            </w:pPr>
+            <w:r>
+              <w:rPr>
+                <w:rFonts w:ascii="Times New Roman" w:eastAsia="Times New Roman" w:hAnsi="Times New Roman" w:cs="Times New Roman"/>
+                <w:color w:val="000000"/>
+                <w:kern w:val="0"/>
+                <w:sz w:val="28"/>
+                <w:szCs w:val="28"/>
+                <w14:ligatures w14:val="none"/>
+              </w:rPr>
+              <w:t>17/03/2026</w:t>
+            </w:r>
+          </w:p>
+        </w:tc>
+        <w:tc>
+          <w:tcPr>
+            <w:tcW w:w="222" w:type="dxa"/>
+            <w:vAlign w:val="center"/>
+            <w:hideMark/>
+          </w:tcPr>
+          <w:p>
+            <w:pPr>
+              <w:spacing w:after="0" w:line="240" w:lineRule="auto"/>
+              <w:rPr>
+                <w:rFonts w:ascii="Times New Roman" w:eastAsia="Times New Roman" w:hAnsi="Times New Roman" w:cs="Times New Roman"/>
+                <w:kern w:val="0"/>
+                <w:sz w:val="20"/>
+                <w:szCs w:val="20"/>
+                <w14:ligatures w14:val="none"/>
+              </w:rPr>
+            </w:pPr>
+          </w:p>
+        </w:tc>
+      </w:tr>
+      <w:tr>
+        <w:trPr>
+          <w:trHeight w:val="2250"/>
+        </w:trPr>
+        <w:tc>
+          <w:tcPr>
+            <w:tcW w:w="1589" w:type="dxa"/>
+            <w:tcBorders>
+              <w:top w:val="nil"/>
+              <w:left w:val="single" w:sz="4" w:space="0" w:color="auto"/>
+              <w:bottom w:val="single" w:sz="4" w:space="0" w:color="auto"/>
+              <w:right w:val="single" w:sz="4" w:space="0" w:color="auto"/>
+            </w:tcBorders>
+            <w:vAlign w:val="center"/>
+            <w:hideMark/>
+          </w:tcPr>
+          <w:p>
+            <w:pPr>
+              <w:spacing w:after="0" w:line="240" w:lineRule="auto"/>
+              <w:jc w:val="right"/>
+              <w:rPr>
+                <w:rFonts w:ascii="Times New Roman" w:eastAsia="Times New Roman" w:hAnsi="Times New Roman" w:cs="Times New Roman"/>
+                <w:color w:val="000000"/>
+                <w:kern w:val="0"/>
+                <w:sz w:val="28"/>
+                <w:szCs w:val="28"/>
+                <w14:ligatures w14:val="none"/>
+              </w:rPr>
+            </w:pPr>
+            <w:r>
+              <w:rPr>
+                <w:rFonts w:ascii="Times New Roman" w:eastAsia="Times New Roman" w:hAnsi="Times New Roman" w:cs="Times New Roman"/>
+                <w:color w:val="000000"/>
+                <w:kern w:val="0"/>
+                <w:sz w:val="28"/>
+                <w:szCs w:val="28"/>
+                <w14:ligatures w14:val="none"/>
+              </w:rPr>
+              <w:t>2</w:t>
+            </w:r>
+          </w:p>
+        </w:tc>
+        <w:tc>
+          <w:tcPr>
+            <w:tcW w:w="1618" w:type="dxa"/>
+            <w:tcBorders>
+              <w:top w:val="nil"/>
+              <w:left w:val="nil"/>
+              <w:bottom w:val="single" w:sz="4" w:space="0" w:color="auto"/>
+              <w:right w:val="single" w:sz="4" w:space="0" w:color="auto"/>
+            </w:tcBorders>
+            <w:vAlign w:val="center"/>
+            <w:hideMark/>
+          </w:tcPr>
+          <w:p>
+            <w:pPr>
+              <w:spacing w:after="0" w:line="240" w:lineRule="auto"/>
+              <w:rPr>
+                <w:rFonts w:ascii="Times New Roman" w:eastAsia="Times New Roman" w:hAnsi="Times New Roman" w:cs="Times New Roman"/>
+                <w:color w:val="000000"/>
+                <w:kern w:val="0"/>
+                <w:sz w:val="28"/>
+                <w:szCs w:val="28"/>
+                <w14:ligatures w14:val="none"/>
+              </w:rPr>
+            </w:pPr>
+            <w:r>
+              <w:rPr>
+                <w:rFonts w:ascii="Times New Roman" w:eastAsia="Times New Roman" w:hAnsi="Times New Roman" w:cs="Times New Roman"/>
+                <w:color w:val="000000"/>
+                <w:kern w:val="0"/>
+                <w:sz w:val="28"/>
+                <w:szCs w:val="28"/>
+                <w14:ligatures w14:val="none"/>
+              </w:rPr>
+              <w:t>Quản lý phòng ban</w:t>
+            </w:r>
+          </w:p>
+        </w:tc>
+        <w:tc>
+          <w:tcPr>
+            <w:tcW w:w="1645" w:type="dxa"/>
+            <w:tcBorders>
+              <w:top w:val="nil"/>
+              <w:left w:val="nil"/>
+              <w:bottom w:val="single" w:sz="4" w:space="0" w:color="auto"/>
+              <w:right w:val="single" w:sz="4" w:space="0" w:color="auto"/>
+            </w:tcBorders>
+            <w:vAlign w:val="center"/>
+            <w:hideMark/>
+          </w:tcPr>
+          <w:p>
+            <w:pPr>
+              <w:spacing w:after="0" w:line="240" w:lineRule="auto"/>
+              <w:rPr>
+                <w:rFonts w:ascii="Times New Roman" w:eastAsia="Times New Roman" w:hAnsi="Times New Roman" w:cs="Times New Roman"/>
+                <w:color w:val="000000"/>
+                <w:kern w:val="0"/>
+                <w:sz w:val="28"/>
+                <w:szCs w:val="28"/>
+                <w14:ligatures w14:val="none"/>
+              </w:rPr>
+            </w:pPr>
+            <w:r>
+              <w:rPr>
+                <w:rFonts w:ascii="Times New Roman" w:eastAsia="Times New Roman" w:hAnsi="Times New Roman" w:cs="Times New Roman"/>
+                <w:color w:val="000000"/>
+                <w:kern w:val="0"/>
+                <w:sz w:val="28"/>
+                <w:szCs w:val="28"/>
+                <w14:ligatures w14:val="none"/>
+              </w:rPr>
+              <w:t>Xác định cách tạo, sửa, xóa phòng ban, ràng buộc manager</w:t>
+            </w:r>
+          </w:p>
+        </w:tc>
+        <w:tc>
+          <w:tcPr>
+            <w:tcW w:w="1663" w:type="dxa"/>
+            <w:tcBorders>
+              <w:top w:val="nil"/>
+              <w:left w:val="nil"/>
+              <w:bottom w:val="single" w:sz="4" w:space="0" w:color="auto"/>
+              <w:right w:val="single" w:sz="4" w:space="0" w:color="auto"/>
+            </w:tcBorders>
+            <w:vAlign w:val="center"/>
+            <w:hideMark/>
+          </w:tcPr>
+          <w:p>
+            <w:pPr>
+              <w:spacing w:after="0" w:line="240" w:lineRule="auto"/>
+              <w:rPr>
+                <w:rFonts w:ascii="Times New Roman" w:eastAsia="Times New Roman" w:hAnsi="Times New Roman" w:cs="Times New Roman"/>
+                <w:color w:val="000000"/>
+                <w:kern w:val="0"/>
+                <w:sz w:val="28"/>
+                <w:szCs w:val="28"/>
+                <w14:ligatures w14:val="none"/>
+              </w:rPr>
+            </w:pPr>
+            <w:r>
+              <w:rPr>
+                <w:rFonts w:ascii="Times New Roman" w:eastAsia="Times New Roman" w:hAnsi="Times New Roman" w:cs="Times New Roman"/>
+                <w:color w:val="000000"/>
+                <w:kern w:val="0"/>
+                <w:sz w:val="28"/>
+                <w:szCs w:val="28"/>
+                <w14:ligatures w14:val="none"/>
+              </w:rPr>
+              <w:t>17/03/2025</w:t>
+            </w:r>
+          </w:p>
+        </w:tc>
+        <w:tc>
+          <w:tcPr>
+            <w:tcW w:w="1663" w:type="dxa"/>
+            <w:tcBorders>
+              <w:top w:val="nil"/>
+              <w:left w:val="nil"/>
+              <w:bottom w:val="single" w:sz="4" w:space="0" w:color="auto"/>
+              <w:right w:val="single" w:sz="4" w:space="0" w:color="auto"/>
+            </w:tcBorders>
+            <w:vAlign w:val="center"/>
+            <w:hideMark/>
+          </w:tcPr>
+          <w:p>
+            <w:pPr>
+              <w:spacing w:after="0" w:line="240" w:lineRule="auto"/>
+              <w:rPr>
+                <w:rFonts w:ascii="Times New Roman" w:eastAsia="Times New Roman" w:hAnsi="Times New Roman" w:cs="Times New Roman"/>
+                <w:color w:val="000000"/>
+                <w:kern w:val="0"/>
+                <w:sz w:val="28"/>
+                <w:szCs w:val="28"/>
+                <w14:ligatures w14:val="none"/>
+              </w:rPr>
+            </w:pPr>
+            <w:r>
+              <w:rPr>
+                <w:rFonts w:ascii="Times New Roman" w:eastAsia="Times New Roman" w:hAnsi="Times New Roman" w:cs="Times New Roman"/>
+                <w:color w:val="000000"/>
+                <w:kern w:val="0"/>
+                <w:sz w:val="28"/>
+                <w:szCs w:val="28"/>
+                <w14:ligatures w14:val="none"/>
+              </w:rPr>
+              <w:t>17/03/2026</w:t>
+            </w:r>
+          </w:p>
+        </w:tc>
+        <w:tc>
+          <w:tcPr>
+            <w:tcW w:w="222" w:type="dxa"/>
+            <w:vAlign w:val="center"/>
+            <w:hideMark/>
+          </w:tcPr>
+          <w:p>
+            <w:pPr>
+              <w:spacing w:after="0" w:line="240" w:lineRule="auto"/>
+              <w:rPr>
+                <w:rFonts w:ascii="Times New Roman" w:eastAsia="Times New Roman" w:hAnsi="Times New Roman" w:cs="Times New Roman"/>
+                <w:kern w:val="0"/>
+                <w:sz w:val="20"/>
+                <w:szCs w:val="20"/>
+                <w14:ligatures w14:val="none"/>
+              </w:rPr>
+            </w:pPr>
+          </w:p>
+        </w:tc>
+      </w:tr>
+      <w:tr>
+        <w:trPr>
+          <w:trHeight w:val="1500"/>
+        </w:trPr>
+        <w:tc>
+          <w:tcPr>
+            <w:tcW w:w="1589" w:type="dxa"/>
+            <w:tcBorders>
+              <w:top w:val="nil"/>
+              <w:left w:val="single" w:sz="4" w:space="0" w:color="auto"/>
+              <w:bottom w:val="single" w:sz="4" w:space="0" w:color="auto"/>
+              <w:right w:val="single" w:sz="4" w:space="0" w:color="auto"/>
+            </w:tcBorders>
+            <w:vAlign w:val="center"/>
+            <w:hideMark/>
+          </w:tcPr>
+          <w:p>
+            <w:pPr>
+              <w:spacing w:after="0" w:line="240" w:lineRule="auto"/>
+              <w:jc w:val="right"/>
+              <w:rPr>
+                <w:rFonts w:ascii="Times New Roman" w:eastAsia="Times New Roman" w:hAnsi="Times New Roman" w:cs="Times New Roman"/>
+                <w:color w:val="000000"/>
+                <w:kern w:val="0"/>
+                <w:sz w:val="28"/>
+                <w:szCs w:val="28"/>
+                <w14:ligatures w14:val="none"/>
+              </w:rPr>
+            </w:pPr>
+            <w:r>
+              <w:rPr>
+                <w:rFonts w:ascii="Times New Roman" w:eastAsia="Times New Roman" w:hAnsi="Times New Roman" w:cs="Times New Roman"/>
+                <w:color w:val="000000"/>
+                <w:kern w:val="0"/>
+                <w:sz w:val="28"/>
+                <w:szCs w:val="28"/>
+                <w14:ligatures w14:val="none"/>
+              </w:rPr>
+              <w:t>3</w:t>
+            </w:r>
+          </w:p>
+        </w:tc>
+        <w:tc>
+          <w:tcPr>
+            <w:tcW w:w="1618" w:type="dxa"/>
+            <w:tcBorders>
+              <w:top w:val="nil"/>
+              <w:left w:val="nil"/>
+              <w:bottom w:val="single" w:sz="4" w:space="0" w:color="auto"/>
+              <w:right w:val="single" w:sz="4" w:space="0" w:color="auto"/>
+            </w:tcBorders>
+            <w:vAlign w:val="center"/>
+            <w:hideMark/>
+          </w:tcPr>
+          <w:p>
+            <w:pPr>
+              <w:spacing w:after="0" w:line="240" w:lineRule="auto"/>
+              <w:rPr>
+                <w:rFonts w:ascii="Times New Roman" w:eastAsia="Times New Roman" w:hAnsi="Times New Roman" w:cs="Times New Roman"/>
+                <w:color w:val="000000"/>
+                <w:kern w:val="0"/>
+                <w:sz w:val="28"/>
+                <w:szCs w:val="28"/>
+                <w14:ligatures w14:val="none"/>
+              </w:rPr>
+            </w:pPr>
+            <w:r>
+              <w:rPr>
+                <w:rFonts w:ascii="Times New Roman" w:eastAsia="Times New Roman" w:hAnsi="Times New Roman" w:cs="Times New Roman"/>
+                <w:color w:val="000000"/>
+                <w:kern w:val="0"/>
+                <w:sz w:val="28"/>
+                <w:szCs w:val="28"/>
+                <w14:ligatures w14:val="none"/>
+              </w:rPr>
+              <w:t>Quản lý chấm công</w:t>
+            </w:r>
+          </w:p>
+        </w:tc>
+        <w:tc>
+          <w:tcPr>
+            <w:tcW w:w="1645" w:type="dxa"/>
+            <w:tcBorders>
+              <w:top w:val="nil"/>
+              <w:left w:val="nil"/>
+              <w:bottom w:val="single" w:sz="4" w:space="0" w:color="auto"/>
+              <w:right w:val="single" w:sz="4" w:space="0" w:color="auto"/>
+            </w:tcBorders>
+            <w:vAlign w:val="center"/>
+            <w:hideMark/>
+          </w:tcPr>
+          <w:p>
+            <w:pPr>
+              <w:spacing w:after="0" w:line="240" w:lineRule="auto"/>
+              <w:rPr>
+                <w:rFonts w:ascii="Times New Roman" w:eastAsia="Times New Roman" w:hAnsi="Times New Roman" w:cs="Times New Roman"/>
+                <w:color w:val="000000"/>
+                <w:kern w:val="0"/>
+                <w:sz w:val="28"/>
+                <w:szCs w:val="28"/>
+                <w14:ligatures w14:val="none"/>
+              </w:rPr>
+            </w:pPr>
+            <w:r>
+              <w:rPr>
+                <w:rFonts w:ascii="Times New Roman" w:eastAsia="Times New Roman" w:hAnsi="Times New Roman" w:cs="Times New Roman"/>
+                <w:color w:val="000000"/>
+                <w:kern w:val="0"/>
+                <w:sz w:val="28"/>
+                <w:szCs w:val="28"/>
+                <w14:ligatures w14:val="none"/>
+              </w:rPr>
+              <w:t>Xác định quy trình check-in/check-out và xử lý lỗi</w:t>
+            </w:r>
+          </w:p>
+        </w:tc>
+        <w:tc>
+          <w:tcPr>
+            <w:tcW w:w="1663" w:type="dxa"/>
+            <w:tcBorders>
+              <w:top w:val="nil"/>
+              <w:left w:val="nil"/>
+              <w:bottom w:val="single" w:sz="4" w:space="0" w:color="auto"/>
+              <w:right w:val="single" w:sz="4" w:space="0" w:color="auto"/>
+            </w:tcBorders>
+            <w:vAlign w:val="center"/>
+            <w:hideMark/>
+          </w:tcPr>
+          <w:p>
+            <w:pPr>
+              <w:spacing w:after="0" w:line="240" w:lineRule="auto"/>
+              <w:rPr>
+                <w:rFonts w:ascii="Times New Roman" w:eastAsia="Times New Roman" w:hAnsi="Times New Roman" w:cs="Times New Roman"/>
+                <w:color w:val="000000"/>
+                <w:kern w:val="0"/>
+                <w:sz w:val="28"/>
+                <w:szCs w:val="28"/>
+                <w14:ligatures w14:val="none"/>
+              </w:rPr>
+            </w:pPr>
+            <w:r>
+              <w:rPr>
+                <w:rFonts w:ascii="Times New Roman" w:eastAsia="Times New Roman" w:hAnsi="Times New Roman" w:cs="Times New Roman"/>
+                <w:color w:val="000000"/>
+                <w:kern w:val="0"/>
+                <w:sz w:val="28"/>
+                <w:szCs w:val="28"/>
+                <w14:ligatures w14:val="none"/>
+              </w:rPr>
+              <w:t>17/03/2025</w:t>
+            </w:r>
+          </w:p>
+        </w:tc>
+        <w:tc>
+          <w:tcPr>
+            <w:tcW w:w="1663" w:type="dxa"/>
+            <w:tcBorders>
+              <w:top w:val="nil"/>
+              <w:left w:val="nil"/>
+              <w:bottom w:val="single" w:sz="4" w:space="0" w:color="auto"/>
+              <w:right w:val="single" w:sz="4" w:space="0" w:color="auto"/>
+            </w:tcBorders>
+            <w:vAlign w:val="center"/>
+            <w:hideMark/>
+          </w:tcPr>
+          <w:p>
+            <w:pPr>
+              <w:spacing w:after="0" w:line="240" w:lineRule="auto"/>
+              <w:rPr>
+                <w:rFonts w:ascii="Times New Roman" w:eastAsia="Times New Roman" w:hAnsi="Times New Roman" w:cs="Times New Roman"/>
+                <w:color w:val="000000"/>
+                <w:kern w:val="0"/>
+                <w:sz w:val="28"/>
+                <w:szCs w:val="28"/>
+                <w14:ligatures w14:val="none"/>
+              </w:rPr>
+            </w:pPr>
+            <w:r>
+              <w:rPr>
+                <w:rFonts w:ascii="Times New Roman" w:eastAsia="Times New Roman" w:hAnsi="Times New Roman" w:cs="Times New Roman"/>
+                <w:color w:val="000000"/>
+                <w:kern w:val="0"/>
+                <w:sz w:val="28"/>
+                <w:szCs w:val="28"/>
+                <w14:ligatures w14:val="none"/>
+              </w:rPr>
+              <w:t>17/03/2026</w:t>
+            </w:r>
+          </w:p>
+        </w:tc>
+        <w:tc>
+          <w:tcPr>
+            <w:tcW w:w="222" w:type="dxa"/>
+            <w:vAlign w:val="center"/>
+            <w:hideMark/>
+          </w:tcPr>
+          <w:p>
+            <w:pPr>
+              <w:spacing w:after="0" w:line="240" w:lineRule="auto"/>
+              <w:rPr>
+                <w:rFonts w:ascii="Times New Roman" w:eastAsia="Times New Roman" w:hAnsi="Times New Roman" w:cs="Times New Roman"/>
+                <w:kern w:val="0"/>
+                <w:sz w:val="20"/>
+                <w:szCs w:val="20"/>
+                <w14:ligatures w14:val="none"/>
+              </w:rPr>
+            </w:pPr>
+          </w:p>
+        </w:tc>
+      </w:tr>
+      <w:tr>
+        <w:trPr>
+          <w:trHeight w:val="1875"/>
+        </w:trPr>
+        <w:tc>
+          <w:tcPr>
+            <w:tcW w:w="1589" w:type="dxa"/>
+            <w:tcBorders>
+              <w:top w:val="nil"/>
+              <w:left w:val="single" w:sz="4" w:space="0" w:color="auto"/>
+              <w:bottom w:val="single" w:sz="4" w:space="0" w:color="auto"/>
+              <w:right w:val="single" w:sz="4" w:space="0" w:color="auto"/>
+            </w:tcBorders>
+            <w:vAlign w:val="center"/>
+            <w:hideMark/>
+          </w:tcPr>
+          <w:p>
+            <w:pPr>
+              <w:spacing w:after="0" w:line="240" w:lineRule="auto"/>
+              <w:jc w:val="right"/>
+              <w:rPr>
+                <w:rFonts w:ascii="Times New Roman" w:eastAsia="Times New Roman" w:hAnsi="Times New Roman" w:cs="Times New Roman"/>
+                <w:color w:val="000000"/>
+                <w:kern w:val="0"/>
+                <w:sz w:val="28"/>
+                <w:szCs w:val="28"/>
+                <w14:ligatures w14:val="none"/>
+              </w:rPr>
+            </w:pPr>
+            <w:r>
+              <w:rPr>
+                <w:rFonts w:ascii="Times New Roman" w:eastAsia="Times New Roman" w:hAnsi="Times New Roman" w:cs="Times New Roman"/>
+                <w:color w:val="000000"/>
+                <w:kern w:val="0"/>
+                <w:sz w:val="28"/>
+                <w:szCs w:val="28"/>
+                <w14:ligatures w14:val="none"/>
+              </w:rPr>
+              <w:t>4</w:t>
+            </w:r>
+          </w:p>
+        </w:tc>
+        <w:tc>
+          <w:tcPr>
+            <w:tcW w:w="1618" w:type="dxa"/>
+            <w:tcBorders>
+              <w:top w:val="nil"/>
+              <w:left w:val="nil"/>
+              <w:bottom w:val="single" w:sz="4" w:space="0" w:color="auto"/>
+              <w:right w:val="single" w:sz="4" w:space="0" w:color="auto"/>
+            </w:tcBorders>
+            <w:vAlign w:val="center"/>
+            <w:hideMark/>
+          </w:tcPr>
+          <w:p>
+            <w:pPr>
+              <w:spacing w:after="0" w:line="240" w:lineRule="auto"/>
+              <w:rPr>
+                <w:rFonts w:ascii="Times New Roman" w:eastAsia="Times New Roman" w:hAnsi="Times New Roman" w:cs="Times New Roman"/>
+                <w:color w:val="000000"/>
+                <w:kern w:val="0"/>
+                <w:sz w:val="28"/>
+                <w:szCs w:val="28"/>
+                <w14:ligatures w14:val="none"/>
+              </w:rPr>
+            </w:pPr>
+            <w:r>
+              <w:rPr>
+                <w:rFonts w:ascii="Times New Roman" w:eastAsia="Times New Roman" w:hAnsi="Times New Roman" w:cs="Times New Roman"/>
+                <w:color w:val="000000"/>
+                <w:kern w:val="0"/>
+                <w:sz w:val="28"/>
+                <w:szCs w:val="28"/>
+                <w14:ligatures w14:val="none"/>
+              </w:rPr>
+              <w:t>Quản lý nghỉ phép</w:t>
+            </w:r>
+          </w:p>
+        </w:tc>
+        <w:tc>
+          <w:tcPr>
+            <w:tcW w:w="1645" w:type="dxa"/>
+            <w:tcBorders>
+              <w:top w:val="nil"/>
+              <w:left w:val="nil"/>
+              <w:bottom w:val="single" w:sz="4" w:space="0" w:color="auto"/>
+              <w:right w:val="single" w:sz="4" w:space="0" w:color="auto"/>
+            </w:tcBorders>
+            <w:vAlign w:val="center"/>
+            <w:hideMark/>
+          </w:tcPr>
+          <w:p>
+            <w:pPr>
+              <w:spacing w:after="0" w:line="240" w:lineRule="auto"/>
+              <w:rPr>
+                <w:rFonts w:ascii="Times New Roman" w:eastAsia="Times New Roman" w:hAnsi="Times New Roman" w:cs="Times New Roman"/>
+                <w:color w:val="000000"/>
+                <w:kern w:val="0"/>
+                <w:sz w:val="28"/>
+                <w:szCs w:val="28"/>
+                <w14:ligatures w14:val="none"/>
+              </w:rPr>
+            </w:pPr>
+            <w:r>
+              <w:rPr>
+                <w:rFonts w:ascii="Times New Roman" w:eastAsia="Times New Roman" w:hAnsi="Times New Roman" w:cs="Times New Roman"/>
+                <w:color w:val="000000"/>
+                <w:kern w:val="0"/>
+                <w:sz w:val="28"/>
+                <w:szCs w:val="28"/>
+                <w14:ligatures w14:val="none"/>
+              </w:rPr>
+              <w:t>Quy trình gửi đơn, phê duyệt, kiểm tra số ngày nghỉ</w:t>
+            </w:r>
+          </w:p>
+        </w:tc>
+        <w:tc>
+          <w:tcPr>
+            <w:tcW w:w="1663" w:type="dxa"/>
+            <w:tcBorders>
+              <w:top w:val="nil"/>
+              <w:left w:val="nil"/>
+              <w:bottom w:val="single" w:sz="4" w:space="0" w:color="auto"/>
+              <w:right w:val="single" w:sz="4" w:space="0" w:color="auto"/>
+            </w:tcBorders>
+            <w:vAlign w:val="center"/>
+            <w:hideMark/>
+          </w:tcPr>
+          <w:p>
+            <w:pPr>
+              <w:spacing w:after="0" w:line="240" w:lineRule="auto"/>
+              <w:rPr>
+                <w:rFonts w:ascii="Times New Roman" w:eastAsia="Times New Roman" w:hAnsi="Times New Roman" w:cs="Times New Roman"/>
+                <w:color w:val="000000"/>
+                <w:kern w:val="0"/>
+                <w:sz w:val="28"/>
+                <w:szCs w:val="28"/>
+                <w14:ligatures w14:val="none"/>
+              </w:rPr>
+            </w:pPr>
+            <w:r>
+              <w:rPr>
+                <w:rFonts w:ascii="Times New Roman" w:eastAsia="Times New Roman" w:hAnsi="Times New Roman" w:cs="Times New Roman"/>
+                <w:color w:val="000000"/>
+                <w:kern w:val="0"/>
+                <w:sz w:val="28"/>
+                <w:szCs w:val="28"/>
+                <w14:ligatures w14:val="none"/>
+              </w:rPr>
+              <w:t>17/03/2025</w:t>
+            </w:r>
+          </w:p>
+        </w:tc>
+        <w:tc>
+          <w:tcPr>
+            <w:tcW w:w="1663" w:type="dxa"/>
+            <w:tcBorders>
+              <w:top w:val="nil"/>
+              <w:left w:val="nil"/>
+              <w:bottom w:val="single" w:sz="4" w:space="0" w:color="auto"/>
+              <w:right w:val="single" w:sz="4" w:space="0" w:color="auto"/>
+            </w:tcBorders>
+            <w:vAlign w:val="center"/>
+            <w:hideMark/>
+          </w:tcPr>
+          <w:p>
+            <w:pPr>
+              <w:spacing w:after="0" w:line="240" w:lineRule="auto"/>
+              <w:rPr>
+                <w:rFonts w:ascii="Times New Roman" w:eastAsia="Times New Roman" w:hAnsi="Times New Roman" w:cs="Times New Roman"/>
+                <w:color w:val="000000"/>
+                <w:kern w:val="0"/>
+                <w:sz w:val="28"/>
+                <w:szCs w:val="28"/>
+                <w14:ligatures w14:val="none"/>
+              </w:rPr>
+            </w:pPr>
+            <w:r>
+              <w:rPr>
+                <w:rFonts w:ascii="Times New Roman" w:eastAsia="Times New Roman" w:hAnsi="Times New Roman" w:cs="Times New Roman"/>
+                <w:color w:val="000000"/>
+                <w:kern w:val="0"/>
+                <w:sz w:val="28"/>
+                <w:szCs w:val="28"/>
+                <w14:ligatures w14:val="none"/>
+              </w:rPr>
+              <w:t>17/03/2026</w:t>
+            </w:r>
+          </w:p>
+        </w:tc>
+        <w:tc>
+          <w:tcPr>
+            <w:tcW w:w="222" w:type="dxa"/>
+            <w:vAlign w:val="center"/>
+            <w:hideMark/>
+          </w:tcPr>
+          <w:p>
+            <w:pPr>
+              <w:spacing w:after="0" w:line="240" w:lineRule="auto"/>
+              <w:rPr>
+                <w:rFonts w:ascii="Times New Roman" w:eastAsia="Times New Roman" w:hAnsi="Times New Roman" w:cs="Times New Roman"/>
+                <w:kern w:val="0"/>
+                <w:sz w:val="20"/>
+                <w:szCs w:val="20"/>
+                <w14:ligatures w14:val="none"/>
+              </w:rPr>
+            </w:pPr>
+          </w:p>
+        </w:tc>
+      </w:tr>
+      <w:tr>
+        <w:trPr>
+          <w:trHeight w:val="1875"/>
+        </w:trPr>
+        <w:tc>
+          <w:tcPr>
+            <w:tcW w:w="1589" w:type="dxa"/>
+            <w:tcBorders>
+              <w:top w:val="nil"/>
+              <w:left w:val="single" w:sz="4" w:space="0" w:color="auto"/>
+              <w:bottom w:val="single" w:sz="4" w:space="0" w:color="auto"/>
+              <w:right w:val="single" w:sz="4" w:space="0" w:color="auto"/>
+            </w:tcBorders>
+            <w:vAlign w:val="center"/>
+            <w:hideMark/>
+          </w:tcPr>
+          <w:p>
+            <w:pPr>
+              <w:spacing w:after="0" w:line="240" w:lineRule="auto"/>
+              <w:jc w:val="right"/>
+              <w:rPr>
+                <w:rFonts w:ascii="Times New Roman" w:eastAsia="Times New Roman" w:hAnsi="Times New Roman" w:cs="Times New Roman"/>
+                <w:color w:val="000000"/>
+                <w:kern w:val="0"/>
+                <w:sz w:val="28"/>
+                <w:szCs w:val="28"/>
+                <w14:ligatures w14:val="none"/>
+              </w:rPr>
+            </w:pPr>
+            <w:r>
+              <w:rPr>
+                <w:rFonts w:ascii="Times New Roman" w:eastAsia="Times New Roman" w:hAnsi="Times New Roman" w:cs="Times New Roman"/>
+                <w:color w:val="000000"/>
+                <w:kern w:val="0"/>
+                <w:sz w:val="28"/>
+                <w:szCs w:val="28"/>
+                <w14:ligatures w14:val="none"/>
+              </w:rPr>
+              <w:t>5</w:t>
+            </w:r>
+          </w:p>
+        </w:tc>
+        <w:tc>
+          <w:tcPr>
+            <w:tcW w:w="1618" w:type="dxa"/>
+            <w:tcBorders>
+              <w:top w:val="nil"/>
+              <w:left w:val="nil"/>
+              <w:bottom w:val="single" w:sz="4" w:space="0" w:color="auto"/>
+              <w:right w:val="single" w:sz="4" w:space="0" w:color="auto"/>
+            </w:tcBorders>
+            <w:vAlign w:val="center"/>
+            <w:hideMark/>
+          </w:tcPr>
+          <w:p>
+            <w:pPr>
+              <w:spacing w:after="0" w:line="240" w:lineRule="auto"/>
+              <w:rPr>
+                <w:rFonts w:ascii="Times New Roman" w:eastAsia="Times New Roman" w:hAnsi="Times New Roman" w:cs="Times New Roman"/>
+                <w:color w:val="000000"/>
+                <w:kern w:val="0"/>
+                <w:sz w:val="28"/>
+                <w:szCs w:val="28"/>
+                <w14:ligatures w14:val="none"/>
+              </w:rPr>
+            </w:pPr>
+            <w:r>
+              <w:rPr>
+                <w:rFonts w:ascii="Times New Roman" w:eastAsia="Times New Roman" w:hAnsi="Times New Roman" w:cs="Times New Roman"/>
+                <w:color w:val="000000"/>
+                <w:kern w:val="0"/>
+                <w:sz w:val="28"/>
+                <w:szCs w:val="28"/>
+                <w14:ligatures w14:val="none"/>
+              </w:rPr>
+              <w:t>Quản lý lương</w:t>
+            </w:r>
+          </w:p>
+        </w:tc>
+        <w:tc>
+          <w:tcPr>
+            <w:tcW w:w="1645" w:type="dxa"/>
+            <w:tcBorders>
+              <w:top w:val="nil"/>
+              <w:left w:val="nil"/>
+              <w:bottom w:val="single" w:sz="4" w:space="0" w:color="auto"/>
+              <w:right w:val="single" w:sz="4" w:space="0" w:color="auto"/>
+            </w:tcBorders>
+            <w:vAlign w:val="center"/>
+            <w:hideMark/>
+          </w:tcPr>
+          <w:p>
+            <w:pPr>
+              <w:spacing w:after="0" w:line="240" w:lineRule="auto"/>
+              <w:rPr>
+                <w:rFonts w:ascii="Times New Roman" w:eastAsia="Times New Roman" w:hAnsi="Times New Roman" w:cs="Times New Roman"/>
+                <w:color w:val="000000"/>
+                <w:kern w:val="0"/>
+                <w:sz w:val="28"/>
+                <w:szCs w:val="28"/>
+                <w14:ligatures w14:val="none"/>
+              </w:rPr>
+            </w:pPr>
+            <w:r>
+              <w:rPr>
+                <w:rFonts w:ascii="Times New Roman" w:eastAsia="Times New Roman" w:hAnsi="Times New Roman" w:cs="Times New Roman"/>
+                <w:color w:val="000000"/>
+                <w:kern w:val="0"/>
+                <w:sz w:val="28"/>
+                <w:szCs w:val="28"/>
+                <w14:ligatures w14:val="none"/>
+              </w:rPr>
+              <w:t>Xác định cách tính lương, phân quyền xem và chỉnh sửa</w:t>
+            </w:r>
+          </w:p>
+        </w:tc>
+        <w:tc>
+          <w:tcPr>
+            <w:tcW w:w="1663" w:type="dxa"/>
+            <w:tcBorders>
+              <w:top w:val="nil"/>
+              <w:left w:val="nil"/>
+              <w:bottom w:val="single" w:sz="4" w:space="0" w:color="auto"/>
+              <w:right w:val="single" w:sz="4" w:space="0" w:color="auto"/>
+            </w:tcBorders>
+            <w:vAlign w:val="center"/>
+            <w:hideMark/>
+          </w:tcPr>
+          <w:p>
+            <w:pPr>
+              <w:spacing w:after="0" w:line="240" w:lineRule="auto"/>
+              <w:rPr>
+                <w:rFonts w:ascii="Times New Roman" w:eastAsia="Times New Roman" w:hAnsi="Times New Roman" w:cs="Times New Roman"/>
+                <w:color w:val="000000"/>
+                <w:kern w:val="0"/>
+                <w:sz w:val="28"/>
+                <w:szCs w:val="28"/>
+                <w14:ligatures w14:val="none"/>
+              </w:rPr>
+            </w:pPr>
+            <w:r>
+              <w:rPr>
+                <w:rFonts w:ascii="Times New Roman" w:eastAsia="Times New Roman" w:hAnsi="Times New Roman" w:cs="Times New Roman"/>
+                <w:color w:val="000000"/>
+                <w:kern w:val="0"/>
+                <w:sz w:val="28"/>
+                <w:szCs w:val="28"/>
+                <w14:ligatures w14:val="none"/>
+              </w:rPr>
+              <w:t>17/03/2025</w:t>
+            </w:r>
+          </w:p>
+        </w:tc>
+        <w:tc>
+          <w:tcPr>
+            <w:tcW w:w="1663" w:type="dxa"/>
+            <w:tcBorders>
+              <w:top w:val="nil"/>
+              <w:left w:val="nil"/>
+              <w:bottom w:val="single" w:sz="4" w:space="0" w:color="auto"/>
+              <w:right w:val="single" w:sz="4" w:space="0" w:color="auto"/>
+            </w:tcBorders>
+            <w:vAlign w:val="center"/>
+            <w:hideMark/>
+          </w:tcPr>
+          <w:p>
+            <w:pPr>
+              <w:spacing w:after="0" w:line="240" w:lineRule="auto"/>
+              <w:rPr>
+                <w:rFonts w:ascii="Times New Roman" w:eastAsia="Times New Roman" w:hAnsi="Times New Roman" w:cs="Times New Roman"/>
+                <w:color w:val="000000"/>
+                <w:kern w:val="0"/>
+                <w:sz w:val="28"/>
+                <w:szCs w:val="28"/>
+                <w14:ligatures w14:val="none"/>
+              </w:rPr>
+            </w:pPr>
+            <w:r>
+              <w:rPr>
+                <w:rFonts w:ascii="Times New Roman" w:eastAsia="Times New Roman" w:hAnsi="Times New Roman" w:cs="Times New Roman"/>
+                <w:color w:val="000000"/>
+                <w:kern w:val="0"/>
+                <w:sz w:val="28"/>
+                <w:szCs w:val="28"/>
+                <w14:ligatures w14:val="none"/>
+              </w:rPr>
+              <w:t>17/03/2026</w:t>
+            </w:r>
+          </w:p>
+        </w:tc>
+        <w:tc>
+          <w:tcPr>
+            <w:tcW w:w="222" w:type="dxa"/>
+            <w:vAlign w:val="center"/>
+            <w:hideMark/>
+          </w:tcPr>
+          <w:p>
+            <w:pPr>
+              <w:spacing w:after="0" w:line="240" w:lineRule="auto"/>
+              <w:rPr>
+                <w:rFonts w:ascii="Times New Roman" w:eastAsia="Times New Roman" w:hAnsi="Times New Roman" w:cs="Times New Roman"/>
+                <w:kern w:val="0"/>
+                <w:sz w:val="20"/>
+                <w:szCs w:val="20"/>
+                <w14:ligatures w14:val="none"/>
+              </w:rPr>
+            </w:pPr>
+          </w:p>
+        </w:tc>
+      </w:tr>
+      <w:tr>
+        <w:trPr>
+          <w:trHeight w:val="1500"/>
+        </w:trPr>
+        <w:tc>
+          <w:tcPr>
+            <w:tcW w:w="1589" w:type="dxa"/>
+            <w:tcBorders>
+              <w:top w:val="nil"/>
+              <w:left w:val="single" w:sz="4" w:space="0" w:color="auto"/>
+              <w:bottom w:val="single" w:sz="4" w:space="0" w:color="auto"/>
+              <w:right w:val="single" w:sz="4" w:space="0" w:color="auto"/>
+            </w:tcBorders>
+            <w:vAlign w:val="center"/>
+            <w:hideMark/>
+          </w:tcPr>
+          <w:p>
+            <w:pPr>
+              <w:spacing w:after="0" w:line="240" w:lineRule="auto"/>
+              <w:jc w:val="right"/>
+              <w:rPr>
+                <w:rFonts w:ascii="Times New Roman" w:eastAsia="Times New Roman" w:hAnsi="Times New Roman" w:cs="Times New Roman"/>
+                <w:color w:val="000000"/>
+                <w:kern w:val="0"/>
+                <w:sz w:val="28"/>
+                <w:szCs w:val="28"/>
+                <w14:ligatures w14:val="none"/>
+              </w:rPr>
+            </w:pPr>
+            <w:r>
+              <w:rPr>
+                <w:rFonts w:ascii="Times New Roman" w:eastAsia="Times New Roman" w:hAnsi="Times New Roman" w:cs="Times New Roman"/>
+                <w:color w:val="000000"/>
+                <w:kern w:val="0"/>
+                <w:sz w:val="28"/>
+                <w:szCs w:val="28"/>
+                <w14:ligatures w14:val="none"/>
+              </w:rPr>
+              <w:t>6</w:t>
+            </w:r>
+          </w:p>
+        </w:tc>
+        <w:tc>
+          <w:tcPr>
+            <w:tcW w:w="1618" w:type="dxa"/>
+            <w:tcBorders>
+              <w:top w:val="nil"/>
+              <w:left w:val="nil"/>
+              <w:bottom w:val="single" w:sz="4" w:space="0" w:color="auto"/>
+              <w:right w:val="single" w:sz="4" w:space="0" w:color="auto"/>
+            </w:tcBorders>
+            <w:vAlign w:val="center"/>
+            <w:hideMark/>
+          </w:tcPr>
+          <w:p>
+            <w:pPr>
+              <w:spacing w:after="0" w:line="240" w:lineRule="auto"/>
+              <w:rPr>
+                <w:rFonts w:ascii="Times New Roman" w:eastAsia="Times New Roman" w:hAnsi="Times New Roman" w:cs="Times New Roman"/>
+                <w:color w:val="000000"/>
+                <w:kern w:val="0"/>
+                <w:sz w:val="28"/>
+                <w:szCs w:val="28"/>
+                <w14:ligatures w14:val="none"/>
+              </w:rPr>
+            </w:pPr>
+            <w:r>
+              <w:rPr>
+                <w:rFonts w:ascii="Times New Roman" w:eastAsia="Times New Roman" w:hAnsi="Times New Roman" w:cs="Times New Roman"/>
+                <w:color w:val="000000"/>
+                <w:kern w:val="0"/>
+                <w:sz w:val="28"/>
+                <w:szCs w:val="28"/>
+                <w14:ligatures w14:val="none"/>
+              </w:rPr>
+              <w:t>Quản lý tài khoản &amp; phân quyền</w:t>
+            </w:r>
+          </w:p>
+        </w:tc>
+        <w:tc>
+          <w:tcPr>
+            <w:tcW w:w="1645" w:type="dxa"/>
+            <w:tcBorders>
+              <w:top w:val="nil"/>
+              <w:left w:val="nil"/>
+              <w:bottom w:val="single" w:sz="4" w:space="0" w:color="auto"/>
+              <w:right w:val="single" w:sz="4" w:space="0" w:color="auto"/>
+            </w:tcBorders>
+            <w:vAlign w:val="center"/>
+            <w:hideMark/>
+          </w:tcPr>
+          <w:p>
+            <w:pPr>
+              <w:spacing w:after="0" w:line="240" w:lineRule="auto"/>
+              <w:rPr>
+                <w:rFonts w:ascii="Times New Roman" w:eastAsia="Times New Roman" w:hAnsi="Times New Roman" w:cs="Times New Roman"/>
+                <w:color w:val="000000"/>
+                <w:kern w:val="0"/>
+                <w:sz w:val="28"/>
+                <w:szCs w:val="28"/>
+                <w14:ligatures w14:val="none"/>
+              </w:rPr>
+            </w:pPr>
+            <w:r>
+              <w:rPr>
+                <w:rFonts w:ascii="Times New Roman" w:eastAsia="Times New Roman" w:hAnsi="Times New Roman" w:cs="Times New Roman"/>
+                <w:color w:val="000000"/>
+                <w:kern w:val="0"/>
+                <w:sz w:val="28"/>
+                <w:szCs w:val="28"/>
+                <w14:ligatures w14:val="none"/>
+              </w:rPr>
+              <w:t>Tạo tài khoản, phân role, reset mật khẩu</w:t>
+            </w:r>
+          </w:p>
+        </w:tc>
+        <w:tc>
+          <w:tcPr>
+            <w:tcW w:w="1663" w:type="dxa"/>
+            <w:tcBorders>
+              <w:top w:val="nil"/>
+              <w:left w:val="nil"/>
+              <w:bottom w:val="single" w:sz="4" w:space="0" w:color="auto"/>
+              <w:right w:val="single" w:sz="4" w:space="0" w:color="auto"/>
+            </w:tcBorders>
+            <w:vAlign w:val="center"/>
+            <w:hideMark/>
+          </w:tcPr>
+          <w:p>
+            <w:pPr>
+              <w:spacing w:after="0" w:line="240" w:lineRule="auto"/>
+              <w:rPr>
+                <w:rFonts w:ascii="Times New Roman" w:eastAsia="Times New Roman" w:hAnsi="Times New Roman" w:cs="Times New Roman"/>
+                <w:color w:val="000000"/>
+                <w:kern w:val="0"/>
+                <w:sz w:val="28"/>
+                <w:szCs w:val="28"/>
+                <w14:ligatures w14:val="none"/>
+              </w:rPr>
+            </w:pPr>
+            <w:r>
+              <w:rPr>
+                <w:rFonts w:ascii="Times New Roman" w:eastAsia="Times New Roman" w:hAnsi="Times New Roman" w:cs="Times New Roman"/>
+                <w:color w:val="000000"/>
+                <w:kern w:val="0"/>
+                <w:sz w:val="28"/>
+                <w:szCs w:val="28"/>
+                <w14:ligatures w14:val="none"/>
+              </w:rPr>
+              <w:t>17/03/2025</w:t>
+            </w:r>
+          </w:p>
+        </w:tc>
+        <w:tc>
+          <w:tcPr>
+            <w:tcW w:w="1663" w:type="dxa"/>
+            <w:tcBorders>
+              <w:top w:val="nil"/>
+              <w:left w:val="nil"/>
+              <w:bottom w:val="single" w:sz="4" w:space="0" w:color="auto"/>
+              <w:right w:val="single" w:sz="4" w:space="0" w:color="auto"/>
+            </w:tcBorders>
+            <w:vAlign w:val="center"/>
+            <w:hideMark/>
+          </w:tcPr>
+          <w:p>
+            <w:pPr>
+              <w:spacing w:after="0" w:line="240" w:lineRule="auto"/>
+              <w:rPr>
+                <w:rFonts w:ascii="Times New Roman" w:eastAsia="Times New Roman" w:hAnsi="Times New Roman" w:cs="Times New Roman"/>
+                <w:color w:val="000000"/>
+                <w:kern w:val="0"/>
+                <w:sz w:val="28"/>
+                <w:szCs w:val="28"/>
+                <w14:ligatures w14:val="none"/>
+              </w:rPr>
+            </w:pPr>
+            <w:r>
+              <w:rPr>
+                <w:rFonts w:ascii="Times New Roman" w:eastAsia="Times New Roman" w:hAnsi="Times New Roman" w:cs="Times New Roman"/>
+                <w:color w:val="000000"/>
+                <w:kern w:val="0"/>
+                <w:sz w:val="28"/>
+                <w:szCs w:val="28"/>
+                <w14:ligatures w14:val="none"/>
+              </w:rPr>
+              <w:t>17/03/2026</w:t>
+            </w:r>
+          </w:p>
+        </w:tc>
+        <w:tc>
+          <w:tcPr>
+            <w:tcW w:w="222" w:type="dxa"/>
+            <w:vAlign w:val="center"/>
+            <w:hideMark/>
+          </w:tcPr>
+          <w:p>
+            <w:pPr>
+              <w:spacing w:after="0" w:line="240" w:lineRule="auto"/>
+              <w:rPr>
+                <w:rFonts w:ascii="Times New Roman" w:eastAsia="Times New Roman" w:hAnsi="Times New Roman" w:cs="Times New Roman"/>
+                <w:kern w:val="0"/>
+                <w:sz w:val="20"/>
+                <w:szCs w:val="20"/>
+                <w14:ligatures w14:val="none"/>
+              </w:rPr>
+            </w:pPr>
+          </w:p>
+        </w:tc>
+      </w:tr>
+      <w:tr>
+        <w:trPr>
+          <w:trHeight w:val="1500"/>
+        </w:trPr>
+        <w:tc>
+          <w:tcPr>
+            <w:tcW w:w="1589" w:type="dxa"/>
+            <w:tcBorders>
+              <w:top w:val="nil"/>
+              <w:left w:val="single" w:sz="4" w:space="0" w:color="auto"/>
+              <w:bottom w:val="single" w:sz="4" w:space="0" w:color="auto"/>
+              <w:right w:val="single" w:sz="4" w:space="0" w:color="auto"/>
+            </w:tcBorders>
+            <w:vAlign w:val="center"/>
+            <w:hideMark/>
+          </w:tcPr>
+          <w:p>
+            <w:pPr>
+              <w:spacing w:after="0" w:line="240" w:lineRule="auto"/>
+              <w:jc w:val="right"/>
+              <w:rPr>
+                <w:rFonts w:ascii="Times New Roman" w:eastAsia="Times New Roman" w:hAnsi="Times New Roman" w:cs="Times New Roman"/>
+                <w:color w:val="000000"/>
+                <w:kern w:val="0"/>
+                <w:sz w:val="28"/>
+                <w:szCs w:val="28"/>
+                <w14:ligatures w14:val="none"/>
+              </w:rPr>
+            </w:pPr>
+            <w:r>
+              <w:rPr>
+                <w:rFonts w:ascii="Times New Roman" w:eastAsia="Times New Roman" w:hAnsi="Times New Roman" w:cs="Times New Roman"/>
+                <w:color w:val="000000"/>
+                <w:kern w:val="0"/>
+                <w:sz w:val="28"/>
+                <w:szCs w:val="28"/>
+                <w14:ligatures w14:val="none"/>
+              </w:rPr>
+              <w:lastRenderedPageBreak/>
+              <w:t>7</w:t>
+            </w:r>
+          </w:p>
+        </w:tc>
+        <w:tc>
+          <w:tcPr>
+            <w:tcW w:w="1618" w:type="dxa"/>
+            <w:tcBorders>
+              <w:top w:val="nil"/>
+              <w:left w:val="nil"/>
+              <w:bottom w:val="single" w:sz="4" w:space="0" w:color="auto"/>
+              <w:right w:val="single" w:sz="4" w:space="0" w:color="auto"/>
+            </w:tcBorders>
+            <w:vAlign w:val="center"/>
+            <w:hideMark/>
+          </w:tcPr>
+          <w:p>
+            <w:pPr>
+              <w:spacing w:after="0" w:line="240" w:lineRule="auto"/>
+              <w:rPr>
+                <w:rFonts w:ascii="Times New Roman" w:eastAsia="Times New Roman" w:hAnsi="Times New Roman" w:cs="Times New Roman"/>
+                <w:color w:val="000000"/>
+                <w:kern w:val="0"/>
+                <w:sz w:val="28"/>
+                <w:szCs w:val="28"/>
+                <w14:ligatures w14:val="none"/>
+              </w:rPr>
+            </w:pPr>
+            <w:r>
+              <w:rPr>
+                <w:rFonts w:ascii="Times New Roman" w:eastAsia="Times New Roman" w:hAnsi="Times New Roman" w:cs="Times New Roman"/>
+                <w:color w:val="000000"/>
+                <w:kern w:val="0"/>
+                <w:sz w:val="28"/>
+                <w:szCs w:val="28"/>
+                <w14:ligatures w14:val="none"/>
+              </w:rPr>
+              <w:t>Quản lý chức vụ</w:t>
+            </w:r>
+          </w:p>
+        </w:tc>
+        <w:tc>
+          <w:tcPr>
+            <w:tcW w:w="1645" w:type="dxa"/>
+            <w:tcBorders>
+              <w:top w:val="nil"/>
+              <w:left w:val="nil"/>
+              <w:bottom w:val="single" w:sz="4" w:space="0" w:color="auto"/>
+              <w:right w:val="single" w:sz="4" w:space="0" w:color="auto"/>
+            </w:tcBorders>
+            <w:vAlign w:val="center"/>
+            <w:hideMark/>
+          </w:tcPr>
+          <w:p>
+            <w:pPr>
+              <w:spacing w:after="0" w:line="240" w:lineRule="auto"/>
+              <w:rPr>
+                <w:rFonts w:ascii="Times New Roman" w:eastAsia="Times New Roman" w:hAnsi="Times New Roman" w:cs="Times New Roman"/>
+                <w:color w:val="000000"/>
+                <w:kern w:val="0"/>
+                <w:sz w:val="28"/>
+                <w:szCs w:val="28"/>
+                <w14:ligatures w14:val="none"/>
+              </w:rPr>
+            </w:pPr>
+            <w:r>
+              <w:rPr>
+                <w:rFonts w:ascii="Times New Roman" w:eastAsia="Times New Roman" w:hAnsi="Times New Roman" w:cs="Times New Roman"/>
+                <w:color w:val="000000"/>
+                <w:kern w:val="0"/>
+                <w:sz w:val="28"/>
+                <w:szCs w:val="28"/>
+                <w14:ligatures w14:val="none"/>
+              </w:rPr>
+              <w:t>Thêm, sửa, xóa chức vụ và ảnh hưởng đến lương</w:t>
+            </w:r>
+          </w:p>
+        </w:tc>
+        <w:tc>
+          <w:tcPr>
+            <w:tcW w:w="1663" w:type="dxa"/>
+            <w:tcBorders>
+              <w:top w:val="nil"/>
+              <w:left w:val="nil"/>
+              <w:bottom w:val="single" w:sz="4" w:space="0" w:color="auto"/>
+              <w:right w:val="single" w:sz="4" w:space="0" w:color="auto"/>
+            </w:tcBorders>
+            <w:vAlign w:val="center"/>
+            <w:hideMark/>
+          </w:tcPr>
+          <w:p>
+            <w:pPr>
+              <w:spacing w:after="0" w:line="240" w:lineRule="auto"/>
+              <w:rPr>
+                <w:rFonts w:ascii="Times New Roman" w:eastAsia="Times New Roman" w:hAnsi="Times New Roman" w:cs="Times New Roman"/>
+                <w:color w:val="000000"/>
+                <w:kern w:val="0"/>
+                <w:sz w:val="28"/>
+                <w:szCs w:val="28"/>
+                <w14:ligatures w14:val="none"/>
+              </w:rPr>
+            </w:pPr>
+            <w:r>
+              <w:rPr>
+                <w:rFonts w:ascii="Times New Roman" w:eastAsia="Times New Roman" w:hAnsi="Times New Roman" w:cs="Times New Roman"/>
+                <w:color w:val="000000"/>
+                <w:kern w:val="0"/>
+                <w:sz w:val="28"/>
+                <w:szCs w:val="28"/>
+                <w14:ligatures w14:val="none"/>
+              </w:rPr>
+              <w:t>17/03/2025</w:t>
+            </w:r>
+          </w:p>
+        </w:tc>
+        <w:tc>
+          <w:tcPr>
+            <w:tcW w:w="1663" w:type="dxa"/>
+            <w:tcBorders>
+              <w:top w:val="nil"/>
+              <w:left w:val="nil"/>
+              <w:bottom w:val="single" w:sz="4" w:space="0" w:color="auto"/>
+              <w:right w:val="single" w:sz="4" w:space="0" w:color="auto"/>
+            </w:tcBorders>
+            <w:vAlign w:val="center"/>
+            <w:hideMark/>
+          </w:tcPr>
+          <w:p>
+            <w:pPr>
+              <w:spacing w:after="0" w:line="240" w:lineRule="auto"/>
+              <w:rPr>
+                <w:rFonts w:ascii="Times New Roman" w:eastAsia="Times New Roman" w:hAnsi="Times New Roman" w:cs="Times New Roman"/>
+                <w:color w:val="000000"/>
+                <w:kern w:val="0"/>
+                <w:sz w:val="28"/>
+                <w:szCs w:val="28"/>
+                <w14:ligatures w14:val="none"/>
+              </w:rPr>
+            </w:pPr>
+            <w:r>
+              <w:rPr>
+                <w:rFonts w:ascii="Times New Roman" w:eastAsia="Times New Roman" w:hAnsi="Times New Roman" w:cs="Times New Roman"/>
+                <w:color w:val="000000"/>
+                <w:kern w:val="0"/>
+                <w:sz w:val="28"/>
+                <w:szCs w:val="28"/>
+                <w14:ligatures w14:val="none"/>
+              </w:rPr>
+              <w:t>17/03/2026</w:t>
+            </w:r>
+          </w:p>
+        </w:tc>
+        <w:tc>
+          <w:tcPr>
+            <w:tcW w:w="222" w:type="dxa"/>
+            <w:vAlign w:val="center"/>
+            <w:hideMark/>
+          </w:tcPr>
+          <w:p>
+            <w:pPr>
+              <w:spacing w:after="0" w:line="240" w:lineRule="auto"/>
+              <w:rPr>
+                <w:rFonts w:ascii="Times New Roman" w:eastAsia="Times New Roman" w:hAnsi="Times New Roman" w:cs="Times New Roman"/>
+                <w:kern w:val="0"/>
+                <w:sz w:val="20"/>
+                <w:szCs w:val="20"/>
+                <w14:ligatures w14:val="none"/>
+              </w:rPr>
+            </w:pPr>
+          </w:p>
+        </w:tc>
+      </w:tr>
+      <w:tr>
+        <w:trPr>
+          <w:trHeight w:val="1500"/>
+        </w:trPr>
+        <w:tc>
+          <w:tcPr>
+            <w:tcW w:w="1589" w:type="dxa"/>
+            <w:tcBorders>
+              <w:top w:val="nil"/>
+              <w:left w:val="single" w:sz="4" w:space="0" w:color="auto"/>
+              <w:bottom w:val="single" w:sz="4" w:space="0" w:color="auto"/>
+              <w:right w:val="single" w:sz="4" w:space="0" w:color="auto"/>
+            </w:tcBorders>
+            <w:vAlign w:val="center"/>
+            <w:hideMark/>
+          </w:tcPr>
+          <w:p>
+            <w:pPr>
+              <w:spacing w:after="0" w:line="240" w:lineRule="auto"/>
+              <w:jc w:val="right"/>
+              <w:rPr>
+                <w:rFonts w:ascii="Times New Roman" w:eastAsia="Times New Roman" w:hAnsi="Times New Roman" w:cs="Times New Roman"/>
+                <w:color w:val="000000"/>
+                <w:kern w:val="0"/>
+                <w:sz w:val="28"/>
+                <w:szCs w:val="28"/>
+                <w14:ligatures w14:val="none"/>
+              </w:rPr>
+            </w:pPr>
+            <w:r>
+              <w:rPr>
+                <w:rFonts w:ascii="Times New Roman" w:eastAsia="Times New Roman" w:hAnsi="Times New Roman" w:cs="Times New Roman"/>
+                <w:color w:val="000000"/>
+                <w:kern w:val="0"/>
+                <w:sz w:val="28"/>
+                <w:szCs w:val="28"/>
+                <w14:ligatures w14:val="none"/>
+              </w:rPr>
+              <w:t>8</w:t>
+            </w:r>
+          </w:p>
+        </w:tc>
+        <w:tc>
+          <w:tcPr>
+            <w:tcW w:w="1618" w:type="dxa"/>
+            <w:tcBorders>
+              <w:top w:val="nil"/>
+              <w:left w:val="nil"/>
+              <w:bottom w:val="single" w:sz="4" w:space="0" w:color="auto"/>
+              <w:right w:val="single" w:sz="4" w:space="0" w:color="auto"/>
+            </w:tcBorders>
+            <w:vAlign w:val="center"/>
+            <w:hideMark/>
+          </w:tcPr>
+          <w:p>
+            <w:pPr>
+              <w:spacing w:after="0" w:line="240" w:lineRule="auto"/>
+              <w:rPr>
+                <w:rFonts w:ascii="Times New Roman" w:eastAsia="Times New Roman" w:hAnsi="Times New Roman" w:cs="Times New Roman"/>
+                <w:color w:val="000000"/>
+                <w:kern w:val="0"/>
+                <w:sz w:val="28"/>
+                <w:szCs w:val="28"/>
+                <w14:ligatures w14:val="none"/>
+              </w:rPr>
+            </w:pPr>
+            <w:r>
+              <w:rPr>
+                <w:rFonts w:ascii="Times New Roman" w:eastAsia="Times New Roman" w:hAnsi="Times New Roman" w:cs="Times New Roman"/>
+                <w:color w:val="000000"/>
+                <w:kern w:val="0"/>
+                <w:sz w:val="28"/>
+                <w:szCs w:val="28"/>
+                <w14:ligatures w14:val="none"/>
+              </w:rPr>
+              <w:t>Quản lý hợp đồng</w:t>
+            </w:r>
+          </w:p>
+        </w:tc>
+        <w:tc>
+          <w:tcPr>
+            <w:tcW w:w="1645" w:type="dxa"/>
+            <w:tcBorders>
+              <w:top w:val="nil"/>
+              <w:left w:val="nil"/>
+              <w:bottom w:val="single" w:sz="4" w:space="0" w:color="auto"/>
+              <w:right w:val="single" w:sz="4" w:space="0" w:color="auto"/>
+            </w:tcBorders>
+            <w:vAlign w:val="center"/>
+            <w:hideMark/>
+          </w:tcPr>
+          <w:p>
+            <w:pPr>
+              <w:spacing w:after="0" w:line="240" w:lineRule="auto"/>
+              <w:rPr>
+                <w:rFonts w:ascii="Times New Roman" w:eastAsia="Times New Roman" w:hAnsi="Times New Roman" w:cs="Times New Roman"/>
+                <w:color w:val="000000"/>
+                <w:kern w:val="0"/>
+                <w:sz w:val="28"/>
+                <w:szCs w:val="28"/>
+                <w14:ligatures w14:val="none"/>
+              </w:rPr>
+            </w:pPr>
+            <w:r>
+              <w:rPr>
+                <w:rFonts w:ascii="Times New Roman" w:eastAsia="Times New Roman" w:hAnsi="Times New Roman" w:cs="Times New Roman"/>
+                <w:color w:val="000000"/>
+                <w:kern w:val="0"/>
+                <w:sz w:val="28"/>
+                <w:szCs w:val="28"/>
+                <w14:ligatures w14:val="none"/>
+              </w:rPr>
+              <w:t>Tạo, gia hạn, kết thúc hợp đồng lao động</w:t>
+            </w:r>
+          </w:p>
+        </w:tc>
+        <w:tc>
+          <w:tcPr>
+            <w:tcW w:w="1663" w:type="dxa"/>
+            <w:tcBorders>
+              <w:top w:val="nil"/>
+              <w:left w:val="nil"/>
+              <w:bottom w:val="single" w:sz="4" w:space="0" w:color="auto"/>
+              <w:right w:val="single" w:sz="4" w:space="0" w:color="auto"/>
+            </w:tcBorders>
+            <w:vAlign w:val="center"/>
+            <w:hideMark/>
+          </w:tcPr>
+          <w:p>
+            <w:pPr>
+              <w:spacing w:after="0" w:line="240" w:lineRule="auto"/>
+              <w:rPr>
+                <w:rFonts w:ascii="Times New Roman" w:eastAsia="Times New Roman" w:hAnsi="Times New Roman" w:cs="Times New Roman"/>
+                <w:color w:val="000000"/>
+                <w:kern w:val="0"/>
+                <w:sz w:val="28"/>
+                <w:szCs w:val="28"/>
+                <w14:ligatures w14:val="none"/>
+              </w:rPr>
+            </w:pPr>
+            <w:r>
+              <w:rPr>
+                <w:rFonts w:ascii="Times New Roman" w:eastAsia="Times New Roman" w:hAnsi="Times New Roman" w:cs="Times New Roman"/>
+                <w:color w:val="000000"/>
+                <w:kern w:val="0"/>
+                <w:sz w:val="28"/>
+                <w:szCs w:val="28"/>
+                <w14:ligatures w14:val="none"/>
+              </w:rPr>
+              <w:t>17/03/2025</w:t>
+            </w:r>
+          </w:p>
+        </w:tc>
+        <w:tc>
+          <w:tcPr>
+            <w:tcW w:w="1663" w:type="dxa"/>
+            <w:tcBorders>
+              <w:top w:val="nil"/>
+              <w:left w:val="nil"/>
+              <w:bottom w:val="single" w:sz="4" w:space="0" w:color="auto"/>
+              <w:right w:val="single" w:sz="4" w:space="0" w:color="auto"/>
+            </w:tcBorders>
+            <w:vAlign w:val="center"/>
+            <w:hideMark/>
+          </w:tcPr>
+          <w:p>
+            <w:pPr>
+              <w:spacing w:after="0" w:line="240" w:lineRule="auto"/>
+              <w:rPr>
+                <w:rFonts w:ascii="Times New Roman" w:eastAsia="Times New Roman" w:hAnsi="Times New Roman" w:cs="Times New Roman"/>
+                <w:color w:val="000000"/>
+                <w:kern w:val="0"/>
+                <w:sz w:val="28"/>
+                <w:szCs w:val="28"/>
+                <w14:ligatures w14:val="none"/>
+              </w:rPr>
+            </w:pPr>
+            <w:r>
+              <w:rPr>
+                <w:rFonts w:ascii="Times New Roman" w:eastAsia="Times New Roman" w:hAnsi="Times New Roman" w:cs="Times New Roman"/>
+                <w:color w:val="000000"/>
+                <w:kern w:val="0"/>
+                <w:sz w:val="28"/>
+                <w:szCs w:val="28"/>
+                <w14:ligatures w14:val="none"/>
+              </w:rPr>
+              <w:t>17/03/2026</w:t>
+            </w:r>
+          </w:p>
+        </w:tc>
+        <w:tc>
+          <w:tcPr>
+            <w:tcW w:w="222" w:type="dxa"/>
+            <w:vAlign w:val="center"/>
+            <w:hideMark/>
+          </w:tcPr>
+          <w:p>
+            <w:pPr>
+              <w:spacing w:after="0" w:line="240" w:lineRule="auto"/>
+              <w:rPr>
+                <w:rFonts w:ascii="Times New Roman" w:eastAsia="Times New Roman" w:hAnsi="Times New Roman" w:cs="Times New Roman"/>
+                <w:kern w:val="0"/>
+                <w:sz w:val="20"/>
+                <w:szCs w:val="20"/>
+                <w14:ligatures w14:val="none"/>
+              </w:rPr>
+            </w:pPr>
+          </w:p>
+        </w:tc>
+      </w:tr>
+      <w:tr>
+        <w:trPr>
+          <w:trHeight w:val="1500"/>
+        </w:trPr>
+        <w:tc>
+          <w:tcPr>
+            <w:tcW w:w="1589" w:type="dxa"/>
+            <w:tcBorders>
+              <w:top w:val="nil"/>
+              <w:left w:val="single" w:sz="4" w:space="0" w:color="auto"/>
+              <w:bottom w:val="single" w:sz="4" w:space="0" w:color="auto"/>
+              <w:right w:val="single" w:sz="4" w:space="0" w:color="auto"/>
+            </w:tcBorders>
+            <w:vAlign w:val="center"/>
+            <w:hideMark/>
+          </w:tcPr>
+          <w:p>
+            <w:pPr>
+              <w:spacing w:after="0" w:line="240" w:lineRule="auto"/>
+              <w:jc w:val="right"/>
+              <w:rPr>
+                <w:rFonts w:ascii="Times New Roman" w:eastAsia="Times New Roman" w:hAnsi="Times New Roman" w:cs="Times New Roman"/>
+                <w:color w:val="000000"/>
+                <w:kern w:val="0"/>
+                <w:sz w:val="28"/>
+                <w:szCs w:val="28"/>
+                <w14:ligatures w14:val="none"/>
+              </w:rPr>
+            </w:pPr>
+            <w:r>
+              <w:rPr>
+                <w:rFonts w:ascii="Times New Roman" w:eastAsia="Times New Roman" w:hAnsi="Times New Roman" w:cs="Times New Roman"/>
+                <w:color w:val="000000"/>
+                <w:kern w:val="0"/>
+                <w:sz w:val="28"/>
+                <w:szCs w:val="28"/>
+                <w14:ligatures w14:val="none"/>
+              </w:rPr>
+              <w:t>9</w:t>
+            </w:r>
+          </w:p>
+        </w:tc>
+        <w:tc>
+          <w:tcPr>
+            <w:tcW w:w="1618" w:type="dxa"/>
+            <w:tcBorders>
+              <w:top w:val="nil"/>
+              <w:left w:val="nil"/>
+              <w:bottom w:val="single" w:sz="4" w:space="0" w:color="auto"/>
+              <w:right w:val="single" w:sz="4" w:space="0" w:color="auto"/>
+            </w:tcBorders>
+            <w:vAlign w:val="center"/>
+            <w:hideMark/>
+          </w:tcPr>
+          <w:p>
+            <w:pPr>
+              <w:spacing w:after="0" w:line="240" w:lineRule="auto"/>
+              <w:rPr>
+                <w:rFonts w:ascii="Times New Roman" w:eastAsia="Times New Roman" w:hAnsi="Times New Roman" w:cs="Times New Roman"/>
+                <w:color w:val="000000"/>
+                <w:kern w:val="0"/>
+                <w:sz w:val="28"/>
+                <w:szCs w:val="28"/>
+                <w14:ligatures w14:val="none"/>
+              </w:rPr>
+            </w:pPr>
+            <w:r>
+              <w:rPr>
+                <w:rFonts w:ascii="Times New Roman" w:eastAsia="Times New Roman" w:hAnsi="Times New Roman" w:cs="Times New Roman"/>
+                <w:color w:val="000000"/>
+                <w:kern w:val="0"/>
+                <w:sz w:val="28"/>
+                <w:szCs w:val="28"/>
+                <w14:ligatures w14:val="none"/>
+              </w:rPr>
+              <w:t>Quản lý bảo hiểm</w:t>
+            </w:r>
+          </w:p>
+        </w:tc>
+        <w:tc>
+          <w:tcPr>
+            <w:tcW w:w="1645" w:type="dxa"/>
+            <w:tcBorders>
+              <w:top w:val="nil"/>
+              <w:left w:val="nil"/>
+              <w:bottom w:val="single" w:sz="4" w:space="0" w:color="auto"/>
+              <w:right w:val="single" w:sz="4" w:space="0" w:color="auto"/>
+            </w:tcBorders>
+            <w:vAlign w:val="center"/>
+            <w:hideMark/>
+          </w:tcPr>
+          <w:p>
+            <w:pPr>
+              <w:spacing w:after="0" w:line="240" w:lineRule="auto"/>
+              <w:rPr>
+                <w:rFonts w:ascii="Times New Roman" w:eastAsia="Times New Roman" w:hAnsi="Times New Roman" w:cs="Times New Roman"/>
+                <w:color w:val="000000"/>
+                <w:kern w:val="0"/>
+                <w:sz w:val="28"/>
+                <w:szCs w:val="28"/>
+                <w14:ligatures w14:val="none"/>
+              </w:rPr>
+            </w:pPr>
+            <w:r>
+              <w:rPr>
+                <w:rFonts w:ascii="Times New Roman" w:eastAsia="Times New Roman" w:hAnsi="Times New Roman" w:cs="Times New Roman"/>
+                <w:color w:val="000000"/>
+                <w:kern w:val="0"/>
+                <w:sz w:val="28"/>
+                <w:szCs w:val="28"/>
+                <w14:ligatures w14:val="none"/>
+              </w:rPr>
+              <w:t>Lưu thông tin bảo hiểm, tìm kiếm theo nhân viên</w:t>
+            </w:r>
+          </w:p>
+        </w:tc>
+        <w:tc>
+          <w:tcPr>
+            <w:tcW w:w="1663" w:type="dxa"/>
+            <w:tcBorders>
+              <w:top w:val="nil"/>
+              <w:left w:val="nil"/>
+              <w:bottom w:val="single" w:sz="4" w:space="0" w:color="auto"/>
+              <w:right w:val="single" w:sz="4" w:space="0" w:color="auto"/>
+            </w:tcBorders>
+            <w:vAlign w:val="center"/>
+            <w:hideMark/>
+          </w:tcPr>
+          <w:p>
+            <w:pPr>
+              <w:spacing w:after="0" w:line="240" w:lineRule="auto"/>
+              <w:rPr>
+                <w:rFonts w:ascii="Times New Roman" w:eastAsia="Times New Roman" w:hAnsi="Times New Roman" w:cs="Times New Roman"/>
+                <w:color w:val="000000"/>
+                <w:kern w:val="0"/>
+                <w:sz w:val="28"/>
+                <w:szCs w:val="28"/>
+                <w14:ligatures w14:val="none"/>
+              </w:rPr>
+            </w:pPr>
+            <w:r>
+              <w:rPr>
+                <w:rFonts w:ascii="Times New Roman" w:eastAsia="Times New Roman" w:hAnsi="Times New Roman" w:cs="Times New Roman"/>
+                <w:color w:val="000000"/>
+                <w:kern w:val="0"/>
+                <w:sz w:val="28"/>
+                <w:szCs w:val="28"/>
+                <w14:ligatures w14:val="none"/>
+              </w:rPr>
+              <w:t>17/03/2025</w:t>
+            </w:r>
+          </w:p>
+        </w:tc>
+        <w:tc>
+          <w:tcPr>
+            <w:tcW w:w="1663" w:type="dxa"/>
+            <w:tcBorders>
+              <w:top w:val="nil"/>
+              <w:left w:val="nil"/>
+              <w:bottom w:val="single" w:sz="4" w:space="0" w:color="auto"/>
+              <w:right w:val="single" w:sz="4" w:space="0" w:color="auto"/>
+            </w:tcBorders>
+            <w:vAlign w:val="center"/>
+            <w:hideMark/>
+          </w:tcPr>
+          <w:p>
+            <w:pPr>
+              <w:spacing w:after="0" w:line="240" w:lineRule="auto"/>
+              <w:rPr>
+                <w:rFonts w:ascii="Times New Roman" w:eastAsia="Times New Roman" w:hAnsi="Times New Roman" w:cs="Times New Roman"/>
+                <w:color w:val="000000"/>
+                <w:kern w:val="0"/>
+                <w:sz w:val="28"/>
+                <w:szCs w:val="28"/>
+                <w14:ligatures w14:val="none"/>
+              </w:rPr>
+            </w:pPr>
+            <w:r>
+              <w:rPr>
+                <w:rFonts w:ascii="Times New Roman" w:eastAsia="Times New Roman" w:hAnsi="Times New Roman" w:cs="Times New Roman"/>
+                <w:color w:val="000000"/>
+                <w:kern w:val="0"/>
+                <w:sz w:val="28"/>
+                <w:szCs w:val="28"/>
+                <w14:ligatures w14:val="none"/>
+              </w:rPr>
+              <w:t>17/03/2026</w:t>
+            </w:r>
+          </w:p>
+        </w:tc>
+        <w:tc>
+          <w:tcPr>
+            <w:tcW w:w="222" w:type="dxa"/>
+            <w:vAlign w:val="center"/>
+            <w:hideMark/>
+          </w:tcPr>
+          <w:p>
+            <w:pPr>
+              <w:spacing w:after="0" w:line="240" w:lineRule="auto"/>
+              <w:rPr>
+                <w:rFonts w:ascii="Times New Roman" w:eastAsia="Times New Roman" w:hAnsi="Times New Roman" w:cs="Times New Roman"/>
+                <w:kern w:val="0"/>
+                <w:sz w:val="20"/>
+                <w:szCs w:val="20"/>
+                <w14:ligatures w14:val="none"/>
+              </w:rPr>
+            </w:pPr>
+          </w:p>
+        </w:tc>
+      </w:tr>
+      <w:tr>
+        <w:trPr>
+          <w:trHeight w:val="1500"/>
+        </w:trPr>
+        <w:tc>
+          <w:tcPr>
+            <w:tcW w:w="1589" w:type="dxa"/>
+            <w:tcBorders>
+              <w:top w:val="single" w:sz="4" w:space="0" w:color="auto"/>
+              <w:left w:val="single" w:sz="4" w:space="0" w:color="auto"/>
+              <w:bottom w:val="single" w:sz="4" w:space="0" w:color="auto"/>
+              <w:right w:val="single" w:sz="4" w:space="0" w:color="auto"/>
+            </w:tcBorders>
+            <w:vAlign w:val="center"/>
+          </w:tcPr>
+          <w:p>
+            <w:pPr>
+              <w:spacing w:after="0" w:line="240" w:lineRule="auto"/>
+              <w:jc w:val="right"/>
+              <w:rPr>
+                <w:rFonts w:ascii="Times New Roman" w:eastAsia="Times New Roman" w:hAnsi="Times New Roman" w:cs="Times New Roman"/>
+                <w:color w:val="000000"/>
+                <w:kern w:val="0"/>
+                <w:sz w:val="28"/>
+                <w:szCs w:val="28"/>
+                <w14:ligatures w14:val="none"/>
+              </w:rPr>
+            </w:pPr>
+            <w:r>
+              <w:rPr>
+                <w:rFonts w:ascii="Times New Roman" w:eastAsia="Times New Roman" w:hAnsi="Times New Roman" w:cs="Times New Roman"/>
+                <w:color w:val="000000"/>
+                <w:kern w:val="0"/>
+                <w:sz w:val="28"/>
+                <w:szCs w:val="28"/>
+                <w14:ligatures w14:val="none"/>
+              </w:rPr>
+              <w:t>10</w:t>
+            </w:r>
+          </w:p>
+        </w:tc>
+        <w:tc>
+          <w:tcPr>
+            <w:tcW w:w="1618" w:type="dxa"/>
+            <w:tcBorders>
+              <w:top w:val="single" w:sz="4" w:space="0" w:color="auto"/>
+              <w:left w:val="nil"/>
+              <w:bottom w:val="single" w:sz="4" w:space="0" w:color="auto"/>
+              <w:right w:val="single" w:sz="4" w:space="0" w:color="auto"/>
+            </w:tcBorders>
+            <w:vAlign w:val="center"/>
+          </w:tcPr>
+          <w:p>
+            <w:pPr>
+              <w:spacing w:after="0" w:line="240" w:lineRule="auto"/>
+              <w:rPr>
+                <w:rFonts w:ascii="Times New Roman" w:eastAsia="Times New Roman" w:hAnsi="Times New Roman" w:cs="Times New Roman"/>
+                <w:color w:val="000000"/>
+                <w:kern w:val="0"/>
+                <w:sz w:val="28"/>
+                <w:szCs w:val="28"/>
+                <w14:ligatures w14:val="none"/>
+              </w:rPr>
+            </w:pPr>
+            <w:r>
+              <w:rPr>
+                <w:rFonts w:ascii="Times New Roman" w:eastAsia="Times New Roman" w:hAnsi="Times New Roman" w:cs="Times New Roman"/>
+                <w:color w:val="000000"/>
+                <w:kern w:val="0"/>
+                <w:sz w:val="28"/>
+                <w:szCs w:val="28"/>
+                <w14:ligatures w14:val="none"/>
+              </w:rPr>
+              <w:t>Quản lý dự án</w:t>
+            </w:r>
+          </w:p>
+        </w:tc>
+        <w:tc>
+          <w:tcPr>
+            <w:tcW w:w="1645" w:type="dxa"/>
+            <w:tcBorders>
+              <w:top w:val="single" w:sz="4" w:space="0" w:color="auto"/>
+              <w:left w:val="nil"/>
+              <w:bottom w:val="single" w:sz="4" w:space="0" w:color="auto"/>
+              <w:right w:val="single" w:sz="4" w:space="0" w:color="auto"/>
+            </w:tcBorders>
+            <w:vAlign w:val="center"/>
+          </w:tcPr>
+          <w:p>
+            <w:pPr>
+              <w:spacing w:after="0" w:line="240" w:lineRule="auto"/>
+              <w:rPr>
+                <w:rFonts w:ascii="Times New Roman" w:eastAsia="Times New Roman" w:hAnsi="Times New Roman" w:cs="Times New Roman"/>
+                <w:color w:val="000000"/>
+                <w:kern w:val="0"/>
+                <w:sz w:val="28"/>
+                <w:szCs w:val="28"/>
+                <w14:ligatures w14:val="none"/>
+              </w:rPr>
+            </w:pPr>
+            <w:r>
+              <w:rPr>
+                <w:rFonts w:ascii="Times New Roman" w:eastAsia="Times New Roman" w:hAnsi="Times New Roman" w:cs="Times New Roman"/>
+                <w:color w:val="000000"/>
+                <w:kern w:val="0"/>
+                <w:sz w:val="28"/>
+                <w:szCs w:val="28"/>
+                <w14:ligatures w14:val="none"/>
+              </w:rPr>
+              <w:t>Lưu thông tin dự án, cập nhật dự án</w:t>
+            </w:r>
+          </w:p>
+        </w:tc>
+        <w:tc>
+          <w:tcPr>
+            <w:tcW w:w="1663" w:type="dxa"/>
+            <w:tcBorders>
+              <w:top w:val="single" w:sz="4" w:space="0" w:color="auto"/>
+              <w:left w:val="nil"/>
+              <w:bottom w:val="single" w:sz="4" w:space="0" w:color="auto"/>
+              <w:right w:val="single" w:sz="4" w:space="0" w:color="auto"/>
+            </w:tcBorders>
+            <w:vAlign w:val="center"/>
+          </w:tcPr>
+          <w:p>
+            <w:pPr>
+              <w:spacing w:after="0" w:line="240" w:lineRule="auto"/>
+              <w:rPr>
+                <w:rFonts w:ascii="Times New Roman" w:eastAsia="Times New Roman" w:hAnsi="Times New Roman" w:cs="Times New Roman"/>
+                <w:color w:val="000000"/>
+                <w:kern w:val="0"/>
+                <w:sz w:val="28"/>
+                <w:szCs w:val="28"/>
+                <w14:ligatures w14:val="none"/>
+              </w:rPr>
+            </w:pPr>
+            <w:r>
+              <w:rPr>
+                <w:rFonts w:ascii="Times New Roman" w:eastAsia="Times New Roman" w:hAnsi="Times New Roman" w:cs="Times New Roman"/>
+                <w:color w:val="000000"/>
+                <w:kern w:val="0"/>
+                <w:sz w:val="28"/>
+                <w:szCs w:val="28"/>
+                <w14:ligatures w14:val="none"/>
+              </w:rPr>
+              <w:t>25/03/2026</w:t>
+            </w:r>
+          </w:p>
+        </w:tc>
+        <w:tc>
+          <w:tcPr>
+            <w:tcW w:w="1663" w:type="dxa"/>
+            <w:tcBorders>
+              <w:top w:val="single" w:sz="4" w:space="0" w:color="auto"/>
+              <w:left w:val="nil"/>
+              <w:bottom w:val="single" w:sz="4" w:space="0" w:color="auto"/>
+              <w:right w:val="single" w:sz="4" w:space="0" w:color="auto"/>
+            </w:tcBorders>
+            <w:vAlign w:val="center"/>
+          </w:tcPr>
+          <w:p>
+            <w:pPr>
+              <w:spacing w:after="0" w:line="240" w:lineRule="auto"/>
+              <w:rPr>
+                <w:rFonts w:ascii="Times New Roman" w:eastAsia="Times New Roman" w:hAnsi="Times New Roman" w:cs="Times New Roman"/>
+                <w:color w:val="000000"/>
+                <w:kern w:val="0"/>
+                <w:sz w:val="28"/>
+                <w:szCs w:val="28"/>
+                <w14:ligatures w14:val="none"/>
+              </w:rPr>
+            </w:pPr>
+            <w:r>
+              <w:rPr>
+                <w:rFonts w:ascii="Times New Roman" w:eastAsia="Times New Roman" w:hAnsi="Times New Roman" w:cs="Times New Roman"/>
+                <w:color w:val="000000"/>
+                <w:kern w:val="0"/>
+                <w:sz w:val="28"/>
+                <w:szCs w:val="28"/>
+                <w14:ligatures w14:val="none"/>
+              </w:rPr>
+              <w:t>25/03/2026</w:t>
+            </w:r>
+          </w:p>
+        </w:tc>
+        <w:tc>
+          <w:tcPr>
+            <w:tcW w:w="222" w:type="dxa"/>
+            <w:vAlign w:val="center"/>
+          </w:tcPr>
+          <w:p>
+            <w:pPr>
+              <w:spacing w:after="0" w:line="240" w:lineRule="auto"/>
+              <w:rPr>
+                <w:rFonts w:ascii="Times New Roman" w:eastAsia="Times New Roman" w:hAnsi="Times New Roman" w:cs="Times New Roman"/>
+                <w:kern w:val="0"/>
+                <w:sz w:val="20"/>
+                <w:szCs w:val="20"/>
+                <w14:ligatures w14:val="none"/>
+              </w:rPr>
+            </w:pPr>
+          </w:p>
+        </w:tc>
+      </w:tr>
+    </w:tbl>
+    <w:p>
+      <w:pPr>
+        <w:ind w:left="720"/>
+        <w:jc w:val="both"/>
+        <w:rPr>
+          <w:rFonts w:ascii="Times New Roman" w:hAnsi="Times New Roman" w:cs="Times New Roman"/>
+          <w:sz w:val="26"/>
+          <w:szCs w:val="26"/>
+        </w:rPr>
+      </w:pPr>
+    </w:p>
+    <w:p>
+      <w:pPr>
+        <w:ind w:left="142" w:firstLine="709"/>
+        <w:jc w:val="both"/>
+        <w:rPr>
+          <w:rFonts w:ascii="Times New Roman" w:hAnsi="Times New Roman" w:cs="Times New Roman"/>
+          <w:b/>
+          <w:bCs/>
+          <w:sz w:val="26"/>
+          <w:szCs w:val="26"/>
+        </w:rPr>
+      </w:pPr>
+    </w:p>
+    <w:p>
+      <w:pPr>
+        <w:ind w:left="142" w:firstLine="709"/>
+        <w:jc w:val="both"/>
+        <w:rPr>
+          <w:rFonts w:ascii="Times New Roman" w:hAnsi="Times New Roman" w:cs="Times New Roman"/>
+          <w:b/>
+          <w:bCs/>
+          <w:sz w:val="26"/>
+          <w:szCs w:val="26"/>
+        </w:rPr>
+      </w:pPr>
+    </w:p>
+    <w:p>
+      <w:pPr>
+        <w:ind w:left="142" w:firstLine="709"/>
+        <w:jc w:val="both"/>
+        <w:rPr>
+          <w:rFonts w:ascii="Times New Roman" w:hAnsi="Times New Roman" w:cs="Times New Roman"/>
+          <w:b/>
+          <w:bCs/>
+          <w:sz w:val="26"/>
+          <w:szCs w:val="26"/>
+        </w:rPr>
+      </w:pPr>
+    </w:p>
+    <w:p>
+      <w:pPr>
+        <w:ind w:left="142" w:firstLine="709"/>
+        <w:jc w:val="both"/>
+        <w:rPr>
+          <w:rFonts w:ascii="Times New Roman" w:hAnsi="Times New Roman" w:cs="Times New Roman"/>
+          <w:b/>
+          <w:bCs/>
+          <w:sz w:val="26"/>
+          <w:szCs w:val="26"/>
+        </w:rPr>
+      </w:pPr>
+    </w:p>
+    <w:p>
+      <w:pPr>
+        <w:ind w:left="142" w:firstLine="709"/>
+        <w:jc w:val="both"/>
+        <w:rPr>
+          <w:rFonts w:ascii="Times New Roman" w:hAnsi="Times New Roman" w:cs="Times New Roman"/>
+          <w:b/>
+          <w:bCs/>
+          <w:sz w:val="26"/>
+          <w:szCs w:val="26"/>
+        </w:rPr>
+      </w:pPr>
+      <w:r>
+        <w:rPr>
+          <w:rFonts w:ascii="Times New Roman" w:hAnsi="Times New Roman" w:cs="Times New Roman"/>
+          <w:b/>
+          <w:bCs/>
+          <w:sz w:val="26"/>
+          <w:szCs w:val="26"/>
+        </w:rPr>
+        <w:t>1.2.2</w:t>
+      </w:r>
+      <w:r>
+        <w:rPr>
+          <w:rFonts w:ascii="Times New Roman" w:hAnsi="Times New Roman" w:cs="Times New Roman"/>
+          <w:b/>
+          <w:bCs/>
+          <w:sz w:val="26"/>
+          <w:szCs w:val="26"/>
+        </w:rPr>
+        <w:t xml:space="preserve"> Phỏng vấn chi tiết</w:t>
+      </w:r>
+    </w:p>
+    <w:tbl>
+      <w:tblPr>
+        <w:tblW w:w="9776" w:type="dxa"/>
+        <w:tblLook w:val="04A0" w:firstRow="1" w:lastRow="0" w:firstColumn="1" w:lastColumn="0" w:noHBand="0" w:noVBand="1"/>
+      </w:tblPr>
+      <w:tblGrid>
+        <w:gridCol w:w="6820"/>
+        <w:gridCol w:w="2956"/>
+      </w:tblGrid>
+      <w:tr>
+        <w:trPr>
+          <w:trHeight w:val="375"/>
+        </w:trPr>
+        <w:tc>
+          <w:tcPr>
+            <w:tcW w:w="6820" w:type="dxa"/>
+            <w:tcBorders>
+              <w:top w:val="single" w:sz="4" w:space="0" w:color="auto"/>
+              <w:left w:val="single" w:sz="4" w:space="0" w:color="auto"/>
+              <w:bottom w:val="single" w:sz="4" w:space="0" w:color="auto"/>
+              <w:right w:val="single" w:sz="4" w:space="0" w:color="auto"/>
+            </w:tcBorders>
+            <w:noWrap/>
+            <w:vAlign w:val="bottom"/>
+            <w:hideMark/>
+          </w:tcPr>
+          <w:p>
+            <w:pPr>
+              <w:spacing w:after="0" w:line="240" w:lineRule="auto"/>
+              <w:rPr>
+                <w:rFonts w:ascii="Times New Roman" w:eastAsia="Times New Roman" w:hAnsi="Times New Roman" w:cs="Times New Roman"/>
+                <w:b/>
+                <w:bCs/>
+                <w:color w:val="000000"/>
+                <w:kern w:val="0"/>
+                <w14:ligatures w14:val="none"/>
+              </w:rPr>
+            </w:pPr>
+            <w:r>
+              <w:rPr>
+                <w:rFonts w:ascii="Times New Roman" w:eastAsia="Times New Roman" w:hAnsi="Times New Roman" w:cs="Times New Roman"/>
+                <w:b/>
+                <w:bCs/>
+                <w:color w:val="000000"/>
+                <w:kern w:val="0"/>
+                <w14:ligatures w14:val="none"/>
+              </w:rPr>
+              <w:t>Người được phỏng vấn:Nguyễn Tiến Phát (quản lý)</w:t>
+            </w:r>
+          </w:p>
+        </w:tc>
+        <w:tc>
+          <w:tcPr>
+            <w:tcW w:w="2956" w:type="dxa"/>
+            <w:tcBorders>
+              <w:top w:val="single" w:sz="4" w:space="0" w:color="auto"/>
+              <w:left w:val="nil"/>
+              <w:bottom w:val="single" w:sz="4" w:space="0" w:color="auto"/>
+              <w:right w:val="single" w:sz="4" w:space="0" w:color="auto"/>
+            </w:tcBorders>
+            <w:noWrap/>
+            <w:vAlign w:val="bottom"/>
+            <w:hideMark/>
+          </w:tcPr>
+          <w:p>
+            <w:pPr>
+              <w:spacing w:after="0" w:line="240" w:lineRule="auto"/>
+              <w:rPr>
+                <w:rFonts w:ascii="Times New Roman" w:eastAsia="Times New Roman" w:hAnsi="Times New Roman" w:cs="Times New Roman"/>
+                <w:color w:val="000000"/>
+                <w:kern w:val="0"/>
+                <w14:ligatures w14:val="none"/>
+              </w:rPr>
+            </w:pPr>
+            <w:r>
+              <w:rPr>
+                <w:rFonts w:ascii="Times New Roman" w:eastAsia="Times New Roman" w:hAnsi="Times New Roman" w:cs="Times New Roman"/>
+                <w:color w:val="000000"/>
+                <w:kern w:val="0"/>
+                <w14:ligatures w14:val="none"/>
+              </w:rPr>
+              <w:t>Ngày:17/03/2026</w:t>
+            </w:r>
+          </w:p>
+        </w:tc>
+      </w:tr>
+      <w:tr>
+        <w:trPr>
+          <w:trHeight w:val="375"/>
+        </w:trPr>
+        <w:tc>
+          <w:tcPr>
+            <w:tcW w:w="6820" w:type="dxa"/>
+            <w:tcBorders>
+              <w:top w:val="nil"/>
+              <w:left w:val="single" w:sz="4" w:space="0" w:color="auto"/>
+              <w:bottom w:val="single" w:sz="4" w:space="0" w:color="auto"/>
+              <w:right w:val="single" w:sz="4" w:space="0" w:color="auto"/>
+            </w:tcBorders>
+            <w:vAlign w:val="center"/>
+            <w:hideMark/>
+          </w:tcPr>
+          <w:p>
+            <w:pPr>
+              <w:spacing w:after="0" w:line="240" w:lineRule="auto"/>
+              <w:jc w:val="center"/>
+              <w:rPr>
+                <w:rFonts w:ascii="Times New Roman" w:eastAsia="Times New Roman" w:hAnsi="Times New Roman" w:cs="Times New Roman"/>
+                <w:b/>
+                <w:bCs/>
+                <w:color w:val="000000"/>
+                <w:kern w:val="0"/>
+                <w14:ligatures w14:val="none"/>
+              </w:rPr>
+            </w:pPr>
+            <w:r>
+              <w:rPr>
+                <w:rFonts w:ascii="Times New Roman" w:eastAsia="Times New Roman" w:hAnsi="Times New Roman" w:cs="Times New Roman"/>
+                <w:b/>
+                <w:bCs/>
+                <w:color w:val="000000"/>
+                <w:kern w:val="0"/>
+                <w14:ligatures w14:val="none"/>
+              </w:rPr>
+              <w:t>Câu Hỏi</w:t>
+            </w:r>
+          </w:p>
+        </w:tc>
+        <w:tc>
+          <w:tcPr>
+            <w:tcW w:w="2956" w:type="dxa"/>
+            <w:tcBorders>
+              <w:top w:val="nil"/>
+              <w:left w:val="nil"/>
+              <w:bottom w:val="single" w:sz="4" w:space="0" w:color="auto"/>
+              <w:right w:val="single" w:sz="4" w:space="0" w:color="auto"/>
+            </w:tcBorders>
+            <w:vAlign w:val="center"/>
+            <w:hideMark/>
+          </w:tcPr>
+          <w:p>
+            <w:pPr>
+              <w:spacing w:after="0" w:line="240" w:lineRule="auto"/>
+              <w:jc w:val="center"/>
+              <w:rPr>
+                <w:rFonts w:ascii="Times New Roman" w:eastAsia="Times New Roman" w:hAnsi="Times New Roman" w:cs="Times New Roman"/>
+                <w:b/>
+                <w:bCs/>
+                <w:color w:val="000000"/>
+                <w:kern w:val="0"/>
+                <w14:ligatures w14:val="none"/>
+              </w:rPr>
+            </w:pPr>
+            <w:r>
+              <w:rPr>
+                <w:rFonts w:ascii="Times New Roman" w:eastAsia="Times New Roman" w:hAnsi="Times New Roman" w:cs="Times New Roman"/>
+                <w:b/>
+                <w:bCs/>
+                <w:color w:val="000000"/>
+                <w:kern w:val="0"/>
+                <w14:ligatures w14:val="none"/>
+              </w:rPr>
+              <w:t>Ghi nhận</w:t>
+            </w:r>
+          </w:p>
+        </w:tc>
+      </w:tr>
+      <w:tr>
+        <w:trPr>
+          <w:trHeight w:val="750"/>
+        </w:trPr>
+        <w:tc>
+          <w:tcPr>
+            <w:tcW w:w="6820" w:type="dxa"/>
+            <w:vMerge w:val="restart"/>
+            <w:tcBorders>
+              <w:top w:val="nil"/>
+              <w:left w:val="single" w:sz="4" w:space="0" w:color="auto"/>
+              <w:bottom w:val="single" w:sz="4" w:space="0" w:color="auto"/>
+              <w:right w:val="single" w:sz="4" w:space="0" w:color="auto"/>
+            </w:tcBorders>
+            <w:vAlign w:val="center"/>
+            <w:hideMark/>
+          </w:tcPr>
+          <w:p>
+            <w:pPr>
+              <w:spacing w:after="0" w:line="240" w:lineRule="auto"/>
+              <w:rPr>
+                <w:rFonts w:ascii="Times New Roman" w:eastAsia="Times New Roman" w:hAnsi="Times New Roman" w:cs="Times New Roman"/>
+                <w:b/>
+                <w:bCs/>
+                <w:color w:val="000000"/>
+                <w:kern w:val="0"/>
+                <w14:ligatures w14:val="none"/>
+              </w:rPr>
+            </w:pPr>
+            <w:r>
+              <w:rPr>
+                <w:rFonts w:ascii="Times New Roman" w:eastAsia="Times New Roman" w:hAnsi="Times New Roman" w:cs="Times New Roman"/>
+                <w:b/>
+                <w:bCs/>
+                <w:color w:val="EE0000"/>
+                <w:kern w:val="0"/>
+                <w14:ligatures w14:val="none"/>
+              </w:rPr>
+              <w:t>Câu hỏi 1:</w:t>
+            </w:r>
+            <w:r>
+              <w:rPr>
+                <w:rFonts w:ascii="Times New Roman" w:eastAsia="Times New Roman" w:hAnsi="Times New Roman" w:cs="Times New Roman"/>
+                <w:color w:val="EE0000"/>
+                <w:kern w:val="0"/>
+                <w14:ligatures w14:val="none"/>
+              </w:rPr>
+              <w:t xml:space="preserve"> </w:t>
+            </w:r>
+            <w:r>
+              <w:rPr>
+                <w:rFonts w:ascii="Times New Roman" w:eastAsia="Times New Roman" w:hAnsi="Times New Roman" w:cs="Times New Roman"/>
+                <w:color w:val="000000"/>
+                <w:kern w:val="0"/>
+                <w14:ligatures w14:val="none"/>
+              </w:rPr>
+              <w:t>Việc quản lý nhân viên hiện tại có gặp khó khăn gì không?</w:t>
+            </w:r>
+          </w:p>
+        </w:tc>
+        <w:tc>
+          <w:tcPr>
+            <w:tcW w:w="2956" w:type="dxa"/>
+            <w:tcBorders>
+              <w:top w:val="nil"/>
+              <w:left w:val="nil"/>
+              <w:bottom w:val="single" w:sz="4" w:space="0" w:color="auto"/>
+              <w:right w:val="single" w:sz="4" w:space="0" w:color="auto"/>
+            </w:tcBorders>
+            <w:vAlign w:val="center"/>
+            <w:hideMark/>
+          </w:tcPr>
+          <w:p>
+            <w:pPr>
+              <w:spacing w:after="0" w:line="240" w:lineRule="auto"/>
+              <w:rPr>
+                <w:rFonts w:ascii="Times New Roman" w:eastAsia="Times New Roman" w:hAnsi="Times New Roman" w:cs="Times New Roman"/>
+                <w:b/>
+                <w:bCs/>
+                <w:color w:val="000000"/>
+                <w:kern w:val="0"/>
+                <w14:ligatures w14:val="none"/>
+              </w:rPr>
+            </w:pPr>
+            <w:r>
+              <w:rPr>
+                <w:rFonts w:ascii="Times New Roman" w:eastAsia="Times New Roman" w:hAnsi="Times New Roman" w:cs="Times New Roman"/>
+                <w:b/>
+                <w:bCs/>
+                <w:color w:val="000000"/>
+                <w:kern w:val="0"/>
+                <w14:ligatures w14:val="none"/>
+              </w:rPr>
+              <w:t>Trả lời:</w:t>
+            </w:r>
+            <w:r>
+              <w:rPr>
+                <w:rFonts w:ascii="Times New Roman" w:eastAsia="Times New Roman" w:hAnsi="Times New Roman" w:cs="Times New Roman"/>
+                <w:color w:val="000000"/>
+                <w:kern w:val="0"/>
+                <w14:ligatures w14:val="none"/>
+              </w:rPr>
+              <w:t xml:space="preserve"> Khó theo dõi nhân viên thuộc từng phòng ban và dễ nhầm lẫn dữ liệu.</w:t>
+            </w:r>
+          </w:p>
+        </w:tc>
+      </w:tr>
+      <w:tr>
+        <w:trPr>
+          <w:trHeight w:val="750"/>
+        </w:trPr>
+        <w:tc>
+          <w:tcPr>
+            <w:tcW w:w="6820" w:type="dxa"/>
+            <w:vMerge/>
+            <w:tcBorders>
+              <w:top w:val="nil"/>
+              <w:left w:val="single" w:sz="4" w:space="0" w:color="auto"/>
+              <w:bottom w:val="single" w:sz="4" w:space="0" w:color="auto"/>
+              <w:right w:val="single" w:sz="4" w:space="0" w:color="auto"/>
+            </w:tcBorders>
+            <w:vAlign w:val="center"/>
+            <w:hideMark/>
+          </w:tcPr>
+          <w:p>
+            <w:pPr>
+              <w:spacing w:after="0" w:line="240" w:lineRule="auto"/>
+              <w:rPr>
+                <w:rFonts w:ascii="Times New Roman" w:eastAsia="Times New Roman" w:hAnsi="Times New Roman" w:cs="Times New Roman"/>
+                <w:b/>
+                <w:bCs/>
+                <w:color w:val="000000"/>
+                <w:kern w:val="0"/>
+                <w14:ligatures w14:val="none"/>
+              </w:rPr>
+            </w:pPr>
+          </w:p>
+        </w:tc>
+        <w:tc>
+          <w:tcPr>
+            <w:tcW w:w="2956" w:type="dxa"/>
+            <w:tcBorders>
+              <w:top w:val="nil"/>
+              <w:left w:val="nil"/>
+              <w:bottom w:val="single" w:sz="4" w:space="0" w:color="auto"/>
+              <w:right w:val="single" w:sz="4" w:space="0" w:color="auto"/>
+            </w:tcBorders>
+            <w:vAlign w:val="center"/>
+            <w:hideMark/>
+          </w:tcPr>
+          <w:p>
+            <w:pPr>
+              <w:spacing w:after="0" w:line="240" w:lineRule="auto"/>
+              <w:rPr>
+                <w:rFonts w:ascii="Times New Roman" w:eastAsia="Times New Roman" w:hAnsi="Times New Roman" w:cs="Times New Roman"/>
+                <w:b/>
+                <w:bCs/>
+                <w:color w:val="000000"/>
+                <w:kern w:val="0"/>
+                <w14:ligatures w14:val="none"/>
+              </w:rPr>
+            </w:pPr>
+            <w:r>
+              <w:rPr>
+                <w:rFonts w:ascii="Times New Roman" w:eastAsia="Times New Roman" w:hAnsi="Times New Roman" w:cs="Times New Roman"/>
+                <w:b/>
+                <w:bCs/>
+                <w:color w:val="000000"/>
+                <w:kern w:val="0"/>
+                <w14:ligatures w14:val="none"/>
+              </w:rPr>
+              <w:t>Kết quả quan sát:</w:t>
+            </w:r>
+            <w:r>
+              <w:rPr>
+                <w:rFonts w:ascii="Times New Roman" w:eastAsia="Times New Roman" w:hAnsi="Times New Roman" w:cs="Times New Roman"/>
+                <w:color w:val="000000"/>
+                <w:kern w:val="0"/>
+                <w14:ligatures w14:val="none"/>
+              </w:rPr>
+              <w:t xml:space="preserve"> Cần hệ thống phân chia rõ nhân viên theo phòng ban.</w:t>
+            </w:r>
+          </w:p>
+        </w:tc>
+      </w:tr>
+      <w:tr>
+        <w:trPr>
+          <w:trHeight w:val="750"/>
+        </w:trPr>
+        <w:tc>
+          <w:tcPr>
+            <w:tcW w:w="6820" w:type="dxa"/>
+            <w:vMerge w:val="restart"/>
+            <w:tcBorders>
+              <w:top w:val="nil"/>
+              <w:left w:val="single" w:sz="4" w:space="0" w:color="auto"/>
+              <w:bottom w:val="single" w:sz="4" w:space="0" w:color="auto"/>
+              <w:right w:val="single" w:sz="4" w:space="0" w:color="auto"/>
+            </w:tcBorders>
+            <w:vAlign w:val="center"/>
+            <w:hideMark/>
+          </w:tcPr>
+          <w:p>
+            <w:pPr>
+              <w:spacing w:after="0" w:line="240" w:lineRule="auto"/>
+              <w:rPr>
+                <w:rFonts w:ascii="Times New Roman" w:eastAsia="Times New Roman" w:hAnsi="Times New Roman" w:cs="Times New Roman"/>
+                <w:b/>
+                <w:bCs/>
+                <w:color w:val="000000"/>
+                <w:kern w:val="0"/>
+                <w14:ligatures w14:val="none"/>
+              </w:rPr>
+            </w:pPr>
+            <w:r>
+              <w:rPr>
+                <w:rFonts w:ascii="Times New Roman" w:eastAsia="Times New Roman" w:hAnsi="Times New Roman" w:cs="Times New Roman"/>
+                <w:b/>
+                <w:bCs/>
+                <w:color w:val="EE0000"/>
+                <w:kern w:val="0"/>
+                <w14:ligatures w14:val="none"/>
+              </w:rPr>
+              <w:t>Câu hỏi 2:</w:t>
+            </w:r>
+            <w:r>
+              <w:rPr>
+                <w:rFonts w:ascii="Times New Roman" w:eastAsia="Times New Roman" w:hAnsi="Times New Roman" w:cs="Times New Roman"/>
+                <w:color w:val="EE0000"/>
+                <w:kern w:val="0"/>
+                <w14:ligatures w14:val="none"/>
+              </w:rPr>
+              <w:t xml:space="preserve"> </w:t>
+            </w:r>
+            <w:r>
+              <w:rPr>
+                <w:rFonts w:ascii="Times New Roman" w:eastAsia="Times New Roman" w:hAnsi="Times New Roman" w:cs="Times New Roman"/>
+                <w:color w:val="000000"/>
+                <w:kern w:val="0"/>
+                <w14:ligatures w14:val="none"/>
+              </w:rPr>
+              <w:t>Việc theo dõi chấm công có vấn đề gì không?</w:t>
+            </w:r>
+          </w:p>
+        </w:tc>
+        <w:tc>
+          <w:tcPr>
+            <w:tcW w:w="2956" w:type="dxa"/>
+            <w:tcBorders>
+              <w:top w:val="nil"/>
+              <w:left w:val="nil"/>
+              <w:bottom w:val="single" w:sz="4" w:space="0" w:color="auto"/>
+              <w:right w:val="single" w:sz="4" w:space="0" w:color="auto"/>
+            </w:tcBorders>
+            <w:vAlign w:val="center"/>
+            <w:hideMark/>
+          </w:tcPr>
+          <w:p>
+            <w:pPr>
+              <w:spacing w:after="0" w:line="240" w:lineRule="auto"/>
+              <w:rPr>
+                <w:rFonts w:ascii="Times New Roman" w:eastAsia="Times New Roman" w:hAnsi="Times New Roman" w:cs="Times New Roman"/>
+                <w:b/>
+                <w:bCs/>
+                <w:color w:val="000000"/>
+                <w:kern w:val="0"/>
+                <w14:ligatures w14:val="none"/>
+              </w:rPr>
+            </w:pPr>
+            <w:r>
+              <w:rPr>
+                <w:rFonts w:ascii="Times New Roman" w:eastAsia="Times New Roman" w:hAnsi="Times New Roman" w:cs="Times New Roman"/>
+                <w:b/>
+                <w:bCs/>
+                <w:color w:val="000000"/>
+                <w:kern w:val="0"/>
+                <w14:ligatures w14:val="none"/>
+              </w:rPr>
+              <w:t>Trả lời:</w:t>
+            </w:r>
+            <w:r>
+              <w:rPr>
+                <w:rFonts w:ascii="Times New Roman" w:eastAsia="Times New Roman" w:hAnsi="Times New Roman" w:cs="Times New Roman"/>
+                <w:color w:val="000000"/>
+                <w:kern w:val="0"/>
+                <w14:ligatures w14:val="none"/>
+              </w:rPr>
+              <w:t xml:space="preserve"> Nhân viên đôi khi quên check-in hoặc check-out.</w:t>
+            </w:r>
+          </w:p>
+        </w:tc>
+      </w:tr>
+      <w:tr>
+        <w:trPr>
+          <w:trHeight w:val="750"/>
+        </w:trPr>
+        <w:tc>
+          <w:tcPr>
+            <w:tcW w:w="6820" w:type="dxa"/>
+            <w:vMerge/>
+            <w:tcBorders>
+              <w:top w:val="nil"/>
+              <w:left w:val="single" w:sz="4" w:space="0" w:color="auto"/>
+              <w:bottom w:val="single" w:sz="4" w:space="0" w:color="auto"/>
+              <w:right w:val="single" w:sz="4" w:space="0" w:color="auto"/>
+            </w:tcBorders>
+            <w:vAlign w:val="center"/>
+            <w:hideMark/>
+          </w:tcPr>
+          <w:p>
+            <w:pPr>
+              <w:spacing w:after="0" w:line="240" w:lineRule="auto"/>
+              <w:rPr>
+                <w:rFonts w:ascii="Times New Roman" w:eastAsia="Times New Roman" w:hAnsi="Times New Roman" w:cs="Times New Roman"/>
+                <w:b/>
+                <w:bCs/>
+                <w:color w:val="000000"/>
+                <w:kern w:val="0"/>
+                <w14:ligatures w14:val="none"/>
+              </w:rPr>
+            </w:pPr>
+          </w:p>
+        </w:tc>
+        <w:tc>
+          <w:tcPr>
+            <w:tcW w:w="2956" w:type="dxa"/>
+            <w:tcBorders>
+              <w:top w:val="nil"/>
+              <w:left w:val="nil"/>
+              <w:bottom w:val="single" w:sz="4" w:space="0" w:color="auto"/>
+              <w:right w:val="single" w:sz="4" w:space="0" w:color="auto"/>
+            </w:tcBorders>
+            <w:vAlign w:val="center"/>
+            <w:hideMark/>
+          </w:tcPr>
+          <w:p>
+            <w:pPr>
+              <w:spacing w:after="0" w:line="240" w:lineRule="auto"/>
+              <w:rPr>
+                <w:rFonts w:ascii="Times New Roman" w:eastAsia="Times New Roman" w:hAnsi="Times New Roman" w:cs="Times New Roman"/>
+                <w:b/>
+                <w:bCs/>
+                <w:color w:val="000000"/>
+                <w:kern w:val="0"/>
+                <w14:ligatures w14:val="none"/>
+              </w:rPr>
+            </w:pPr>
+            <w:r>
+              <w:rPr>
+                <w:rFonts w:ascii="Times New Roman" w:eastAsia="Times New Roman" w:hAnsi="Times New Roman" w:cs="Times New Roman"/>
+                <w:b/>
+                <w:bCs/>
+                <w:color w:val="000000"/>
+                <w:kern w:val="0"/>
+                <w14:ligatures w14:val="none"/>
+              </w:rPr>
+              <w:t>Kết quả quan sát:</w:t>
+            </w:r>
+            <w:r>
+              <w:rPr>
+                <w:rFonts w:ascii="Times New Roman" w:eastAsia="Times New Roman" w:hAnsi="Times New Roman" w:cs="Times New Roman"/>
+                <w:color w:val="000000"/>
+                <w:kern w:val="0"/>
+                <w14:ligatures w14:val="none"/>
+              </w:rPr>
+              <w:t xml:space="preserve"> Cần hệ thống hỗ trợ kiểm tra và nhắc nhở thao tác.</w:t>
+            </w:r>
+          </w:p>
+        </w:tc>
+      </w:tr>
+      <w:tr>
+        <w:trPr>
+          <w:trHeight w:val="750"/>
+        </w:trPr>
+        <w:tc>
+          <w:tcPr>
+            <w:tcW w:w="6820" w:type="dxa"/>
+            <w:vMerge w:val="restart"/>
+            <w:tcBorders>
+              <w:top w:val="nil"/>
+              <w:left w:val="single" w:sz="4" w:space="0" w:color="auto"/>
+              <w:bottom w:val="single" w:sz="4" w:space="0" w:color="auto"/>
+              <w:right w:val="single" w:sz="4" w:space="0" w:color="auto"/>
+            </w:tcBorders>
+            <w:vAlign w:val="center"/>
+            <w:hideMark/>
+          </w:tcPr>
+          <w:p>
+            <w:pPr>
+              <w:spacing w:after="0" w:line="240" w:lineRule="auto"/>
+              <w:rPr>
+                <w:rFonts w:ascii="Times New Roman" w:eastAsia="Times New Roman" w:hAnsi="Times New Roman" w:cs="Times New Roman"/>
+                <w:b/>
+                <w:bCs/>
+                <w:color w:val="000000"/>
+                <w:kern w:val="0"/>
+                <w14:ligatures w14:val="none"/>
+              </w:rPr>
+            </w:pPr>
+            <w:r>
+              <w:rPr>
+                <w:rFonts w:ascii="Times New Roman" w:eastAsia="Times New Roman" w:hAnsi="Times New Roman" w:cs="Times New Roman"/>
+                <w:b/>
+                <w:bCs/>
+                <w:color w:val="EE0000"/>
+                <w:kern w:val="0"/>
+                <w14:ligatures w14:val="none"/>
+              </w:rPr>
+              <w:t>Câu hỏi 3:</w:t>
+            </w:r>
+            <w:r>
+              <w:rPr>
+                <w:rFonts w:ascii="Times New Roman" w:eastAsia="Times New Roman" w:hAnsi="Times New Roman" w:cs="Times New Roman"/>
+                <w:color w:val="EE0000"/>
+                <w:kern w:val="0"/>
+                <w14:ligatures w14:val="none"/>
+              </w:rPr>
+              <w:t xml:space="preserve"> </w:t>
+            </w:r>
+            <w:r>
+              <w:rPr>
+                <w:rFonts w:ascii="Times New Roman" w:eastAsia="Times New Roman" w:hAnsi="Times New Roman" w:cs="Times New Roman"/>
+                <w:color w:val="000000"/>
+                <w:kern w:val="0"/>
+                <w14:ligatures w14:val="none"/>
+              </w:rPr>
+              <w:t>Anh có mong muốn cải thiện gì trong việc quản lý?</w:t>
+            </w:r>
+          </w:p>
+        </w:tc>
+        <w:tc>
+          <w:tcPr>
+            <w:tcW w:w="2956" w:type="dxa"/>
+            <w:tcBorders>
+              <w:top w:val="nil"/>
+              <w:left w:val="nil"/>
+              <w:bottom w:val="single" w:sz="4" w:space="0" w:color="auto"/>
+              <w:right w:val="single" w:sz="4" w:space="0" w:color="auto"/>
+            </w:tcBorders>
+            <w:vAlign w:val="center"/>
+            <w:hideMark/>
+          </w:tcPr>
+          <w:p>
+            <w:pPr>
+              <w:spacing w:after="0" w:line="240" w:lineRule="auto"/>
+              <w:rPr>
+                <w:rFonts w:ascii="Times New Roman" w:eastAsia="Times New Roman" w:hAnsi="Times New Roman" w:cs="Times New Roman"/>
+                <w:b/>
+                <w:bCs/>
+                <w:color w:val="000000"/>
+                <w:kern w:val="0"/>
+                <w14:ligatures w14:val="none"/>
+              </w:rPr>
+            </w:pPr>
+            <w:r>
+              <w:rPr>
+                <w:rFonts w:ascii="Times New Roman" w:eastAsia="Times New Roman" w:hAnsi="Times New Roman" w:cs="Times New Roman"/>
+                <w:b/>
+                <w:bCs/>
+                <w:color w:val="000000"/>
+                <w:kern w:val="0"/>
+                <w14:ligatures w14:val="none"/>
+              </w:rPr>
+              <w:t>Trả lời:</w:t>
+            </w:r>
+            <w:r>
+              <w:rPr>
+                <w:rFonts w:ascii="Times New Roman" w:eastAsia="Times New Roman" w:hAnsi="Times New Roman" w:cs="Times New Roman"/>
+                <w:color w:val="000000"/>
+                <w:kern w:val="0"/>
+                <w14:ligatures w14:val="none"/>
+              </w:rPr>
+              <w:t xml:space="preserve"> Muốn hệ thống dễ sử dụng và kiểm soát tốt hơn.</w:t>
+            </w:r>
+          </w:p>
+        </w:tc>
+      </w:tr>
+      <w:tr>
+        <w:trPr>
+          <w:trHeight w:val="750"/>
+        </w:trPr>
+        <w:tc>
+          <w:tcPr>
+            <w:tcW w:w="6820" w:type="dxa"/>
+            <w:vMerge/>
+            <w:tcBorders>
+              <w:top w:val="nil"/>
+              <w:left w:val="single" w:sz="4" w:space="0" w:color="auto"/>
+              <w:bottom w:val="single" w:sz="4" w:space="0" w:color="auto"/>
+              <w:right w:val="single" w:sz="4" w:space="0" w:color="auto"/>
+            </w:tcBorders>
+            <w:vAlign w:val="center"/>
+            <w:hideMark/>
+          </w:tcPr>
+          <w:p>
+            <w:pPr>
+              <w:spacing w:after="0" w:line="240" w:lineRule="auto"/>
+              <w:rPr>
+                <w:rFonts w:ascii="Times New Roman" w:eastAsia="Times New Roman" w:hAnsi="Times New Roman" w:cs="Times New Roman"/>
+                <w:b/>
+                <w:bCs/>
+                <w:color w:val="000000"/>
+                <w:kern w:val="0"/>
+                <w14:ligatures w14:val="none"/>
+              </w:rPr>
+            </w:pPr>
+          </w:p>
+        </w:tc>
+        <w:tc>
+          <w:tcPr>
+            <w:tcW w:w="2956" w:type="dxa"/>
+            <w:tcBorders>
+              <w:top w:val="nil"/>
+              <w:left w:val="nil"/>
+              <w:bottom w:val="single" w:sz="4" w:space="0" w:color="auto"/>
+              <w:right w:val="single" w:sz="4" w:space="0" w:color="auto"/>
+            </w:tcBorders>
+            <w:vAlign w:val="center"/>
+            <w:hideMark/>
+          </w:tcPr>
+          <w:p>
+            <w:pPr>
+              <w:spacing w:after="0" w:line="240" w:lineRule="auto"/>
+              <w:rPr>
+                <w:rFonts w:ascii="Times New Roman" w:eastAsia="Times New Roman" w:hAnsi="Times New Roman" w:cs="Times New Roman"/>
+                <w:b/>
+                <w:bCs/>
+                <w:color w:val="000000"/>
+                <w:kern w:val="0"/>
+                <w14:ligatures w14:val="none"/>
+              </w:rPr>
+            </w:pPr>
+            <w:r>
+              <w:rPr>
+                <w:rFonts w:ascii="Times New Roman" w:eastAsia="Times New Roman" w:hAnsi="Times New Roman" w:cs="Times New Roman"/>
+                <w:b/>
+                <w:bCs/>
+                <w:color w:val="000000"/>
+                <w:kern w:val="0"/>
+                <w14:ligatures w14:val="none"/>
+              </w:rPr>
+              <w:t>Kết quả quan sát:</w:t>
+            </w:r>
+            <w:r>
+              <w:rPr>
+                <w:rFonts w:ascii="Times New Roman" w:eastAsia="Times New Roman" w:hAnsi="Times New Roman" w:cs="Times New Roman"/>
+                <w:color w:val="000000"/>
+                <w:kern w:val="0"/>
+                <w14:ligatures w14:val="none"/>
+              </w:rPr>
+              <w:t xml:space="preserve"> Ưu tiên trải nghiệm người dùng và tính rõ ràng.</w:t>
+            </w:r>
+          </w:p>
+        </w:tc>
+      </w:tr>
+    </w:tbl>
+    <w:p>
+      <w:pPr>
+        <w:ind w:left="142" w:firstLine="709"/>
+        <w:jc w:val="both"/>
+        <w:rPr>
+          <w:rFonts w:ascii="Times New Roman" w:hAnsi="Times New Roman" w:cs="Times New Roman"/>
+          <w:b/>
+          <w:bCs/>
+          <w:sz w:val="26"/>
+          <w:szCs w:val="26"/>
+        </w:rPr>
+      </w:pPr>
+    </w:p>
+    <w:tbl>
+      <w:tblPr>
+        <w:tblW w:w="9918" w:type="dxa"/>
+        <w:tblLook w:val="04A0" w:firstRow="1" w:lastRow="0" w:firstColumn="1" w:lastColumn="0" w:noHBand="0" w:noVBand="1"/>
+      </w:tblPr>
+      <w:tblGrid>
+        <w:gridCol w:w="6260"/>
+        <w:gridCol w:w="3658"/>
+      </w:tblGrid>
+      <w:tr>
+        <w:trPr>
+          <w:trHeight w:val="1095"/>
+        </w:trPr>
+        <w:tc>
+          <w:tcPr>
+            <w:tcW w:w="6260" w:type="dxa"/>
+            <w:tcBorders>
+              <w:top w:val="single" w:sz="4" w:space="0" w:color="auto"/>
+              <w:left w:val="single" w:sz="4" w:space="0" w:color="auto"/>
+              <w:bottom w:val="single" w:sz="4" w:space="0" w:color="auto"/>
+              <w:right w:val="single" w:sz="4" w:space="0" w:color="auto"/>
+            </w:tcBorders>
+            <w:noWrap/>
+            <w:vAlign w:val="bottom"/>
+            <w:hideMark/>
+          </w:tcPr>
+          <w:p>
+            <w:pPr>
+              <w:spacing w:after="0" w:line="240" w:lineRule="auto"/>
+              <w:rPr>
+                <w:rFonts w:ascii="Times New Roman" w:eastAsia="Times New Roman" w:hAnsi="Times New Roman" w:cs="Times New Roman"/>
+                <w:b/>
+                <w:bCs/>
+                <w:color w:val="000000"/>
+                <w:kern w:val="0"/>
+                <w14:ligatures w14:val="none"/>
+              </w:rPr>
+            </w:pPr>
+            <w:r>
+              <w:rPr>
+                <w:rFonts w:ascii="Times New Roman" w:eastAsia="Times New Roman" w:hAnsi="Times New Roman" w:cs="Times New Roman"/>
+                <w:b/>
+                <w:bCs/>
+                <w:color w:val="000000"/>
+                <w:kern w:val="0"/>
+                <w14:ligatures w14:val="none"/>
+              </w:rPr>
+              <w:t>Người được phỏng vấn:Phạm Văn Bá (nhân viên)</w:t>
+            </w:r>
+          </w:p>
+        </w:tc>
+        <w:tc>
+          <w:tcPr>
+            <w:tcW w:w="3658" w:type="dxa"/>
+            <w:tcBorders>
+              <w:top w:val="single" w:sz="4" w:space="0" w:color="auto"/>
+              <w:left w:val="nil"/>
+              <w:bottom w:val="single" w:sz="4" w:space="0" w:color="auto"/>
+              <w:right w:val="single" w:sz="4" w:space="0" w:color="auto"/>
+            </w:tcBorders>
+            <w:noWrap/>
+            <w:vAlign w:val="bottom"/>
+            <w:hideMark/>
+          </w:tcPr>
+          <w:p>
+            <w:pPr>
+              <w:spacing w:after="0" w:line="240" w:lineRule="auto"/>
+              <w:rPr>
+                <w:rFonts w:ascii="Times New Roman" w:eastAsia="Times New Roman" w:hAnsi="Times New Roman" w:cs="Times New Roman"/>
+                <w:color w:val="000000"/>
+                <w:kern w:val="0"/>
+                <w14:ligatures w14:val="none"/>
+              </w:rPr>
+            </w:pPr>
+            <w:r>
+              <w:rPr>
+                <w:rFonts w:ascii="Times New Roman" w:eastAsia="Times New Roman" w:hAnsi="Times New Roman" w:cs="Times New Roman"/>
+                <w:color w:val="000000"/>
+                <w:kern w:val="0"/>
+                <w14:ligatures w14:val="none"/>
+              </w:rPr>
+              <w:t>Ngày:17/03/2026</w:t>
+            </w:r>
+          </w:p>
+        </w:tc>
+      </w:tr>
+      <w:tr>
+        <w:trPr>
+          <w:trHeight w:val="750"/>
+        </w:trPr>
+        <w:tc>
+          <w:tcPr>
+            <w:tcW w:w="6260" w:type="dxa"/>
+            <w:vMerge w:val="restart"/>
+            <w:tcBorders>
+              <w:top w:val="nil"/>
+              <w:left w:val="single" w:sz="4" w:space="0" w:color="auto"/>
+              <w:bottom w:val="single" w:sz="4" w:space="0" w:color="auto"/>
+              <w:right w:val="single" w:sz="4" w:space="0" w:color="auto"/>
+            </w:tcBorders>
+            <w:vAlign w:val="center"/>
+            <w:hideMark/>
+          </w:tcPr>
+          <w:p>
+            <w:pPr>
+              <w:spacing w:after="0" w:line="240" w:lineRule="auto"/>
+              <w:rPr>
+                <w:rFonts w:ascii="Times New Roman" w:eastAsia="Times New Roman" w:hAnsi="Times New Roman" w:cs="Times New Roman"/>
+                <w:b/>
+                <w:bCs/>
+                <w:color w:val="000000"/>
+                <w:kern w:val="0"/>
+                <w14:ligatures w14:val="none"/>
+              </w:rPr>
+            </w:pPr>
+            <w:r>
+              <w:rPr>
+                <w:rFonts w:ascii="Times New Roman" w:eastAsia="Times New Roman" w:hAnsi="Times New Roman" w:cs="Times New Roman"/>
+                <w:b/>
+                <w:bCs/>
+                <w:color w:val="EE0000"/>
+                <w:kern w:val="0"/>
+                <w14:ligatures w14:val="none"/>
+              </w:rPr>
+              <w:t>Câu hỏi 1:</w:t>
+            </w:r>
+            <w:r>
+              <w:rPr>
+                <w:rFonts w:ascii="Times New Roman" w:eastAsia="Times New Roman" w:hAnsi="Times New Roman" w:cs="Times New Roman"/>
+                <w:color w:val="EE0000"/>
+                <w:kern w:val="0"/>
+                <w14:ligatures w14:val="none"/>
+              </w:rPr>
+              <w:t xml:space="preserve"> </w:t>
+            </w:r>
+            <w:r>
+              <w:rPr>
+                <w:rFonts w:ascii="Times New Roman" w:eastAsia="Times New Roman" w:hAnsi="Times New Roman" w:cs="Times New Roman"/>
+                <w:color w:val="000000"/>
+                <w:kern w:val="0"/>
+                <w14:ligatures w14:val="none"/>
+              </w:rPr>
+              <w:t>Việc chấm công hằng ngày có gặp khó khăn gì không?</w:t>
+            </w:r>
+          </w:p>
+        </w:tc>
+        <w:tc>
+          <w:tcPr>
+            <w:tcW w:w="3658" w:type="dxa"/>
+            <w:tcBorders>
+              <w:top w:val="nil"/>
+              <w:left w:val="nil"/>
+              <w:bottom w:val="single" w:sz="4" w:space="0" w:color="auto"/>
+              <w:right w:val="single" w:sz="4" w:space="0" w:color="auto"/>
+            </w:tcBorders>
+            <w:vAlign w:val="center"/>
+            <w:hideMark/>
+          </w:tcPr>
+          <w:p>
+            <w:pPr>
+              <w:spacing w:after="0" w:line="240" w:lineRule="auto"/>
+              <w:rPr>
+                <w:rFonts w:ascii="Times New Roman" w:eastAsia="Times New Roman" w:hAnsi="Times New Roman" w:cs="Times New Roman"/>
+                <w:b/>
+                <w:bCs/>
+                <w:color w:val="000000"/>
+                <w:kern w:val="0"/>
+                <w14:ligatures w14:val="none"/>
+              </w:rPr>
+            </w:pPr>
+            <w:r>
+              <w:rPr>
+                <w:rFonts w:ascii="Times New Roman" w:eastAsia="Times New Roman" w:hAnsi="Times New Roman" w:cs="Times New Roman"/>
+                <w:b/>
+                <w:bCs/>
+                <w:color w:val="000000"/>
+                <w:kern w:val="0"/>
+                <w14:ligatures w14:val="none"/>
+              </w:rPr>
+              <w:t>Trả lời:</w:t>
+            </w:r>
+            <w:r>
+              <w:rPr>
+                <w:rFonts w:ascii="Times New Roman" w:eastAsia="Times New Roman" w:hAnsi="Times New Roman" w:cs="Times New Roman"/>
+                <w:color w:val="000000"/>
+                <w:kern w:val="0"/>
+                <w14:ligatures w14:val="none"/>
+              </w:rPr>
+              <w:t xml:space="preserve"> Đôi khi bấm nhầm hoặc quên check-in/check-out.</w:t>
+            </w:r>
+          </w:p>
+        </w:tc>
+      </w:tr>
+      <w:tr>
+        <w:trPr>
+          <w:trHeight w:val="1125"/>
+        </w:trPr>
+        <w:tc>
+          <w:tcPr>
+            <w:tcW w:w="6260" w:type="dxa"/>
+            <w:vMerge/>
+            <w:tcBorders>
+              <w:top w:val="nil"/>
+              <w:left w:val="single" w:sz="4" w:space="0" w:color="auto"/>
+              <w:bottom w:val="single" w:sz="4" w:space="0" w:color="auto"/>
+              <w:right w:val="single" w:sz="4" w:space="0" w:color="auto"/>
+            </w:tcBorders>
+            <w:vAlign w:val="center"/>
+            <w:hideMark/>
+          </w:tcPr>
+          <w:p>
+            <w:pPr>
+              <w:spacing w:after="0" w:line="240" w:lineRule="auto"/>
+              <w:rPr>
+                <w:rFonts w:ascii="Times New Roman" w:eastAsia="Times New Roman" w:hAnsi="Times New Roman" w:cs="Times New Roman"/>
+                <w:b/>
+                <w:bCs/>
+                <w:color w:val="000000"/>
+                <w:kern w:val="0"/>
+                <w14:ligatures w14:val="none"/>
+              </w:rPr>
+            </w:pPr>
+          </w:p>
+        </w:tc>
+        <w:tc>
+          <w:tcPr>
+            <w:tcW w:w="3658" w:type="dxa"/>
+            <w:tcBorders>
+              <w:top w:val="nil"/>
+              <w:left w:val="nil"/>
+              <w:bottom w:val="single" w:sz="4" w:space="0" w:color="auto"/>
+              <w:right w:val="single" w:sz="4" w:space="0" w:color="auto"/>
+            </w:tcBorders>
+            <w:vAlign w:val="center"/>
+            <w:hideMark/>
+          </w:tcPr>
+          <w:p>
+            <w:pPr>
+              <w:spacing w:after="0" w:line="240" w:lineRule="auto"/>
+              <w:rPr>
+                <w:rFonts w:ascii="Times New Roman" w:eastAsia="Times New Roman" w:hAnsi="Times New Roman" w:cs="Times New Roman"/>
+                <w:b/>
+                <w:bCs/>
+                <w:color w:val="000000"/>
+                <w:kern w:val="0"/>
+                <w14:ligatures w14:val="none"/>
+              </w:rPr>
+            </w:pPr>
+            <w:r>
+              <w:rPr>
+                <w:rFonts w:ascii="Times New Roman" w:eastAsia="Times New Roman" w:hAnsi="Times New Roman" w:cs="Times New Roman"/>
+                <w:b/>
+                <w:bCs/>
+                <w:color w:val="000000"/>
+                <w:kern w:val="0"/>
+                <w14:ligatures w14:val="none"/>
+              </w:rPr>
+              <w:t>Kết quả quan sát:</w:t>
+            </w:r>
+            <w:r>
+              <w:rPr>
+                <w:rFonts w:ascii="Times New Roman" w:eastAsia="Times New Roman" w:hAnsi="Times New Roman" w:cs="Times New Roman"/>
+                <w:color w:val="000000"/>
+                <w:kern w:val="0"/>
+                <w14:ligatures w14:val="none"/>
+              </w:rPr>
+              <w:t xml:space="preserve"> Cần hệ thống kiểm tra thao tác và thông báo lỗi rõ ràng.</w:t>
+            </w:r>
+          </w:p>
+        </w:tc>
+      </w:tr>
+      <w:tr>
+        <w:trPr>
+          <w:trHeight w:val="750"/>
+        </w:trPr>
+        <w:tc>
+          <w:tcPr>
+            <w:tcW w:w="6260" w:type="dxa"/>
+            <w:vMerge w:val="restart"/>
+            <w:tcBorders>
+              <w:top w:val="nil"/>
+              <w:left w:val="single" w:sz="4" w:space="0" w:color="auto"/>
+              <w:bottom w:val="single" w:sz="4" w:space="0" w:color="auto"/>
+              <w:right w:val="single" w:sz="4" w:space="0" w:color="auto"/>
+            </w:tcBorders>
+            <w:vAlign w:val="center"/>
+            <w:hideMark/>
+          </w:tcPr>
+          <w:p>
+            <w:pPr>
+              <w:spacing w:after="0" w:line="240" w:lineRule="auto"/>
+              <w:rPr>
+                <w:rFonts w:ascii="Times New Roman" w:eastAsia="Times New Roman" w:hAnsi="Times New Roman" w:cs="Times New Roman"/>
+                <w:b/>
+                <w:bCs/>
+                <w:color w:val="000000"/>
+                <w:kern w:val="0"/>
+                <w14:ligatures w14:val="none"/>
+              </w:rPr>
+            </w:pPr>
+            <w:r>
+              <w:rPr>
+                <w:rFonts w:ascii="Times New Roman" w:eastAsia="Times New Roman" w:hAnsi="Times New Roman" w:cs="Times New Roman"/>
+                <w:b/>
+                <w:bCs/>
+                <w:color w:val="EE0000"/>
+                <w:kern w:val="0"/>
+                <w14:ligatures w14:val="none"/>
+              </w:rPr>
+              <w:t>Câu hỏi 2:</w:t>
+            </w:r>
+            <w:r>
+              <w:rPr>
+                <w:rFonts w:ascii="Times New Roman" w:eastAsia="Times New Roman" w:hAnsi="Times New Roman" w:cs="Times New Roman"/>
+                <w:color w:val="EE0000"/>
+                <w:kern w:val="0"/>
+                <w14:ligatures w14:val="none"/>
+              </w:rPr>
+              <w:t xml:space="preserve"> </w:t>
+            </w:r>
+            <w:r>
+              <w:rPr>
+                <w:rFonts w:ascii="Times New Roman" w:eastAsia="Times New Roman" w:hAnsi="Times New Roman" w:cs="Times New Roman"/>
+                <w:color w:val="000000"/>
+                <w:kern w:val="0"/>
+                <w14:ligatures w14:val="none"/>
+              </w:rPr>
+              <w:t>Việc xin nghỉ phép hiện tại có thuận tiện không?</w:t>
+            </w:r>
+          </w:p>
+        </w:tc>
+        <w:tc>
+          <w:tcPr>
+            <w:tcW w:w="3658" w:type="dxa"/>
+            <w:tcBorders>
+              <w:top w:val="nil"/>
+              <w:left w:val="nil"/>
+              <w:bottom w:val="single" w:sz="4" w:space="0" w:color="auto"/>
+              <w:right w:val="single" w:sz="4" w:space="0" w:color="auto"/>
+            </w:tcBorders>
+            <w:vAlign w:val="center"/>
+            <w:hideMark/>
+          </w:tcPr>
+          <w:p>
+            <w:pPr>
+              <w:spacing w:after="0" w:line="240" w:lineRule="auto"/>
+              <w:rPr>
+                <w:rFonts w:ascii="Times New Roman" w:eastAsia="Times New Roman" w:hAnsi="Times New Roman" w:cs="Times New Roman"/>
+                <w:b/>
+                <w:bCs/>
+                <w:color w:val="000000"/>
+                <w:kern w:val="0"/>
+                <w14:ligatures w14:val="none"/>
+              </w:rPr>
+            </w:pPr>
+            <w:r>
+              <w:rPr>
+                <w:rFonts w:ascii="Times New Roman" w:eastAsia="Times New Roman" w:hAnsi="Times New Roman" w:cs="Times New Roman"/>
+                <w:b/>
+                <w:bCs/>
+                <w:color w:val="000000"/>
+                <w:kern w:val="0"/>
+                <w14:ligatures w14:val="none"/>
+              </w:rPr>
+              <w:t>Trả lời:</w:t>
+            </w:r>
+            <w:r>
+              <w:rPr>
+                <w:rFonts w:ascii="Times New Roman" w:eastAsia="Times New Roman" w:hAnsi="Times New Roman" w:cs="Times New Roman"/>
+                <w:color w:val="000000"/>
+                <w:kern w:val="0"/>
+                <w14:ligatures w14:val="none"/>
+              </w:rPr>
+              <w:t xml:space="preserve"> Khó theo dõi đơn đã được duyệt hay chưa.</w:t>
+            </w:r>
+          </w:p>
+        </w:tc>
+      </w:tr>
+      <w:tr>
+        <w:trPr>
+          <w:trHeight w:val="750"/>
+        </w:trPr>
+        <w:tc>
+          <w:tcPr>
+            <w:tcW w:w="6260" w:type="dxa"/>
+            <w:vMerge/>
+            <w:tcBorders>
+              <w:top w:val="nil"/>
+              <w:left w:val="single" w:sz="4" w:space="0" w:color="auto"/>
+              <w:bottom w:val="single" w:sz="4" w:space="0" w:color="auto"/>
+              <w:right w:val="single" w:sz="4" w:space="0" w:color="auto"/>
+            </w:tcBorders>
+            <w:vAlign w:val="center"/>
+            <w:hideMark/>
+          </w:tcPr>
+          <w:p>
+            <w:pPr>
+              <w:spacing w:after="0" w:line="240" w:lineRule="auto"/>
+              <w:rPr>
+                <w:rFonts w:ascii="Times New Roman" w:eastAsia="Times New Roman" w:hAnsi="Times New Roman" w:cs="Times New Roman"/>
+                <w:b/>
+                <w:bCs/>
+                <w:color w:val="000000"/>
+                <w:kern w:val="0"/>
+                <w14:ligatures w14:val="none"/>
+              </w:rPr>
+            </w:pPr>
+          </w:p>
+        </w:tc>
+        <w:tc>
+          <w:tcPr>
+            <w:tcW w:w="3658" w:type="dxa"/>
+            <w:tcBorders>
+              <w:top w:val="nil"/>
+              <w:left w:val="nil"/>
+              <w:bottom w:val="single" w:sz="4" w:space="0" w:color="auto"/>
+              <w:right w:val="single" w:sz="4" w:space="0" w:color="auto"/>
+            </w:tcBorders>
+            <w:vAlign w:val="center"/>
+            <w:hideMark/>
+          </w:tcPr>
+          <w:p>
+            <w:pPr>
+              <w:spacing w:after="0" w:line="240" w:lineRule="auto"/>
+              <w:rPr>
+                <w:rFonts w:ascii="Times New Roman" w:eastAsia="Times New Roman" w:hAnsi="Times New Roman" w:cs="Times New Roman"/>
+                <w:b/>
+                <w:bCs/>
+                <w:color w:val="000000"/>
+                <w:kern w:val="0"/>
+                <w14:ligatures w14:val="none"/>
+              </w:rPr>
+            </w:pPr>
+            <w:r>
+              <w:rPr>
+                <w:rFonts w:ascii="Times New Roman" w:eastAsia="Times New Roman" w:hAnsi="Times New Roman" w:cs="Times New Roman"/>
+                <w:b/>
+                <w:bCs/>
+                <w:color w:val="000000"/>
+                <w:kern w:val="0"/>
+                <w14:ligatures w14:val="none"/>
+              </w:rPr>
+              <w:t>Kết quả quan sát:</w:t>
+            </w:r>
+            <w:r>
+              <w:rPr>
+                <w:rFonts w:ascii="Times New Roman" w:eastAsia="Times New Roman" w:hAnsi="Times New Roman" w:cs="Times New Roman"/>
+                <w:color w:val="000000"/>
+                <w:kern w:val="0"/>
+                <w14:ligatures w14:val="none"/>
+              </w:rPr>
+              <w:t xml:space="preserve"> Cần hiển thị trạng thái đơn rõ ràng.</w:t>
+            </w:r>
+          </w:p>
+        </w:tc>
+      </w:tr>
+      <w:tr>
+        <w:trPr>
+          <w:trHeight w:val="750"/>
+        </w:trPr>
+        <w:tc>
+          <w:tcPr>
+            <w:tcW w:w="6260" w:type="dxa"/>
+            <w:vMerge w:val="restart"/>
+            <w:tcBorders>
+              <w:top w:val="nil"/>
+              <w:left w:val="single" w:sz="4" w:space="0" w:color="auto"/>
+              <w:bottom w:val="single" w:sz="4" w:space="0" w:color="auto"/>
+              <w:right w:val="single" w:sz="4" w:space="0" w:color="auto"/>
+            </w:tcBorders>
+            <w:vAlign w:val="center"/>
+            <w:hideMark/>
+          </w:tcPr>
+          <w:p>
+            <w:pPr>
+              <w:spacing w:after="0" w:line="240" w:lineRule="auto"/>
+              <w:rPr>
+                <w:rFonts w:ascii="Times New Roman" w:eastAsia="Times New Roman" w:hAnsi="Times New Roman" w:cs="Times New Roman"/>
+                <w:b/>
+                <w:bCs/>
+                <w:color w:val="000000"/>
+                <w:kern w:val="0"/>
+                <w14:ligatures w14:val="none"/>
+              </w:rPr>
+            </w:pPr>
+            <w:r>
+              <w:rPr>
+                <w:rFonts w:ascii="Times New Roman" w:eastAsia="Times New Roman" w:hAnsi="Times New Roman" w:cs="Times New Roman"/>
+                <w:b/>
+                <w:bCs/>
+                <w:color w:val="EE0000"/>
+                <w:kern w:val="0"/>
+                <w14:ligatures w14:val="none"/>
+              </w:rPr>
+              <w:t>Câu hỏi 3:</w:t>
+            </w:r>
+            <w:r>
+              <w:rPr>
+                <w:rFonts w:ascii="Times New Roman" w:eastAsia="Times New Roman" w:hAnsi="Times New Roman" w:cs="Times New Roman"/>
+                <w:color w:val="EE0000"/>
+                <w:kern w:val="0"/>
+                <w14:ligatures w14:val="none"/>
+              </w:rPr>
+              <w:t xml:space="preserve"> </w:t>
+            </w:r>
+            <w:r>
+              <w:rPr>
+                <w:rFonts w:ascii="Times New Roman" w:eastAsia="Times New Roman" w:hAnsi="Times New Roman" w:cs="Times New Roman"/>
+                <w:color w:val="000000"/>
+                <w:kern w:val="0"/>
+                <w14:ligatures w14:val="none"/>
+              </w:rPr>
+              <w:t>Bạn có gặp khó khăn khi xem thông tin cá nhân hoặc lương không?</w:t>
+            </w:r>
+          </w:p>
+        </w:tc>
+        <w:tc>
+          <w:tcPr>
+            <w:tcW w:w="3658" w:type="dxa"/>
+            <w:tcBorders>
+              <w:top w:val="nil"/>
+              <w:left w:val="nil"/>
+              <w:bottom w:val="single" w:sz="4" w:space="0" w:color="auto"/>
+              <w:right w:val="single" w:sz="4" w:space="0" w:color="auto"/>
+            </w:tcBorders>
+            <w:vAlign w:val="center"/>
+            <w:hideMark/>
+          </w:tcPr>
+          <w:p>
+            <w:pPr>
+              <w:spacing w:after="0" w:line="240" w:lineRule="auto"/>
+              <w:rPr>
+                <w:rFonts w:ascii="Times New Roman" w:eastAsia="Times New Roman" w:hAnsi="Times New Roman" w:cs="Times New Roman"/>
+                <w:b/>
+                <w:bCs/>
+                <w:color w:val="000000"/>
+                <w:kern w:val="0"/>
+                <w14:ligatures w14:val="none"/>
+              </w:rPr>
+            </w:pPr>
+            <w:r>
+              <w:rPr>
+                <w:rFonts w:ascii="Times New Roman" w:eastAsia="Times New Roman" w:hAnsi="Times New Roman" w:cs="Times New Roman"/>
+                <w:b/>
+                <w:bCs/>
+                <w:color w:val="000000"/>
+                <w:kern w:val="0"/>
+                <w14:ligatures w14:val="none"/>
+              </w:rPr>
+              <w:t>Trả lời:</w:t>
+            </w:r>
+            <w:r>
+              <w:rPr>
+                <w:rFonts w:ascii="Times New Roman" w:eastAsia="Times New Roman" w:hAnsi="Times New Roman" w:cs="Times New Roman"/>
+                <w:color w:val="000000"/>
+                <w:kern w:val="0"/>
+                <w14:ligatures w14:val="none"/>
+              </w:rPr>
+              <w:t xml:space="preserve"> Muốn xem nhanh nhưng vẫn đảm bảo riêng tư.</w:t>
+            </w:r>
+          </w:p>
+        </w:tc>
+      </w:tr>
+      <w:tr>
+        <w:trPr>
+          <w:trHeight w:val="1125"/>
+        </w:trPr>
+        <w:tc>
+          <w:tcPr>
+            <w:tcW w:w="6260" w:type="dxa"/>
+            <w:vMerge/>
+            <w:tcBorders>
+              <w:top w:val="nil"/>
+              <w:left w:val="single" w:sz="4" w:space="0" w:color="auto"/>
+              <w:bottom w:val="single" w:sz="4" w:space="0" w:color="auto"/>
+              <w:right w:val="single" w:sz="4" w:space="0" w:color="auto"/>
+            </w:tcBorders>
+            <w:vAlign w:val="center"/>
+            <w:hideMark/>
+          </w:tcPr>
+          <w:p>
+            <w:pPr>
+              <w:spacing w:after="0" w:line="240" w:lineRule="auto"/>
+              <w:rPr>
+                <w:rFonts w:ascii="Times New Roman" w:eastAsia="Times New Roman" w:hAnsi="Times New Roman" w:cs="Times New Roman"/>
+                <w:b/>
+                <w:bCs/>
+                <w:color w:val="000000"/>
+                <w:kern w:val="0"/>
+                <w14:ligatures w14:val="none"/>
+              </w:rPr>
+            </w:pPr>
+          </w:p>
+        </w:tc>
+        <w:tc>
+          <w:tcPr>
+            <w:tcW w:w="3658" w:type="dxa"/>
+            <w:tcBorders>
+              <w:top w:val="nil"/>
+              <w:left w:val="nil"/>
+              <w:bottom w:val="single" w:sz="4" w:space="0" w:color="auto"/>
+              <w:right w:val="single" w:sz="4" w:space="0" w:color="auto"/>
+            </w:tcBorders>
+            <w:vAlign w:val="center"/>
+            <w:hideMark/>
+          </w:tcPr>
+          <w:p>
+            <w:pPr>
+              <w:spacing w:after="0" w:line="240" w:lineRule="auto"/>
+              <w:rPr>
+                <w:rFonts w:ascii="Times New Roman" w:eastAsia="Times New Roman" w:hAnsi="Times New Roman" w:cs="Times New Roman"/>
+                <w:b/>
+                <w:bCs/>
+                <w:color w:val="000000"/>
+                <w:kern w:val="0"/>
+                <w14:ligatures w14:val="none"/>
+              </w:rPr>
+            </w:pPr>
+            <w:r>
+              <w:rPr>
+                <w:rFonts w:ascii="Times New Roman" w:eastAsia="Times New Roman" w:hAnsi="Times New Roman" w:cs="Times New Roman"/>
+                <w:b/>
+                <w:bCs/>
+                <w:color w:val="000000"/>
+                <w:kern w:val="0"/>
+                <w14:ligatures w14:val="none"/>
+              </w:rPr>
+              <w:t>Kết quả quan sát:</w:t>
+            </w:r>
+            <w:r>
+              <w:rPr>
+                <w:rFonts w:ascii="Times New Roman" w:eastAsia="Times New Roman" w:hAnsi="Times New Roman" w:cs="Times New Roman"/>
+                <w:color w:val="000000"/>
+                <w:kern w:val="0"/>
+                <w14:ligatures w14:val="none"/>
+              </w:rPr>
+              <w:t xml:space="preserve"> Cần đảm bảo bảo mật và dễ truy cập thông tin cá nhân.</w:t>
+            </w:r>
+          </w:p>
+        </w:tc>
+      </w:tr>
+    </w:tbl>
+    <w:p>
+      <w:pPr>
+        <w:jc w:val="both"/>
+        <w:rPr>
+          <w:rFonts w:ascii="Times New Roman" w:hAnsi="Times New Roman" w:cs="Times New Roman"/>
+          <w:b/>
+          <w:bCs/>
+          <w:sz w:val="26"/>
+          <w:szCs w:val="26"/>
+        </w:rPr>
+      </w:pPr>
+    </w:p>
+    <w:tbl>
+      <w:tblPr>
+        <w:tblW w:w="10060" w:type="dxa"/>
+        <w:tblLook w:val="04A0" w:firstRow="1" w:lastRow="0" w:firstColumn="1" w:lastColumn="0" w:noHBand="0" w:noVBand="1"/>
+      </w:tblPr>
+      <w:tblGrid>
+        <w:gridCol w:w="6260"/>
+        <w:gridCol w:w="3800"/>
+      </w:tblGrid>
+      <w:tr>
+        <w:trPr>
+          <w:trHeight w:val="375"/>
+        </w:trPr>
+        <w:tc>
+          <w:tcPr>
+            <w:tcW w:w="6260" w:type="dxa"/>
+            <w:tcBorders>
+              <w:top w:val="single" w:sz="4" w:space="0" w:color="auto"/>
+              <w:left w:val="single" w:sz="4" w:space="0" w:color="auto"/>
+              <w:bottom w:val="single" w:sz="4" w:space="0" w:color="auto"/>
+              <w:right w:val="single" w:sz="4" w:space="0" w:color="auto"/>
+            </w:tcBorders>
+            <w:noWrap/>
+            <w:vAlign w:val="bottom"/>
+            <w:hideMark/>
+          </w:tcPr>
+          <w:p>
+            <w:pPr>
+              <w:spacing w:after="0" w:line="240" w:lineRule="auto"/>
+              <w:rPr>
+                <w:rFonts w:ascii="Times New Roman" w:eastAsia="Times New Roman" w:hAnsi="Times New Roman" w:cs="Times New Roman"/>
+                <w:b/>
+                <w:bCs/>
+                <w:color w:val="000000"/>
+                <w:kern w:val="0"/>
+                <w14:ligatures w14:val="none"/>
+              </w:rPr>
+            </w:pPr>
+            <w:r>
+              <w:rPr>
+                <w:rFonts w:ascii="Times New Roman" w:eastAsia="Times New Roman" w:hAnsi="Times New Roman" w:cs="Times New Roman"/>
+                <w:b/>
+                <w:bCs/>
+                <w:color w:val="000000"/>
+                <w:kern w:val="0"/>
+                <w14:ligatures w14:val="none"/>
+              </w:rPr>
+              <w:t>Người được phỏng vấn:Nguyễn Sơn Tùng (nhân viên HR)</w:t>
+            </w:r>
+          </w:p>
+        </w:tc>
+        <w:tc>
+          <w:tcPr>
+            <w:tcW w:w="3800" w:type="dxa"/>
+            <w:tcBorders>
+              <w:top w:val="single" w:sz="4" w:space="0" w:color="auto"/>
+              <w:left w:val="nil"/>
+              <w:bottom w:val="single" w:sz="4" w:space="0" w:color="auto"/>
+              <w:right w:val="single" w:sz="4" w:space="0" w:color="auto"/>
+            </w:tcBorders>
+            <w:noWrap/>
+            <w:vAlign w:val="bottom"/>
+            <w:hideMark/>
+          </w:tcPr>
+          <w:p>
+            <w:pPr>
+              <w:spacing w:after="0" w:line="240" w:lineRule="auto"/>
+              <w:rPr>
+                <w:rFonts w:ascii="Times New Roman" w:eastAsia="Times New Roman" w:hAnsi="Times New Roman" w:cs="Times New Roman"/>
+                <w:color w:val="000000"/>
+                <w:kern w:val="0"/>
+                <w14:ligatures w14:val="none"/>
+              </w:rPr>
+            </w:pPr>
+            <w:r>
+              <w:rPr>
+                <w:rFonts w:ascii="Times New Roman" w:eastAsia="Times New Roman" w:hAnsi="Times New Roman" w:cs="Times New Roman"/>
+                <w:color w:val="000000"/>
+                <w:kern w:val="0"/>
+                <w14:ligatures w14:val="none"/>
+              </w:rPr>
+              <w:t>Ngày:17/03/2026</w:t>
+            </w:r>
+          </w:p>
+        </w:tc>
+      </w:tr>
+      <w:tr>
+        <w:trPr>
+          <w:trHeight w:val="375"/>
+        </w:trPr>
+        <w:tc>
+          <w:tcPr>
+            <w:tcW w:w="6260" w:type="dxa"/>
+            <w:tcBorders>
+              <w:top w:val="nil"/>
+              <w:left w:val="single" w:sz="4" w:space="0" w:color="auto"/>
+              <w:bottom w:val="single" w:sz="4" w:space="0" w:color="auto"/>
+              <w:right w:val="single" w:sz="4" w:space="0" w:color="auto"/>
+            </w:tcBorders>
+            <w:vAlign w:val="center"/>
+            <w:hideMark/>
+          </w:tcPr>
+          <w:p>
+            <w:pPr>
+              <w:spacing w:after="0" w:line="240" w:lineRule="auto"/>
+              <w:jc w:val="center"/>
+              <w:rPr>
+                <w:rFonts w:ascii="Times New Roman" w:eastAsia="Times New Roman" w:hAnsi="Times New Roman" w:cs="Times New Roman"/>
+                <w:b/>
+                <w:bCs/>
+                <w:color w:val="000000"/>
+                <w:kern w:val="0"/>
+                <w14:ligatures w14:val="none"/>
+              </w:rPr>
+            </w:pPr>
+            <w:r>
+              <w:rPr>
+                <w:rFonts w:ascii="Times New Roman" w:eastAsia="Times New Roman" w:hAnsi="Times New Roman" w:cs="Times New Roman"/>
+                <w:b/>
+                <w:bCs/>
+                <w:color w:val="000000"/>
+                <w:kern w:val="0"/>
+                <w14:ligatures w14:val="none"/>
+              </w:rPr>
+              <w:t>Câu Hỏi</w:t>
+            </w:r>
+          </w:p>
+        </w:tc>
+        <w:tc>
+          <w:tcPr>
+            <w:tcW w:w="3800" w:type="dxa"/>
+            <w:tcBorders>
+              <w:top w:val="nil"/>
+              <w:left w:val="nil"/>
+              <w:bottom w:val="single" w:sz="4" w:space="0" w:color="auto"/>
+              <w:right w:val="single" w:sz="4" w:space="0" w:color="auto"/>
+            </w:tcBorders>
+            <w:vAlign w:val="center"/>
+            <w:hideMark/>
+          </w:tcPr>
+          <w:p>
+            <w:pPr>
+              <w:spacing w:after="0" w:line="240" w:lineRule="auto"/>
+              <w:jc w:val="center"/>
+              <w:rPr>
+                <w:rFonts w:ascii="Times New Roman" w:eastAsia="Times New Roman" w:hAnsi="Times New Roman" w:cs="Times New Roman"/>
+                <w:b/>
+                <w:bCs/>
+                <w:color w:val="000000"/>
+                <w:kern w:val="0"/>
+                <w14:ligatures w14:val="none"/>
+              </w:rPr>
+            </w:pPr>
+            <w:r>
+              <w:rPr>
+                <w:rFonts w:ascii="Times New Roman" w:eastAsia="Times New Roman" w:hAnsi="Times New Roman" w:cs="Times New Roman"/>
+                <w:b/>
+                <w:bCs/>
+                <w:color w:val="000000"/>
+                <w:kern w:val="0"/>
+                <w14:ligatures w14:val="none"/>
+              </w:rPr>
+              <w:t>Ghi nhận</w:t>
+            </w:r>
+          </w:p>
+        </w:tc>
+      </w:tr>
+      <w:tr>
+        <w:trPr>
+          <w:trHeight w:val="945"/>
+        </w:trPr>
+        <w:tc>
+          <w:tcPr>
+            <w:tcW w:w="6260" w:type="dxa"/>
+            <w:vMerge w:val="restart"/>
+            <w:tcBorders>
+              <w:top w:val="nil"/>
+              <w:left w:val="single" w:sz="4" w:space="0" w:color="auto"/>
+              <w:bottom w:val="single" w:sz="4" w:space="0" w:color="auto"/>
+              <w:right w:val="single" w:sz="4" w:space="0" w:color="auto"/>
+            </w:tcBorders>
+            <w:vAlign w:val="center"/>
+            <w:hideMark/>
+          </w:tcPr>
+          <w:p>
+            <w:pPr>
+              <w:spacing w:after="0" w:line="240" w:lineRule="auto"/>
+              <w:rPr>
+                <w:rFonts w:ascii="Times New Roman" w:eastAsia="Times New Roman" w:hAnsi="Times New Roman" w:cs="Times New Roman"/>
+                <w:b/>
+                <w:bCs/>
+                <w:color w:val="000000"/>
+                <w:kern w:val="0"/>
+                <w14:ligatures w14:val="none"/>
+              </w:rPr>
+            </w:pPr>
+            <w:r>
+              <w:rPr>
+                <w:rFonts w:ascii="Times New Roman" w:eastAsia="Times New Roman" w:hAnsi="Times New Roman" w:cs="Times New Roman"/>
+                <w:b/>
+                <w:bCs/>
+                <w:color w:val="EE0000"/>
+                <w:kern w:val="0"/>
+                <w14:ligatures w14:val="none"/>
+              </w:rPr>
+              <w:t>Câu hỏi 1:</w:t>
+            </w:r>
+            <w:r>
+              <w:rPr>
+                <w:rFonts w:ascii="Times New Roman" w:eastAsia="Times New Roman" w:hAnsi="Times New Roman" w:cs="Times New Roman"/>
+                <w:color w:val="EE0000"/>
+                <w:kern w:val="0"/>
+                <w14:ligatures w14:val="none"/>
+              </w:rPr>
+              <w:t xml:space="preserve"> </w:t>
+            </w:r>
+            <w:r>
+              <w:rPr>
+                <w:rFonts w:ascii="Times New Roman" w:eastAsia="Times New Roman" w:hAnsi="Times New Roman" w:cs="Times New Roman"/>
+                <w:color w:val="000000"/>
+                <w:kern w:val="0"/>
+                <w14:ligatures w14:val="none"/>
+              </w:rPr>
+              <w:t>Việc quản lý hợp đồng lao động hiện tại có khó khăn gì không?</w:t>
+            </w:r>
+          </w:p>
+        </w:tc>
+        <w:tc>
+          <w:tcPr>
+            <w:tcW w:w="3800" w:type="dxa"/>
+            <w:tcBorders>
+              <w:top w:val="nil"/>
+              <w:left w:val="nil"/>
+              <w:bottom w:val="single" w:sz="4" w:space="0" w:color="auto"/>
+              <w:right w:val="single" w:sz="4" w:space="0" w:color="auto"/>
+            </w:tcBorders>
+            <w:vAlign w:val="center"/>
+            <w:hideMark/>
+          </w:tcPr>
+          <w:p>
+            <w:pPr>
+              <w:spacing w:after="0" w:line="240" w:lineRule="auto"/>
+              <w:rPr>
+                <w:rFonts w:ascii="Times New Roman" w:eastAsia="Times New Roman" w:hAnsi="Times New Roman" w:cs="Times New Roman"/>
+                <w:b/>
+                <w:bCs/>
+                <w:color w:val="000000"/>
+                <w:kern w:val="0"/>
+                <w14:ligatures w14:val="none"/>
+              </w:rPr>
+            </w:pPr>
+            <w:r>
+              <w:rPr>
+                <w:rFonts w:ascii="Times New Roman" w:eastAsia="Times New Roman" w:hAnsi="Times New Roman" w:cs="Times New Roman"/>
+                <w:b/>
+                <w:bCs/>
+                <w:color w:val="000000"/>
+                <w:kern w:val="0"/>
+                <w14:ligatures w14:val="none"/>
+              </w:rPr>
+              <w:t>Trả lời:</w:t>
+            </w:r>
+            <w:r>
+              <w:rPr>
+                <w:rFonts w:ascii="Times New Roman" w:eastAsia="Times New Roman" w:hAnsi="Times New Roman" w:cs="Times New Roman"/>
+                <w:color w:val="000000"/>
+                <w:kern w:val="0"/>
+                <w14:ligatures w14:val="none"/>
+              </w:rPr>
+              <w:t xml:space="preserve"> Khó theo dõi thời hạn và trạng thái hợp đồng.</w:t>
+            </w:r>
+          </w:p>
+        </w:tc>
+      </w:tr>
+      <w:tr>
+        <w:trPr>
+          <w:trHeight w:val="1260"/>
+        </w:trPr>
+        <w:tc>
+          <w:tcPr>
+            <w:tcW w:w="6260" w:type="dxa"/>
+            <w:vMerge/>
+            <w:tcBorders>
+              <w:top w:val="nil"/>
+              <w:left w:val="single" w:sz="4" w:space="0" w:color="auto"/>
+              <w:bottom w:val="single" w:sz="4" w:space="0" w:color="auto"/>
+              <w:right w:val="single" w:sz="4" w:space="0" w:color="auto"/>
+            </w:tcBorders>
+            <w:vAlign w:val="center"/>
+            <w:hideMark/>
+          </w:tcPr>
+          <w:p>
+            <w:pPr>
+              <w:spacing w:after="0" w:line="240" w:lineRule="auto"/>
+              <w:rPr>
+                <w:rFonts w:ascii="Times New Roman" w:eastAsia="Times New Roman" w:hAnsi="Times New Roman" w:cs="Times New Roman"/>
+                <w:b/>
+                <w:bCs/>
+                <w:color w:val="000000"/>
+                <w:kern w:val="0"/>
+                <w14:ligatures w14:val="none"/>
+              </w:rPr>
+            </w:pPr>
+          </w:p>
+        </w:tc>
+        <w:tc>
+          <w:tcPr>
+            <w:tcW w:w="3800" w:type="dxa"/>
+            <w:tcBorders>
+              <w:top w:val="nil"/>
+              <w:left w:val="nil"/>
+              <w:bottom w:val="single" w:sz="4" w:space="0" w:color="auto"/>
+              <w:right w:val="single" w:sz="4" w:space="0" w:color="auto"/>
+            </w:tcBorders>
+            <w:vAlign w:val="center"/>
+            <w:hideMark/>
+          </w:tcPr>
+          <w:p>
+            <w:pPr>
+              <w:spacing w:after="0" w:line="240" w:lineRule="auto"/>
+              <w:rPr>
+                <w:rFonts w:ascii="Times New Roman" w:eastAsia="Times New Roman" w:hAnsi="Times New Roman" w:cs="Times New Roman"/>
+                <w:b/>
+                <w:bCs/>
+                <w:color w:val="000000"/>
+                <w:kern w:val="0"/>
+                <w14:ligatures w14:val="none"/>
+              </w:rPr>
+            </w:pPr>
+            <w:r>
+              <w:rPr>
+                <w:rFonts w:ascii="Times New Roman" w:eastAsia="Times New Roman" w:hAnsi="Times New Roman" w:cs="Times New Roman"/>
+                <w:b/>
+                <w:bCs/>
+                <w:color w:val="000000"/>
+                <w:kern w:val="0"/>
+                <w14:ligatures w14:val="none"/>
+              </w:rPr>
+              <w:t>Kết quả quan sát:</w:t>
+            </w:r>
+            <w:r>
+              <w:rPr>
+                <w:rFonts w:ascii="Times New Roman" w:eastAsia="Times New Roman" w:hAnsi="Times New Roman" w:cs="Times New Roman"/>
+                <w:color w:val="000000"/>
+                <w:kern w:val="0"/>
+                <w14:ligatures w14:val="none"/>
+              </w:rPr>
+              <w:t xml:space="preserve"> Cần hệ thống quản lý vòng đời hợp đồng rõ ràng.</w:t>
+            </w:r>
+          </w:p>
+        </w:tc>
+      </w:tr>
+      <w:tr>
+        <w:trPr>
+          <w:trHeight w:val="945"/>
+        </w:trPr>
+        <w:tc>
+          <w:tcPr>
+            <w:tcW w:w="6260" w:type="dxa"/>
+            <w:vMerge w:val="restart"/>
+            <w:tcBorders>
+              <w:top w:val="nil"/>
+              <w:left w:val="single" w:sz="4" w:space="0" w:color="auto"/>
+              <w:bottom w:val="single" w:sz="4" w:space="0" w:color="auto"/>
+              <w:right w:val="single" w:sz="4" w:space="0" w:color="auto"/>
+            </w:tcBorders>
+            <w:vAlign w:val="center"/>
+            <w:hideMark/>
+          </w:tcPr>
+          <w:p>
+            <w:pPr>
+              <w:spacing w:after="0" w:line="240" w:lineRule="auto"/>
+              <w:rPr>
+                <w:rFonts w:ascii="Times New Roman" w:eastAsia="Times New Roman" w:hAnsi="Times New Roman" w:cs="Times New Roman"/>
+                <w:b/>
+                <w:bCs/>
+                <w:color w:val="000000"/>
+                <w:kern w:val="0"/>
+                <w14:ligatures w14:val="none"/>
+              </w:rPr>
+            </w:pPr>
+            <w:r>
+              <w:rPr>
+                <w:rFonts w:ascii="Times New Roman" w:eastAsia="Times New Roman" w:hAnsi="Times New Roman" w:cs="Times New Roman"/>
+                <w:b/>
+                <w:bCs/>
+                <w:color w:val="EE0000"/>
+                <w:kern w:val="0"/>
+                <w14:ligatures w14:val="none"/>
+              </w:rPr>
+              <w:t>Câu hỏi 2:</w:t>
+            </w:r>
+            <w:r>
+              <w:rPr>
+                <w:rFonts w:ascii="Times New Roman" w:eastAsia="Times New Roman" w:hAnsi="Times New Roman" w:cs="Times New Roman"/>
+                <w:color w:val="EE0000"/>
+                <w:kern w:val="0"/>
+                <w14:ligatures w14:val="none"/>
+              </w:rPr>
+              <w:t xml:space="preserve"> </w:t>
+            </w:r>
+            <w:r>
+              <w:rPr>
+                <w:rFonts w:ascii="Times New Roman" w:eastAsia="Times New Roman" w:hAnsi="Times New Roman" w:cs="Times New Roman"/>
+                <w:color w:val="000000"/>
+                <w:kern w:val="0"/>
+                <w14:ligatures w14:val="none"/>
+              </w:rPr>
+              <w:t>Việc tính lương cho nhân viên có gặp vấn đề gì không?</w:t>
+            </w:r>
+          </w:p>
+        </w:tc>
+        <w:tc>
+          <w:tcPr>
+            <w:tcW w:w="3800" w:type="dxa"/>
+            <w:tcBorders>
+              <w:top w:val="nil"/>
+              <w:left w:val="nil"/>
+              <w:bottom w:val="single" w:sz="4" w:space="0" w:color="auto"/>
+              <w:right w:val="single" w:sz="4" w:space="0" w:color="auto"/>
+            </w:tcBorders>
+            <w:vAlign w:val="center"/>
+            <w:hideMark/>
+          </w:tcPr>
+          <w:p>
+            <w:pPr>
+              <w:spacing w:after="0" w:line="240" w:lineRule="auto"/>
+              <w:rPr>
+                <w:rFonts w:ascii="Times New Roman" w:eastAsia="Times New Roman" w:hAnsi="Times New Roman" w:cs="Times New Roman"/>
+                <w:b/>
+                <w:bCs/>
+                <w:color w:val="000000"/>
+                <w:kern w:val="0"/>
+                <w14:ligatures w14:val="none"/>
+              </w:rPr>
+            </w:pPr>
+            <w:r>
+              <w:rPr>
+                <w:rFonts w:ascii="Times New Roman" w:eastAsia="Times New Roman" w:hAnsi="Times New Roman" w:cs="Times New Roman"/>
+                <w:b/>
+                <w:bCs/>
+                <w:color w:val="000000"/>
+                <w:kern w:val="0"/>
+                <w14:ligatures w14:val="none"/>
+              </w:rPr>
+              <w:t>Trả lời:</w:t>
+            </w:r>
+            <w:r>
+              <w:rPr>
+                <w:rFonts w:ascii="Times New Roman" w:eastAsia="Times New Roman" w:hAnsi="Times New Roman" w:cs="Times New Roman"/>
+                <w:color w:val="000000"/>
+                <w:kern w:val="0"/>
+                <w14:ligatures w14:val="none"/>
+              </w:rPr>
+              <w:t xml:space="preserve"> Tốn thời gian tổng hợp dữ liệu.</w:t>
+            </w:r>
+          </w:p>
+        </w:tc>
+      </w:tr>
+      <w:tr>
+        <w:trPr>
+          <w:trHeight w:val="945"/>
+        </w:trPr>
+        <w:tc>
+          <w:tcPr>
+            <w:tcW w:w="6260" w:type="dxa"/>
+            <w:vMerge/>
+            <w:tcBorders>
+              <w:top w:val="nil"/>
+              <w:left w:val="single" w:sz="4" w:space="0" w:color="auto"/>
+              <w:bottom w:val="single" w:sz="4" w:space="0" w:color="auto"/>
+              <w:right w:val="single" w:sz="4" w:space="0" w:color="auto"/>
+            </w:tcBorders>
+            <w:vAlign w:val="center"/>
+            <w:hideMark/>
+          </w:tcPr>
+          <w:p>
+            <w:pPr>
+              <w:spacing w:after="0" w:line="240" w:lineRule="auto"/>
+              <w:rPr>
+                <w:rFonts w:ascii="Times New Roman" w:eastAsia="Times New Roman" w:hAnsi="Times New Roman" w:cs="Times New Roman"/>
+                <w:b/>
+                <w:bCs/>
+                <w:color w:val="000000"/>
+                <w:kern w:val="0"/>
+                <w14:ligatures w14:val="none"/>
+              </w:rPr>
+            </w:pPr>
+          </w:p>
+        </w:tc>
+        <w:tc>
+          <w:tcPr>
+            <w:tcW w:w="3800" w:type="dxa"/>
+            <w:tcBorders>
+              <w:top w:val="nil"/>
+              <w:left w:val="nil"/>
+              <w:bottom w:val="single" w:sz="4" w:space="0" w:color="auto"/>
+              <w:right w:val="single" w:sz="4" w:space="0" w:color="auto"/>
+            </w:tcBorders>
+            <w:vAlign w:val="center"/>
+            <w:hideMark/>
+          </w:tcPr>
+          <w:p>
+            <w:pPr>
+              <w:spacing w:after="0" w:line="240" w:lineRule="auto"/>
+              <w:rPr>
+                <w:rFonts w:ascii="Times New Roman" w:eastAsia="Times New Roman" w:hAnsi="Times New Roman" w:cs="Times New Roman"/>
+                <w:b/>
+                <w:bCs/>
+                <w:color w:val="000000"/>
+                <w:kern w:val="0"/>
+                <w14:ligatures w14:val="none"/>
+              </w:rPr>
+            </w:pPr>
+            <w:r>
+              <w:rPr>
+                <w:rFonts w:ascii="Times New Roman" w:eastAsia="Times New Roman" w:hAnsi="Times New Roman" w:cs="Times New Roman"/>
+                <w:b/>
+                <w:bCs/>
+                <w:color w:val="000000"/>
+                <w:kern w:val="0"/>
+                <w14:ligatures w14:val="none"/>
+              </w:rPr>
+              <w:t>Kết quả quan sát:</w:t>
+            </w:r>
+            <w:r>
+              <w:rPr>
+                <w:rFonts w:ascii="Times New Roman" w:eastAsia="Times New Roman" w:hAnsi="Times New Roman" w:cs="Times New Roman"/>
+                <w:color w:val="000000"/>
+                <w:kern w:val="0"/>
+                <w14:ligatures w14:val="none"/>
+              </w:rPr>
+              <w:t xml:space="preserve"> Cần tự động hóa việc tính lương.</w:t>
+            </w:r>
+          </w:p>
+        </w:tc>
+      </w:tr>
+      <w:tr>
+        <w:trPr>
+          <w:trHeight w:val="630"/>
+        </w:trPr>
+        <w:tc>
+          <w:tcPr>
+            <w:tcW w:w="6260" w:type="dxa"/>
+            <w:vMerge w:val="restart"/>
+            <w:tcBorders>
+              <w:top w:val="nil"/>
+              <w:left w:val="single" w:sz="4" w:space="0" w:color="auto"/>
+              <w:bottom w:val="single" w:sz="4" w:space="0" w:color="auto"/>
+              <w:right w:val="single" w:sz="4" w:space="0" w:color="auto"/>
+            </w:tcBorders>
+            <w:vAlign w:val="center"/>
+            <w:hideMark/>
+          </w:tcPr>
+          <w:p>
+            <w:pPr>
+              <w:spacing w:after="0" w:line="240" w:lineRule="auto"/>
+              <w:rPr>
+                <w:rFonts w:ascii="Times New Roman" w:eastAsia="Times New Roman" w:hAnsi="Times New Roman" w:cs="Times New Roman"/>
+                <w:b/>
+                <w:bCs/>
+                <w:color w:val="000000"/>
+                <w:kern w:val="0"/>
+                <w14:ligatures w14:val="none"/>
+              </w:rPr>
+            </w:pPr>
+            <w:r>
+              <w:rPr>
+                <w:rFonts w:ascii="Times New Roman" w:eastAsia="Times New Roman" w:hAnsi="Times New Roman" w:cs="Times New Roman"/>
+                <w:b/>
+                <w:bCs/>
+                <w:color w:val="EE0000"/>
+                <w:kern w:val="0"/>
+                <w14:ligatures w14:val="none"/>
+              </w:rPr>
+              <w:t>Câu hỏi 3:</w:t>
+            </w:r>
+            <w:r>
+              <w:rPr>
+                <w:rFonts w:ascii="Times New Roman" w:eastAsia="Times New Roman" w:hAnsi="Times New Roman" w:cs="Times New Roman"/>
+                <w:color w:val="EE0000"/>
+                <w:kern w:val="0"/>
+                <w14:ligatures w14:val="none"/>
+              </w:rPr>
+              <w:t xml:space="preserve"> </w:t>
+            </w:r>
+            <w:r>
+              <w:rPr>
+                <w:rFonts w:ascii="Times New Roman" w:eastAsia="Times New Roman" w:hAnsi="Times New Roman" w:cs="Times New Roman"/>
+                <w:color w:val="000000"/>
+                <w:kern w:val="0"/>
+                <w14:ligatures w14:val="none"/>
+              </w:rPr>
+              <w:t>Quản lý bảo hiểm hiện tại có thuận tiện không?</w:t>
+            </w:r>
+          </w:p>
+        </w:tc>
+        <w:tc>
+          <w:tcPr>
+            <w:tcW w:w="3800" w:type="dxa"/>
+            <w:tcBorders>
+              <w:top w:val="nil"/>
+              <w:left w:val="nil"/>
+              <w:bottom w:val="single" w:sz="4" w:space="0" w:color="auto"/>
+              <w:right w:val="single" w:sz="4" w:space="0" w:color="auto"/>
+            </w:tcBorders>
+            <w:vAlign w:val="center"/>
+            <w:hideMark/>
+          </w:tcPr>
+          <w:p>
+            <w:pPr>
+              <w:spacing w:after="0" w:line="240" w:lineRule="auto"/>
+              <w:rPr>
+                <w:rFonts w:ascii="Times New Roman" w:eastAsia="Times New Roman" w:hAnsi="Times New Roman" w:cs="Times New Roman"/>
+                <w:b/>
+                <w:bCs/>
+                <w:color w:val="000000"/>
+                <w:kern w:val="0"/>
+                <w14:ligatures w14:val="none"/>
+              </w:rPr>
+            </w:pPr>
+            <w:r>
+              <w:rPr>
+                <w:rFonts w:ascii="Times New Roman" w:eastAsia="Times New Roman" w:hAnsi="Times New Roman" w:cs="Times New Roman"/>
+                <w:b/>
+                <w:bCs/>
+                <w:color w:val="000000"/>
+                <w:kern w:val="0"/>
+                <w14:ligatures w14:val="none"/>
+              </w:rPr>
+              <w:t>Trả lời:</w:t>
+            </w:r>
+            <w:r>
+              <w:rPr>
+                <w:rFonts w:ascii="Times New Roman" w:eastAsia="Times New Roman" w:hAnsi="Times New Roman" w:cs="Times New Roman"/>
+                <w:color w:val="000000"/>
+                <w:kern w:val="0"/>
+                <w14:ligatures w14:val="none"/>
+              </w:rPr>
+              <w:t xml:space="preserve"> Dữ liệu rời rạc, khó tra cứu.</w:t>
+            </w:r>
+          </w:p>
+        </w:tc>
+      </w:tr>
+      <w:tr>
+        <w:trPr>
+          <w:trHeight w:val="945"/>
+        </w:trPr>
+        <w:tc>
+          <w:tcPr>
+            <w:tcW w:w="6260" w:type="dxa"/>
+            <w:vMerge/>
+            <w:tcBorders>
+              <w:top w:val="nil"/>
+              <w:left w:val="single" w:sz="4" w:space="0" w:color="auto"/>
+              <w:bottom w:val="single" w:sz="4" w:space="0" w:color="auto"/>
+              <w:right w:val="single" w:sz="4" w:space="0" w:color="auto"/>
+            </w:tcBorders>
+            <w:vAlign w:val="center"/>
+            <w:hideMark/>
+          </w:tcPr>
+          <w:p>
+            <w:pPr>
+              <w:spacing w:after="0" w:line="240" w:lineRule="auto"/>
+              <w:rPr>
+                <w:rFonts w:ascii="Times New Roman" w:eastAsia="Times New Roman" w:hAnsi="Times New Roman" w:cs="Times New Roman"/>
+                <w:b/>
+                <w:bCs/>
+                <w:color w:val="000000"/>
+                <w:kern w:val="0"/>
+                <w14:ligatures w14:val="none"/>
+              </w:rPr>
+            </w:pPr>
+          </w:p>
+        </w:tc>
+        <w:tc>
+          <w:tcPr>
+            <w:tcW w:w="3800" w:type="dxa"/>
+            <w:tcBorders>
+              <w:top w:val="nil"/>
+              <w:left w:val="nil"/>
+              <w:bottom w:val="single" w:sz="4" w:space="0" w:color="auto"/>
+              <w:right w:val="single" w:sz="4" w:space="0" w:color="auto"/>
+            </w:tcBorders>
+            <w:vAlign w:val="center"/>
+            <w:hideMark/>
+          </w:tcPr>
+          <w:p>
+            <w:pPr>
+              <w:spacing w:after="0" w:line="240" w:lineRule="auto"/>
+              <w:rPr>
+                <w:rFonts w:ascii="Times New Roman" w:eastAsia="Times New Roman" w:hAnsi="Times New Roman" w:cs="Times New Roman"/>
+                <w:b/>
+                <w:bCs/>
+                <w:color w:val="000000"/>
+                <w:kern w:val="0"/>
+                <w14:ligatures w14:val="none"/>
+              </w:rPr>
+            </w:pPr>
+            <w:r>
+              <w:rPr>
+                <w:rFonts w:ascii="Times New Roman" w:eastAsia="Times New Roman" w:hAnsi="Times New Roman" w:cs="Times New Roman"/>
+                <w:b/>
+                <w:bCs/>
+                <w:color w:val="000000"/>
+                <w:kern w:val="0"/>
+                <w14:ligatures w14:val="none"/>
+              </w:rPr>
+              <w:t>Kết quả quan sát:</w:t>
+            </w:r>
+            <w:r>
+              <w:rPr>
+                <w:rFonts w:ascii="Times New Roman" w:eastAsia="Times New Roman" w:hAnsi="Times New Roman" w:cs="Times New Roman"/>
+                <w:color w:val="000000"/>
+                <w:kern w:val="0"/>
+                <w14:ligatures w14:val="none"/>
+              </w:rPr>
+              <w:t xml:space="preserve"> Cần tập trung dữ liệu theo nhân viên.</w:t>
+            </w:r>
+          </w:p>
+        </w:tc>
+      </w:tr>
+    </w:tbl>
+    <w:p>
+      <w:pPr>
+        <w:jc w:val="both"/>
+        <w:rPr>
+          <w:rFonts w:ascii="Times New Roman" w:hAnsi="Times New Roman" w:cs="Times New Roman"/>
+          <w:b/>
+          <w:bCs/>
+          <w:sz w:val="26"/>
+          <w:szCs w:val="26"/>
+        </w:rPr>
+      </w:pPr>
+    </w:p>
+    <w:tbl>
+      <w:tblPr>
+        <w:tblW w:w="10060" w:type="dxa"/>
+        <w:tblLook w:val="04A0" w:firstRow="1" w:lastRow="0" w:firstColumn="1" w:lastColumn="0" w:noHBand="0" w:noVBand="1"/>
+      </w:tblPr>
+      <w:tblGrid>
+        <w:gridCol w:w="5980"/>
+        <w:gridCol w:w="4080"/>
+      </w:tblGrid>
+      <w:tr>
+        <w:trPr>
+          <w:trHeight w:val="375"/>
+        </w:trPr>
+        <w:tc>
+          <w:tcPr>
+            <w:tcW w:w="5980" w:type="dxa"/>
+            <w:tcBorders>
+              <w:top w:val="single" w:sz="4" w:space="0" w:color="auto"/>
+              <w:left w:val="single" w:sz="4" w:space="0" w:color="auto"/>
+              <w:bottom w:val="single" w:sz="4" w:space="0" w:color="auto"/>
+              <w:right w:val="single" w:sz="4" w:space="0" w:color="auto"/>
+            </w:tcBorders>
+            <w:noWrap/>
+            <w:vAlign w:val="bottom"/>
+            <w:hideMark/>
+          </w:tcPr>
+          <w:p>
+            <w:pPr>
+              <w:spacing w:after="0" w:line="240" w:lineRule="auto"/>
+              <w:rPr>
+                <w:rFonts w:ascii="Times New Roman" w:eastAsia="Times New Roman" w:hAnsi="Times New Roman" w:cs="Times New Roman"/>
+                <w:b/>
+                <w:bCs/>
+                <w:color w:val="000000"/>
+                <w:kern w:val="0"/>
+                <w14:ligatures w14:val="none"/>
+              </w:rPr>
+            </w:pPr>
+            <w:r>
+              <w:rPr>
+                <w:rFonts w:ascii="Times New Roman" w:eastAsia="Times New Roman" w:hAnsi="Times New Roman" w:cs="Times New Roman"/>
+                <w:b/>
+                <w:bCs/>
+                <w:color w:val="000000"/>
+                <w:kern w:val="0"/>
+                <w14:ligatures w14:val="none"/>
+              </w:rPr>
+              <w:t>Người được phỏng vấn:Trịnh Trần Phương Tuấn (admin )</w:t>
+            </w:r>
+          </w:p>
+        </w:tc>
+        <w:tc>
+          <w:tcPr>
+            <w:tcW w:w="4080" w:type="dxa"/>
+            <w:tcBorders>
+              <w:top w:val="single" w:sz="4" w:space="0" w:color="auto"/>
+              <w:left w:val="nil"/>
+              <w:bottom w:val="single" w:sz="4" w:space="0" w:color="auto"/>
+              <w:right w:val="single" w:sz="4" w:space="0" w:color="auto"/>
+            </w:tcBorders>
+            <w:noWrap/>
+            <w:vAlign w:val="bottom"/>
+            <w:hideMark/>
+          </w:tcPr>
+          <w:p>
+            <w:pPr>
+              <w:spacing w:after="0" w:line="240" w:lineRule="auto"/>
+              <w:rPr>
+                <w:rFonts w:ascii="Times New Roman" w:eastAsia="Times New Roman" w:hAnsi="Times New Roman" w:cs="Times New Roman"/>
+                <w:color w:val="000000"/>
+                <w:kern w:val="0"/>
+                <w14:ligatures w14:val="none"/>
+              </w:rPr>
+            </w:pPr>
+            <w:r>
+              <w:rPr>
+                <w:rFonts w:ascii="Times New Roman" w:eastAsia="Times New Roman" w:hAnsi="Times New Roman" w:cs="Times New Roman"/>
+                <w:color w:val="000000"/>
+                <w:kern w:val="0"/>
+                <w14:ligatures w14:val="none"/>
+              </w:rPr>
+              <w:t>Ngày:17/03/2026</w:t>
+            </w:r>
+          </w:p>
+        </w:tc>
+      </w:tr>
+      <w:tr>
+        <w:trPr>
+          <w:trHeight w:val="375"/>
+        </w:trPr>
+        <w:tc>
+          <w:tcPr>
+            <w:tcW w:w="5980" w:type="dxa"/>
+            <w:tcBorders>
+              <w:top w:val="nil"/>
+              <w:left w:val="single" w:sz="4" w:space="0" w:color="auto"/>
+              <w:bottom w:val="single" w:sz="4" w:space="0" w:color="auto"/>
+              <w:right w:val="single" w:sz="4" w:space="0" w:color="auto"/>
+            </w:tcBorders>
+            <w:vAlign w:val="center"/>
+            <w:hideMark/>
+          </w:tcPr>
+          <w:p>
+            <w:pPr>
+              <w:spacing w:after="0" w:line="240" w:lineRule="auto"/>
+              <w:jc w:val="center"/>
+              <w:rPr>
+                <w:rFonts w:ascii="Times New Roman" w:eastAsia="Times New Roman" w:hAnsi="Times New Roman" w:cs="Times New Roman"/>
+                <w:b/>
+                <w:bCs/>
+                <w:color w:val="000000"/>
+                <w:kern w:val="0"/>
+                <w14:ligatures w14:val="none"/>
+              </w:rPr>
+            </w:pPr>
+            <w:r>
+              <w:rPr>
+                <w:rFonts w:ascii="Times New Roman" w:eastAsia="Times New Roman" w:hAnsi="Times New Roman" w:cs="Times New Roman"/>
+                <w:b/>
+                <w:bCs/>
+                <w:color w:val="000000"/>
+                <w:kern w:val="0"/>
+                <w14:ligatures w14:val="none"/>
+              </w:rPr>
+              <w:t>Câu Hỏi</w:t>
+            </w:r>
+          </w:p>
+        </w:tc>
+        <w:tc>
+          <w:tcPr>
+            <w:tcW w:w="4080" w:type="dxa"/>
+            <w:tcBorders>
+              <w:top w:val="nil"/>
+              <w:left w:val="nil"/>
+              <w:bottom w:val="single" w:sz="4" w:space="0" w:color="auto"/>
+              <w:right w:val="single" w:sz="4" w:space="0" w:color="auto"/>
+            </w:tcBorders>
+            <w:vAlign w:val="center"/>
+            <w:hideMark/>
+          </w:tcPr>
+          <w:p>
+            <w:pPr>
+              <w:spacing w:after="0" w:line="240" w:lineRule="auto"/>
+              <w:jc w:val="center"/>
+              <w:rPr>
+                <w:rFonts w:ascii="Times New Roman" w:eastAsia="Times New Roman" w:hAnsi="Times New Roman" w:cs="Times New Roman"/>
+                <w:b/>
+                <w:bCs/>
+                <w:color w:val="000000"/>
+                <w:kern w:val="0"/>
+                <w14:ligatures w14:val="none"/>
+              </w:rPr>
+            </w:pPr>
+            <w:r>
+              <w:rPr>
+                <w:rFonts w:ascii="Times New Roman" w:eastAsia="Times New Roman" w:hAnsi="Times New Roman" w:cs="Times New Roman"/>
+                <w:b/>
+                <w:bCs/>
+                <w:color w:val="000000"/>
+                <w:kern w:val="0"/>
+                <w14:ligatures w14:val="none"/>
+              </w:rPr>
+              <w:t>Ghi nhận</w:t>
+            </w:r>
+          </w:p>
+        </w:tc>
+      </w:tr>
+      <w:tr>
+        <w:trPr>
+          <w:trHeight w:val="1875"/>
+        </w:trPr>
+        <w:tc>
+          <w:tcPr>
+            <w:tcW w:w="5980" w:type="dxa"/>
+            <w:vMerge w:val="restart"/>
+            <w:tcBorders>
+              <w:top w:val="nil"/>
+              <w:left w:val="single" w:sz="4" w:space="0" w:color="auto"/>
+              <w:bottom w:val="single" w:sz="4" w:space="0" w:color="auto"/>
+              <w:right w:val="single" w:sz="4" w:space="0" w:color="auto"/>
+            </w:tcBorders>
+            <w:vAlign w:val="center"/>
+            <w:hideMark/>
+          </w:tcPr>
+          <w:p>
+            <w:pPr>
+              <w:spacing w:after="0" w:line="240" w:lineRule="auto"/>
+              <w:rPr>
+                <w:rFonts w:ascii="Times New Roman" w:eastAsia="Times New Roman" w:hAnsi="Times New Roman" w:cs="Times New Roman"/>
+                <w:b/>
+                <w:bCs/>
+                <w:color w:val="000000"/>
+                <w:kern w:val="0"/>
+                <w14:ligatures w14:val="none"/>
+              </w:rPr>
+            </w:pPr>
+            <w:r>
+              <w:rPr>
+                <w:rFonts w:ascii="Times New Roman" w:eastAsia="Times New Roman" w:hAnsi="Times New Roman" w:cs="Times New Roman"/>
+                <w:b/>
+                <w:bCs/>
+                <w:color w:val="EE0000"/>
+                <w:kern w:val="0"/>
+                <w14:ligatures w14:val="none"/>
+              </w:rPr>
+              <w:t>Câu hỏi 1:</w:t>
+            </w:r>
+            <w:r>
+              <w:rPr>
+                <w:rFonts w:ascii="Times New Roman" w:eastAsia="Times New Roman" w:hAnsi="Times New Roman" w:cs="Times New Roman"/>
+                <w:color w:val="EE0000"/>
+                <w:kern w:val="0"/>
+                <w14:ligatures w14:val="none"/>
+              </w:rPr>
+              <w:t xml:space="preserve"> </w:t>
+            </w:r>
+            <w:r>
+              <w:rPr>
+                <w:rFonts w:ascii="Times New Roman" w:eastAsia="Times New Roman" w:hAnsi="Times New Roman" w:cs="Times New Roman"/>
+                <w:color w:val="000000"/>
+                <w:kern w:val="0"/>
+                <w14:ligatures w14:val="none"/>
+              </w:rPr>
+              <w:t>Việc quản lý tài khoản người dùng có gặp khó khăn gì không?</w:t>
+            </w:r>
+          </w:p>
+        </w:tc>
+        <w:tc>
+          <w:tcPr>
+            <w:tcW w:w="4080" w:type="dxa"/>
+            <w:tcBorders>
+              <w:top w:val="nil"/>
+              <w:left w:val="nil"/>
+              <w:bottom w:val="single" w:sz="4" w:space="0" w:color="auto"/>
+              <w:right w:val="single" w:sz="4" w:space="0" w:color="auto"/>
+            </w:tcBorders>
+            <w:vAlign w:val="center"/>
+            <w:hideMark/>
+          </w:tcPr>
+          <w:p>
+            <w:pPr>
+              <w:spacing w:after="0" w:line="240" w:lineRule="auto"/>
+              <w:rPr>
+                <w:rFonts w:ascii="Times New Roman" w:eastAsia="Times New Roman" w:hAnsi="Times New Roman" w:cs="Times New Roman"/>
+                <w:b/>
+                <w:bCs/>
+                <w:color w:val="000000"/>
+                <w:kern w:val="0"/>
+                <w14:ligatures w14:val="none"/>
+              </w:rPr>
+            </w:pPr>
+            <w:r>
+              <w:rPr>
+                <w:rFonts w:ascii="Times New Roman" w:eastAsia="Times New Roman" w:hAnsi="Times New Roman" w:cs="Times New Roman"/>
+                <w:b/>
+                <w:bCs/>
+                <w:color w:val="000000"/>
+                <w:kern w:val="0"/>
+                <w14:ligatures w14:val="none"/>
+              </w:rPr>
+              <w:t>Trả lời:</w:t>
+            </w:r>
+            <w:r>
+              <w:rPr>
+                <w:rFonts w:ascii="Times New Roman" w:eastAsia="Times New Roman" w:hAnsi="Times New Roman" w:cs="Times New Roman"/>
+                <w:color w:val="000000"/>
+                <w:kern w:val="0"/>
+                <w14:ligatures w14:val="none"/>
+              </w:rPr>
+              <w:t xml:space="preserve"> Khó kiểm soát quyền truy cập và reset mật khẩu.</w:t>
+            </w:r>
+          </w:p>
+        </w:tc>
+      </w:tr>
+      <w:tr>
+        <w:trPr>
+          <w:trHeight w:val="1875"/>
+        </w:trPr>
+        <w:tc>
+          <w:tcPr>
+            <w:tcW w:w="5980" w:type="dxa"/>
+            <w:vMerge/>
+            <w:tcBorders>
+              <w:top w:val="nil"/>
+              <w:left w:val="single" w:sz="4" w:space="0" w:color="auto"/>
+              <w:bottom w:val="single" w:sz="4" w:space="0" w:color="auto"/>
+              <w:right w:val="single" w:sz="4" w:space="0" w:color="auto"/>
+            </w:tcBorders>
+            <w:vAlign w:val="center"/>
+            <w:hideMark/>
+          </w:tcPr>
+          <w:p>
+            <w:pPr>
+              <w:spacing w:after="0" w:line="240" w:lineRule="auto"/>
+              <w:rPr>
+                <w:rFonts w:ascii="Times New Roman" w:eastAsia="Times New Roman" w:hAnsi="Times New Roman" w:cs="Times New Roman"/>
+                <w:b/>
+                <w:bCs/>
+                <w:color w:val="000000"/>
+                <w:kern w:val="0"/>
+                <w14:ligatures w14:val="none"/>
+              </w:rPr>
+            </w:pPr>
+          </w:p>
+        </w:tc>
+        <w:tc>
+          <w:tcPr>
+            <w:tcW w:w="4080" w:type="dxa"/>
+            <w:tcBorders>
+              <w:top w:val="nil"/>
+              <w:left w:val="nil"/>
+              <w:bottom w:val="single" w:sz="4" w:space="0" w:color="auto"/>
+              <w:right w:val="single" w:sz="4" w:space="0" w:color="auto"/>
+            </w:tcBorders>
+            <w:vAlign w:val="center"/>
+            <w:hideMark/>
+          </w:tcPr>
+          <w:p>
+            <w:pPr>
+              <w:spacing w:after="0" w:line="240" w:lineRule="auto"/>
+              <w:rPr>
+                <w:rFonts w:ascii="Times New Roman" w:eastAsia="Times New Roman" w:hAnsi="Times New Roman" w:cs="Times New Roman"/>
+                <w:b/>
+                <w:bCs/>
+                <w:color w:val="000000"/>
+                <w:kern w:val="0"/>
+                <w14:ligatures w14:val="none"/>
+              </w:rPr>
+            </w:pPr>
+            <w:r>
+              <w:rPr>
+                <w:rFonts w:ascii="Times New Roman" w:eastAsia="Times New Roman" w:hAnsi="Times New Roman" w:cs="Times New Roman"/>
+                <w:b/>
+                <w:bCs/>
+                <w:color w:val="000000"/>
+                <w:kern w:val="0"/>
+                <w14:ligatures w14:val="none"/>
+              </w:rPr>
+              <w:t>Kết quả quan sát:</w:t>
+            </w:r>
+            <w:r>
+              <w:rPr>
+                <w:rFonts w:ascii="Times New Roman" w:eastAsia="Times New Roman" w:hAnsi="Times New Roman" w:cs="Times New Roman"/>
+                <w:color w:val="000000"/>
+                <w:kern w:val="0"/>
+                <w14:ligatures w14:val="none"/>
+              </w:rPr>
+              <w:t xml:space="preserve"> Cần phân quyền rõ ràng theo vai trò.</w:t>
+            </w:r>
+          </w:p>
+        </w:tc>
+      </w:tr>
+      <w:tr>
+        <w:trPr>
+          <w:trHeight w:val="1125"/>
+        </w:trPr>
+        <w:tc>
+          <w:tcPr>
+            <w:tcW w:w="5980" w:type="dxa"/>
+            <w:vMerge w:val="restart"/>
+            <w:tcBorders>
+              <w:top w:val="nil"/>
+              <w:left w:val="single" w:sz="4" w:space="0" w:color="auto"/>
+              <w:bottom w:val="single" w:sz="4" w:space="0" w:color="auto"/>
+              <w:right w:val="single" w:sz="4" w:space="0" w:color="auto"/>
+            </w:tcBorders>
+            <w:vAlign w:val="center"/>
+            <w:hideMark/>
+          </w:tcPr>
+          <w:p>
+            <w:pPr>
+              <w:spacing w:after="0" w:line="240" w:lineRule="auto"/>
+              <w:rPr>
+                <w:rFonts w:ascii="Times New Roman" w:eastAsia="Times New Roman" w:hAnsi="Times New Roman" w:cs="Times New Roman"/>
+                <w:b/>
+                <w:bCs/>
+                <w:color w:val="000000"/>
+                <w:kern w:val="0"/>
+                <w14:ligatures w14:val="none"/>
+              </w:rPr>
+            </w:pPr>
+            <w:r>
+              <w:rPr>
+                <w:rFonts w:ascii="Times New Roman" w:eastAsia="Times New Roman" w:hAnsi="Times New Roman" w:cs="Times New Roman"/>
+                <w:b/>
+                <w:bCs/>
+                <w:color w:val="EE0000"/>
+                <w:kern w:val="0"/>
+                <w14:ligatures w14:val="none"/>
+              </w:rPr>
+              <w:t>Câu hỏi 2:</w:t>
+            </w:r>
+            <w:r>
+              <w:rPr>
+                <w:rFonts w:ascii="Times New Roman" w:eastAsia="Times New Roman" w:hAnsi="Times New Roman" w:cs="Times New Roman"/>
+                <w:color w:val="EE0000"/>
+                <w:kern w:val="0"/>
+                <w14:ligatures w14:val="none"/>
+              </w:rPr>
+              <w:t xml:space="preserve"> </w:t>
+            </w:r>
+            <w:r>
+              <w:rPr>
+                <w:rFonts w:ascii="Times New Roman" w:eastAsia="Times New Roman" w:hAnsi="Times New Roman" w:cs="Times New Roman"/>
+                <w:color w:val="000000"/>
+                <w:kern w:val="0"/>
+                <w14:ligatures w14:val="none"/>
+              </w:rPr>
+              <w:t>Hệ thống hiện tại có vấn đề gì về bảo mật không?</w:t>
+            </w:r>
+          </w:p>
+        </w:tc>
+        <w:tc>
+          <w:tcPr>
+            <w:tcW w:w="4080" w:type="dxa"/>
+            <w:tcBorders>
+              <w:top w:val="nil"/>
+              <w:left w:val="nil"/>
+              <w:bottom w:val="single" w:sz="4" w:space="0" w:color="auto"/>
+              <w:right w:val="single" w:sz="4" w:space="0" w:color="auto"/>
+            </w:tcBorders>
+            <w:vAlign w:val="center"/>
+            <w:hideMark/>
+          </w:tcPr>
+          <w:p>
+            <w:pPr>
+              <w:spacing w:after="0" w:line="240" w:lineRule="auto"/>
+              <w:rPr>
+                <w:rFonts w:ascii="Times New Roman" w:eastAsia="Times New Roman" w:hAnsi="Times New Roman" w:cs="Times New Roman"/>
+                <w:b/>
+                <w:bCs/>
+                <w:color w:val="000000"/>
+                <w:kern w:val="0"/>
+                <w14:ligatures w14:val="none"/>
+              </w:rPr>
+            </w:pPr>
+            <w:r>
+              <w:rPr>
+                <w:rFonts w:ascii="Times New Roman" w:eastAsia="Times New Roman" w:hAnsi="Times New Roman" w:cs="Times New Roman"/>
+                <w:b/>
+                <w:bCs/>
+                <w:color w:val="000000"/>
+                <w:kern w:val="0"/>
+                <w14:ligatures w14:val="none"/>
+              </w:rPr>
+              <w:t>Trả lời:</w:t>
+            </w:r>
+            <w:r>
+              <w:rPr>
+                <w:rFonts w:ascii="Times New Roman" w:eastAsia="Times New Roman" w:hAnsi="Times New Roman" w:cs="Times New Roman"/>
+                <w:color w:val="000000"/>
+                <w:kern w:val="0"/>
+                <w14:ligatures w14:val="none"/>
+              </w:rPr>
+              <w:t xml:space="preserve"> Cần kiểm soát truy cập tốt hơn.</w:t>
+            </w:r>
+          </w:p>
+        </w:tc>
+      </w:tr>
+      <w:tr>
+        <w:trPr>
+          <w:trHeight w:val="1875"/>
+        </w:trPr>
+        <w:tc>
+          <w:tcPr>
+            <w:tcW w:w="5980" w:type="dxa"/>
+            <w:vMerge/>
+            <w:tcBorders>
+              <w:top w:val="nil"/>
+              <w:left w:val="single" w:sz="4" w:space="0" w:color="auto"/>
+              <w:bottom w:val="single" w:sz="4" w:space="0" w:color="auto"/>
+              <w:right w:val="single" w:sz="4" w:space="0" w:color="auto"/>
+            </w:tcBorders>
+            <w:vAlign w:val="center"/>
+            <w:hideMark/>
+          </w:tcPr>
+          <w:p>
+            <w:pPr>
+              <w:spacing w:after="0" w:line="240" w:lineRule="auto"/>
+              <w:rPr>
+                <w:rFonts w:ascii="Times New Roman" w:eastAsia="Times New Roman" w:hAnsi="Times New Roman" w:cs="Times New Roman"/>
+                <w:b/>
+                <w:bCs/>
+                <w:color w:val="000000"/>
+                <w:kern w:val="0"/>
+                <w14:ligatures w14:val="none"/>
+              </w:rPr>
+            </w:pPr>
+          </w:p>
+        </w:tc>
+        <w:tc>
+          <w:tcPr>
+            <w:tcW w:w="4080" w:type="dxa"/>
+            <w:tcBorders>
+              <w:top w:val="nil"/>
+              <w:left w:val="nil"/>
+              <w:bottom w:val="single" w:sz="4" w:space="0" w:color="auto"/>
+              <w:right w:val="single" w:sz="4" w:space="0" w:color="auto"/>
+            </w:tcBorders>
+            <w:vAlign w:val="center"/>
+            <w:hideMark/>
+          </w:tcPr>
+          <w:p>
+            <w:pPr>
+              <w:spacing w:after="0" w:line="240" w:lineRule="auto"/>
+              <w:rPr>
+                <w:rFonts w:ascii="Times New Roman" w:eastAsia="Times New Roman" w:hAnsi="Times New Roman" w:cs="Times New Roman"/>
+                <w:b/>
+                <w:bCs/>
+                <w:color w:val="000000"/>
+                <w:kern w:val="0"/>
+                <w14:ligatures w14:val="none"/>
+              </w:rPr>
+            </w:pPr>
+            <w:r>
+              <w:rPr>
+                <w:rFonts w:ascii="Times New Roman" w:eastAsia="Times New Roman" w:hAnsi="Times New Roman" w:cs="Times New Roman"/>
+                <w:b/>
+                <w:bCs/>
+                <w:color w:val="000000"/>
+                <w:kern w:val="0"/>
+                <w14:ligatures w14:val="none"/>
+              </w:rPr>
+              <w:t>Kết quả quan sát:</w:t>
+            </w:r>
+            <w:r>
+              <w:rPr>
+                <w:rFonts w:ascii="Times New Roman" w:eastAsia="Times New Roman" w:hAnsi="Times New Roman" w:cs="Times New Roman"/>
+                <w:color w:val="000000"/>
+                <w:kern w:val="0"/>
+                <w14:ligatures w14:val="none"/>
+              </w:rPr>
+              <w:t xml:space="preserve"> Ưu tiên tăng cường bảo mật hệ thống.</w:t>
+            </w:r>
+          </w:p>
+        </w:tc>
+      </w:tr>
+    </w:tbl>
+    <w:p>
+      <w:pPr>
+        <w:jc w:val="both"/>
+        <w:rPr>
+          <w:rFonts w:ascii="Times New Roman" w:hAnsi="Times New Roman" w:cs="Times New Roman"/>
+          <w:b/>
+          <w:bCs/>
+          <w:sz w:val="26"/>
+          <w:szCs w:val="26"/>
+        </w:rPr>
+      </w:pPr>
+    </w:p>
+    <w:tbl>
+      <w:tblPr>
+        <w:tblW w:w="10060" w:type="dxa"/>
+        <w:tblLook w:val="04A0" w:firstRow="1" w:lastRow="0" w:firstColumn="1" w:lastColumn="0" w:noHBand="0" w:noVBand="1"/>
+      </w:tblPr>
+      <w:tblGrid>
+        <w:gridCol w:w="5500"/>
+        <w:gridCol w:w="4560"/>
+      </w:tblGrid>
+      <w:tr>
+        <w:trPr>
+          <w:trHeight w:val="375"/>
+        </w:trPr>
+        <w:tc>
+          <w:tcPr>
+            <w:tcW w:w="5500" w:type="dxa"/>
+            <w:tcBorders>
+              <w:top w:val="single" w:sz="4" w:space="0" w:color="auto"/>
+              <w:left w:val="single" w:sz="4" w:space="0" w:color="auto"/>
+              <w:bottom w:val="single" w:sz="4" w:space="0" w:color="auto"/>
+              <w:right w:val="single" w:sz="4" w:space="0" w:color="auto"/>
+            </w:tcBorders>
+            <w:noWrap/>
+            <w:vAlign w:val="bottom"/>
+            <w:hideMark/>
+          </w:tcPr>
+          <w:p>
+            <w:pPr>
+              <w:spacing w:after="0" w:line="240" w:lineRule="auto"/>
+              <w:rPr>
+                <w:rFonts w:ascii="Times New Roman" w:eastAsia="Times New Roman" w:hAnsi="Times New Roman" w:cs="Times New Roman"/>
+                <w:b/>
+                <w:bCs/>
+                <w:color w:val="000000"/>
+                <w:kern w:val="0"/>
+                <w14:ligatures w14:val="none"/>
+              </w:rPr>
+            </w:pPr>
+            <w:r>
+              <w:rPr>
+                <w:rFonts w:ascii="Times New Roman" w:eastAsia="Times New Roman" w:hAnsi="Times New Roman" w:cs="Times New Roman"/>
+                <w:b/>
+                <w:bCs/>
+                <w:color w:val="000000"/>
+                <w:kern w:val="0"/>
+                <w14:ligatures w14:val="none"/>
+              </w:rPr>
+              <w:t>Người được phỏng vấn: Phạm Ba Sỉn (nhân viên HR)</w:t>
+            </w:r>
+          </w:p>
+        </w:tc>
+        <w:tc>
+          <w:tcPr>
+            <w:tcW w:w="4560" w:type="dxa"/>
+            <w:tcBorders>
+              <w:top w:val="single" w:sz="4" w:space="0" w:color="auto"/>
+              <w:left w:val="nil"/>
+              <w:bottom w:val="single" w:sz="4" w:space="0" w:color="auto"/>
+              <w:right w:val="single" w:sz="4" w:space="0" w:color="auto"/>
+            </w:tcBorders>
+            <w:noWrap/>
+            <w:vAlign w:val="bottom"/>
+            <w:hideMark/>
+          </w:tcPr>
+          <w:p>
+            <w:pPr>
+              <w:spacing w:after="0" w:line="240" w:lineRule="auto"/>
+              <w:rPr>
+                <w:rFonts w:ascii="Times New Roman" w:eastAsia="Times New Roman" w:hAnsi="Times New Roman" w:cs="Times New Roman"/>
+                <w:color w:val="000000"/>
+                <w:kern w:val="0"/>
+                <w14:ligatures w14:val="none"/>
+              </w:rPr>
+            </w:pPr>
+            <w:r>
+              <w:rPr>
+                <w:rFonts w:ascii="Times New Roman" w:eastAsia="Times New Roman" w:hAnsi="Times New Roman" w:cs="Times New Roman"/>
+                <w:color w:val="000000"/>
+                <w:kern w:val="0"/>
+                <w14:ligatures w14:val="none"/>
+              </w:rPr>
+              <w:t>Ngày:17/03/2026</w:t>
+            </w:r>
+          </w:p>
+        </w:tc>
+      </w:tr>
+      <w:tr>
+        <w:trPr>
+          <w:trHeight w:val="375"/>
+        </w:trPr>
+        <w:tc>
+          <w:tcPr>
+            <w:tcW w:w="5500" w:type="dxa"/>
+            <w:tcBorders>
+              <w:top w:val="nil"/>
+              <w:left w:val="single" w:sz="4" w:space="0" w:color="auto"/>
+              <w:bottom w:val="single" w:sz="4" w:space="0" w:color="auto"/>
+              <w:right w:val="single" w:sz="4" w:space="0" w:color="auto"/>
+            </w:tcBorders>
+            <w:vAlign w:val="center"/>
+            <w:hideMark/>
+          </w:tcPr>
+          <w:p>
+            <w:pPr>
+              <w:spacing w:after="0" w:line="240" w:lineRule="auto"/>
+              <w:jc w:val="center"/>
+              <w:rPr>
+                <w:rFonts w:ascii="Times New Roman" w:eastAsia="Times New Roman" w:hAnsi="Times New Roman" w:cs="Times New Roman"/>
+                <w:b/>
+                <w:bCs/>
+                <w:color w:val="000000"/>
+                <w:kern w:val="0"/>
+                <w14:ligatures w14:val="none"/>
+              </w:rPr>
+            </w:pPr>
+            <w:r>
+              <w:rPr>
+                <w:rFonts w:ascii="Times New Roman" w:eastAsia="Times New Roman" w:hAnsi="Times New Roman" w:cs="Times New Roman"/>
+                <w:b/>
+                <w:bCs/>
+                <w:color w:val="000000"/>
+                <w:kern w:val="0"/>
+                <w14:ligatures w14:val="none"/>
+              </w:rPr>
+              <w:t>Câu Hỏi</w:t>
+            </w:r>
+          </w:p>
+        </w:tc>
+        <w:tc>
+          <w:tcPr>
+            <w:tcW w:w="4560" w:type="dxa"/>
+            <w:tcBorders>
+              <w:top w:val="nil"/>
+              <w:left w:val="nil"/>
+              <w:bottom w:val="single" w:sz="4" w:space="0" w:color="auto"/>
+              <w:right w:val="single" w:sz="4" w:space="0" w:color="auto"/>
+            </w:tcBorders>
+            <w:vAlign w:val="center"/>
+            <w:hideMark/>
+          </w:tcPr>
+          <w:p>
+            <w:pPr>
+              <w:spacing w:after="0" w:line="240" w:lineRule="auto"/>
+              <w:jc w:val="center"/>
+              <w:rPr>
+                <w:rFonts w:ascii="Times New Roman" w:eastAsia="Times New Roman" w:hAnsi="Times New Roman" w:cs="Times New Roman"/>
+                <w:b/>
+                <w:bCs/>
+                <w:color w:val="000000"/>
+                <w:kern w:val="0"/>
+                <w14:ligatures w14:val="none"/>
+              </w:rPr>
+            </w:pPr>
+            <w:r>
+              <w:rPr>
+                <w:rFonts w:ascii="Times New Roman" w:eastAsia="Times New Roman" w:hAnsi="Times New Roman" w:cs="Times New Roman"/>
+                <w:b/>
+                <w:bCs/>
+                <w:color w:val="000000"/>
+                <w:kern w:val="0"/>
+                <w14:ligatures w14:val="none"/>
+              </w:rPr>
+              <w:t>Ghi nhận</w:t>
+            </w:r>
+          </w:p>
+        </w:tc>
+      </w:tr>
+      <w:tr>
+        <w:trPr>
+          <w:trHeight w:val="630"/>
+        </w:trPr>
+        <w:tc>
+          <w:tcPr>
+            <w:tcW w:w="5500" w:type="dxa"/>
+            <w:vMerge w:val="restart"/>
+            <w:tcBorders>
+              <w:top w:val="nil"/>
+              <w:left w:val="single" w:sz="4" w:space="0" w:color="auto"/>
+              <w:bottom w:val="single" w:sz="4" w:space="0" w:color="auto"/>
+              <w:right w:val="single" w:sz="4" w:space="0" w:color="auto"/>
+            </w:tcBorders>
+            <w:vAlign w:val="center"/>
+            <w:hideMark/>
+          </w:tcPr>
+          <w:p>
+            <w:pPr>
+              <w:spacing w:after="0" w:line="240" w:lineRule="auto"/>
+              <w:rPr>
+                <w:rFonts w:ascii="Times New Roman" w:eastAsia="Times New Roman" w:hAnsi="Times New Roman" w:cs="Times New Roman"/>
+                <w:b/>
+                <w:bCs/>
+                <w:color w:val="000000"/>
+                <w:kern w:val="0"/>
+                <w14:ligatures w14:val="none"/>
+              </w:rPr>
+            </w:pPr>
+            <w:r>
+              <w:rPr>
+                <w:rFonts w:ascii="Times New Roman" w:eastAsia="Times New Roman" w:hAnsi="Times New Roman" w:cs="Times New Roman"/>
+                <w:b/>
+                <w:bCs/>
+                <w:color w:val="EE0000"/>
+                <w:kern w:val="0"/>
+                <w14:ligatures w14:val="none"/>
+              </w:rPr>
+              <w:t>Câu hỏi 1:</w:t>
+            </w:r>
+            <w:r>
+              <w:rPr>
+                <w:rFonts w:ascii="Times New Roman" w:eastAsia="Times New Roman" w:hAnsi="Times New Roman" w:cs="Times New Roman"/>
+                <w:color w:val="EE0000"/>
+                <w:kern w:val="0"/>
+                <w14:ligatures w14:val="none"/>
+              </w:rPr>
+              <w:t xml:space="preserve"> </w:t>
+            </w:r>
+            <w:r>
+              <w:rPr>
+                <w:rFonts w:ascii="Times New Roman" w:eastAsia="Times New Roman" w:hAnsi="Times New Roman" w:cs="Times New Roman"/>
+                <w:color w:val="000000"/>
+                <w:kern w:val="0"/>
+                <w14:ligatures w14:val="none"/>
+              </w:rPr>
+              <w:t>Việc tra cứu thông tin nhân viên có gặp khó khăn không?</w:t>
+            </w:r>
+          </w:p>
+        </w:tc>
+        <w:tc>
+          <w:tcPr>
+            <w:tcW w:w="4560" w:type="dxa"/>
+            <w:tcBorders>
+              <w:top w:val="nil"/>
+              <w:left w:val="nil"/>
+              <w:bottom w:val="single" w:sz="4" w:space="0" w:color="auto"/>
+              <w:right w:val="single" w:sz="4" w:space="0" w:color="auto"/>
+            </w:tcBorders>
+            <w:vAlign w:val="center"/>
+            <w:hideMark/>
+          </w:tcPr>
+          <w:p>
+            <w:pPr>
+              <w:spacing w:after="0" w:line="240" w:lineRule="auto"/>
+              <w:rPr>
+                <w:rFonts w:ascii="Times New Roman" w:eastAsia="Times New Roman" w:hAnsi="Times New Roman" w:cs="Times New Roman"/>
+                <w:b/>
+                <w:bCs/>
+                <w:color w:val="000000"/>
+                <w:kern w:val="0"/>
+                <w14:ligatures w14:val="none"/>
+              </w:rPr>
+            </w:pPr>
+            <w:r>
+              <w:rPr>
+                <w:rFonts w:ascii="Times New Roman" w:eastAsia="Times New Roman" w:hAnsi="Times New Roman" w:cs="Times New Roman"/>
+                <w:b/>
+                <w:bCs/>
+                <w:color w:val="000000"/>
+                <w:kern w:val="0"/>
+                <w14:ligatures w14:val="none"/>
+              </w:rPr>
+              <w:t>Trả lời:</w:t>
+            </w:r>
+            <w:r>
+              <w:rPr>
+                <w:rFonts w:ascii="Times New Roman" w:eastAsia="Times New Roman" w:hAnsi="Times New Roman" w:cs="Times New Roman"/>
+                <w:color w:val="000000"/>
+                <w:kern w:val="0"/>
+                <w14:ligatures w14:val="none"/>
+              </w:rPr>
+              <w:t xml:space="preserve"> Khó tìm kiếm khi dữ liệu nhiều.</w:t>
+            </w:r>
+          </w:p>
+        </w:tc>
+      </w:tr>
+      <w:tr>
+        <w:trPr>
+          <w:trHeight w:val="630"/>
+        </w:trPr>
+        <w:tc>
+          <w:tcPr>
+            <w:tcW w:w="5500" w:type="dxa"/>
+            <w:vMerge/>
+            <w:tcBorders>
+              <w:top w:val="nil"/>
+              <w:left w:val="single" w:sz="4" w:space="0" w:color="auto"/>
+              <w:bottom w:val="single" w:sz="4" w:space="0" w:color="auto"/>
+              <w:right w:val="single" w:sz="4" w:space="0" w:color="auto"/>
+            </w:tcBorders>
+            <w:vAlign w:val="center"/>
+            <w:hideMark/>
+          </w:tcPr>
+          <w:p>
+            <w:pPr>
+              <w:spacing w:after="0" w:line="240" w:lineRule="auto"/>
+              <w:rPr>
+                <w:rFonts w:ascii="Times New Roman" w:eastAsia="Times New Roman" w:hAnsi="Times New Roman" w:cs="Times New Roman"/>
+                <w:b/>
+                <w:bCs/>
+                <w:color w:val="000000"/>
+                <w:kern w:val="0"/>
+                <w14:ligatures w14:val="none"/>
+              </w:rPr>
+            </w:pPr>
+          </w:p>
+        </w:tc>
+        <w:tc>
+          <w:tcPr>
+            <w:tcW w:w="4560" w:type="dxa"/>
+            <w:tcBorders>
+              <w:top w:val="nil"/>
+              <w:left w:val="nil"/>
+              <w:bottom w:val="single" w:sz="4" w:space="0" w:color="auto"/>
+              <w:right w:val="single" w:sz="4" w:space="0" w:color="auto"/>
+            </w:tcBorders>
+            <w:vAlign w:val="center"/>
+            <w:hideMark/>
+          </w:tcPr>
+          <w:p>
+            <w:pPr>
+              <w:spacing w:after="0" w:line="240" w:lineRule="auto"/>
+              <w:rPr>
+                <w:rFonts w:ascii="Times New Roman" w:eastAsia="Times New Roman" w:hAnsi="Times New Roman" w:cs="Times New Roman"/>
+                <w:b/>
+                <w:bCs/>
+                <w:color w:val="000000"/>
+                <w:kern w:val="0"/>
+                <w14:ligatures w14:val="none"/>
+              </w:rPr>
+            </w:pPr>
+            <w:r>
+              <w:rPr>
+                <w:rFonts w:ascii="Times New Roman" w:eastAsia="Times New Roman" w:hAnsi="Times New Roman" w:cs="Times New Roman"/>
+                <w:b/>
+                <w:bCs/>
+                <w:color w:val="000000"/>
+                <w:kern w:val="0"/>
+                <w14:ligatures w14:val="none"/>
+              </w:rPr>
+              <w:t>Kết quả quan sát:</w:t>
+            </w:r>
+            <w:r>
+              <w:rPr>
+                <w:rFonts w:ascii="Times New Roman" w:eastAsia="Times New Roman" w:hAnsi="Times New Roman" w:cs="Times New Roman"/>
+                <w:color w:val="000000"/>
+                <w:kern w:val="0"/>
+                <w14:ligatures w14:val="none"/>
+              </w:rPr>
+              <w:t xml:space="preserve"> Cần chức năng tìm kiếm nhanh và chính xác.</w:t>
+            </w:r>
+          </w:p>
+        </w:tc>
+      </w:tr>
+      <w:tr>
+        <w:trPr>
+          <w:trHeight w:val="375"/>
+        </w:trPr>
+        <w:tc>
+          <w:tcPr>
+            <w:tcW w:w="5500" w:type="dxa"/>
+            <w:vMerge w:val="restart"/>
+            <w:tcBorders>
+              <w:top w:val="nil"/>
+              <w:left w:val="single" w:sz="4" w:space="0" w:color="auto"/>
+              <w:bottom w:val="single" w:sz="4" w:space="0" w:color="auto"/>
+              <w:right w:val="single" w:sz="4" w:space="0" w:color="auto"/>
+            </w:tcBorders>
+            <w:vAlign w:val="center"/>
+            <w:hideMark/>
+          </w:tcPr>
+          <w:p>
+            <w:pPr>
+              <w:spacing w:after="0" w:line="240" w:lineRule="auto"/>
+              <w:rPr>
+                <w:rFonts w:ascii="Times New Roman" w:eastAsia="Times New Roman" w:hAnsi="Times New Roman" w:cs="Times New Roman"/>
+                <w:b/>
+                <w:bCs/>
+                <w:color w:val="000000"/>
+                <w:kern w:val="0"/>
+                <w14:ligatures w14:val="none"/>
+              </w:rPr>
+            </w:pPr>
+            <w:r>
+              <w:rPr>
+                <w:rFonts w:ascii="Times New Roman" w:eastAsia="Times New Roman" w:hAnsi="Times New Roman" w:cs="Times New Roman"/>
+                <w:b/>
+                <w:bCs/>
+                <w:color w:val="EE0000"/>
+                <w:kern w:val="0"/>
+                <w14:ligatures w14:val="none"/>
+              </w:rPr>
+              <w:t>Câu hỏi 2:</w:t>
+            </w:r>
+            <w:r>
+              <w:rPr>
+                <w:rFonts w:ascii="Times New Roman" w:eastAsia="Times New Roman" w:hAnsi="Times New Roman" w:cs="Times New Roman"/>
+                <w:color w:val="EE0000"/>
+                <w:kern w:val="0"/>
+                <w14:ligatures w14:val="none"/>
+              </w:rPr>
+              <w:t xml:space="preserve"> </w:t>
+            </w:r>
+            <w:r>
+              <w:rPr>
+                <w:rFonts w:ascii="Times New Roman" w:eastAsia="Times New Roman" w:hAnsi="Times New Roman" w:cs="Times New Roman"/>
+                <w:color w:val="000000"/>
+                <w:kern w:val="0"/>
+                <w14:ligatures w14:val="none"/>
+              </w:rPr>
+              <w:t>Việc cập nhật thông tin có dễ bị sai sót không?</w:t>
+            </w:r>
+          </w:p>
+        </w:tc>
+        <w:tc>
+          <w:tcPr>
+            <w:tcW w:w="4560" w:type="dxa"/>
+            <w:tcBorders>
+              <w:top w:val="nil"/>
+              <w:left w:val="nil"/>
+              <w:bottom w:val="single" w:sz="4" w:space="0" w:color="auto"/>
+              <w:right w:val="single" w:sz="4" w:space="0" w:color="auto"/>
+            </w:tcBorders>
+            <w:vAlign w:val="center"/>
+            <w:hideMark/>
+          </w:tcPr>
+          <w:p>
+            <w:pPr>
+              <w:spacing w:after="0" w:line="240" w:lineRule="auto"/>
+              <w:rPr>
+                <w:rFonts w:ascii="Times New Roman" w:eastAsia="Times New Roman" w:hAnsi="Times New Roman" w:cs="Times New Roman"/>
+                <w:b/>
+                <w:bCs/>
+                <w:color w:val="000000"/>
+                <w:kern w:val="0"/>
+                <w14:ligatures w14:val="none"/>
+              </w:rPr>
+            </w:pPr>
+            <w:r>
+              <w:rPr>
+                <w:rFonts w:ascii="Times New Roman" w:eastAsia="Times New Roman" w:hAnsi="Times New Roman" w:cs="Times New Roman"/>
+                <w:b/>
+                <w:bCs/>
+                <w:color w:val="000000"/>
+                <w:kern w:val="0"/>
+                <w14:ligatures w14:val="none"/>
+              </w:rPr>
+              <w:t>Trả lời:</w:t>
+            </w:r>
+            <w:r>
+              <w:rPr>
+                <w:rFonts w:ascii="Times New Roman" w:eastAsia="Times New Roman" w:hAnsi="Times New Roman" w:cs="Times New Roman"/>
+                <w:color w:val="000000"/>
+                <w:kern w:val="0"/>
+                <w14:ligatures w14:val="none"/>
+              </w:rPr>
+              <w:t xml:space="preserve"> Có, do nhập liệu thủ công.</w:t>
+            </w:r>
+          </w:p>
+        </w:tc>
+      </w:tr>
+      <w:tr>
+        <w:trPr>
+          <w:trHeight w:val="630"/>
+        </w:trPr>
+        <w:tc>
+          <w:tcPr>
+            <w:tcW w:w="5500" w:type="dxa"/>
+            <w:vMerge/>
+            <w:tcBorders>
+              <w:top w:val="nil"/>
+              <w:left w:val="single" w:sz="4" w:space="0" w:color="auto"/>
+              <w:bottom w:val="single" w:sz="4" w:space="0" w:color="auto"/>
+              <w:right w:val="single" w:sz="4" w:space="0" w:color="auto"/>
+            </w:tcBorders>
+            <w:vAlign w:val="center"/>
+            <w:hideMark/>
+          </w:tcPr>
+          <w:p>
+            <w:pPr>
+              <w:spacing w:after="0" w:line="240" w:lineRule="auto"/>
+              <w:rPr>
+                <w:rFonts w:ascii="Times New Roman" w:eastAsia="Times New Roman" w:hAnsi="Times New Roman" w:cs="Times New Roman"/>
+                <w:b/>
+                <w:bCs/>
+                <w:color w:val="000000"/>
+                <w:kern w:val="0"/>
+                <w14:ligatures w14:val="none"/>
+              </w:rPr>
+            </w:pPr>
+          </w:p>
+        </w:tc>
+        <w:tc>
+          <w:tcPr>
+            <w:tcW w:w="4560" w:type="dxa"/>
+            <w:tcBorders>
+              <w:top w:val="nil"/>
+              <w:left w:val="nil"/>
+              <w:bottom w:val="single" w:sz="4" w:space="0" w:color="auto"/>
+              <w:right w:val="single" w:sz="4" w:space="0" w:color="auto"/>
+            </w:tcBorders>
+            <w:vAlign w:val="center"/>
+            <w:hideMark/>
+          </w:tcPr>
+          <w:p>
+            <w:pPr>
+              <w:spacing w:after="0" w:line="240" w:lineRule="auto"/>
+              <w:rPr>
+                <w:rFonts w:ascii="Times New Roman" w:eastAsia="Times New Roman" w:hAnsi="Times New Roman" w:cs="Times New Roman"/>
+                <w:b/>
+                <w:bCs/>
+                <w:color w:val="000000"/>
+                <w:kern w:val="0"/>
+                <w14:ligatures w14:val="none"/>
+              </w:rPr>
+            </w:pPr>
+            <w:r>
+              <w:rPr>
+                <w:rFonts w:ascii="Times New Roman" w:eastAsia="Times New Roman" w:hAnsi="Times New Roman" w:cs="Times New Roman"/>
+                <w:b/>
+                <w:bCs/>
+                <w:color w:val="000000"/>
+                <w:kern w:val="0"/>
+                <w14:ligatures w14:val="none"/>
+              </w:rPr>
+              <w:t>Kết quả quan sát:</w:t>
+            </w:r>
+            <w:r>
+              <w:rPr>
+                <w:rFonts w:ascii="Times New Roman" w:eastAsia="Times New Roman" w:hAnsi="Times New Roman" w:cs="Times New Roman"/>
+                <w:color w:val="000000"/>
+                <w:kern w:val="0"/>
+                <w14:ligatures w14:val="none"/>
+              </w:rPr>
+              <w:t xml:space="preserve"> Cần kiểm tra dữ liệu đầu vào.</w:t>
+            </w:r>
+          </w:p>
+        </w:tc>
+      </w:tr>
+      <w:tr>
+        <w:trPr>
+          <w:trHeight w:val="375"/>
+        </w:trPr>
+        <w:tc>
+          <w:tcPr>
+            <w:tcW w:w="5500" w:type="dxa"/>
+            <w:vMerge w:val="restart"/>
+            <w:tcBorders>
+              <w:top w:val="nil"/>
+              <w:left w:val="single" w:sz="4" w:space="0" w:color="auto"/>
+              <w:bottom w:val="single" w:sz="4" w:space="0" w:color="auto"/>
+              <w:right w:val="single" w:sz="4" w:space="0" w:color="auto"/>
+            </w:tcBorders>
+            <w:vAlign w:val="center"/>
+            <w:hideMark/>
+          </w:tcPr>
+          <w:p>
+            <w:pPr>
+              <w:spacing w:after="0" w:line="240" w:lineRule="auto"/>
+              <w:rPr>
+                <w:rFonts w:ascii="Times New Roman" w:eastAsia="Times New Roman" w:hAnsi="Times New Roman" w:cs="Times New Roman"/>
+                <w:b/>
+                <w:bCs/>
+                <w:color w:val="000000"/>
+                <w:kern w:val="0"/>
+                <w14:ligatures w14:val="none"/>
+              </w:rPr>
+            </w:pPr>
+            <w:r>
+              <w:rPr>
+                <w:rFonts w:ascii="Times New Roman" w:eastAsia="Times New Roman" w:hAnsi="Times New Roman" w:cs="Times New Roman"/>
+                <w:b/>
+                <w:bCs/>
+                <w:color w:val="EE0000"/>
+                <w:kern w:val="0"/>
+                <w14:ligatures w14:val="none"/>
+              </w:rPr>
+              <w:t>Câu hỏi 3:</w:t>
+            </w:r>
+            <w:r>
+              <w:rPr>
+                <w:rFonts w:ascii="Times New Roman" w:eastAsia="Times New Roman" w:hAnsi="Times New Roman" w:cs="Times New Roman"/>
+                <w:color w:val="EE0000"/>
+                <w:kern w:val="0"/>
+                <w14:ligatures w14:val="none"/>
+              </w:rPr>
+              <w:t xml:space="preserve"> </w:t>
+            </w:r>
+            <w:r>
+              <w:rPr>
+                <w:rFonts w:ascii="Times New Roman" w:eastAsia="Times New Roman" w:hAnsi="Times New Roman" w:cs="Times New Roman"/>
+                <w:color w:val="000000"/>
+                <w:kern w:val="0"/>
+                <w14:ligatures w14:val="none"/>
+              </w:rPr>
+              <w:t>Bạn có mong muốn gì khi sử dụng hệ thống?</w:t>
+            </w:r>
+          </w:p>
+        </w:tc>
+        <w:tc>
+          <w:tcPr>
+            <w:tcW w:w="4560" w:type="dxa"/>
+            <w:tcBorders>
+              <w:top w:val="nil"/>
+              <w:left w:val="nil"/>
+              <w:bottom w:val="single" w:sz="4" w:space="0" w:color="auto"/>
+              <w:right w:val="single" w:sz="4" w:space="0" w:color="auto"/>
+            </w:tcBorders>
+            <w:vAlign w:val="center"/>
+            <w:hideMark/>
+          </w:tcPr>
+          <w:p>
+            <w:pPr>
+              <w:spacing w:after="0" w:line="240" w:lineRule="auto"/>
+              <w:rPr>
+                <w:rFonts w:ascii="Times New Roman" w:eastAsia="Times New Roman" w:hAnsi="Times New Roman" w:cs="Times New Roman"/>
+                <w:b/>
+                <w:bCs/>
+                <w:color w:val="000000"/>
+                <w:kern w:val="0"/>
+                <w14:ligatures w14:val="none"/>
+              </w:rPr>
+            </w:pPr>
+            <w:r>
+              <w:rPr>
+                <w:rFonts w:ascii="Times New Roman" w:eastAsia="Times New Roman" w:hAnsi="Times New Roman" w:cs="Times New Roman"/>
+                <w:b/>
+                <w:bCs/>
+                <w:color w:val="000000"/>
+                <w:kern w:val="0"/>
+                <w14:ligatures w14:val="none"/>
+              </w:rPr>
+              <w:t>Trả lời:</w:t>
+            </w:r>
+            <w:r>
+              <w:rPr>
+                <w:rFonts w:ascii="Times New Roman" w:eastAsia="Times New Roman" w:hAnsi="Times New Roman" w:cs="Times New Roman"/>
+                <w:color w:val="000000"/>
+                <w:kern w:val="0"/>
+                <w14:ligatures w14:val="none"/>
+              </w:rPr>
+              <w:t xml:space="preserve"> Muốn dễ dùng và ít lỗi.</w:t>
+            </w:r>
+          </w:p>
+        </w:tc>
+      </w:tr>
+      <w:tr>
+        <w:trPr>
+          <w:trHeight w:val="630"/>
+        </w:trPr>
+        <w:tc>
+          <w:tcPr>
+            <w:tcW w:w="5500" w:type="dxa"/>
+            <w:vMerge/>
+            <w:tcBorders>
+              <w:top w:val="nil"/>
+              <w:left w:val="single" w:sz="4" w:space="0" w:color="auto"/>
+              <w:bottom w:val="single" w:sz="4" w:space="0" w:color="auto"/>
+              <w:right w:val="single" w:sz="4" w:space="0" w:color="auto"/>
+            </w:tcBorders>
+            <w:vAlign w:val="center"/>
+            <w:hideMark/>
+          </w:tcPr>
+          <w:p>
+            <w:pPr>
+              <w:spacing w:after="0" w:line="240" w:lineRule="auto"/>
+              <w:rPr>
+                <w:rFonts w:ascii="Times New Roman" w:eastAsia="Times New Roman" w:hAnsi="Times New Roman" w:cs="Times New Roman"/>
+                <w:b/>
+                <w:bCs/>
+                <w:color w:val="000000"/>
+                <w:kern w:val="0"/>
+                <w14:ligatures w14:val="none"/>
+              </w:rPr>
+            </w:pPr>
+          </w:p>
+        </w:tc>
+        <w:tc>
+          <w:tcPr>
+            <w:tcW w:w="4560" w:type="dxa"/>
+            <w:tcBorders>
+              <w:top w:val="nil"/>
+              <w:left w:val="nil"/>
+              <w:bottom w:val="single" w:sz="4" w:space="0" w:color="auto"/>
+              <w:right w:val="single" w:sz="4" w:space="0" w:color="auto"/>
+            </w:tcBorders>
+            <w:vAlign w:val="center"/>
+            <w:hideMark/>
+          </w:tcPr>
+          <w:p>
+            <w:pPr>
+              <w:spacing w:after="0" w:line="240" w:lineRule="auto"/>
+              <w:rPr>
+                <w:rFonts w:ascii="Times New Roman" w:eastAsia="Times New Roman" w:hAnsi="Times New Roman" w:cs="Times New Roman"/>
+                <w:b/>
+                <w:bCs/>
+                <w:color w:val="000000"/>
+                <w:kern w:val="0"/>
+                <w14:ligatures w14:val="none"/>
+              </w:rPr>
+            </w:pPr>
+            <w:r>
+              <w:rPr>
+                <w:rFonts w:ascii="Times New Roman" w:eastAsia="Times New Roman" w:hAnsi="Times New Roman" w:cs="Times New Roman"/>
+                <w:b/>
+                <w:bCs/>
+                <w:color w:val="000000"/>
+                <w:kern w:val="0"/>
+                <w14:ligatures w14:val="none"/>
+              </w:rPr>
+              <w:t>Kết quả quan sát:</w:t>
+            </w:r>
+            <w:r>
+              <w:rPr>
+                <w:rFonts w:ascii="Times New Roman" w:eastAsia="Times New Roman" w:hAnsi="Times New Roman" w:cs="Times New Roman"/>
+                <w:color w:val="000000"/>
+                <w:kern w:val="0"/>
+                <w14:ligatures w14:val="none"/>
+              </w:rPr>
+              <w:t xml:space="preserve"> Ưu tiên UX đơn giản và ổn định.</w:t>
+            </w:r>
+          </w:p>
+        </w:tc>
+      </w:tr>
+    </w:tbl>
+    <w:p>
+      <w:pPr>
+        <w:jc w:val="both"/>
+        <w:rPr>
+          <w:rFonts w:ascii="Times New Roman" w:hAnsi="Times New Roman" w:cs="Times New Roman"/>
+          <w:b/>
+          <w:bCs/>
+          <w:sz w:val="26"/>
+          <w:szCs w:val="26"/>
+        </w:rPr>
+      </w:pPr>
+    </w:p>
+    <w:p>
+      <w:pPr>
+        <w:jc w:val="both"/>
+        <w:rPr>
+          <w:rFonts w:ascii="Times New Roman" w:hAnsi="Times New Roman" w:cs="Times New Roman"/>
+          <w:b/>
+          <w:bCs/>
+          <w:sz w:val="26"/>
+          <w:szCs w:val="26"/>
+        </w:rPr>
+      </w:pPr>
+    </w:p>
+    <w:p>
+      <w:pPr>
+        <w:jc w:val="both"/>
+        <w:rPr>
+          <w:rFonts w:ascii="Times New Roman" w:hAnsi="Times New Roman" w:cs="Times New Roman"/>
+          <w:b/>
+          <w:bCs/>
+          <w:sz w:val="26"/>
+          <w:szCs w:val="26"/>
+        </w:rPr>
+      </w:pPr>
+    </w:p>
+    <w:p>
+      <w:pPr>
+        <w:jc w:val="both"/>
+        <w:rPr>
+          <w:rFonts w:ascii="Times New Roman" w:hAnsi="Times New Roman" w:cs="Times New Roman"/>
+          <w:b/>
+          <w:bCs/>
+          <w:sz w:val="26"/>
+          <w:szCs w:val="26"/>
+        </w:rPr>
+      </w:pPr>
+    </w:p>
+    <w:p>
+      <w:pPr>
+        <w:jc w:val="both"/>
+        <w:rPr>
+          <w:rFonts w:ascii="Times New Roman" w:hAnsi="Times New Roman" w:cs="Times New Roman"/>
+          <w:b/>
+          <w:bCs/>
+          <w:sz w:val="26"/>
+          <w:szCs w:val="26"/>
+        </w:rPr>
+      </w:pPr>
+    </w:p>
+    <w:tbl>
+      <w:tblPr>
+        <w:tblW w:w="10060" w:type="dxa"/>
+        <w:tblLook w:val="04A0" w:firstRow="1" w:lastRow="0" w:firstColumn="1" w:lastColumn="0" w:noHBand="0" w:noVBand="1"/>
+      </w:tblPr>
+      <w:tblGrid>
+        <w:gridCol w:w="5500"/>
+        <w:gridCol w:w="4560"/>
+      </w:tblGrid>
+      <w:tr>
+        <w:trPr>
+          <w:trHeight w:val="375"/>
+        </w:trPr>
+        <w:tc>
+          <w:tcPr>
+            <w:tcW w:w="5500" w:type="dxa"/>
+            <w:tcBorders>
+              <w:top w:val="single" w:sz="4" w:space="0" w:color="auto"/>
+              <w:left w:val="single" w:sz="4" w:space="0" w:color="auto"/>
+              <w:bottom w:val="single" w:sz="4" w:space="0" w:color="auto"/>
+              <w:right w:val="single" w:sz="4" w:space="0" w:color="auto"/>
+            </w:tcBorders>
+            <w:noWrap/>
+            <w:vAlign w:val="bottom"/>
+            <w:hideMark/>
+          </w:tcPr>
+          <w:p>
+            <w:pPr>
+              <w:spacing w:after="0" w:line="240" w:lineRule="auto"/>
+              <w:rPr>
+                <w:rFonts w:ascii="Times New Roman" w:eastAsia="Times New Roman" w:hAnsi="Times New Roman" w:cs="Times New Roman"/>
+                <w:b/>
+                <w:bCs/>
+                <w:color w:val="000000"/>
+                <w:kern w:val="0"/>
+                <w14:ligatures w14:val="none"/>
+              </w:rPr>
+            </w:pPr>
+            <w:r>
+              <w:rPr>
+                <w:rFonts w:ascii="Times New Roman" w:eastAsia="Times New Roman" w:hAnsi="Times New Roman" w:cs="Times New Roman"/>
+                <w:b/>
+                <w:bCs/>
+                <w:color w:val="000000"/>
+                <w:kern w:val="0"/>
+                <w14:ligatures w14:val="none"/>
+              </w:rPr>
+              <w:t xml:space="preserve">Người được phỏng vấn: </w:t>
+            </w:r>
+            <w:r>
+              <w:rPr>
+                <w:rFonts w:ascii="Times New Roman" w:eastAsia="Times New Roman" w:hAnsi="Times New Roman" w:cs="Times New Roman"/>
+                <w:b/>
+                <w:bCs/>
+                <w:color w:val="000000"/>
+                <w:kern w:val="0"/>
+                <w14:ligatures w14:val="none"/>
+              </w:rPr>
+              <w:t>Lê Lưu Bách Đạt</w:t>
+            </w:r>
+            <w:r>
+              <w:rPr>
+                <w:rFonts w:ascii="Times New Roman" w:eastAsia="Times New Roman" w:hAnsi="Times New Roman" w:cs="Times New Roman"/>
+                <w:b/>
+                <w:bCs/>
+                <w:color w:val="000000"/>
+                <w:kern w:val="0"/>
+                <w14:ligatures w14:val="none"/>
+              </w:rPr>
+              <w:t xml:space="preserve"> (</w:t>
+            </w:r>
+            <w:r>
+              <w:rPr>
+                <w:rFonts w:ascii="Times New Roman" w:eastAsia="Times New Roman" w:hAnsi="Times New Roman" w:cs="Times New Roman"/>
+                <w:b/>
+                <w:bCs/>
+                <w:color w:val="000000"/>
+                <w:kern w:val="0"/>
+                <w14:ligatures w14:val="none"/>
+              </w:rPr>
+              <w:t>quản lý</w:t>
+            </w:r>
+            <w:r>
+              <w:rPr>
+                <w:rFonts w:ascii="Times New Roman" w:eastAsia="Times New Roman" w:hAnsi="Times New Roman" w:cs="Times New Roman"/>
+                <w:b/>
+                <w:bCs/>
+                <w:color w:val="000000"/>
+                <w:kern w:val="0"/>
+                <w14:ligatures w14:val="none"/>
+              </w:rPr>
+              <w:t>)</w:t>
+            </w:r>
+          </w:p>
+        </w:tc>
+        <w:tc>
+          <w:tcPr>
+            <w:tcW w:w="4560" w:type="dxa"/>
+            <w:tcBorders>
+              <w:top w:val="single" w:sz="4" w:space="0" w:color="auto"/>
+              <w:left w:val="nil"/>
+              <w:bottom w:val="single" w:sz="4" w:space="0" w:color="auto"/>
+              <w:right w:val="single" w:sz="4" w:space="0" w:color="auto"/>
+            </w:tcBorders>
+            <w:noWrap/>
+            <w:vAlign w:val="bottom"/>
+            <w:hideMark/>
+          </w:tcPr>
+          <w:p>
+            <w:pPr>
+              <w:spacing w:after="0" w:line="240" w:lineRule="auto"/>
+              <w:rPr>
+                <w:rFonts w:ascii="Times New Roman" w:eastAsia="Times New Roman" w:hAnsi="Times New Roman" w:cs="Times New Roman"/>
+                <w:color w:val="000000"/>
+                <w:kern w:val="0"/>
+                <w14:ligatures w14:val="none"/>
+              </w:rPr>
+            </w:pPr>
+            <w:r>
+              <w:rPr>
+                <w:rFonts w:ascii="Times New Roman" w:eastAsia="Times New Roman" w:hAnsi="Times New Roman" w:cs="Times New Roman"/>
+                <w:color w:val="000000"/>
+                <w:kern w:val="0"/>
+                <w14:ligatures w14:val="none"/>
+              </w:rPr>
+              <w:t>Ngày:</w:t>
+            </w:r>
+            <w:r>
+              <w:rPr>
+                <w:rFonts w:ascii="Times New Roman" w:eastAsia="Times New Roman" w:hAnsi="Times New Roman" w:cs="Times New Roman"/>
+                <w:color w:val="000000"/>
+                <w:kern w:val="0"/>
+                <w14:ligatures w14:val="none"/>
+              </w:rPr>
+              <w:t>25</w:t>
+            </w:r>
+            <w:r>
+              <w:rPr>
+                <w:rFonts w:ascii="Times New Roman" w:eastAsia="Times New Roman" w:hAnsi="Times New Roman" w:cs="Times New Roman"/>
+                <w:color w:val="000000"/>
+                <w:kern w:val="0"/>
+                <w14:ligatures w14:val="none"/>
+              </w:rPr>
+              <w:t>/03/2026</w:t>
+            </w:r>
+          </w:p>
+        </w:tc>
+      </w:tr>
+      <w:tr>
+        <w:trPr>
+          <w:trHeight w:val="375"/>
+        </w:trPr>
+        <w:tc>
+          <w:tcPr>
+            <w:tcW w:w="5500" w:type="dxa"/>
+            <w:tcBorders>
+              <w:top w:val="nil"/>
+              <w:left w:val="single" w:sz="4" w:space="0" w:color="auto"/>
+              <w:bottom w:val="single" w:sz="4" w:space="0" w:color="auto"/>
+              <w:right w:val="single" w:sz="4" w:space="0" w:color="auto"/>
+            </w:tcBorders>
+            <w:vAlign w:val="center"/>
+            <w:hideMark/>
+          </w:tcPr>
+          <w:p>
+            <w:pPr>
+              <w:spacing w:after="0" w:line="240" w:lineRule="auto"/>
+              <w:jc w:val="center"/>
+              <w:rPr>
+                <w:rFonts w:ascii="Times New Roman" w:eastAsia="Times New Roman" w:hAnsi="Times New Roman" w:cs="Times New Roman"/>
+                <w:b/>
+                <w:bCs/>
+                <w:color w:val="000000"/>
+                <w:kern w:val="0"/>
+                <w14:ligatures w14:val="none"/>
+              </w:rPr>
+            </w:pPr>
+            <w:r>
+              <w:rPr>
+                <w:rFonts w:ascii="Times New Roman" w:eastAsia="Times New Roman" w:hAnsi="Times New Roman" w:cs="Times New Roman"/>
+                <w:b/>
+                <w:bCs/>
+                <w:color w:val="000000"/>
+                <w:kern w:val="0"/>
+                <w14:ligatures w14:val="none"/>
+              </w:rPr>
+              <w:t>Câu Hỏi</w:t>
+            </w:r>
+          </w:p>
+        </w:tc>
+        <w:tc>
+          <w:tcPr>
+            <w:tcW w:w="4560" w:type="dxa"/>
+            <w:tcBorders>
+              <w:top w:val="nil"/>
+              <w:left w:val="nil"/>
+              <w:bottom w:val="single" w:sz="4" w:space="0" w:color="auto"/>
+              <w:right w:val="single" w:sz="4" w:space="0" w:color="auto"/>
+            </w:tcBorders>
+            <w:vAlign w:val="center"/>
+            <w:hideMark/>
+          </w:tcPr>
+          <w:p>
+            <w:pPr>
+              <w:spacing w:after="0" w:line="240" w:lineRule="auto"/>
+              <w:jc w:val="center"/>
+              <w:rPr>
+                <w:rFonts w:ascii="Times New Roman" w:eastAsia="Times New Roman" w:hAnsi="Times New Roman" w:cs="Times New Roman"/>
+                <w:b/>
+                <w:bCs/>
+                <w:color w:val="000000"/>
+                <w:kern w:val="0"/>
+                <w14:ligatures w14:val="none"/>
+              </w:rPr>
+            </w:pPr>
+            <w:r>
+              <w:rPr>
+                <w:rFonts w:ascii="Times New Roman" w:eastAsia="Times New Roman" w:hAnsi="Times New Roman" w:cs="Times New Roman"/>
+                <w:b/>
+                <w:bCs/>
+                <w:color w:val="000000"/>
+                <w:kern w:val="0"/>
+                <w14:ligatures w14:val="none"/>
+              </w:rPr>
+              <w:t>Ghi nhận</w:t>
+            </w:r>
+          </w:p>
+        </w:tc>
+      </w:tr>
+      <w:tr>
+        <w:trPr>
+          <w:trHeight w:val="630"/>
+        </w:trPr>
+        <w:tc>
+          <w:tcPr>
+            <w:tcW w:w="5500" w:type="dxa"/>
+            <w:vMerge w:val="restart"/>
+            <w:tcBorders>
+              <w:top w:val="nil"/>
+              <w:left w:val="single" w:sz="4" w:space="0" w:color="auto"/>
+              <w:bottom w:val="single" w:sz="4" w:space="0" w:color="auto"/>
+              <w:right w:val="single" w:sz="4" w:space="0" w:color="auto"/>
+            </w:tcBorders>
+            <w:vAlign w:val="center"/>
+            <w:hideMark/>
+          </w:tcPr>
+          <w:p>
+            <w:pPr>
+              <w:spacing w:after="0" w:line="240" w:lineRule="auto"/>
+              <w:rPr>
+                <w:rFonts w:ascii="Times New Roman" w:eastAsia="Times New Roman" w:hAnsi="Times New Roman" w:cs="Times New Roman"/>
+                <w:b/>
+                <w:bCs/>
+                <w:kern w:val="0"/>
+                <w14:ligatures w14:val="none"/>
+              </w:rPr>
+            </w:pPr>
+            <w:r>
+              <w:rPr>
+                <w:rFonts w:ascii="Times New Roman" w:eastAsia="Times New Roman" w:hAnsi="Times New Roman" w:cs="Times New Roman"/>
+                <w:b/>
+                <w:bCs/>
+                <w:color w:val="EE0000"/>
+                <w:kern w:val="0"/>
+                <w14:ligatures w14:val="none"/>
+              </w:rPr>
+              <w:t>Câu hỏi 1:</w:t>
+            </w:r>
+            <w:r>
+              <w:rPr>
+                <w:rFonts w:ascii="Times New Roman" w:eastAsia="Times New Roman" w:hAnsi="Times New Roman" w:cs="Times New Roman"/>
+                <w:color w:val="EE0000"/>
+                <w:kern w:val="0"/>
+                <w14:ligatures w14:val="none"/>
+              </w:rPr>
+              <w:t xml:space="preserve"> </w:t>
+            </w:r>
+            <w:r>
+              <w:rPr>
+                <w:rFonts w:ascii="Times New Roman" w:eastAsia="Times New Roman" w:hAnsi="Times New Roman" w:cs="Times New Roman"/>
+                <w:kern w:val="0"/>
+                <w14:ligatures w14:val="none"/>
+              </w:rPr>
+              <w:t>Việc quản lý các dự án và công việc có khó khăn gì không</w:t>
+            </w:r>
+          </w:p>
+        </w:tc>
+        <w:tc>
+          <w:tcPr>
+            <w:tcW w:w="4560" w:type="dxa"/>
+            <w:tcBorders>
+              <w:top w:val="nil"/>
+              <w:left w:val="nil"/>
+              <w:bottom w:val="single" w:sz="4" w:space="0" w:color="auto"/>
+              <w:right w:val="single" w:sz="4" w:space="0" w:color="auto"/>
+            </w:tcBorders>
+            <w:vAlign w:val="center"/>
+            <w:hideMark/>
+          </w:tcPr>
+          <w:p>
+            <w:pPr>
+              <w:spacing w:after="0" w:line="240" w:lineRule="auto"/>
+              <w:rPr>
+                <w:rFonts w:ascii="Times New Roman" w:eastAsia="Times New Roman" w:hAnsi="Times New Roman" w:cs="Times New Roman"/>
+                <w:b/>
+                <w:bCs/>
+                <w:color w:val="000000"/>
+                <w:kern w:val="0"/>
+                <w14:ligatures w14:val="none"/>
+              </w:rPr>
+            </w:pPr>
+            <w:r>
+              <w:rPr>
+                <w:rFonts w:ascii="Times New Roman" w:eastAsia="Times New Roman" w:hAnsi="Times New Roman" w:cs="Times New Roman"/>
+                <w:b/>
+                <w:bCs/>
+                <w:color w:val="000000"/>
+                <w:kern w:val="0"/>
+                <w14:ligatures w14:val="none"/>
+              </w:rPr>
+              <w:t>Trả lời:</w:t>
+            </w:r>
+            <w:r>
+              <w:rPr>
+                <w:rFonts w:ascii="Times New Roman" w:eastAsia="Times New Roman" w:hAnsi="Times New Roman" w:cs="Times New Roman"/>
+                <w:color w:val="000000"/>
+                <w:kern w:val="0"/>
+                <w14:ligatures w14:val="none"/>
+              </w:rPr>
+              <w:t xml:space="preserve"> </w:t>
+            </w:r>
+            <w:r>
+              <w:rPr>
+                <w:rFonts w:ascii="Times New Roman" w:eastAsia="Times New Roman" w:hAnsi="Times New Roman" w:cs="Times New Roman"/>
+                <w:color w:val="000000"/>
+                <w:kern w:val="0"/>
+                <w14:ligatures w14:val="none"/>
+              </w:rPr>
+              <w:t>Dự án cùng khối lượng công việc quá nhiều khiến tôi không biết công việc nào thuộc dự án nào, đôi lúc còn quên dự án.</w:t>
+            </w:r>
+          </w:p>
+        </w:tc>
+      </w:tr>
+      <w:tr>
+        <w:trPr>
+          <w:trHeight w:val="630"/>
+        </w:trPr>
+        <w:tc>
+          <w:tcPr>
+            <w:tcW w:w="5500" w:type="dxa"/>
+            <w:vMerge/>
+            <w:tcBorders>
+              <w:top w:val="nil"/>
+              <w:left w:val="single" w:sz="4" w:space="0" w:color="auto"/>
+              <w:bottom w:val="single" w:sz="4" w:space="0" w:color="auto"/>
+              <w:right w:val="single" w:sz="4" w:space="0" w:color="auto"/>
+            </w:tcBorders>
+            <w:vAlign w:val="center"/>
+            <w:hideMark/>
+          </w:tcPr>
+          <w:p>
+            <w:pPr>
+              <w:spacing w:after="0" w:line="240" w:lineRule="auto"/>
+              <w:rPr>
+                <w:rFonts w:ascii="Times New Roman" w:eastAsia="Times New Roman" w:hAnsi="Times New Roman" w:cs="Times New Roman"/>
+                <w:b/>
+                <w:bCs/>
+                <w:color w:val="000000"/>
+                <w:kern w:val="0"/>
+                <w14:ligatures w14:val="none"/>
+              </w:rPr>
+            </w:pPr>
+          </w:p>
+        </w:tc>
+        <w:tc>
+          <w:tcPr>
+            <w:tcW w:w="4560" w:type="dxa"/>
+            <w:tcBorders>
+              <w:top w:val="nil"/>
+              <w:left w:val="nil"/>
+              <w:bottom w:val="single" w:sz="4" w:space="0" w:color="auto"/>
+              <w:right w:val="single" w:sz="4" w:space="0" w:color="auto"/>
+            </w:tcBorders>
+            <w:vAlign w:val="center"/>
+            <w:hideMark/>
+          </w:tcPr>
+          <w:p>
+            <w:pPr>
+              <w:spacing w:after="0" w:line="240" w:lineRule="auto"/>
+              <w:rPr>
+                <w:rFonts w:ascii="Times New Roman" w:eastAsia="Times New Roman" w:hAnsi="Times New Roman" w:cs="Times New Roman"/>
+                <w:b/>
+                <w:bCs/>
+                <w:color w:val="000000"/>
+                <w:kern w:val="0"/>
+                <w14:ligatures w14:val="none"/>
+              </w:rPr>
+            </w:pPr>
+            <w:r>
+              <w:rPr>
+                <w:rFonts w:ascii="Times New Roman" w:eastAsia="Times New Roman" w:hAnsi="Times New Roman" w:cs="Times New Roman"/>
+                <w:b/>
+                <w:bCs/>
+                <w:color w:val="000000"/>
+                <w:kern w:val="0"/>
+                <w14:ligatures w14:val="none"/>
+              </w:rPr>
+              <w:t>Kết quả quan sát:</w:t>
+            </w:r>
+            <w:r>
+              <w:rPr>
+                <w:rFonts w:ascii="Times New Roman" w:eastAsia="Times New Roman" w:hAnsi="Times New Roman" w:cs="Times New Roman"/>
+                <w:color w:val="000000"/>
+                <w:kern w:val="0"/>
+                <w14:ligatures w14:val="none"/>
+              </w:rPr>
+              <w:t xml:space="preserve"> </w:t>
+            </w:r>
+            <w:r>
+              <w:rPr>
+                <w:rFonts w:ascii="Times New Roman" w:eastAsia="Times New Roman" w:hAnsi="Times New Roman" w:cs="Times New Roman"/>
+                <w:color w:val="000000"/>
+                <w:kern w:val="0"/>
+                <w14:ligatures w14:val="none"/>
+              </w:rPr>
+              <w:t xml:space="preserve">Gặp khó khăn trong việc quản lý dự án </w:t>
+            </w:r>
+          </w:p>
+        </w:tc>
+      </w:tr>
+      <w:tr>
+        <w:trPr>
+          <w:trHeight w:val="375"/>
+        </w:trPr>
+        <w:tc>
+          <w:tcPr>
+            <w:tcW w:w="5500" w:type="dxa"/>
+            <w:vMerge w:val="restart"/>
+            <w:tcBorders>
+              <w:top w:val="nil"/>
+              <w:left w:val="single" w:sz="4" w:space="0" w:color="auto"/>
+              <w:bottom w:val="single" w:sz="4" w:space="0" w:color="auto"/>
+              <w:right w:val="single" w:sz="4" w:space="0" w:color="auto"/>
+            </w:tcBorders>
+            <w:vAlign w:val="center"/>
+            <w:hideMark/>
+          </w:tcPr>
+          <w:p>
+            <w:pPr>
+              <w:spacing w:after="0" w:line="240" w:lineRule="auto"/>
+              <w:rPr>
+                <w:rFonts w:ascii="Times New Roman" w:eastAsia="Times New Roman" w:hAnsi="Times New Roman" w:cs="Times New Roman"/>
+                <w:b/>
+                <w:bCs/>
+                <w:color w:val="000000"/>
+                <w:kern w:val="0"/>
+                <w14:ligatures w14:val="none"/>
+              </w:rPr>
+            </w:pPr>
+            <w:r>
+              <w:rPr>
+                <w:rFonts w:ascii="Times New Roman" w:eastAsia="Times New Roman" w:hAnsi="Times New Roman" w:cs="Times New Roman"/>
+                <w:b/>
+                <w:bCs/>
+                <w:color w:val="EE0000"/>
+                <w:kern w:val="0"/>
+                <w14:ligatures w14:val="none"/>
+              </w:rPr>
+              <w:t>Câu hỏi 2:</w:t>
+            </w:r>
+            <w:r>
+              <w:rPr>
+                <w:rFonts w:ascii="Times New Roman" w:eastAsia="Times New Roman" w:hAnsi="Times New Roman" w:cs="Times New Roman"/>
+                <w:color w:val="EE0000"/>
+                <w:kern w:val="0"/>
+                <w14:ligatures w14:val="none"/>
+              </w:rPr>
+              <w:t xml:space="preserve"> </w:t>
+            </w:r>
+            <w:r>
+              <w:rPr>
+                <w:rFonts w:ascii="Times New Roman" w:eastAsia="Times New Roman" w:hAnsi="Times New Roman" w:cs="Times New Roman"/>
+                <w:color w:val="000000"/>
+                <w:kern w:val="0"/>
+                <w14:ligatures w14:val="none"/>
+              </w:rPr>
+              <w:t>Vậy nhân viên của anh có gặp khó khăn trong các dự án và công việc không ?</w:t>
+            </w:r>
+          </w:p>
+        </w:tc>
+        <w:tc>
+          <w:tcPr>
+            <w:tcW w:w="4560" w:type="dxa"/>
+            <w:tcBorders>
+              <w:top w:val="nil"/>
+              <w:left w:val="nil"/>
+              <w:bottom w:val="single" w:sz="4" w:space="0" w:color="auto"/>
+              <w:right w:val="single" w:sz="4" w:space="0" w:color="auto"/>
+            </w:tcBorders>
+            <w:vAlign w:val="center"/>
+            <w:hideMark/>
+          </w:tcPr>
+          <w:p>
+            <w:pPr>
+              <w:spacing w:after="0" w:line="240" w:lineRule="auto"/>
+              <w:rPr>
+                <w:rFonts w:ascii="Times New Roman" w:eastAsia="Times New Roman" w:hAnsi="Times New Roman" w:cs="Times New Roman"/>
+                <w:b/>
+                <w:bCs/>
+                <w:color w:val="000000"/>
+                <w:kern w:val="0"/>
+                <w14:ligatures w14:val="none"/>
+              </w:rPr>
+            </w:pPr>
+            <w:r>
+              <w:rPr>
+                <w:rFonts w:ascii="Times New Roman" w:eastAsia="Times New Roman" w:hAnsi="Times New Roman" w:cs="Times New Roman"/>
+                <w:b/>
+                <w:bCs/>
+                <w:color w:val="000000"/>
+                <w:kern w:val="0"/>
+                <w14:ligatures w14:val="none"/>
+              </w:rPr>
+              <w:t>Trả lời:</w:t>
+            </w:r>
+            <w:r>
+              <w:rPr>
+                <w:rFonts w:ascii="Times New Roman" w:eastAsia="Times New Roman" w:hAnsi="Times New Roman" w:cs="Times New Roman"/>
+                <w:color w:val="000000"/>
+                <w:kern w:val="0"/>
+                <w14:ligatures w14:val="none"/>
+              </w:rPr>
+              <w:t xml:space="preserve"> Có,</w:t>
+            </w:r>
+            <w:r>
+              <w:rPr>
+                <w:rFonts w:ascii="Times New Roman" w:eastAsia="Times New Roman" w:hAnsi="Times New Roman" w:cs="Times New Roman"/>
+                <w:color w:val="000000"/>
+                <w:kern w:val="0"/>
+                <w14:ligatures w14:val="none"/>
+              </w:rPr>
+              <w:t xml:space="preserve"> tương tự như tôi, họ cũng đôi lúc quên dự án và công việc  của mình khi không cho biết công việc nào thuộc dự án nào.</w:t>
+            </w:r>
+          </w:p>
+        </w:tc>
+      </w:tr>
+      <w:tr>
+        <w:trPr>
+          <w:trHeight w:val="630"/>
+        </w:trPr>
+        <w:tc>
+          <w:tcPr>
+            <w:tcW w:w="5500" w:type="dxa"/>
+            <w:vMerge/>
+            <w:tcBorders>
+              <w:top w:val="nil"/>
+              <w:left w:val="single" w:sz="4" w:space="0" w:color="auto"/>
+              <w:bottom w:val="single" w:sz="4" w:space="0" w:color="auto"/>
+              <w:right w:val="single" w:sz="4" w:space="0" w:color="auto"/>
+            </w:tcBorders>
+            <w:vAlign w:val="center"/>
+            <w:hideMark/>
+          </w:tcPr>
+          <w:p>
+            <w:pPr>
+              <w:spacing w:after="0" w:line="240" w:lineRule="auto"/>
+              <w:rPr>
+                <w:rFonts w:ascii="Times New Roman" w:eastAsia="Times New Roman" w:hAnsi="Times New Roman" w:cs="Times New Roman"/>
+                <w:b/>
+                <w:bCs/>
+                <w:color w:val="000000"/>
+                <w:kern w:val="0"/>
+                <w14:ligatures w14:val="none"/>
+              </w:rPr>
+            </w:pPr>
+          </w:p>
+        </w:tc>
+        <w:tc>
+          <w:tcPr>
+            <w:tcW w:w="4560" w:type="dxa"/>
+            <w:tcBorders>
+              <w:top w:val="nil"/>
+              <w:left w:val="nil"/>
+              <w:bottom w:val="single" w:sz="4" w:space="0" w:color="auto"/>
+              <w:right w:val="single" w:sz="4" w:space="0" w:color="auto"/>
+            </w:tcBorders>
+            <w:vAlign w:val="center"/>
+            <w:hideMark/>
+          </w:tcPr>
+          <w:p>
+            <w:pPr>
+              <w:spacing w:after="0" w:line="240" w:lineRule="auto"/>
+              <w:rPr>
+                <w:rFonts w:ascii="Times New Roman" w:eastAsia="Times New Roman" w:hAnsi="Times New Roman" w:cs="Times New Roman"/>
+                <w:b/>
+                <w:bCs/>
+                <w:color w:val="000000"/>
+                <w:kern w:val="0"/>
+                <w14:ligatures w14:val="none"/>
+              </w:rPr>
+            </w:pPr>
+            <w:r>
+              <w:rPr>
+                <w:rFonts w:ascii="Times New Roman" w:eastAsia="Times New Roman" w:hAnsi="Times New Roman" w:cs="Times New Roman"/>
+                <w:b/>
+                <w:bCs/>
+                <w:color w:val="000000"/>
+                <w:kern w:val="0"/>
+                <w14:ligatures w14:val="none"/>
+              </w:rPr>
+              <w:t>Kết quả quan sát:</w:t>
+            </w:r>
+            <w:r>
+              <w:rPr>
+                <w:rFonts w:ascii="Times New Roman" w:eastAsia="Times New Roman" w:hAnsi="Times New Roman" w:cs="Times New Roman"/>
+                <w:color w:val="000000"/>
+                <w:kern w:val="0"/>
+                <w14:ligatures w14:val="none"/>
+              </w:rPr>
+              <w:t xml:space="preserve"> Cần </w:t>
+            </w:r>
+            <w:r>
+              <w:rPr>
+                <w:rFonts w:ascii="Times New Roman" w:eastAsia="Times New Roman" w:hAnsi="Times New Roman" w:cs="Times New Roman"/>
+                <w:color w:val="000000"/>
+                <w:kern w:val="0"/>
+                <w14:ligatures w14:val="none"/>
+              </w:rPr>
+              <w:t>phải cho các công việc vào 1 nhóm dự án chung của nó.</w:t>
+            </w:r>
+          </w:p>
+        </w:tc>
+      </w:tr>
+      <w:tr>
+        <w:trPr>
+          <w:trHeight w:val="375"/>
+        </w:trPr>
+        <w:tc>
+          <w:tcPr>
+            <w:tcW w:w="5500" w:type="dxa"/>
+            <w:vMerge w:val="restart"/>
+            <w:tcBorders>
+              <w:top w:val="nil"/>
+              <w:left w:val="single" w:sz="4" w:space="0" w:color="auto"/>
+              <w:bottom w:val="single" w:sz="4" w:space="0" w:color="auto"/>
+              <w:right w:val="single" w:sz="4" w:space="0" w:color="auto"/>
+            </w:tcBorders>
+            <w:vAlign w:val="center"/>
+            <w:hideMark/>
+          </w:tcPr>
+          <w:p>
+            <w:pPr>
+              <w:spacing w:after="0" w:line="240" w:lineRule="auto"/>
+              <w:rPr>
+                <w:rFonts w:ascii="Times New Roman" w:eastAsia="Times New Roman" w:hAnsi="Times New Roman" w:cs="Times New Roman"/>
+                <w:b/>
+                <w:bCs/>
+                <w:color w:val="000000"/>
+                <w:kern w:val="0"/>
+                <w14:ligatures w14:val="none"/>
+              </w:rPr>
+            </w:pPr>
+            <w:r>
+              <w:rPr>
+                <w:rFonts w:ascii="Times New Roman" w:eastAsia="Times New Roman" w:hAnsi="Times New Roman" w:cs="Times New Roman"/>
+                <w:b/>
+                <w:bCs/>
+                <w:color w:val="EE0000"/>
+                <w:kern w:val="0"/>
+                <w14:ligatures w14:val="none"/>
+              </w:rPr>
+              <w:t>Câu hỏi 3:</w:t>
+            </w:r>
+            <w:r>
+              <w:rPr>
+                <w:rFonts w:ascii="Times New Roman" w:eastAsia="Times New Roman" w:hAnsi="Times New Roman" w:cs="Times New Roman"/>
+                <w:color w:val="EE0000"/>
+                <w:kern w:val="0"/>
+                <w14:ligatures w14:val="none"/>
+              </w:rPr>
+              <w:t xml:space="preserve"> </w:t>
+            </w:r>
+            <w:r>
+              <w:rPr>
+                <w:rFonts w:ascii="Times New Roman" w:eastAsia="Times New Roman" w:hAnsi="Times New Roman" w:cs="Times New Roman"/>
+                <w:color w:val="000000"/>
+                <w:kern w:val="0"/>
+                <w14:ligatures w14:val="none"/>
+              </w:rPr>
+              <w:t>Việc thêm nhân viên vào dự án có khó khăn gì không ?</w:t>
+            </w:r>
+          </w:p>
+        </w:tc>
+        <w:tc>
+          <w:tcPr>
+            <w:tcW w:w="4560" w:type="dxa"/>
+            <w:tcBorders>
+              <w:top w:val="nil"/>
+              <w:left w:val="nil"/>
+              <w:bottom w:val="single" w:sz="4" w:space="0" w:color="auto"/>
+              <w:right w:val="single" w:sz="4" w:space="0" w:color="auto"/>
+            </w:tcBorders>
+            <w:vAlign w:val="center"/>
+            <w:hideMark/>
+          </w:tcPr>
+          <w:p>
+            <w:pPr>
+              <w:spacing w:after="0" w:line="240" w:lineRule="auto"/>
+              <w:rPr>
+                <w:rFonts w:ascii="Times New Roman" w:eastAsia="Times New Roman" w:hAnsi="Times New Roman" w:cs="Times New Roman"/>
+                <w:b/>
+                <w:bCs/>
+                <w:color w:val="000000"/>
+                <w:kern w:val="0"/>
+                <w14:ligatures w14:val="none"/>
+              </w:rPr>
+            </w:pPr>
+            <w:r>
+              <w:rPr>
+                <w:rFonts w:ascii="Times New Roman" w:eastAsia="Times New Roman" w:hAnsi="Times New Roman" w:cs="Times New Roman"/>
+                <w:b/>
+                <w:bCs/>
+                <w:color w:val="000000"/>
+                <w:kern w:val="0"/>
+                <w14:ligatures w14:val="none"/>
+              </w:rPr>
+              <w:t>Trả lời:</w:t>
+            </w:r>
+            <w:r>
+              <w:rPr>
+                <w:rFonts w:ascii="Times New Roman" w:eastAsia="Times New Roman" w:hAnsi="Times New Roman" w:cs="Times New Roman"/>
+                <w:color w:val="000000"/>
+                <w:kern w:val="0"/>
+                <w14:ligatures w14:val="none"/>
+              </w:rPr>
+              <w:t xml:space="preserve"> </w:t>
+            </w:r>
+            <w:r>
+              <w:rPr>
+                <w:rFonts w:ascii="Times New Roman" w:eastAsia="Times New Roman" w:hAnsi="Times New Roman" w:cs="Times New Roman"/>
+                <w:color w:val="000000"/>
+                <w:kern w:val="0"/>
+                <w14:ligatures w14:val="none"/>
+              </w:rPr>
+              <w:t>Có, vì mỗi người có 1 công việc khác nhau nên đôi lúc thôi</w:t>
+            </w:r>
+          </w:p>
+        </w:tc>
+      </w:tr>
+      <w:tr>
+        <w:trPr>
+          <w:trHeight w:val="630"/>
+        </w:trPr>
+        <w:tc>
+          <w:tcPr>
+            <w:tcW w:w="5500" w:type="dxa"/>
+            <w:vMerge/>
+            <w:tcBorders>
+              <w:top w:val="nil"/>
+              <w:left w:val="single" w:sz="4" w:space="0" w:color="auto"/>
+              <w:bottom w:val="single" w:sz="4" w:space="0" w:color="auto"/>
+              <w:right w:val="single" w:sz="4" w:space="0" w:color="auto"/>
+            </w:tcBorders>
+            <w:vAlign w:val="center"/>
+            <w:hideMark/>
+          </w:tcPr>
+          <w:p>
+            <w:pPr>
+              <w:spacing w:after="0" w:line="240" w:lineRule="auto"/>
+              <w:rPr>
+                <w:rFonts w:ascii="Times New Roman" w:eastAsia="Times New Roman" w:hAnsi="Times New Roman" w:cs="Times New Roman"/>
+                <w:b/>
+                <w:bCs/>
+                <w:color w:val="000000"/>
+                <w:kern w:val="0"/>
+                <w14:ligatures w14:val="none"/>
+              </w:rPr>
+            </w:pPr>
+          </w:p>
+        </w:tc>
+        <w:tc>
+          <w:tcPr>
+            <w:tcW w:w="4560" w:type="dxa"/>
+            <w:tcBorders>
+              <w:top w:val="nil"/>
+              <w:left w:val="nil"/>
+              <w:bottom w:val="single" w:sz="4" w:space="0" w:color="auto"/>
+              <w:right w:val="single" w:sz="4" w:space="0" w:color="auto"/>
+            </w:tcBorders>
+            <w:vAlign w:val="center"/>
+            <w:hideMark/>
+          </w:tcPr>
+          <w:p>
+            <w:pPr>
+              <w:spacing w:after="0" w:line="240" w:lineRule="auto"/>
+              <w:rPr>
+                <w:rFonts w:ascii="Times New Roman" w:eastAsia="Times New Roman" w:hAnsi="Times New Roman" w:cs="Times New Roman"/>
+                <w:b/>
+                <w:bCs/>
+                <w:color w:val="000000"/>
+                <w:kern w:val="0"/>
+                <w14:ligatures w14:val="none"/>
+              </w:rPr>
+            </w:pPr>
+            <w:r>
+              <w:rPr>
+                <w:rFonts w:ascii="Times New Roman" w:eastAsia="Times New Roman" w:hAnsi="Times New Roman" w:cs="Times New Roman"/>
+                <w:b/>
+                <w:bCs/>
+                <w:color w:val="000000"/>
+                <w:kern w:val="0"/>
+                <w14:ligatures w14:val="none"/>
+              </w:rPr>
+              <w:t>Kết quả quan sát:</w:t>
+            </w:r>
+            <w:r>
+              <w:rPr>
+                <w:rFonts w:ascii="Times New Roman" w:eastAsia="Times New Roman" w:hAnsi="Times New Roman" w:cs="Times New Roman"/>
+                <w:color w:val="000000"/>
+                <w:kern w:val="0"/>
+                <w14:ligatures w14:val="none"/>
+              </w:rPr>
+              <w:t xml:space="preserve"> Ưu tiên UX đơn giản và ổn định.</w:t>
+            </w:r>
+          </w:p>
+        </w:tc>
+      </w:tr>
+    </w:tbl>
+    <w:p>
+      <w:pPr>
+        <w:jc w:val="both"/>
+        <w:rPr>
+          <w:rFonts w:ascii="Times New Roman" w:hAnsi="Times New Roman" w:cs="Times New Roman"/>
+          <w:b/>
+          <w:bCs/>
+          <w:sz w:val="26"/>
+          <w:szCs w:val="26"/>
+        </w:rPr>
+      </w:pPr>
     </w:p>
     <w:sectPr>
       <w:pgSz w:w="11906" w:h="16838" w:code="9"/>
@@ -1511,6 +8812,119 @@
 <file path=word/numbering.xml><?xml version="1.0" encoding="utf-8"?>
 <w:numbering xmlns:wpc="http://schemas.microsoft.com/office/word/2010/wordprocessingCanvas" xmlns:cx="http://schemas.microsoft.com/office/drawing/2014/chartex" xmlns:cx1="http://schemas.microsoft.com/office/drawing/2015/9/8/chartex" xmlns:cx2="http://schemas.microsoft.com/office/drawing/2015/10/21/chartex" xmlns:cx3="http://schemas.microsoft.com/office/drawing/2016/5/9/chartex" xmlns:cx4="http://schemas.microsoft.com/office/drawing/2016/5/10/chartex" xmlns:cx5="http://schemas.microsoft.com/office/drawing/2016/5/11/chartex" xmlns:cx6="http://schemas.microsoft.com/office/drawing/2016/5/12/chartex" xmlns:cx7="http://schemas.microsoft.com/office/drawing/2016/5/13/chartex" xmlns:cx8="http://schemas.microsoft.com/office/drawing/2016/5/14/chartex" xmlns:mc="http://schemas.openxmlformats.org/markup-compatibility/2006" xmlns:aink="http://schemas.microsoft.com/office/drawing/2016/ink" xmlns:am3d="http://schemas.microsoft.com/office/drawing/2017/model3d" xmlns:o="urn:schemas-microsoft-com:office:office" xmlns:oel="http://schemas.microsoft.com/office/2019/extlst" xmlns:r="http://schemas.openxmlformats.org/officeDocument/2006/relationships" xmlns:m="http://schemas.openxmlformats.org/officeDocument/2006/math" xmlns:v="urn:schemas-microsoft-com:vml" xmlns:wp14="http://schemas.microsoft.com/office/word/2010/wordprocessingDrawing" xmlns:wp="http://schemas.openxmlformats.org/drawingml/2006/wordprocessingDrawing" xmlns:w10="urn:schemas-microsoft-com:office:word" xmlns:w="http://schemas.openxmlformats.org/wordprocessingml/2006/main" xmlns:w14="http://schemas.microsoft.com/office/word/2010/wordml" xmlns:w15="http://schemas.microsoft.com/office/word/2012/wordml" xmlns:w16cex="http://schemas.microsoft.com/office/word/2018/wordml/cex" xmlns:w16cid="http://schemas.microsoft.com/office/word/2016/wordml/cid" xmlns:w16="http://schemas.microsoft.com/office/word/2018/wordml" xmlns:w16du="http://schemas.microsoft.com/office/word/2023/wordml/word16du" xmlns:w16sdtdh="http://schemas.microsoft.com/office/word/2020/wordml/sdtdatahash" xmlns:w16sdtfl="http://schemas.microsoft.com/office/word/2024/wordml/sdtformatlock" xmlns:w16se="http://schemas.microsoft.com/office/word/2015/wordml/symex" xmlns:wpg="http://schemas.microsoft.com/office/word/2010/wordprocessingGroup" xmlns:wpi="http://schemas.microsoft.com/office/word/2010/wordprocessingInk" xmlns:wne="http://schemas.microsoft.com/office/word/2006/wordml" xmlns:wps="http://schemas.microsoft.com/office/word/2010/wordprocessingShape" mc:Ignorable="w14 w15 w16se w16cid w16 w16cex w16sdtdh w16sdtfl w16du wp14">
   <w:abstractNum w:abstractNumId="0" w15:restartNumberingAfterBreak="0">
+    <w:nsid w:val="0B1D0DF4"/>
+    <w:multiLevelType w:val="multilevel"/>
+    <w:tmpl w:val="EDAEACF6"/>
+    <w:lvl w:ilvl="0">
+      <w:start w:val="1"/>
+      <w:numFmt w:val="decimal"/>
+      <w:lvlText w:val="%1"/>
+      <w:lvlJc w:val="left"/>
+      <w:pPr>
+        <w:ind w:left="360" w:hanging="360"/>
+      </w:pPr>
+      <w:rPr>
+        <w:rFonts w:hint="default"/>
+      </w:rPr>
+    </w:lvl>
+    <w:lvl w:ilvl="1">
+      <w:start w:val="1"/>
+      <w:numFmt w:val="decimal"/>
+      <w:lvlText w:val="%1.%2"/>
+      <w:lvlJc w:val="left"/>
+      <w:pPr>
+        <w:ind w:left="1211" w:hanging="360"/>
+      </w:pPr>
+      <w:rPr>
+        <w:rFonts w:hint="default"/>
+      </w:rPr>
+    </w:lvl>
+    <w:lvl w:ilvl="2">
+      <w:start w:val="1"/>
+      <w:numFmt w:val="decimal"/>
+      <w:lvlText w:val="%1.%2.%3"/>
+      <w:lvlJc w:val="left"/>
+      <w:pPr>
+        <w:ind w:left="2422" w:hanging="720"/>
+      </w:pPr>
+      <w:rPr>
+        <w:rFonts w:hint="default"/>
+      </w:rPr>
+    </w:lvl>
+    <w:lvl w:ilvl="3">
+      <w:start w:val="1"/>
+      <w:numFmt w:val="decimal"/>
+      <w:lvlText w:val="%1.%2.%3.%4"/>
+      <w:lvlJc w:val="left"/>
+      <w:pPr>
+        <w:ind w:left="3273" w:hanging="720"/>
+      </w:pPr>
+      <w:rPr>
+        <w:rFonts w:hint="default"/>
+      </w:rPr>
+    </w:lvl>
+    <w:lvl w:ilvl="4">
+      <w:start w:val="1"/>
+      <w:numFmt w:val="decimal"/>
+      <w:lvlText w:val="%1.%2.%3.%4.%5"/>
+      <w:lvlJc w:val="left"/>
+      <w:pPr>
+        <w:ind w:left="4484" w:hanging="1080"/>
+      </w:pPr>
+      <w:rPr>
+        <w:rFonts w:hint="default"/>
+      </w:rPr>
+    </w:lvl>
+    <w:lvl w:ilvl="5">
+      <w:start w:val="1"/>
+      <w:numFmt w:val="decimal"/>
+      <w:lvlText w:val="%1.%2.%3.%4.%5.%6"/>
+      <w:lvlJc w:val="left"/>
+      <w:pPr>
+        <w:ind w:left="5695" w:hanging="1440"/>
+      </w:pPr>
+      <w:rPr>
+        <w:rFonts w:hint="default"/>
+      </w:rPr>
+    </w:lvl>
+    <w:lvl w:ilvl="6">
+      <w:start w:val="1"/>
+      <w:numFmt w:val="decimal"/>
+      <w:lvlText w:val="%1.%2.%3.%4.%5.%6.%7"/>
+      <w:lvlJc w:val="left"/>
+      <w:pPr>
+        <w:ind w:left="6546" w:hanging="1440"/>
+      </w:pPr>
+      <w:rPr>
+        <w:rFonts w:hint="default"/>
+      </w:rPr>
+    </w:lvl>
+    <w:lvl w:ilvl="7">
+      <w:start w:val="1"/>
+      <w:numFmt w:val="decimal"/>
+      <w:lvlText w:val="%1.%2.%3.%4.%5.%6.%7.%8"/>
+      <w:lvlJc w:val="left"/>
+      <w:pPr>
+        <w:ind w:left="7757" w:hanging="1800"/>
+      </w:pPr>
+      <w:rPr>
+        <w:rFonts w:hint="default"/>
+      </w:rPr>
+    </w:lvl>
+    <w:lvl w:ilvl="8">
+      <w:start w:val="1"/>
+      <w:numFmt w:val="decimal"/>
+      <w:lvlText w:val="%1.%2.%3.%4.%5.%6.%7.%8.%9"/>
+      <w:lvlJc w:val="left"/>
+      <w:pPr>
+        <w:ind w:left="8608" w:hanging="1800"/>
+      </w:pPr>
+      <w:rPr>
+        <w:rFonts w:hint="default"/>
+      </w:rPr>
+    </w:lvl>
+  </w:abstractNum>
+  <w:abstractNum w:abstractNumId="1" w15:restartNumberingAfterBreak="0">
     <w:nsid w:val="0EC56041"/>
     <w:multiLevelType w:val="multilevel"/>
     <w:tmpl w:val="B91009B0"/>
@@ -1659,7 +9073,120 @@
       </w:rPr>
     </w:lvl>
   </w:abstractNum>
-  <w:abstractNum w:abstractNumId="1" w15:restartNumberingAfterBreak="0">
+  <w:abstractNum w:abstractNumId="2" w15:restartNumberingAfterBreak="0">
+    <w:nsid w:val="3E0D31A6"/>
+    <w:multiLevelType w:val="multilevel"/>
+    <w:tmpl w:val="DD883E4A"/>
+    <w:lvl w:ilvl="0">
+      <w:start w:val="1"/>
+      <w:numFmt w:val="decimal"/>
+      <w:lvlText w:val="%1"/>
+      <w:lvlJc w:val="left"/>
+      <w:pPr>
+        <w:ind w:left="375" w:hanging="375"/>
+      </w:pPr>
+      <w:rPr>
+        <w:rFonts w:hint="default"/>
+      </w:rPr>
+    </w:lvl>
+    <w:lvl w:ilvl="1">
+      <w:start w:val="1"/>
+      <w:numFmt w:val="decimal"/>
+      <w:lvlText w:val="%1.%2"/>
+      <w:lvlJc w:val="left"/>
+      <w:pPr>
+        <w:ind w:left="375" w:hanging="375"/>
+      </w:pPr>
+      <w:rPr>
+        <w:rFonts w:hint="default"/>
+      </w:rPr>
+    </w:lvl>
+    <w:lvl w:ilvl="2">
+      <w:start w:val="1"/>
+      <w:numFmt w:val="decimal"/>
+      <w:lvlText w:val="%1.%2.%3"/>
+      <w:lvlJc w:val="left"/>
+      <w:pPr>
+        <w:ind w:left="720" w:hanging="720"/>
+      </w:pPr>
+      <w:rPr>
+        <w:rFonts w:hint="default"/>
+      </w:rPr>
+    </w:lvl>
+    <w:lvl w:ilvl="3">
+      <w:start w:val="1"/>
+      <w:numFmt w:val="decimal"/>
+      <w:lvlText w:val="%1.%2.%3.%4"/>
+      <w:lvlJc w:val="left"/>
+      <w:pPr>
+        <w:ind w:left="720" w:hanging="720"/>
+      </w:pPr>
+      <w:rPr>
+        <w:rFonts w:hint="default"/>
+      </w:rPr>
+    </w:lvl>
+    <w:lvl w:ilvl="4">
+      <w:start w:val="1"/>
+      <w:numFmt w:val="decimal"/>
+      <w:lvlText w:val="%1.%2.%3.%4.%5"/>
+      <w:lvlJc w:val="left"/>
+      <w:pPr>
+        <w:ind w:left="1080" w:hanging="1080"/>
+      </w:pPr>
+      <w:rPr>
+        <w:rFonts w:hint="default"/>
+      </w:rPr>
+    </w:lvl>
+    <w:lvl w:ilvl="5">
+      <w:start w:val="1"/>
+      <w:numFmt w:val="decimal"/>
+      <w:lvlText w:val="%1.%2.%3.%4.%5.%6"/>
+      <w:lvlJc w:val="left"/>
+      <w:pPr>
+        <w:ind w:left="1440" w:hanging="1440"/>
+      </w:pPr>
+      <w:rPr>
+        <w:rFonts w:hint="default"/>
+      </w:rPr>
+    </w:lvl>
+    <w:lvl w:ilvl="6">
+      <w:start w:val="1"/>
+      <w:numFmt w:val="decimal"/>
+      <w:lvlText w:val="%1.%2.%3.%4.%5.%6.%7"/>
+      <w:lvlJc w:val="left"/>
+      <w:pPr>
+        <w:ind w:left="1440" w:hanging="1440"/>
+      </w:pPr>
+      <w:rPr>
+        <w:rFonts w:hint="default"/>
+      </w:rPr>
+    </w:lvl>
+    <w:lvl w:ilvl="7">
+      <w:start w:val="1"/>
+      <w:numFmt w:val="decimal"/>
+      <w:lvlText w:val="%1.%2.%3.%4.%5.%6.%7.%8"/>
+      <w:lvlJc w:val="left"/>
+      <w:pPr>
+        <w:ind w:left="1800" w:hanging="1800"/>
+      </w:pPr>
+      <w:rPr>
+        <w:rFonts w:hint="default"/>
+      </w:rPr>
+    </w:lvl>
+    <w:lvl w:ilvl="8">
+      <w:start w:val="1"/>
+      <w:numFmt w:val="decimal"/>
+      <w:lvlText w:val="%1.%2.%3.%4.%5.%6.%7.%8.%9"/>
+      <w:lvlJc w:val="left"/>
+      <w:pPr>
+        <w:ind w:left="1800" w:hanging="1800"/>
+      </w:pPr>
+      <w:rPr>
+        <w:rFonts w:hint="default"/>
+      </w:rPr>
+    </w:lvl>
+  </w:abstractNum>
+  <w:abstractNum w:abstractNumId="3" w15:restartNumberingAfterBreak="0">
     <w:nsid w:val="465458DE"/>
     <w:multiLevelType w:val="multilevel"/>
     <w:tmpl w:val="16DC4556"/>
@@ -1808,7 +9335,7 @@
       </w:rPr>
     </w:lvl>
   </w:abstractNum>
-  <w:abstractNum w:abstractNumId="2" w15:restartNumberingAfterBreak="0">
+  <w:abstractNum w:abstractNumId="4" w15:restartNumberingAfterBreak="0">
     <w:nsid w:val="54312C23"/>
     <w:multiLevelType w:val="multilevel"/>
     <w:tmpl w:val="FC5A9E1E"/>
@@ -1957,7 +9484,7 @@
       </w:rPr>
     </w:lvl>
   </w:abstractNum>
-  <w:abstractNum w:abstractNumId="3" w15:restartNumberingAfterBreak="0">
+  <w:abstractNum w:abstractNumId="5" w15:restartNumberingAfterBreak="0">
     <w:nsid w:val="5E104E90"/>
     <w:multiLevelType w:val="multilevel"/>
     <w:tmpl w:val="558A2B06"/>
@@ -2106,7 +9633,7 @@
       </w:rPr>
     </w:lvl>
   </w:abstractNum>
-  <w:abstractNum w:abstractNumId="4" w15:restartNumberingAfterBreak="0">
+  <w:abstractNum w:abstractNumId="6" w15:restartNumberingAfterBreak="0">
     <w:nsid w:val="78983332"/>
     <w:multiLevelType w:val="multilevel"/>
     <w:tmpl w:val="80163220"/>
@@ -2256,19 +9783,25 @@
     </w:lvl>
   </w:abstractNum>
   <w:num w:numId="1" w16cid:durableId="9575334">
-    <w:abstractNumId w:val="0"/>
+    <w:abstractNumId w:val="1"/>
   </w:num>
   <w:num w:numId="2" w16cid:durableId="1774935691">
+    <w:abstractNumId w:val="5"/>
+  </w:num>
+  <w:num w:numId="3" w16cid:durableId="1141576541">
+    <w:abstractNumId w:val="4"/>
+  </w:num>
+  <w:num w:numId="4" w16cid:durableId="767391345">
+    <w:abstractNumId w:val="6"/>
+  </w:num>
+  <w:num w:numId="5" w16cid:durableId="556281229">
     <w:abstractNumId w:val="3"/>
   </w:num>
-  <w:num w:numId="3" w16cid:durableId="1141576541">
+  <w:num w:numId="6" w16cid:durableId="372921296">
     <w:abstractNumId w:val="2"/>
   </w:num>
-  <w:num w:numId="4" w16cid:durableId="767391345">
-    <w:abstractNumId w:val="4"/>
-  </w:num>
-  <w:num w:numId="5" w16cid:durableId="556281229">
-    <w:abstractNumId w:val="1"/>
+  <w:num w:numId="7" w16cid:durableId="1901281959">
+    <w:abstractNumId w:val="0"/>
   </w:num>
 </w:numbering>
 </file>
